--- a/work_doc/员工工时管理系统数据库设计表结构设计文档.docx
+++ b/work_doc/员工工时管理系统数据库设计表结构设计文档.docx
@@ -1,14 +1,14 @@
 
 <file path=word/document.xml><?xml version="1.0" encoding="utf-8"?>
-<w:document xmlns:wpc="http://schemas.microsoft.com/office/word/2010/wordprocessingCanvas" xmlns:cx="http://schemas.microsoft.com/office/drawing/2014/chartex" xmlns:cx1="http://schemas.microsoft.com/office/drawing/2015/9/8/chartex" xmlns:cx2="http://schemas.microsoft.com/office/drawing/2015/10/21/chartex" xmlns:cx3="http://schemas.microsoft.com/office/drawing/2016/5/9/chartex" xmlns:cx4="http://schemas.microsoft.com/office/drawing/2016/5/10/chartex" xmlns:cx5="http://schemas.microsoft.com/office/drawing/2016/5/11/chartex" xmlns:cx6="http://schemas.microsoft.com/office/drawing/2016/5/12/chartex" xmlns:cx7="http://schemas.microsoft.com/office/drawing/2016/5/13/chartex" xmlns:cx8="http://schemas.microsoft.com/office/drawing/2016/5/14/chartex" xmlns:mc="http://schemas.openxmlformats.org/markup-compatibility/2006" xmlns:aink="http://schemas.microsoft.com/office/drawing/2016/ink" xmlns:am3d="http://schemas.microsoft.com/office/drawing/2017/model3d" xmlns:o="urn:schemas-microsoft-com:office:office" xmlns:oel="http://schemas.microsoft.com/office/2019/extlst" xmlns:r="http://schemas.openxmlformats.org/officeDocument/2006/relationships" xmlns:m="http://schemas.openxmlformats.org/officeDocument/2006/math" xmlns:v="urn:schemas-microsoft-com:vml" xmlns:wp14="http://schemas.microsoft.com/office/word/2010/wordprocessingDrawing" xmlns:wp="http://schemas.openxmlformats.org/drawingml/2006/wordprocessingDrawing" xmlns:w10="urn:schemas-microsoft-com:office:word" xmlns:w="http://schemas.openxmlformats.org/wordprocessingml/2006/main" xmlns:w14="http://schemas.microsoft.com/office/word/2010/wordml" xmlns:w15="http://schemas.microsoft.com/office/word/2012/wordml" xmlns:w16cei="http://schemas.microsoft.com/office/word/2026/wordml/cei" xmlns:w16cex="http://schemas.microsoft.com/office/word/2018/wordml/cex" xmlns:w16cid="http://schemas.microsoft.com/office/word/2016/wordml/cid" xmlns:w16="http://schemas.microsoft.com/office/word/2018/wordml" xmlns:w16du="http://schemas.microsoft.com/office/word/2023/wordml/word16du" xmlns:w16sdtdh="http://schemas.microsoft.com/office/word/2020/wordml/sdtdatahash" xmlns:w16sdtfl="http://schemas.microsoft.com/office/word/2024/wordml/sdtformatlock" xmlns:w16se="http://schemas.microsoft.com/office/word/2015/wordml/symex" xmlns:wpg="http://schemas.microsoft.com/office/word/2010/wordprocessingGroup" xmlns:wpi="http://schemas.microsoft.com/office/word/2010/wordprocessingInk" xmlns:wne="http://schemas.microsoft.com/office/word/2006/wordml" xmlns:wps="http://schemas.microsoft.com/office/word/2010/wordprocessingShape" mc:Ignorable="w14 w15 w16se w16cid w16 w16cex w16sdtdh w16sdtfl w16du wp14">
+<w:document xmlns:wpc="http://schemas.microsoft.com/office/word/2010/wordprocessingCanvas" xmlns:mc="http://schemas.openxmlformats.org/markup-compatibility/2006" xmlns:o="urn:schemas-microsoft-com:office:office" xmlns:r="http://schemas.openxmlformats.org/officeDocument/2006/relationships" xmlns:m="http://schemas.openxmlformats.org/officeDocument/2006/math" xmlns:v="urn:schemas-microsoft-com:vml" xmlns:wp14="http://schemas.microsoft.com/office/word/2010/wordprocessingDrawing" xmlns:wp="http://schemas.openxmlformats.org/drawingml/2006/wordprocessingDrawing" xmlns:w="http://schemas.openxmlformats.org/wordprocessingml/2006/main" xmlns:w14="http://schemas.microsoft.com/office/word/2010/wordml" xmlns:w10="urn:schemas-microsoft-com:office:word" xmlns:w15="http://schemas.microsoft.com/office/word/2012/wordml" xmlns:wpg="http://schemas.microsoft.com/office/word/2010/wordprocessingGroup" xmlns:wpi="http://schemas.microsoft.com/office/word/2010/wordprocessingInk" xmlns:wne="http://schemas.microsoft.com/office/word/2006/wordml" xmlns:wps="http://schemas.microsoft.com/office/word/2010/wordprocessingShape" xmlns:wpsCustomData="http://www.wps.cn/officeDocument/2013/wpsCustomData" mc:Ignorable="w14 w15 wp14">
   <w:body>
     <w:p>
       <w:pPr>
         <w:adjustRightInd w:val="0"/>
         <w:spacing w:line="300" w:lineRule="auto"/>
-        <w:ind w:firstLineChars="200" w:firstLine="482"/>
-        <w:rPr>
-          <w:rFonts w:ascii="宋体" w:eastAsia="宋体" w:hAnsi="宋体"/>
+        <w:ind w:firstLine="482" w:firstLineChars="200"/>
+        <w:rPr>
+          <w:rFonts w:ascii="宋体" w:hAnsi="宋体" w:eastAsia="宋体"/>
           <w:b/>
           <w:bCs/>
           <w:sz w:val="24"/>
@@ -17,7 +17,7 @@
       </w:pPr>
       <w:r>
         <w:rPr>
-          <w:rFonts w:ascii="宋体" w:eastAsia="宋体" w:hAnsi="宋体" w:hint="eastAsia"/>
+          <w:rFonts w:hint="eastAsia" w:ascii="宋体" w:hAnsi="宋体" w:eastAsia="宋体"/>
           <w:b/>
           <w:bCs/>
           <w:sz w:val="24"/>
@@ -30,16 +30,16 @@
       <w:pPr>
         <w:adjustRightInd w:val="0"/>
         <w:spacing w:line="300" w:lineRule="auto"/>
-        <w:ind w:firstLineChars="200" w:firstLine="480"/>
-        <w:rPr>
-          <w:rFonts w:ascii="宋体" w:eastAsia="宋体" w:hAnsi="宋体"/>
+        <w:ind w:firstLine="480" w:firstLineChars="200"/>
+        <w:rPr>
+          <w:rFonts w:ascii="宋体" w:hAnsi="宋体" w:eastAsia="宋体"/>
           <w:sz w:val="24"/>
           <w:szCs w:val="24"/>
         </w:rPr>
       </w:pPr>
       <w:r>
         <w:rPr>
-          <w:rFonts w:ascii="宋体" w:eastAsia="宋体" w:hAnsi="宋体"/>
+          <w:rFonts w:ascii="宋体" w:hAnsi="宋体" w:eastAsia="宋体"/>
           <w:sz w:val="24"/>
           <w:szCs w:val="24"/>
         </w:rPr>
@@ -50,9 +50,9 @@
       <w:pPr>
         <w:adjustRightInd w:val="0"/>
         <w:spacing w:line="300" w:lineRule="auto"/>
-        <w:ind w:firstLineChars="200" w:firstLine="482"/>
-        <w:rPr>
-          <w:rFonts w:ascii="宋体" w:eastAsia="宋体" w:hAnsi="宋体"/>
+        <w:ind w:firstLine="482" w:firstLineChars="200"/>
+        <w:rPr>
+          <w:rFonts w:ascii="宋体" w:hAnsi="宋体" w:eastAsia="宋体"/>
           <w:b/>
           <w:bCs/>
           <w:sz w:val="24"/>
@@ -61,7 +61,7 @@
       </w:pPr>
       <w:r>
         <w:rPr>
-          <w:rFonts w:ascii="宋体" w:eastAsia="宋体" w:hAnsi="宋体" w:hint="eastAsia"/>
+          <w:rFonts w:hint="eastAsia" w:ascii="宋体" w:hAnsi="宋体" w:eastAsia="宋体"/>
           <w:b/>
           <w:bCs/>
           <w:sz w:val="24"/>
@@ -74,16 +74,16 @@
       <w:pPr>
         <w:adjustRightInd w:val="0"/>
         <w:spacing w:line="300" w:lineRule="auto"/>
-        <w:ind w:firstLineChars="200" w:firstLine="480"/>
-        <w:rPr>
-          <w:rFonts w:ascii="宋体" w:eastAsia="宋体" w:hAnsi="宋体" w:hint="eastAsia"/>
+        <w:ind w:firstLine="480" w:firstLineChars="200"/>
+        <w:rPr>
+          <w:rFonts w:hint="eastAsia" w:ascii="宋体" w:hAnsi="宋体" w:eastAsia="宋体"/>
           <w:sz w:val="24"/>
           <w:szCs w:val="24"/>
         </w:rPr>
       </w:pPr>
       <w:r>
         <w:rPr>
-          <w:rFonts w:ascii="宋体" w:eastAsia="宋体" w:hAnsi="宋体"/>
+          <w:rFonts w:ascii="宋体" w:hAnsi="宋体" w:eastAsia="宋体"/>
           <w:sz w:val="24"/>
           <w:szCs w:val="24"/>
         </w:rPr>
@@ -91,35 +91,11 @@
       </w:r>
       <w:r>
         <w:rPr>
-          <w:rFonts w:ascii="宋体" w:eastAsia="宋体" w:hAnsi="宋体" w:hint="eastAsia"/>
-          <w:sz w:val="24"/>
-          <w:szCs w:val="24"/>
-        </w:rPr>
-        <w:t>如图</w:t>
-      </w:r>
-      <w:r>
-        <w:rPr>
-          <w:rFonts w:ascii="宋体" w:eastAsia="宋体" w:hAnsi="宋体" w:hint="eastAsia"/>
-          <w:sz w:val="24"/>
-          <w:szCs w:val="24"/>
-        </w:rPr>
-        <w:t>4-</w:t>
-      </w:r>
-      <w:r>
-        <w:rPr>
-          <w:rFonts w:ascii="宋体" w:eastAsia="宋体" w:hAnsi="宋体" w:hint="eastAsia"/>
-          <w:sz w:val="24"/>
-          <w:szCs w:val="24"/>
-        </w:rPr>
-        <w:t>1</w:t>
-      </w:r>
-      <w:r>
-        <w:rPr>
-          <w:rFonts w:ascii="宋体" w:eastAsia="宋体" w:hAnsi="宋体" w:hint="eastAsia"/>
-          <w:sz w:val="24"/>
-          <w:szCs w:val="24"/>
-        </w:rPr>
-        <w:t>所示。</w:t>
+          <w:rFonts w:hint="eastAsia" w:ascii="宋体" w:hAnsi="宋体" w:eastAsia="宋体"/>
+          <w:sz w:val="24"/>
+          <w:szCs w:val="24"/>
+        </w:rPr>
+        <w:t>如图4-1所示。</w:t>
       </w:r>
     </w:p>
     <w:p>
@@ -127,18 +103,15 @@
         <w:keepNext/>
         <w:adjustRightInd w:val="0"/>
         <w:spacing w:line="360" w:lineRule="auto"/>
-        <w:ind w:firstLineChars="200" w:firstLine="420"/>
+        <w:ind w:firstLine="420" w:firstLineChars="200"/>
         <w:jc w:val="center"/>
         <w:rPr>
           <w:rFonts w:hint="eastAsia"/>
         </w:rPr>
       </w:pPr>
       <w:r>
-        <w:rPr>
-          <w:noProof/>
-        </w:rPr>
         <w:drawing>
-          <wp:inline distT="0" distB="0" distL="0" distR="0" wp14:anchorId="5781058C" wp14:editId="45199F70">
+          <wp:inline distT="0" distB="0" distL="0" distR="0">
             <wp:extent cx="5274310" cy="3867150"/>
             <wp:effectExtent l="0" t="0" r="2540" b="0"/>
             <wp:docPr id="305201129" name="图片 1"/>
@@ -149,8 +122,10 @@
               <a:graphicData uri="http://schemas.openxmlformats.org/drawingml/2006/picture">
                 <pic:pic xmlns:pic="http://schemas.openxmlformats.org/drawingml/2006/picture">
                   <pic:nvPicPr>
-                    <pic:cNvPr id="305201129" name=""/>
-                    <pic:cNvPicPr/>
+                    <pic:cNvPr id="305201129" name="图片 1"/>
+                    <pic:cNvPicPr>
+                      <a:picLocks noChangeAspect="1"/>
+                    </pic:cNvPicPr>
                   </pic:nvPicPr>
                   <pic:blipFill>
                     <a:blip r:embed="rId4"/>
@@ -176,74 +151,65 @@
     </w:p>
     <w:p>
       <w:pPr>
-        <w:pStyle w:val="ae"/>
+        <w:pStyle w:val="11"/>
         <w:jc w:val="center"/>
         <w:rPr>
-          <w:rFonts w:ascii="宋体" w:eastAsia="宋体" w:hAnsi="宋体"/>
+          <w:rFonts w:ascii="宋体" w:hAnsi="宋体" w:eastAsia="宋体"/>
           <w:sz w:val="21"/>
           <w:szCs w:val="21"/>
         </w:rPr>
       </w:pPr>
       <w:r>
         <w:rPr>
-          <w:rFonts w:ascii="宋体" w:eastAsia="宋体" w:hAnsi="宋体" w:hint="eastAsia"/>
+          <w:rFonts w:hint="eastAsia" w:ascii="宋体" w:hAnsi="宋体" w:eastAsia="宋体"/>
           <w:sz w:val="21"/>
           <w:szCs w:val="21"/>
         </w:rPr>
-        <w:t xml:space="preserve">图 </w:t>
-      </w:r>
-      <w:r>
-        <w:rPr>
-          <w:rFonts w:ascii="宋体" w:eastAsia="宋体" w:hAnsi="宋体" w:hint="eastAsia"/>
+        <w:t>图 4-</w:t>
+      </w:r>
+      <w:r>
+        <w:rPr>
+          <w:rFonts w:hint="eastAsia" w:ascii="宋体" w:hAnsi="宋体" w:eastAsia="宋体"/>
           <w:sz w:val="21"/>
           <w:szCs w:val="21"/>
         </w:rPr>
-        <w:t>4-</w:t>
-      </w:r>
-      <w:r>
-        <w:rPr>
-          <w:rFonts w:ascii="宋体" w:eastAsia="宋体" w:hAnsi="宋体" w:hint="eastAsia"/>
+        <w:fldChar w:fldCharType="begin"/>
+      </w:r>
+      <w:r>
+        <w:rPr>
+          <w:rFonts w:hint="eastAsia" w:ascii="宋体" w:hAnsi="宋体" w:eastAsia="宋体"/>
           <w:sz w:val="21"/>
           <w:szCs w:val="21"/>
         </w:rPr>
-        <w:fldChar w:fldCharType="begin"/>
-      </w:r>
-      <w:r>
-        <w:rPr>
-          <w:rFonts w:ascii="宋体" w:eastAsia="宋体" w:hAnsi="宋体" w:hint="eastAsia"/>
+        <w:instrText xml:space="preserve"> SEQ 图 \* ARABIC </w:instrText>
+      </w:r>
+      <w:r>
+        <w:rPr>
+          <w:rFonts w:hint="eastAsia" w:ascii="宋体" w:hAnsi="宋体" w:eastAsia="宋体"/>
           <w:sz w:val="21"/>
           <w:szCs w:val="21"/>
         </w:rPr>
-        <w:instrText xml:space="preserve"> SEQ 图 \* ARABIC </w:instrText>
-      </w:r>
-      <w:r>
-        <w:rPr>
-          <w:rFonts w:ascii="宋体" w:eastAsia="宋体" w:hAnsi="宋体" w:hint="eastAsia"/>
+        <w:fldChar w:fldCharType="separate"/>
+      </w:r>
+      <w:r>
+        <w:rPr>
+          <w:rFonts w:hint="eastAsia" w:ascii="宋体" w:hAnsi="宋体" w:eastAsia="宋体"/>
           <w:sz w:val="21"/>
           <w:szCs w:val="21"/>
         </w:rPr>
-        <w:fldChar w:fldCharType="separate"/>
-      </w:r>
-      <w:r>
-        <w:rPr>
-          <w:rFonts w:ascii="宋体" w:eastAsia="宋体" w:hAnsi="宋体" w:hint="eastAsia"/>
-          <w:noProof/>
+        <w:t>1</w:t>
+      </w:r>
+      <w:r>
+        <w:rPr>
+          <w:rFonts w:hint="eastAsia" w:ascii="宋体" w:hAnsi="宋体" w:eastAsia="宋体"/>
           <w:sz w:val="21"/>
           <w:szCs w:val="21"/>
         </w:rPr>
-        <w:t>1</w:t>
-      </w:r>
-      <w:r>
-        <w:rPr>
-          <w:rFonts w:ascii="宋体" w:eastAsia="宋体" w:hAnsi="宋体" w:hint="eastAsia"/>
-          <w:sz w:val="21"/>
-          <w:szCs w:val="21"/>
-        </w:rPr>
         <w:fldChar w:fldCharType="end"/>
       </w:r>
       <w:r>
         <w:rPr>
-          <w:rFonts w:ascii="宋体" w:eastAsia="宋体" w:hAnsi="宋体" w:hint="eastAsia"/>
+          <w:rFonts w:hint="eastAsia" w:ascii="宋体" w:hAnsi="宋体" w:eastAsia="宋体"/>
           <w:sz w:val="21"/>
           <w:szCs w:val="21"/>
         </w:rPr>
@@ -254,9 +220,9 @@
       <w:pPr>
         <w:adjustRightInd w:val="0"/>
         <w:spacing w:line="300" w:lineRule="auto"/>
-        <w:ind w:firstLineChars="200" w:firstLine="482"/>
-        <w:rPr>
-          <w:rFonts w:ascii="宋体" w:eastAsia="宋体" w:hAnsi="宋体"/>
+        <w:ind w:firstLine="482" w:firstLineChars="200"/>
+        <w:rPr>
+          <w:rFonts w:ascii="宋体" w:hAnsi="宋体" w:eastAsia="宋体"/>
           <w:b/>
           <w:bCs/>
           <w:sz w:val="24"/>
@@ -265,7 +231,7 @@
       </w:pPr>
       <w:r>
         <w:rPr>
-          <w:rFonts w:ascii="宋体" w:eastAsia="宋体" w:hAnsi="宋体" w:hint="eastAsia"/>
+          <w:rFonts w:hint="eastAsia" w:ascii="宋体" w:hAnsi="宋体" w:eastAsia="宋体"/>
           <w:b/>
           <w:bCs/>
           <w:sz w:val="24"/>
@@ -278,16 +244,16 @@
       <w:pPr>
         <w:adjustRightInd w:val="0"/>
         <w:spacing w:line="300" w:lineRule="auto"/>
-        <w:ind w:firstLineChars="200" w:firstLine="480"/>
-        <w:rPr>
-          <w:rFonts w:ascii="宋体" w:eastAsia="宋体" w:hAnsi="宋体"/>
+        <w:ind w:firstLine="480" w:firstLineChars="200"/>
+        <w:rPr>
+          <w:rFonts w:ascii="宋体" w:hAnsi="宋体" w:eastAsia="宋体"/>
           <w:sz w:val="24"/>
           <w:szCs w:val="24"/>
         </w:rPr>
       </w:pPr>
       <w:r>
         <w:rPr>
-          <w:rFonts w:ascii="宋体" w:eastAsia="宋体" w:hAnsi="宋体"/>
+          <w:rFonts w:ascii="宋体" w:hAnsi="宋体" w:eastAsia="宋体"/>
           <w:sz w:val="24"/>
           <w:szCs w:val="24"/>
         </w:rPr>
@@ -298,16 +264,16 @@
       <w:pPr>
         <w:adjustRightInd w:val="0"/>
         <w:spacing w:line="300" w:lineRule="auto"/>
-        <w:ind w:firstLineChars="200" w:firstLine="480"/>
-        <w:rPr>
-          <w:rFonts w:ascii="宋体" w:eastAsia="宋体" w:hAnsi="宋体" w:hint="eastAsia"/>
+        <w:ind w:firstLine="480" w:firstLineChars="200"/>
+        <w:rPr>
+          <w:rFonts w:hint="eastAsia" w:ascii="宋体" w:hAnsi="宋体" w:eastAsia="宋体"/>
           <w:sz w:val="24"/>
           <w:szCs w:val="24"/>
         </w:rPr>
       </w:pPr>
       <w:r>
         <w:rPr>
-          <w:rFonts w:ascii="宋体" w:eastAsia="宋体" w:hAnsi="宋体" w:hint="eastAsia"/>
+          <w:rFonts w:hint="eastAsia" w:ascii="宋体" w:hAnsi="宋体" w:eastAsia="宋体"/>
           <w:sz w:val="24"/>
           <w:szCs w:val="24"/>
         </w:rPr>
@@ -315,7 +281,7 @@
       </w:r>
       <w:r>
         <w:rPr>
-          <w:rFonts w:ascii="宋体" w:eastAsia="宋体" w:hAnsi="宋体"/>
+          <w:rFonts w:ascii="宋体" w:hAnsi="宋体" w:eastAsia="宋体"/>
           <w:sz w:val="24"/>
           <w:szCs w:val="24"/>
         </w:rPr>
@@ -324,18 +290,18 @@
     </w:p>
     <w:p>
       <w:pPr>
-        <w:pStyle w:val="ae"/>
+        <w:pStyle w:val="11"/>
         <w:keepNext/>
         <w:jc w:val="center"/>
         <w:rPr>
-          <w:rFonts w:ascii="宋体" w:eastAsia="宋体" w:hAnsi="宋体"/>
+          <w:rFonts w:ascii="宋体" w:hAnsi="宋体" w:eastAsia="宋体"/>
           <w:sz w:val="21"/>
           <w:szCs w:val="21"/>
         </w:rPr>
       </w:pPr>
       <w:r>
         <w:rPr>
-          <w:rFonts w:ascii="宋体" w:eastAsia="宋体" w:hAnsi="宋体" w:hint="eastAsia"/>
+          <w:rFonts w:hint="eastAsia" w:ascii="宋体" w:hAnsi="宋体" w:eastAsia="宋体"/>
           <w:sz w:val="21"/>
           <w:szCs w:val="21"/>
         </w:rPr>
@@ -343,7 +309,7 @@
       </w:r>
       <w:r>
         <w:rPr>
-          <w:rFonts w:ascii="宋体" w:eastAsia="宋体" w:hAnsi="宋体" w:hint="eastAsia"/>
+          <w:rFonts w:hint="eastAsia" w:ascii="宋体" w:hAnsi="宋体" w:eastAsia="宋体"/>
           <w:sz w:val="21"/>
           <w:szCs w:val="21"/>
         </w:rPr>
@@ -351,7 +317,7 @@
       </w:r>
       <w:r>
         <w:rPr>
-          <w:rFonts w:ascii="宋体" w:eastAsia="宋体" w:hAnsi="宋体" w:hint="eastAsia"/>
+          <w:rFonts w:hint="eastAsia" w:ascii="宋体" w:hAnsi="宋体" w:eastAsia="宋体"/>
           <w:sz w:val="21"/>
           <w:szCs w:val="21"/>
         </w:rPr>
@@ -359,7 +325,7 @@
       </w:r>
       <w:r>
         <w:rPr>
-          <w:rFonts w:ascii="宋体" w:eastAsia="宋体" w:hAnsi="宋体" w:hint="eastAsia"/>
+          <w:rFonts w:hint="eastAsia" w:ascii="宋体" w:hAnsi="宋体" w:eastAsia="宋体"/>
           <w:sz w:val="21"/>
           <w:szCs w:val="21"/>
         </w:rPr>
@@ -367,8 +333,7 @@
       </w:r>
       <w:r>
         <w:rPr>
-          <w:rFonts w:ascii="宋体" w:eastAsia="宋体" w:hAnsi="宋体" w:hint="eastAsia"/>
-          <w:noProof/>
+          <w:rFonts w:hint="eastAsia" w:ascii="宋体" w:hAnsi="宋体" w:eastAsia="宋体"/>
           <w:sz w:val="21"/>
           <w:szCs w:val="21"/>
         </w:rPr>
@@ -376,7 +341,7 @@
       </w:r>
       <w:r>
         <w:rPr>
-          <w:rFonts w:ascii="宋体" w:eastAsia="宋体" w:hAnsi="宋体" w:hint="eastAsia"/>
+          <w:rFonts w:hint="eastAsia" w:ascii="宋体" w:hAnsi="宋体" w:eastAsia="宋体"/>
           <w:sz w:val="21"/>
           <w:szCs w:val="21"/>
         </w:rPr>
@@ -384,7 +349,7 @@
       </w:r>
       <w:r>
         <w:rPr>
-          <w:rFonts w:ascii="宋体" w:eastAsia="宋体" w:hAnsi="宋体" w:hint="eastAsia"/>
+          <w:rFonts w:hint="eastAsia" w:ascii="宋体" w:hAnsi="宋体" w:eastAsia="宋体"/>
           <w:sz w:val="21"/>
           <w:szCs w:val="21"/>
         </w:rPr>
@@ -392,7 +357,7 @@
       </w:r>
       <w:r>
         <w:rPr>
-          <w:rFonts w:ascii="宋体" w:eastAsia="宋体" w:hAnsi="宋体"/>
+          <w:rFonts w:ascii="宋体" w:hAnsi="宋体" w:eastAsia="宋体"/>
           <w:sz w:val="21"/>
           <w:szCs w:val="21"/>
         </w:rPr>
@@ -401,17 +366,24 @@
     </w:p>
     <w:tbl>
       <w:tblPr>
-        <w:tblStyle w:val="af"/>
+        <w:tblStyle w:val="16"/>
         <w:tblW w:w="0" w:type="auto"/>
+        <w:tblInd w:w="0" w:type="dxa"/>
         <w:tblBorders>
-          <w:top w:val="single" w:sz="12" w:space="0" w:color="auto"/>
-          <w:left w:val="none" w:sz="0" w:space="0" w:color="auto"/>
-          <w:bottom w:val="single" w:sz="12" w:space="0" w:color="auto"/>
-          <w:right w:val="none" w:sz="0" w:space="0" w:color="auto"/>
-          <w:insideH w:val="none" w:sz="0" w:space="0" w:color="auto"/>
-          <w:insideV w:val="none" w:sz="0" w:space="0" w:color="auto"/>
+          <w:top w:val="single" w:color="auto" w:sz="12" w:space="0"/>
+          <w:left w:val="none" w:color="auto" w:sz="0" w:space="0"/>
+          <w:bottom w:val="single" w:color="auto" w:sz="12" w:space="0"/>
+          <w:right w:val="none" w:color="auto" w:sz="0" w:space="0"/>
+          <w:insideH w:val="none" w:color="auto" w:sz="0" w:space="0"/>
+          <w:insideV w:val="none" w:color="auto" w:sz="0" w:space="0"/>
         </w:tblBorders>
-        <w:tblLook w:val="04A0" w:firstRow="1" w:lastRow="0" w:firstColumn="1" w:lastColumn="0" w:noHBand="0" w:noVBand="1"/>
+        <w:tblLayout w:type="autofit"/>
+        <w:tblCellMar>
+          <w:top w:w="0" w:type="dxa"/>
+          <w:left w:w="108" w:type="dxa"/>
+          <w:bottom w:w="0" w:type="dxa"/>
+          <w:right w:w="108" w:type="dxa"/>
+        </w:tblCellMar>
       </w:tblPr>
       <w:tblGrid>
         <w:gridCol w:w="2074"/>
@@ -420,12 +392,28 @@
         <w:gridCol w:w="2074"/>
       </w:tblGrid>
       <w:tr>
+        <w:tblPrEx>
+          <w:tblBorders>
+            <w:top w:val="single" w:color="auto" w:sz="12" w:space="0"/>
+            <w:left w:val="none" w:color="auto" w:sz="0" w:space="0"/>
+            <w:bottom w:val="single" w:color="auto" w:sz="12" w:space="0"/>
+            <w:right w:val="none" w:color="auto" w:sz="0" w:space="0"/>
+            <w:insideH w:val="none" w:color="auto" w:sz="0" w:space="0"/>
+            <w:insideV w:val="none" w:color="auto" w:sz="0" w:space="0"/>
+          </w:tblBorders>
+          <w:tblCellMar>
+            <w:top w:w="0" w:type="dxa"/>
+            <w:left w:w="108" w:type="dxa"/>
+            <w:bottom w:w="0" w:type="dxa"/>
+            <w:right w:w="108" w:type="dxa"/>
+          </w:tblCellMar>
+        </w:tblPrEx>
         <w:tc>
           <w:tcPr>
             <w:tcW w:w="2074" w:type="dxa"/>
             <w:tcBorders>
-              <w:top w:val="single" w:sz="12" w:space="0" w:color="auto"/>
-              <w:bottom w:val="single" w:sz="4" w:space="0" w:color="auto"/>
+              <w:top w:val="single" w:color="auto" w:sz="12" w:space="0"/>
+              <w:bottom w:val="single" w:color="auto" w:sz="4" w:space="0"/>
             </w:tcBorders>
           </w:tcPr>
           <w:p>
@@ -434,13 +422,13 @@
               <w:spacing w:line="300" w:lineRule="auto"/>
               <w:jc w:val="center"/>
               <w:rPr>
-                <w:rFonts w:ascii="宋体" w:eastAsia="宋体" w:hAnsi="宋体" w:hint="eastAsia"/>
-                <w:szCs w:val="21"/>
-              </w:rPr>
-            </w:pPr>
-            <w:r>
-              <w:rPr>
-                <w:rFonts w:ascii="宋体" w:eastAsia="宋体" w:hAnsi="宋体" w:hint="eastAsia"/>
+                <w:rFonts w:hint="eastAsia" w:ascii="宋体" w:hAnsi="宋体" w:eastAsia="宋体"/>
+                <w:szCs w:val="21"/>
+              </w:rPr>
+            </w:pPr>
+            <w:r>
+              <w:rPr>
+                <w:rFonts w:hint="eastAsia" w:ascii="宋体" w:hAnsi="宋体" w:eastAsia="宋体"/>
                 <w:szCs w:val="21"/>
               </w:rPr>
               <w:t>字段名</w:t>
@@ -451,8 +439,8 @@
           <w:tcPr>
             <w:tcW w:w="2074" w:type="dxa"/>
             <w:tcBorders>
-              <w:top w:val="single" w:sz="12" w:space="0" w:color="auto"/>
-              <w:bottom w:val="single" w:sz="4" w:space="0" w:color="auto"/>
+              <w:top w:val="single" w:color="auto" w:sz="12" w:space="0"/>
+              <w:bottom w:val="single" w:color="auto" w:sz="4" w:space="0"/>
             </w:tcBorders>
           </w:tcPr>
           <w:p>
@@ -461,13 +449,13 @@
               <w:spacing w:line="300" w:lineRule="auto"/>
               <w:jc w:val="center"/>
               <w:rPr>
-                <w:rFonts w:ascii="宋体" w:eastAsia="宋体" w:hAnsi="宋体" w:hint="eastAsia"/>
-                <w:szCs w:val="21"/>
-              </w:rPr>
-            </w:pPr>
-            <w:r>
-              <w:rPr>
-                <w:rFonts w:ascii="宋体" w:eastAsia="宋体" w:hAnsi="宋体" w:hint="eastAsia"/>
+                <w:rFonts w:hint="eastAsia" w:ascii="宋体" w:hAnsi="宋体" w:eastAsia="宋体"/>
+                <w:szCs w:val="21"/>
+              </w:rPr>
+            </w:pPr>
+            <w:r>
+              <w:rPr>
+                <w:rFonts w:hint="eastAsia" w:ascii="宋体" w:hAnsi="宋体" w:eastAsia="宋体"/>
                 <w:szCs w:val="21"/>
               </w:rPr>
               <w:t>类型</w:t>
@@ -478,8 +466,8 @@
           <w:tcPr>
             <w:tcW w:w="2074" w:type="dxa"/>
             <w:tcBorders>
-              <w:top w:val="single" w:sz="12" w:space="0" w:color="auto"/>
-              <w:bottom w:val="single" w:sz="4" w:space="0" w:color="auto"/>
+              <w:top w:val="single" w:color="auto" w:sz="12" w:space="0"/>
+              <w:bottom w:val="single" w:color="auto" w:sz="4" w:space="0"/>
             </w:tcBorders>
           </w:tcPr>
           <w:p>
@@ -488,13 +476,13 @@
               <w:spacing w:line="300" w:lineRule="auto"/>
               <w:jc w:val="center"/>
               <w:rPr>
-                <w:rFonts w:ascii="宋体" w:eastAsia="宋体" w:hAnsi="宋体" w:hint="eastAsia"/>
-                <w:szCs w:val="21"/>
-              </w:rPr>
-            </w:pPr>
-            <w:r>
-              <w:rPr>
-                <w:rFonts w:ascii="宋体" w:eastAsia="宋体" w:hAnsi="宋体" w:hint="eastAsia"/>
+                <w:rFonts w:hint="eastAsia" w:ascii="宋体" w:hAnsi="宋体" w:eastAsia="宋体"/>
+                <w:szCs w:val="21"/>
+              </w:rPr>
+            </w:pPr>
+            <w:r>
+              <w:rPr>
+                <w:rFonts w:hint="eastAsia" w:ascii="宋体" w:hAnsi="宋体" w:eastAsia="宋体"/>
                 <w:szCs w:val="21"/>
               </w:rPr>
               <w:t>含义</w:t>
@@ -505,8 +493,8 @@
           <w:tcPr>
             <w:tcW w:w="2074" w:type="dxa"/>
             <w:tcBorders>
-              <w:top w:val="single" w:sz="12" w:space="0" w:color="auto"/>
-              <w:bottom w:val="single" w:sz="4" w:space="0" w:color="auto"/>
+              <w:top w:val="single" w:color="auto" w:sz="12" w:space="0"/>
+              <w:bottom w:val="single" w:color="auto" w:sz="4" w:space="0"/>
             </w:tcBorders>
           </w:tcPr>
           <w:p>
@@ -515,13 +503,13 @@
               <w:spacing w:line="300" w:lineRule="auto"/>
               <w:jc w:val="center"/>
               <w:rPr>
-                <w:rFonts w:ascii="宋体" w:eastAsia="宋体" w:hAnsi="宋体" w:hint="eastAsia"/>
-                <w:szCs w:val="21"/>
-              </w:rPr>
-            </w:pPr>
-            <w:r>
-              <w:rPr>
-                <w:rFonts w:ascii="宋体" w:eastAsia="宋体" w:hAnsi="宋体"/>
+                <w:rFonts w:hint="eastAsia" w:ascii="宋体" w:hAnsi="宋体" w:eastAsia="宋体"/>
+                <w:szCs w:val="21"/>
+              </w:rPr>
+            </w:pPr>
+            <w:r>
+              <w:rPr>
+                <w:rFonts w:ascii="宋体" w:hAnsi="宋体" w:eastAsia="宋体"/>
                 <w:szCs w:val="21"/>
               </w:rPr>
               <w:t>约束/备注</w:t>
@@ -530,11 +518,27 @@
         </w:tc>
       </w:tr>
       <w:tr>
+        <w:tblPrEx>
+          <w:tblBorders>
+            <w:top w:val="single" w:color="auto" w:sz="12" w:space="0"/>
+            <w:left w:val="none" w:color="auto" w:sz="0" w:space="0"/>
+            <w:bottom w:val="single" w:color="auto" w:sz="12" w:space="0"/>
+            <w:right w:val="none" w:color="auto" w:sz="0" w:space="0"/>
+            <w:insideH w:val="none" w:color="auto" w:sz="0" w:space="0"/>
+            <w:insideV w:val="none" w:color="auto" w:sz="0" w:space="0"/>
+          </w:tblBorders>
+          <w:tblCellMar>
+            <w:top w:w="0" w:type="dxa"/>
+            <w:left w:w="108" w:type="dxa"/>
+            <w:bottom w:w="0" w:type="dxa"/>
+            <w:right w:w="108" w:type="dxa"/>
+          </w:tblCellMar>
+        </w:tblPrEx>
         <w:tc>
           <w:tcPr>
             <w:tcW w:w="2074" w:type="dxa"/>
             <w:tcBorders>
-              <w:top w:val="single" w:sz="4" w:space="0" w:color="auto"/>
+              <w:top w:val="single" w:color="auto" w:sz="4" w:space="0"/>
             </w:tcBorders>
           </w:tcPr>
           <w:p>
@@ -543,26 +547,24 @@
               <w:spacing w:line="300" w:lineRule="auto"/>
               <w:jc w:val="center"/>
               <w:rPr>
-                <w:rFonts w:ascii="宋体" w:eastAsia="宋体" w:hAnsi="宋体" w:hint="eastAsia"/>
-                <w:szCs w:val="21"/>
-              </w:rPr>
-            </w:pPr>
-            <w:proofErr w:type="spellStart"/>
-            <w:r>
-              <w:rPr>
-                <w:rFonts w:ascii="宋体" w:eastAsia="宋体" w:hAnsi="宋体"/>
+                <w:rFonts w:hint="eastAsia" w:ascii="宋体" w:hAnsi="宋体" w:eastAsia="宋体"/>
+                <w:szCs w:val="21"/>
+              </w:rPr>
+            </w:pPr>
+            <w:r>
+              <w:rPr>
+                <w:rFonts w:ascii="宋体" w:hAnsi="宋体" w:eastAsia="宋体"/>
                 <w:szCs w:val="21"/>
               </w:rPr>
               <w:t>dept_id</w:t>
             </w:r>
-            <w:proofErr w:type="spellEnd"/>
           </w:p>
         </w:tc>
         <w:tc>
           <w:tcPr>
             <w:tcW w:w="2074" w:type="dxa"/>
             <w:tcBorders>
-              <w:top w:val="single" w:sz="4" w:space="0" w:color="auto"/>
+              <w:top w:val="single" w:color="auto" w:sz="4" w:space="0"/>
             </w:tcBorders>
           </w:tcPr>
           <w:p>
@@ -571,13 +573,13 @@
               <w:spacing w:line="300" w:lineRule="auto"/>
               <w:jc w:val="center"/>
               <w:rPr>
-                <w:rFonts w:ascii="宋体" w:eastAsia="宋体" w:hAnsi="宋体" w:hint="eastAsia"/>
-                <w:szCs w:val="21"/>
-              </w:rPr>
-            </w:pPr>
-            <w:r>
-              <w:rPr>
-                <w:rFonts w:ascii="宋体" w:eastAsia="宋体" w:hAnsi="宋体" w:hint="eastAsia"/>
+                <w:rFonts w:hint="eastAsia" w:ascii="宋体" w:hAnsi="宋体" w:eastAsia="宋体"/>
+                <w:szCs w:val="21"/>
+              </w:rPr>
+            </w:pPr>
+            <w:r>
+              <w:rPr>
+                <w:rFonts w:hint="eastAsia" w:ascii="宋体" w:hAnsi="宋体" w:eastAsia="宋体"/>
                 <w:szCs w:val="21"/>
               </w:rPr>
               <w:t>int</w:t>
@@ -588,7 +590,7 @@
           <w:tcPr>
             <w:tcW w:w="2074" w:type="dxa"/>
             <w:tcBorders>
-              <w:top w:val="single" w:sz="4" w:space="0" w:color="auto"/>
+              <w:top w:val="single" w:color="auto" w:sz="4" w:space="0"/>
             </w:tcBorders>
           </w:tcPr>
           <w:p>
@@ -597,13 +599,13 @@
               <w:spacing w:line="300" w:lineRule="auto"/>
               <w:jc w:val="center"/>
               <w:rPr>
-                <w:rFonts w:ascii="宋体" w:eastAsia="宋体" w:hAnsi="宋体" w:hint="eastAsia"/>
-                <w:szCs w:val="21"/>
-              </w:rPr>
-            </w:pPr>
-            <w:r>
-              <w:rPr>
-                <w:rFonts w:ascii="宋体" w:eastAsia="宋体" w:hAnsi="宋体"/>
+                <w:rFonts w:hint="eastAsia" w:ascii="宋体" w:hAnsi="宋体" w:eastAsia="宋体"/>
+                <w:szCs w:val="21"/>
+              </w:rPr>
+            </w:pPr>
+            <w:r>
+              <w:rPr>
+                <w:rFonts w:ascii="宋体" w:hAnsi="宋体" w:eastAsia="宋体"/>
                 <w:szCs w:val="21"/>
               </w:rPr>
               <w:t>部门编号</w:t>
@@ -614,7 +616,7 @@
           <w:tcPr>
             <w:tcW w:w="2074" w:type="dxa"/>
             <w:tcBorders>
-              <w:top w:val="single" w:sz="4" w:space="0" w:color="auto"/>
+              <w:top w:val="single" w:color="auto" w:sz="4" w:space="0"/>
             </w:tcBorders>
           </w:tcPr>
           <w:p>
@@ -623,13 +625,13 @@
               <w:spacing w:line="300" w:lineRule="auto"/>
               <w:jc w:val="center"/>
               <w:rPr>
-                <w:rFonts w:ascii="宋体" w:eastAsia="宋体" w:hAnsi="宋体" w:hint="eastAsia"/>
-                <w:szCs w:val="21"/>
-              </w:rPr>
-            </w:pPr>
-            <w:r>
-              <w:rPr>
-                <w:rFonts w:ascii="宋体" w:eastAsia="宋体" w:hAnsi="宋体"/>
+                <w:rFonts w:hint="eastAsia" w:ascii="宋体" w:hAnsi="宋体" w:eastAsia="宋体"/>
+                <w:szCs w:val="21"/>
+              </w:rPr>
+            </w:pPr>
+            <w:r>
+              <w:rPr>
+                <w:rFonts w:ascii="宋体" w:hAnsi="宋体" w:eastAsia="宋体"/>
                 <w:szCs w:val="21"/>
               </w:rPr>
               <w:t>主键，自增</w:t>
@@ -638,6 +640,22 @@
         </w:tc>
       </w:tr>
       <w:tr>
+        <w:tblPrEx>
+          <w:tblBorders>
+            <w:top w:val="single" w:color="auto" w:sz="12" w:space="0"/>
+            <w:left w:val="none" w:color="auto" w:sz="0" w:space="0"/>
+            <w:bottom w:val="single" w:color="auto" w:sz="12" w:space="0"/>
+            <w:right w:val="none" w:color="auto" w:sz="0" w:space="0"/>
+            <w:insideH w:val="none" w:color="auto" w:sz="0" w:space="0"/>
+            <w:insideV w:val="none" w:color="auto" w:sz="0" w:space="0"/>
+          </w:tblBorders>
+          <w:tblCellMar>
+            <w:top w:w="0" w:type="dxa"/>
+            <w:left w:w="108" w:type="dxa"/>
+            <w:bottom w:w="0" w:type="dxa"/>
+            <w:right w:w="108" w:type="dxa"/>
+          </w:tblCellMar>
+        </w:tblPrEx>
         <w:tc>
           <w:tcPr>
             <w:tcW w:w="2074" w:type="dxa"/>
@@ -648,20 +666,17 @@
               <w:spacing w:line="300" w:lineRule="auto"/>
               <w:jc w:val="center"/>
               <w:rPr>
-                <w:rFonts w:ascii="宋体" w:eastAsia="宋体" w:hAnsi="宋体" w:hint="eastAsia"/>
-                <w:szCs w:val="21"/>
-              </w:rPr>
-            </w:pPr>
-            <w:proofErr w:type="spellStart"/>
-            <w:r>
-              <w:rPr>
-                <w:rFonts w:ascii="宋体" w:eastAsia="宋体" w:hAnsi="宋体"/>
-                <w:szCs w:val="21"/>
-              </w:rPr>
-              <w:lastRenderedPageBreak/>
+                <w:rFonts w:hint="eastAsia" w:ascii="宋体" w:hAnsi="宋体" w:eastAsia="宋体"/>
+                <w:szCs w:val="21"/>
+              </w:rPr>
+            </w:pPr>
+            <w:r>
+              <w:rPr>
+                <w:rFonts w:ascii="宋体" w:hAnsi="宋体" w:eastAsia="宋体"/>
+                <w:szCs w:val="21"/>
+              </w:rPr>
               <w:t>dept_name</w:t>
             </w:r>
-            <w:proofErr w:type="spellEnd"/>
           </w:p>
         </w:tc>
         <w:tc>
@@ -674,25 +689,16 @@
               <w:spacing w:line="300" w:lineRule="auto"/>
               <w:jc w:val="center"/>
               <w:rPr>
-                <w:rFonts w:ascii="宋体" w:eastAsia="宋体" w:hAnsi="宋体" w:hint="eastAsia"/>
-                <w:szCs w:val="21"/>
-              </w:rPr>
-            </w:pPr>
-            <w:proofErr w:type="gramStart"/>
-            <w:r>
-              <w:rPr>
-                <w:rFonts w:ascii="宋体" w:eastAsia="宋体" w:hAnsi="宋体"/>
-                <w:szCs w:val="21"/>
-              </w:rPr>
-              <w:t>varchar(</w:t>
-            </w:r>
-            <w:proofErr w:type="gramEnd"/>
-            <w:r>
-              <w:rPr>
-                <w:rFonts w:ascii="宋体" w:eastAsia="宋体" w:hAnsi="宋体"/>
-                <w:szCs w:val="21"/>
-              </w:rPr>
-              <w:t>50)</w:t>
+                <w:rFonts w:hint="eastAsia" w:ascii="宋体" w:hAnsi="宋体" w:eastAsia="宋体"/>
+                <w:szCs w:val="21"/>
+              </w:rPr>
+            </w:pPr>
+            <w:r>
+              <w:rPr>
+                <w:rFonts w:ascii="宋体" w:hAnsi="宋体" w:eastAsia="宋体"/>
+                <w:szCs w:val="21"/>
+              </w:rPr>
+              <w:t>varchar(50)</w:t>
             </w:r>
           </w:p>
         </w:tc>
@@ -706,13 +712,13 @@
               <w:spacing w:line="300" w:lineRule="auto"/>
               <w:jc w:val="center"/>
               <w:rPr>
-                <w:rFonts w:ascii="宋体" w:eastAsia="宋体" w:hAnsi="宋体" w:hint="eastAsia"/>
-                <w:szCs w:val="21"/>
-              </w:rPr>
-            </w:pPr>
-            <w:r>
-              <w:rPr>
-                <w:rFonts w:ascii="宋体" w:eastAsia="宋体" w:hAnsi="宋体"/>
+                <w:rFonts w:hint="eastAsia" w:ascii="宋体" w:hAnsi="宋体" w:eastAsia="宋体"/>
+                <w:szCs w:val="21"/>
+              </w:rPr>
+            </w:pPr>
+            <w:r>
+              <w:rPr>
+                <w:rFonts w:ascii="宋体" w:hAnsi="宋体" w:eastAsia="宋体"/>
                 <w:szCs w:val="21"/>
               </w:rPr>
               <w:t>部门名称</w:t>
@@ -729,13 +735,13 @@
               <w:spacing w:line="300" w:lineRule="auto"/>
               <w:jc w:val="center"/>
               <w:rPr>
-                <w:rFonts w:ascii="宋体" w:eastAsia="宋体" w:hAnsi="宋体" w:hint="eastAsia"/>
-                <w:szCs w:val="21"/>
-              </w:rPr>
-            </w:pPr>
-            <w:r>
-              <w:rPr>
-                <w:rFonts w:ascii="宋体" w:eastAsia="宋体" w:hAnsi="宋体" w:hint="eastAsia"/>
+                <w:rFonts w:hint="eastAsia" w:ascii="宋体" w:hAnsi="宋体" w:eastAsia="宋体"/>
+                <w:szCs w:val="21"/>
+              </w:rPr>
+            </w:pPr>
+            <w:r>
+              <w:rPr>
+                <w:rFonts w:hint="eastAsia" w:ascii="宋体" w:hAnsi="宋体" w:eastAsia="宋体"/>
                 <w:szCs w:val="21"/>
               </w:rPr>
               <w:t>NOT NULL</w:t>
@@ -749,7 +755,7 @@
         <w:adjustRightInd w:val="0"/>
         <w:spacing w:line="360" w:lineRule="auto"/>
         <w:rPr>
-          <w:rFonts w:ascii="宋体" w:eastAsia="宋体" w:hAnsi="宋体"/>
+          <w:rFonts w:ascii="宋体" w:hAnsi="宋体" w:eastAsia="宋体"/>
           <w:sz w:val="24"/>
           <w:szCs w:val="24"/>
         </w:rPr>
@@ -759,16 +765,16 @@
       <w:pPr>
         <w:adjustRightInd w:val="0"/>
         <w:spacing w:line="300" w:lineRule="auto"/>
-        <w:ind w:firstLineChars="200" w:firstLine="480"/>
-        <w:rPr>
-          <w:rFonts w:ascii="宋体" w:eastAsia="宋体" w:hAnsi="宋体"/>
+        <w:ind w:firstLine="480" w:firstLineChars="200"/>
+        <w:rPr>
+          <w:rFonts w:ascii="宋体" w:hAnsi="宋体" w:eastAsia="宋体"/>
           <w:sz w:val="24"/>
           <w:szCs w:val="24"/>
         </w:rPr>
       </w:pPr>
       <w:r>
         <w:rPr>
-          <w:rFonts w:ascii="宋体" w:eastAsia="宋体" w:hAnsi="宋体" w:hint="eastAsia"/>
+          <w:rFonts w:hint="eastAsia" w:ascii="宋体" w:hAnsi="宋体" w:eastAsia="宋体"/>
           <w:sz w:val="24"/>
           <w:szCs w:val="24"/>
         </w:rPr>
@@ -776,7 +782,7 @@
       </w:r>
       <w:r>
         <w:rPr>
-          <w:rFonts w:ascii="宋体" w:eastAsia="宋体" w:hAnsi="宋体"/>
+          <w:rFonts w:ascii="宋体" w:hAnsi="宋体" w:eastAsia="宋体"/>
           <w:sz w:val="24"/>
           <w:szCs w:val="24"/>
         </w:rPr>
@@ -785,110 +791,100 @@
     </w:p>
     <w:p>
       <w:pPr>
-        <w:pStyle w:val="ae"/>
+        <w:pStyle w:val="11"/>
         <w:keepNext/>
         <w:jc w:val="center"/>
         <w:rPr>
-          <w:rFonts w:ascii="宋体" w:eastAsia="宋体" w:hAnsi="宋体"/>
+          <w:rFonts w:ascii="宋体" w:hAnsi="宋体" w:eastAsia="宋体"/>
           <w:sz w:val="21"/>
           <w:szCs w:val="21"/>
         </w:rPr>
       </w:pPr>
       <w:r>
         <w:rPr>
-          <w:rFonts w:ascii="宋体" w:eastAsia="宋体" w:hAnsi="宋体" w:hint="eastAsia"/>
+          <w:rFonts w:hint="eastAsia" w:ascii="宋体" w:hAnsi="宋体" w:eastAsia="宋体"/>
           <w:sz w:val="21"/>
           <w:szCs w:val="21"/>
         </w:rPr>
-        <w:t xml:space="preserve">表 </w:t>
-      </w:r>
-      <w:r>
-        <w:rPr>
-          <w:rFonts w:ascii="宋体" w:eastAsia="宋体" w:hAnsi="宋体" w:hint="eastAsia"/>
+        <w:t>表 4-</w:t>
+      </w:r>
+      <w:r>
+        <w:rPr>
+          <w:rFonts w:hint="eastAsia" w:ascii="宋体" w:hAnsi="宋体" w:eastAsia="宋体"/>
           <w:sz w:val="21"/>
           <w:szCs w:val="21"/>
         </w:rPr>
-        <w:t>4-</w:t>
-      </w:r>
-      <w:r>
-        <w:rPr>
-          <w:rFonts w:ascii="宋体" w:eastAsia="宋体" w:hAnsi="宋体" w:hint="eastAsia"/>
+        <w:fldChar w:fldCharType="begin"/>
+      </w:r>
+      <w:r>
+        <w:rPr>
+          <w:rFonts w:hint="eastAsia" w:ascii="宋体" w:hAnsi="宋体" w:eastAsia="宋体"/>
           <w:sz w:val="21"/>
           <w:szCs w:val="21"/>
         </w:rPr>
-        <w:fldChar w:fldCharType="begin"/>
-      </w:r>
-      <w:r>
-        <w:rPr>
-          <w:rFonts w:ascii="宋体" w:eastAsia="宋体" w:hAnsi="宋体" w:hint="eastAsia"/>
+        <w:instrText xml:space="preserve"> SEQ 表 \* ARABIC </w:instrText>
+      </w:r>
+      <w:r>
+        <w:rPr>
+          <w:rFonts w:hint="eastAsia" w:ascii="宋体" w:hAnsi="宋体" w:eastAsia="宋体"/>
           <w:sz w:val="21"/>
           <w:szCs w:val="21"/>
         </w:rPr>
-        <w:instrText xml:space="preserve"> SEQ 表 \* ARABIC </w:instrText>
-      </w:r>
-      <w:r>
-        <w:rPr>
-          <w:rFonts w:ascii="宋体" w:eastAsia="宋体" w:hAnsi="宋体" w:hint="eastAsia"/>
+        <w:fldChar w:fldCharType="separate"/>
+      </w:r>
+      <w:r>
+        <w:rPr>
+          <w:rFonts w:hint="eastAsia" w:ascii="宋体" w:hAnsi="宋体" w:eastAsia="宋体"/>
           <w:sz w:val="21"/>
           <w:szCs w:val="21"/>
         </w:rPr>
-        <w:fldChar w:fldCharType="separate"/>
-      </w:r>
-      <w:r>
-        <w:rPr>
-          <w:rFonts w:ascii="宋体" w:eastAsia="宋体" w:hAnsi="宋体" w:hint="eastAsia"/>
-          <w:noProof/>
+        <w:t>2</w:t>
+      </w:r>
+      <w:r>
+        <w:rPr>
+          <w:rFonts w:hint="eastAsia" w:ascii="宋体" w:hAnsi="宋体" w:eastAsia="宋体"/>
           <w:sz w:val="21"/>
           <w:szCs w:val="21"/>
         </w:rPr>
-        <w:t>2</w:t>
-      </w:r>
-      <w:r>
-        <w:rPr>
-          <w:rFonts w:ascii="宋体" w:eastAsia="宋体" w:hAnsi="宋体" w:hint="eastAsia"/>
+        <w:fldChar w:fldCharType="end"/>
+      </w:r>
+      <w:r>
+        <w:rPr>
+          <w:rFonts w:hint="eastAsia" w:ascii="宋体" w:hAnsi="宋体" w:eastAsia="宋体"/>
           <w:sz w:val="21"/>
           <w:szCs w:val="21"/>
         </w:rPr>
-        <w:fldChar w:fldCharType="end"/>
-      </w:r>
-      <w:r>
-        <w:rPr>
-          <w:rFonts w:ascii="宋体" w:eastAsia="宋体" w:hAnsi="宋体" w:hint="eastAsia"/>
+        <w:t xml:space="preserve"> </w:t>
+      </w:r>
+      <w:r>
+        <w:rPr>
+          <w:rFonts w:ascii="宋体" w:hAnsi="宋体" w:eastAsia="宋体"/>
           <w:sz w:val="21"/>
           <w:szCs w:val="21"/>
         </w:rPr>
-        <w:t xml:space="preserve"> </w:t>
-      </w:r>
-      <w:r>
-        <w:rPr>
-          <w:rFonts w:ascii="宋体" w:eastAsia="宋体" w:hAnsi="宋体"/>
-          <w:sz w:val="21"/>
-          <w:szCs w:val="21"/>
-        </w:rPr>
-        <w:t xml:space="preserve">员工表 </w:t>
-      </w:r>
-      <w:r>
-        <w:rPr>
-          <w:rFonts w:ascii="宋体" w:eastAsia="宋体" w:hAnsi="宋体"/>
-          <w:sz w:val="21"/>
-          <w:szCs w:val="21"/>
-        </w:rPr>
-        <w:t>user</w:t>
+        <w:t>员工表 user</w:t>
       </w:r>
     </w:p>
     <w:tbl>
       <w:tblPr>
-        <w:tblStyle w:val="af"/>
+        <w:tblStyle w:val="16"/>
         <w:tblW w:w="0" w:type="auto"/>
+        <w:tblInd w:w="0" w:type="dxa"/>
         <w:tblBorders>
-          <w:top w:val="single" w:sz="12" w:space="0" w:color="auto"/>
-          <w:left w:val="none" w:sz="0" w:space="0" w:color="auto"/>
-          <w:bottom w:val="single" w:sz="12" w:space="0" w:color="auto"/>
-          <w:right w:val="none" w:sz="0" w:space="0" w:color="auto"/>
-          <w:insideH w:val="none" w:sz="0" w:space="0" w:color="auto"/>
-          <w:insideV w:val="none" w:sz="0" w:space="0" w:color="auto"/>
+          <w:top w:val="single" w:color="auto" w:sz="12" w:space="0"/>
+          <w:left w:val="none" w:color="auto" w:sz="0" w:space="0"/>
+          <w:bottom w:val="single" w:color="auto" w:sz="12" w:space="0"/>
+          <w:right w:val="none" w:color="auto" w:sz="0" w:space="0"/>
+          <w:insideH w:val="none" w:color="auto" w:sz="0" w:space="0"/>
+          <w:insideV w:val="none" w:color="auto" w:sz="0" w:space="0"/>
         </w:tblBorders>
-        <w:tblLook w:val="04A0" w:firstRow="1" w:lastRow="0" w:firstColumn="1" w:lastColumn="0" w:noHBand="0" w:noVBand="1"/>
+        <w:tblLayout w:type="autofit"/>
+        <w:tblCellMar>
+          <w:top w:w="0" w:type="dxa"/>
+          <w:left w:w="108" w:type="dxa"/>
+          <w:bottom w:w="0" w:type="dxa"/>
+          <w:right w:w="108" w:type="dxa"/>
+        </w:tblCellMar>
       </w:tblPr>
       <w:tblGrid>
         <w:gridCol w:w="2067"/>
@@ -897,12 +893,28 @@
         <w:gridCol w:w="2106"/>
       </w:tblGrid>
       <w:tr>
+        <w:tblPrEx>
+          <w:tblBorders>
+            <w:top w:val="single" w:color="auto" w:sz="12" w:space="0"/>
+            <w:left w:val="none" w:color="auto" w:sz="0" w:space="0"/>
+            <w:bottom w:val="single" w:color="auto" w:sz="12" w:space="0"/>
+            <w:right w:val="none" w:color="auto" w:sz="0" w:space="0"/>
+            <w:insideH w:val="none" w:color="auto" w:sz="0" w:space="0"/>
+            <w:insideV w:val="none" w:color="auto" w:sz="0" w:space="0"/>
+          </w:tblBorders>
+          <w:tblCellMar>
+            <w:top w:w="0" w:type="dxa"/>
+            <w:left w:w="108" w:type="dxa"/>
+            <w:bottom w:w="0" w:type="dxa"/>
+            <w:right w:w="108" w:type="dxa"/>
+          </w:tblCellMar>
+        </w:tblPrEx>
         <w:tc>
           <w:tcPr>
             <w:tcW w:w="2067" w:type="dxa"/>
             <w:tcBorders>
-              <w:top w:val="single" w:sz="12" w:space="0" w:color="auto"/>
-              <w:bottom w:val="single" w:sz="4" w:space="0" w:color="auto"/>
+              <w:top w:val="single" w:color="auto" w:sz="12" w:space="0"/>
+              <w:bottom w:val="single" w:color="auto" w:sz="4" w:space="0"/>
             </w:tcBorders>
           </w:tcPr>
           <w:p>
@@ -911,13 +923,13 @@
               <w:spacing w:line="300" w:lineRule="auto"/>
               <w:jc w:val="center"/>
               <w:rPr>
-                <w:rFonts w:ascii="宋体" w:eastAsia="宋体" w:hAnsi="宋体" w:hint="eastAsia"/>
-                <w:szCs w:val="21"/>
-              </w:rPr>
-            </w:pPr>
-            <w:r>
-              <w:rPr>
-                <w:rFonts w:ascii="宋体" w:eastAsia="宋体" w:hAnsi="宋体" w:hint="eastAsia"/>
+                <w:rFonts w:hint="eastAsia" w:ascii="宋体" w:hAnsi="宋体" w:eastAsia="宋体"/>
+                <w:szCs w:val="21"/>
+              </w:rPr>
+            </w:pPr>
+            <w:r>
+              <w:rPr>
+                <w:rFonts w:hint="eastAsia" w:ascii="宋体" w:hAnsi="宋体" w:eastAsia="宋体"/>
                 <w:szCs w:val="21"/>
               </w:rPr>
               <w:t>字段名</w:t>
@@ -928,8 +940,8 @@
           <w:tcPr>
             <w:tcW w:w="2070" w:type="dxa"/>
             <w:tcBorders>
-              <w:top w:val="single" w:sz="12" w:space="0" w:color="auto"/>
-              <w:bottom w:val="single" w:sz="4" w:space="0" w:color="auto"/>
+              <w:top w:val="single" w:color="auto" w:sz="12" w:space="0"/>
+              <w:bottom w:val="single" w:color="auto" w:sz="4" w:space="0"/>
             </w:tcBorders>
           </w:tcPr>
           <w:p>
@@ -938,13 +950,13 @@
               <w:spacing w:line="300" w:lineRule="auto"/>
               <w:jc w:val="center"/>
               <w:rPr>
-                <w:rFonts w:ascii="宋体" w:eastAsia="宋体" w:hAnsi="宋体" w:hint="eastAsia"/>
-                <w:szCs w:val="21"/>
-              </w:rPr>
-            </w:pPr>
-            <w:r>
-              <w:rPr>
-                <w:rFonts w:ascii="宋体" w:eastAsia="宋体" w:hAnsi="宋体" w:hint="eastAsia"/>
+                <w:rFonts w:hint="eastAsia" w:ascii="宋体" w:hAnsi="宋体" w:eastAsia="宋体"/>
+                <w:szCs w:val="21"/>
+              </w:rPr>
+            </w:pPr>
+            <w:r>
+              <w:rPr>
+                <w:rFonts w:hint="eastAsia" w:ascii="宋体" w:hAnsi="宋体" w:eastAsia="宋体"/>
                 <w:szCs w:val="21"/>
               </w:rPr>
               <w:t>类型</w:t>
@@ -955,8 +967,8 @@
           <w:tcPr>
             <w:tcW w:w="2063" w:type="dxa"/>
             <w:tcBorders>
-              <w:top w:val="single" w:sz="12" w:space="0" w:color="auto"/>
-              <w:bottom w:val="single" w:sz="4" w:space="0" w:color="auto"/>
+              <w:top w:val="single" w:color="auto" w:sz="12" w:space="0"/>
+              <w:bottom w:val="single" w:color="auto" w:sz="4" w:space="0"/>
             </w:tcBorders>
           </w:tcPr>
           <w:p>
@@ -965,13 +977,13 @@
               <w:spacing w:line="300" w:lineRule="auto"/>
               <w:jc w:val="center"/>
               <w:rPr>
-                <w:rFonts w:ascii="宋体" w:eastAsia="宋体" w:hAnsi="宋体" w:hint="eastAsia"/>
-                <w:szCs w:val="21"/>
-              </w:rPr>
-            </w:pPr>
-            <w:r>
-              <w:rPr>
-                <w:rFonts w:ascii="宋体" w:eastAsia="宋体" w:hAnsi="宋体" w:hint="eastAsia"/>
+                <w:rFonts w:hint="eastAsia" w:ascii="宋体" w:hAnsi="宋体" w:eastAsia="宋体"/>
+                <w:szCs w:val="21"/>
+              </w:rPr>
+            </w:pPr>
+            <w:r>
+              <w:rPr>
+                <w:rFonts w:hint="eastAsia" w:ascii="宋体" w:hAnsi="宋体" w:eastAsia="宋体"/>
                 <w:szCs w:val="21"/>
               </w:rPr>
               <w:t>含义</w:t>
@@ -982,8 +994,8 @@
           <w:tcPr>
             <w:tcW w:w="2106" w:type="dxa"/>
             <w:tcBorders>
-              <w:top w:val="single" w:sz="12" w:space="0" w:color="auto"/>
-              <w:bottom w:val="single" w:sz="4" w:space="0" w:color="auto"/>
+              <w:top w:val="single" w:color="auto" w:sz="12" w:space="0"/>
+              <w:bottom w:val="single" w:color="auto" w:sz="4" w:space="0"/>
             </w:tcBorders>
           </w:tcPr>
           <w:p>
@@ -992,13 +1004,13 @@
               <w:spacing w:line="300" w:lineRule="auto"/>
               <w:jc w:val="center"/>
               <w:rPr>
-                <w:rFonts w:ascii="宋体" w:eastAsia="宋体" w:hAnsi="宋体" w:hint="eastAsia"/>
-                <w:szCs w:val="21"/>
-              </w:rPr>
-            </w:pPr>
-            <w:r>
-              <w:rPr>
-                <w:rFonts w:ascii="宋体" w:eastAsia="宋体" w:hAnsi="宋体"/>
+                <w:rFonts w:hint="eastAsia" w:ascii="宋体" w:hAnsi="宋体" w:eastAsia="宋体"/>
+                <w:szCs w:val="21"/>
+              </w:rPr>
+            </w:pPr>
+            <w:r>
+              <w:rPr>
+                <w:rFonts w:ascii="宋体" w:hAnsi="宋体" w:eastAsia="宋体"/>
                 <w:szCs w:val="21"/>
               </w:rPr>
               <w:t>约束/备注</w:t>
@@ -1007,11 +1019,27 @@
         </w:tc>
       </w:tr>
       <w:tr>
+        <w:tblPrEx>
+          <w:tblBorders>
+            <w:top w:val="single" w:color="auto" w:sz="12" w:space="0"/>
+            <w:left w:val="none" w:color="auto" w:sz="0" w:space="0"/>
+            <w:bottom w:val="single" w:color="auto" w:sz="12" w:space="0"/>
+            <w:right w:val="none" w:color="auto" w:sz="0" w:space="0"/>
+            <w:insideH w:val="none" w:color="auto" w:sz="0" w:space="0"/>
+            <w:insideV w:val="none" w:color="auto" w:sz="0" w:space="0"/>
+          </w:tblBorders>
+          <w:tblCellMar>
+            <w:top w:w="0" w:type="dxa"/>
+            <w:left w:w="108" w:type="dxa"/>
+            <w:bottom w:w="0" w:type="dxa"/>
+            <w:right w:w="108" w:type="dxa"/>
+          </w:tblCellMar>
+        </w:tblPrEx>
         <w:tc>
           <w:tcPr>
             <w:tcW w:w="2067" w:type="dxa"/>
             <w:tcBorders>
-              <w:top w:val="single" w:sz="4" w:space="0" w:color="auto"/>
+              <w:top w:val="single" w:color="auto" w:sz="4" w:space="0"/>
             </w:tcBorders>
           </w:tcPr>
           <w:p>
@@ -1020,33 +1048,31 @@
               <w:spacing w:line="300" w:lineRule="auto"/>
               <w:jc w:val="center"/>
               <w:rPr>
-                <w:rFonts w:ascii="宋体" w:eastAsia="宋体" w:hAnsi="宋体" w:hint="eastAsia"/>
-                <w:szCs w:val="21"/>
-              </w:rPr>
-            </w:pPr>
-            <w:proofErr w:type="spellStart"/>
-            <w:r>
-              <w:rPr>
-                <w:rFonts w:ascii="宋体" w:eastAsia="宋体" w:hAnsi="宋体" w:hint="eastAsia"/>
+                <w:rFonts w:hint="eastAsia" w:ascii="宋体" w:hAnsi="宋体" w:eastAsia="宋体"/>
+                <w:szCs w:val="21"/>
+              </w:rPr>
+            </w:pPr>
+            <w:r>
+              <w:rPr>
+                <w:rFonts w:hint="eastAsia" w:ascii="宋体" w:hAnsi="宋体" w:eastAsia="宋体"/>
                 <w:szCs w:val="21"/>
               </w:rPr>
               <w:t>user</w:t>
             </w:r>
             <w:r>
               <w:rPr>
-                <w:rFonts w:ascii="宋体" w:eastAsia="宋体" w:hAnsi="宋体"/>
+                <w:rFonts w:ascii="宋体" w:hAnsi="宋体" w:eastAsia="宋体"/>
                 <w:szCs w:val="21"/>
               </w:rPr>
               <w:t>_id</w:t>
             </w:r>
-            <w:proofErr w:type="spellEnd"/>
           </w:p>
         </w:tc>
         <w:tc>
           <w:tcPr>
             <w:tcW w:w="2070" w:type="dxa"/>
             <w:tcBorders>
-              <w:top w:val="single" w:sz="4" w:space="0" w:color="auto"/>
+              <w:top w:val="single" w:color="auto" w:sz="4" w:space="0"/>
             </w:tcBorders>
           </w:tcPr>
           <w:p>
@@ -1055,13 +1081,13 @@
               <w:spacing w:line="300" w:lineRule="auto"/>
               <w:jc w:val="center"/>
               <w:rPr>
-                <w:rFonts w:ascii="宋体" w:eastAsia="宋体" w:hAnsi="宋体" w:hint="eastAsia"/>
-                <w:szCs w:val="21"/>
-              </w:rPr>
-            </w:pPr>
-            <w:r>
-              <w:rPr>
-                <w:rFonts w:ascii="宋体" w:eastAsia="宋体" w:hAnsi="宋体" w:hint="eastAsia"/>
+                <w:rFonts w:hint="eastAsia" w:ascii="宋体" w:hAnsi="宋体" w:eastAsia="宋体"/>
+                <w:szCs w:val="21"/>
+              </w:rPr>
+            </w:pPr>
+            <w:r>
+              <w:rPr>
+                <w:rFonts w:hint="eastAsia" w:ascii="宋体" w:hAnsi="宋体" w:eastAsia="宋体"/>
                 <w:szCs w:val="21"/>
               </w:rPr>
               <w:t>int</w:t>
@@ -1072,7 +1098,7 @@
           <w:tcPr>
             <w:tcW w:w="2063" w:type="dxa"/>
             <w:tcBorders>
-              <w:top w:val="single" w:sz="4" w:space="0" w:color="auto"/>
+              <w:top w:val="single" w:color="auto" w:sz="4" w:space="0"/>
             </w:tcBorders>
           </w:tcPr>
           <w:p>
@@ -1081,13 +1107,13 @@
               <w:spacing w:line="300" w:lineRule="auto"/>
               <w:jc w:val="center"/>
               <w:rPr>
-                <w:rFonts w:ascii="宋体" w:eastAsia="宋体" w:hAnsi="宋体" w:hint="eastAsia"/>
-                <w:szCs w:val="21"/>
-              </w:rPr>
-            </w:pPr>
-            <w:r>
-              <w:rPr>
-                <w:rFonts w:ascii="宋体" w:eastAsia="宋体" w:hAnsi="宋体"/>
+                <w:rFonts w:hint="eastAsia" w:ascii="宋体" w:hAnsi="宋体" w:eastAsia="宋体"/>
+                <w:szCs w:val="21"/>
+              </w:rPr>
+            </w:pPr>
+            <w:r>
+              <w:rPr>
+                <w:rFonts w:ascii="宋体" w:hAnsi="宋体" w:eastAsia="宋体"/>
                 <w:szCs w:val="21"/>
               </w:rPr>
               <w:t>用户编号</w:t>
@@ -1098,7 +1124,7 @@
           <w:tcPr>
             <w:tcW w:w="2106" w:type="dxa"/>
             <w:tcBorders>
-              <w:top w:val="single" w:sz="4" w:space="0" w:color="auto"/>
+              <w:top w:val="single" w:color="auto" w:sz="4" w:space="0"/>
             </w:tcBorders>
           </w:tcPr>
           <w:p>
@@ -1107,13 +1133,13 @@
               <w:spacing w:line="300" w:lineRule="auto"/>
               <w:jc w:val="center"/>
               <w:rPr>
-                <w:rFonts w:ascii="宋体" w:eastAsia="宋体" w:hAnsi="宋体" w:hint="eastAsia"/>
-                <w:szCs w:val="21"/>
-              </w:rPr>
-            </w:pPr>
-            <w:r>
-              <w:rPr>
-                <w:rFonts w:ascii="宋体" w:eastAsia="宋体" w:hAnsi="宋体"/>
+                <w:rFonts w:hint="eastAsia" w:ascii="宋体" w:hAnsi="宋体" w:eastAsia="宋体"/>
+                <w:szCs w:val="21"/>
+              </w:rPr>
+            </w:pPr>
+            <w:r>
+              <w:rPr>
+                <w:rFonts w:ascii="宋体" w:hAnsi="宋体" w:eastAsia="宋体"/>
                 <w:szCs w:val="21"/>
               </w:rPr>
               <w:t>主键，自增</w:t>
@@ -1122,6 +1148,22 @@
         </w:tc>
       </w:tr>
       <w:tr>
+        <w:tblPrEx>
+          <w:tblBorders>
+            <w:top w:val="single" w:color="auto" w:sz="12" w:space="0"/>
+            <w:left w:val="none" w:color="auto" w:sz="0" w:space="0"/>
+            <w:bottom w:val="single" w:color="auto" w:sz="12" w:space="0"/>
+            <w:right w:val="none" w:color="auto" w:sz="0" w:space="0"/>
+            <w:insideH w:val="none" w:color="auto" w:sz="0" w:space="0"/>
+            <w:insideV w:val="none" w:color="auto" w:sz="0" w:space="0"/>
+          </w:tblBorders>
+          <w:tblCellMar>
+            <w:top w:w="0" w:type="dxa"/>
+            <w:left w:w="108" w:type="dxa"/>
+            <w:bottom w:w="0" w:type="dxa"/>
+            <w:right w:w="108" w:type="dxa"/>
+          </w:tblCellMar>
+        </w:tblPrEx>
         <w:tc>
           <w:tcPr>
             <w:tcW w:w="2067" w:type="dxa"/>
@@ -1132,26 +1174,24 @@
               <w:spacing w:line="300" w:lineRule="auto"/>
               <w:jc w:val="center"/>
               <w:rPr>
-                <w:rFonts w:ascii="宋体" w:eastAsia="宋体" w:hAnsi="宋体" w:hint="eastAsia"/>
-                <w:szCs w:val="21"/>
-              </w:rPr>
-            </w:pPr>
-            <w:proofErr w:type="spellStart"/>
-            <w:r>
-              <w:rPr>
-                <w:rFonts w:ascii="宋体" w:eastAsia="宋体" w:hAnsi="宋体" w:hint="eastAsia"/>
+                <w:rFonts w:hint="eastAsia" w:ascii="宋体" w:hAnsi="宋体" w:eastAsia="宋体"/>
+                <w:szCs w:val="21"/>
+              </w:rPr>
+            </w:pPr>
+            <w:r>
+              <w:rPr>
+                <w:rFonts w:hint="eastAsia" w:ascii="宋体" w:hAnsi="宋体" w:eastAsia="宋体"/>
                 <w:szCs w:val="21"/>
               </w:rPr>
               <w:t>user</w:t>
             </w:r>
             <w:r>
               <w:rPr>
-                <w:rFonts w:ascii="宋体" w:eastAsia="宋体" w:hAnsi="宋体"/>
+                <w:rFonts w:ascii="宋体" w:hAnsi="宋体" w:eastAsia="宋体"/>
                 <w:szCs w:val="21"/>
               </w:rPr>
               <w:t>_name</w:t>
             </w:r>
-            <w:proofErr w:type="spellEnd"/>
           </w:p>
         </w:tc>
         <w:tc>
@@ -1164,25 +1204,16 @@
               <w:spacing w:line="300" w:lineRule="auto"/>
               <w:jc w:val="center"/>
               <w:rPr>
-                <w:rFonts w:ascii="宋体" w:eastAsia="宋体" w:hAnsi="宋体" w:hint="eastAsia"/>
-                <w:szCs w:val="21"/>
-              </w:rPr>
-            </w:pPr>
-            <w:proofErr w:type="gramStart"/>
-            <w:r>
-              <w:rPr>
-                <w:rFonts w:ascii="宋体" w:eastAsia="宋体" w:hAnsi="宋体"/>
-                <w:szCs w:val="21"/>
-              </w:rPr>
-              <w:t>varchar(</w:t>
-            </w:r>
-            <w:proofErr w:type="gramEnd"/>
-            <w:r>
-              <w:rPr>
-                <w:rFonts w:ascii="宋体" w:eastAsia="宋体" w:hAnsi="宋体"/>
-                <w:szCs w:val="21"/>
-              </w:rPr>
-              <w:t>50)</w:t>
+                <w:rFonts w:hint="eastAsia" w:ascii="宋体" w:hAnsi="宋体" w:eastAsia="宋体"/>
+                <w:szCs w:val="21"/>
+              </w:rPr>
+            </w:pPr>
+            <w:r>
+              <w:rPr>
+                <w:rFonts w:ascii="宋体" w:hAnsi="宋体" w:eastAsia="宋体"/>
+                <w:szCs w:val="21"/>
+              </w:rPr>
+              <w:t>varchar(50)</w:t>
             </w:r>
           </w:p>
         </w:tc>
@@ -1196,13 +1227,13 @@
               <w:spacing w:line="300" w:lineRule="auto"/>
               <w:jc w:val="center"/>
               <w:rPr>
-                <w:rFonts w:ascii="宋体" w:eastAsia="宋体" w:hAnsi="宋体" w:hint="eastAsia"/>
-                <w:szCs w:val="21"/>
-              </w:rPr>
-            </w:pPr>
-            <w:r>
-              <w:rPr>
-                <w:rFonts w:ascii="宋体" w:eastAsia="宋体" w:hAnsi="宋体" w:hint="eastAsia"/>
+                <w:rFonts w:hint="eastAsia" w:ascii="宋体" w:hAnsi="宋体" w:eastAsia="宋体"/>
+                <w:szCs w:val="21"/>
+              </w:rPr>
+            </w:pPr>
+            <w:r>
+              <w:rPr>
+                <w:rFonts w:hint="eastAsia" w:ascii="宋体" w:hAnsi="宋体" w:eastAsia="宋体"/>
                 <w:szCs w:val="21"/>
               </w:rPr>
               <w:t>用户姓名</w:t>
@@ -1219,13 +1250,13 @@
               <w:spacing w:line="300" w:lineRule="auto"/>
               <w:jc w:val="center"/>
               <w:rPr>
-                <w:rFonts w:ascii="宋体" w:eastAsia="宋体" w:hAnsi="宋体" w:hint="eastAsia"/>
-                <w:szCs w:val="21"/>
-              </w:rPr>
-            </w:pPr>
-            <w:r>
-              <w:rPr>
-                <w:rFonts w:ascii="宋体" w:eastAsia="宋体" w:hAnsi="宋体" w:hint="eastAsia"/>
+                <w:rFonts w:hint="eastAsia" w:ascii="宋体" w:hAnsi="宋体" w:eastAsia="宋体"/>
+                <w:szCs w:val="21"/>
+              </w:rPr>
+            </w:pPr>
+            <w:r>
+              <w:rPr>
+                <w:rFonts w:hint="eastAsia" w:ascii="宋体" w:hAnsi="宋体" w:eastAsia="宋体"/>
                 <w:szCs w:val="21"/>
               </w:rPr>
               <w:t>NOT NULL</w:t>
@@ -1234,6 +1265,22 @@
         </w:tc>
       </w:tr>
       <w:tr>
+        <w:tblPrEx>
+          <w:tblBorders>
+            <w:top w:val="single" w:color="auto" w:sz="12" w:space="0"/>
+            <w:left w:val="none" w:color="auto" w:sz="0" w:space="0"/>
+            <w:bottom w:val="single" w:color="auto" w:sz="12" w:space="0"/>
+            <w:right w:val="none" w:color="auto" w:sz="0" w:space="0"/>
+            <w:insideH w:val="none" w:color="auto" w:sz="0" w:space="0"/>
+            <w:insideV w:val="none" w:color="auto" w:sz="0" w:space="0"/>
+          </w:tblBorders>
+          <w:tblCellMar>
+            <w:top w:w="0" w:type="dxa"/>
+            <w:left w:w="108" w:type="dxa"/>
+            <w:bottom w:w="0" w:type="dxa"/>
+            <w:right w:w="108" w:type="dxa"/>
+          </w:tblCellMar>
+        </w:tblPrEx>
         <w:tc>
           <w:tcPr>
             <w:tcW w:w="2067" w:type="dxa"/>
@@ -1244,13 +1291,13 @@
               <w:spacing w:line="300" w:lineRule="auto"/>
               <w:jc w:val="center"/>
               <w:rPr>
-                <w:rFonts w:ascii="宋体" w:eastAsia="宋体" w:hAnsi="宋体" w:hint="eastAsia"/>
-                <w:szCs w:val="21"/>
-              </w:rPr>
-            </w:pPr>
-            <w:r>
-              <w:rPr>
-                <w:rFonts w:ascii="宋体" w:eastAsia="宋体" w:hAnsi="宋体"/>
+                <w:rFonts w:hint="eastAsia" w:ascii="宋体" w:hAnsi="宋体" w:eastAsia="宋体"/>
+                <w:szCs w:val="21"/>
+              </w:rPr>
+            </w:pPr>
+            <w:r>
+              <w:rPr>
+                <w:rFonts w:ascii="宋体" w:hAnsi="宋体" w:eastAsia="宋体"/>
                 <w:szCs w:val="21"/>
               </w:rPr>
               <w:t>phone</w:t>
@@ -1267,25 +1314,16 @@
               <w:spacing w:line="300" w:lineRule="auto"/>
               <w:jc w:val="center"/>
               <w:rPr>
-                <w:rFonts w:ascii="宋体" w:eastAsia="宋体" w:hAnsi="宋体" w:hint="eastAsia"/>
-                <w:szCs w:val="21"/>
-              </w:rPr>
-            </w:pPr>
-            <w:proofErr w:type="gramStart"/>
-            <w:r>
-              <w:rPr>
-                <w:rFonts w:ascii="宋体" w:eastAsia="宋体" w:hAnsi="宋体"/>
-                <w:szCs w:val="21"/>
-              </w:rPr>
-              <w:t>varchar(</w:t>
-            </w:r>
-            <w:proofErr w:type="gramEnd"/>
-            <w:r>
-              <w:rPr>
-                <w:rFonts w:ascii="宋体" w:eastAsia="宋体" w:hAnsi="宋体"/>
-                <w:szCs w:val="21"/>
-              </w:rPr>
-              <w:t>20)</w:t>
+                <w:rFonts w:hint="eastAsia" w:ascii="宋体" w:hAnsi="宋体" w:eastAsia="宋体"/>
+                <w:szCs w:val="21"/>
+              </w:rPr>
+            </w:pPr>
+            <w:r>
+              <w:rPr>
+                <w:rFonts w:ascii="宋体" w:hAnsi="宋体" w:eastAsia="宋体"/>
+                <w:szCs w:val="21"/>
+              </w:rPr>
+              <w:t>varchar(20)</w:t>
             </w:r>
           </w:p>
         </w:tc>
@@ -1299,13 +1337,13 @@
               <w:spacing w:line="300" w:lineRule="auto"/>
               <w:jc w:val="center"/>
               <w:rPr>
-                <w:rFonts w:ascii="宋体" w:eastAsia="宋体" w:hAnsi="宋体" w:hint="eastAsia"/>
-                <w:szCs w:val="21"/>
-              </w:rPr>
-            </w:pPr>
-            <w:r>
-              <w:rPr>
-                <w:rFonts w:ascii="宋体" w:eastAsia="宋体" w:hAnsi="宋体"/>
+                <w:rFonts w:hint="eastAsia" w:ascii="宋体" w:hAnsi="宋体" w:eastAsia="宋体"/>
+                <w:szCs w:val="21"/>
+              </w:rPr>
+            </w:pPr>
+            <w:r>
+              <w:rPr>
+                <w:rFonts w:ascii="宋体" w:hAnsi="宋体" w:eastAsia="宋体"/>
                 <w:szCs w:val="21"/>
               </w:rPr>
               <w:t>手机号</w:t>
@@ -1322,20 +1360,20 @@
               <w:spacing w:line="300" w:lineRule="auto"/>
               <w:jc w:val="center"/>
               <w:rPr>
-                <w:rFonts w:ascii="宋体" w:eastAsia="宋体" w:hAnsi="宋体" w:hint="eastAsia"/>
-                <w:szCs w:val="21"/>
-              </w:rPr>
-            </w:pPr>
-            <w:r>
-              <w:rPr>
-                <w:rFonts w:ascii="宋体" w:eastAsia="宋体" w:hAnsi="宋体" w:hint="eastAsia"/>
+                <w:rFonts w:hint="eastAsia" w:ascii="宋体" w:hAnsi="宋体" w:eastAsia="宋体"/>
+                <w:szCs w:val="21"/>
+              </w:rPr>
+            </w:pPr>
+            <w:r>
+              <w:rPr>
+                <w:rFonts w:hint="eastAsia" w:ascii="宋体" w:hAnsi="宋体" w:eastAsia="宋体"/>
                 <w:szCs w:val="21"/>
               </w:rPr>
               <w:t>NOT NULL</w:t>
             </w:r>
             <w:r>
               <w:rPr>
-                <w:rFonts w:ascii="宋体" w:eastAsia="宋体" w:hAnsi="宋体"/>
+                <w:rFonts w:ascii="宋体" w:hAnsi="宋体" w:eastAsia="宋体"/>
                 <w:szCs w:val="21"/>
               </w:rPr>
               <w:t>，唯一</w:t>
@@ -1344,6 +1382,22 @@
         </w:tc>
       </w:tr>
       <w:tr>
+        <w:tblPrEx>
+          <w:tblBorders>
+            <w:top w:val="single" w:color="auto" w:sz="12" w:space="0"/>
+            <w:left w:val="none" w:color="auto" w:sz="0" w:space="0"/>
+            <w:bottom w:val="single" w:color="auto" w:sz="12" w:space="0"/>
+            <w:right w:val="none" w:color="auto" w:sz="0" w:space="0"/>
+            <w:insideH w:val="none" w:color="auto" w:sz="0" w:space="0"/>
+            <w:insideV w:val="none" w:color="auto" w:sz="0" w:space="0"/>
+          </w:tblBorders>
+          <w:tblCellMar>
+            <w:top w:w="0" w:type="dxa"/>
+            <w:left w:w="108" w:type="dxa"/>
+            <w:bottom w:w="0" w:type="dxa"/>
+            <w:right w:w="108" w:type="dxa"/>
+          </w:tblCellMar>
+        </w:tblPrEx>
         <w:tc>
           <w:tcPr>
             <w:tcW w:w="2067" w:type="dxa"/>
@@ -1354,19 +1408,17 @@
               <w:spacing w:line="300" w:lineRule="auto"/>
               <w:jc w:val="center"/>
               <w:rPr>
-                <w:rFonts w:ascii="宋体" w:eastAsia="宋体" w:hAnsi="宋体" w:hint="eastAsia"/>
-                <w:szCs w:val="21"/>
-              </w:rPr>
-            </w:pPr>
-            <w:proofErr w:type="spellStart"/>
-            <w:r>
-              <w:rPr>
-                <w:rFonts w:ascii="宋体" w:eastAsia="宋体" w:hAnsi="宋体" w:hint="eastAsia"/>
+                <w:rFonts w:hint="eastAsia" w:ascii="宋体" w:hAnsi="宋体" w:eastAsia="宋体"/>
+                <w:szCs w:val="21"/>
+              </w:rPr>
+            </w:pPr>
+            <w:r>
+              <w:rPr>
+                <w:rFonts w:hint="eastAsia" w:ascii="宋体" w:hAnsi="宋体" w:eastAsia="宋体"/>
                 <w:szCs w:val="21"/>
               </w:rPr>
               <w:t>psw</w:t>
             </w:r>
-            <w:proofErr w:type="spellEnd"/>
           </w:p>
         </w:tc>
         <w:tc>
@@ -1379,25 +1431,16 @@
               <w:spacing w:line="300" w:lineRule="auto"/>
               <w:jc w:val="center"/>
               <w:rPr>
-                <w:rFonts w:ascii="宋体" w:eastAsia="宋体" w:hAnsi="宋体" w:hint="eastAsia"/>
-                <w:szCs w:val="21"/>
-              </w:rPr>
-            </w:pPr>
-            <w:proofErr w:type="gramStart"/>
-            <w:r>
-              <w:rPr>
-                <w:rFonts w:ascii="宋体" w:eastAsia="宋体" w:hAnsi="宋体"/>
-                <w:szCs w:val="21"/>
-              </w:rPr>
-              <w:t>varchar(</w:t>
-            </w:r>
-            <w:proofErr w:type="gramEnd"/>
-            <w:r>
-              <w:rPr>
-                <w:rFonts w:ascii="宋体" w:eastAsia="宋体" w:hAnsi="宋体"/>
-                <w:szCs w:val="21"/>
-              </w:rPr>
-              <w:t>100)</w:t>
+                <w:rFonts w:hint="eastAsia" w:ascii="宋体" w:hAnsi="宋体" w:eastAsia="宋体"/>
+                <w:szCs w:val="21"/>
+              </w:rPr>
+            </w:pPr>
+            <w:r>
+              <w:rPr>
+                <w:rFonts w:ascii="宋体" w:hAnsi="宋体" w:eastAsia="宋体"/>
+                <w:szCs w:val="21"/>
+              </w:rPr>
+              <w:t>varchar(100)</w:t>
             </w:r>
           </w:p>
         </w:tc>
@@ -1411,13 +1454,13 @@
               <w:spacing w:line="300" w:lineRule="auto"/>
               <w:jc w:val="center"/>
               <w:rPr>
-                <w:rFonts w:ascii="宋体" w:eastAsia="宋体" w:hAnsi="宋体" w:hint="eastAsia"/>
-                <w:szCs w:val="21"/>
-              </w:rPr>
-            </w:pPr>
-            <w:r>
-              <w:rPr>
-                <w:rFonts w:ascii="宋体" w:eastAsia="宋体" w:hAnsi="宋体" w:hint="eastAsia"/>
+                <w:rFonts w:hint="eastAsia" w:ascii="宋体" w:hAnsi="宋体" w:eastAsia="宋体"/>
+                <w:szCs w:val="21"/>
+              </w:rPr>
+            </w:pPr>
+            <w:r>
+              <w:rPr>
+                <w:rFonts w:hint="eastAsia" w:ascii="宋体" w:hAnsi="宋体" w:eastAsia="宋体"/>
                 <w:szCs w:val="21"/>
               </w:rPr>
               <w:t>密码</w:t>
@@ -1434,13 +1477,13 @@
               <w:spacing w:line="300" w:lineRule="auto"/>
               <w:jc w:val="center"/>
               <w:rPr>
-                <w:rFonts w:ascii="宋体" w:eastAsia="宋体" w:hAnsi="宋体" w:hint="eastAsia"/>
-                <w:szCs w:val="21"/>
-              </w:rPr>
-            </w:pPr>
-            <w:r>
-              <w:rPr>
-                <w:rFonts w:ascii="宋体" w:eastAsia="宋体" w:hAnsi="宋体" w:hint="eastAsia"/>
+                <w:rFonts w:hint="eastAsia" w:ascii="宋体" w:hAnsi="宋体" w:eastAsia="宋体"/>
+                <w:szCs w:val="21"/>
+              </w:rPr>
+            </w:pPr>
+            <w:r>
+              <w:rPr>
+                <w:rFonts w:hint="eastAsia" w:ascii="宋体" w:hAnsi="宋体" w:eastAsia="宋体"/>
                 <w:szCs w:val="21"/>
               </w:rPr>
               <w:t>NOT NULL</w:t>
@@ -1449,6 +1492,22 @@
         </w:tc>
       </w:tr>
       <w:tr>
+        <w:tblPrEx>
+          <w:tblBorders>
+            <w:top w:val="single" w:color="auto" w:sz="12" w:space="0"/>
+            <w:left w:val="none" w:color="auto" w:sz="0" w:space="0"/>
+            <w:bottom w:val="single" w:color="auto" w:sz="12" w:space="0"/>
+            <w:right w:val="none" w:color="auto" w:sz="0" w:space="0"/>
+            <w:insideH w:val="none" w:color="auto" w:sz="0" w:space="0"/>
+            <w:insideV w:val="none" w:color="auto" w:sz="0" w:space="0"/>
+          </w:tblBorders>
+          <w:tblCellMar>
+            <w:top w:w="0" w:type="dxa"/>
+            <w:left w:w="108" w:type="dxa"/>
+            <w:bottom w:w="0" w:type="dxa"/>
+            <w:right w:w="108" w:type="dxa"/>
+          </w:tblCellMar>
+        </w:tblPrEx>
         <w:tc>
           <w:tcPr>
             <w:tcW w:w="2067" w:type="dxa"/>
@@ -1459,13 +1518,13 @@
               <w:spacing w:line="300" w:lineRule="auto"/>
               <w:jc w:val="center"/>
               <w:rPr>
-                <w:rFonts w:ascii="宋体" w:eastAsia="宋体" w:hAnsi="宋体" w:hint="eastAsia"/>
-                <w:szCs w:val="21"/>
-              </w:rPr>
-            </w:pPr>
-            <w:r>
-              <w:rPr>
-                <w:rFonts w:ascii="宋体" w:eastAsia="宋体" w:hAnsi="宋体"/>
+                <w:rFonts w:hint="eastAsia" w:ascii="宋体" w:hAnsi="宋体" w:eastAsia="宋体"/>
+                <w:szCs w:val="21"/>
+              </w:rPr>
+            </w:pPr>
+            <w:r>
+              <w:rPr>
+                <w:rFonts w:ascii="宋体" w:hAnsi="宋体" w:eastAsia="宋体"/>
                 <w:szCs w:val="21"/>
               </w:rPr>
               <w:t>email</w:t>
@@ -1482,25 +1541,16 @@
               <w:spacing w:line="300" w:lineRule="auto"/>
               <w:jc w:val="center"/>
               <w:rPr>
-                <w:rFonts w:ascii="宋体" w:eastAsia="宋体" w:hAnsi="宋体" w:hint="eastAsia"/>
-                <w:szCs w:val="21"/>
-              </w:rPr>
-            </w:pPr>
-            <w:proofErr w:type="gramStart"/>
-            <w:r>
-              <w:rPr>
-                <w:rFonts w:ascii="宋体" w:eastAsia="宋体" w:hAnsi="宋体"/>
-                <w:szCs w:val="21"/>
-              </w:rPr>
-              <w:t>varchar(</w:t>
-            </w:r>
-            <w:proofErr w:type="gramEnd"/>
-            <w:r>
-              <w:rPr>
-                <w:rFonts w:ascii="宋体" w:eastAsia="宋体" w:hAnsi="宋体"/>
-                <w:szCs w:val="21"/>
-              </w:rPr>
-              <w:t>100)</w:t>
+                <w:rFonts w:hint="eastAsia" w:ascii="宋体" w:hAnsi="宋体" w:eastAsia="宋体"/>
+                <w:szCs w:val="21"/>
+              </w:rPr>
+            </w:pPr>
+            <w:r>
+              <w:rPr>
+                <w:rFonts w:ascii="宋体" w:hAnsi="宋体" w:eastAsia="宋体"/>
+                <w:szCs w:val="21"/>
+              </w:rPr>
+              <w:t>varchar(100)</w:t>
             </w:r>
           </w:p>
         </w:tc>
@@ -1514,13 +1564,13 @@
               <w:spacing w:line="300" w:lineRule="auto"/>
               <w:jc w:val="center"/>
               <w:rPr>
-                <w:rFonts w:ascii="宋体" w:eastAsia="宋体" w:hAnsi="宋体" w:hint="eastAsia"/>
-                <w:szCs w:val="21"/>
-              </w:rPr>
-            </w:pPr>
-            <w:r>
-              <w:rPr>
-                <w:rFonts w:ascii="宋体" w:eastAsia="宋体" w:hAnsi="宋体" w:hint="eastAsia"/>
+                <w:rFonts w:hint="eastAsia" w:ascii="宋体" w:hAnsi="宋体" w:eastAsia="宋体"/>
+                <w:szCs w:val="21"/>
+              </w:rPr>
+            </w:pPr>
+            <w:r>
+              <w:rPr>
+                <w:rFonts w:hint="eastAsia" w:ascii="宋体" w:hAnsi="宋体" w:eastAsia="宋体"/>
                 <w:szCs w:val="21"/>
               </w:rPr>
               <w:t>邮箱</w:t>
@@ -1536,7 +1586,7 @@
               <w:adjustRightInd w:val="0"/>
               <w:spacing w:line="300" w:lineRule="auto"/>
               <w:rPr>
-                <w:rFonts w:ascii="宋体" w:eastAsia="宋体" w:hAnsi="宋体" w:hint="eastAsia"/>
+                <w:rFonts w:hint="eastAsia" w:ascii="宋体" w:hAnsi="宋体" w:eastAsia="宋体"/>
                 <w:szCs w:val="21"/>
               </w:rPr>
             </w:pPr>
@@ -1544,6 +1594,22 @@
         </w:tc>
       </w:tr>
       <w:tr>
+        <w:tblPrEx>
+          <w:tblBorders>
+            <w:top w:val="single" w:color="auto" w:sz="12" w:space="0"/>
+            <w:left w:val="none" w:color="auto" w:sz="0" w:space="0"/>
+            <w:bottom w:val="single" w:color="auto" w:sz="12" w:space="0"/>
+            <w:right w:val="none" w:color="auto" w:sz="0" w:space="0"/>
+            <w:insideH w:val="none" w:color="auto" w:sz="0" w:space="0"/>
+            <w:insideV w:val="none" w:color="auto" w:sz="0" w:space="0"/>
+          </w:tblBorders>
+          <w:tblCellMar>
+            <w:top w:w="0" w:type="dxa"/>
+            <w:left w:w="108" w:type="dxa"/>
+            <w:bottom w:w="0" w:type="dxa"/>
+            <w:right w:w="108" w:type="dxa"/>
+          </w:tblCellMar>
+        </w:tblPrEx>
         <w:tc>
           <w:tcPr>
             <w:tcW w:w="2067" w:type="dxa"/>
@@ -1554,19 +1620,17 @@
               <w:spacing w:line="300" w:lineRule="auto"/>
               <w:jc w:val="center"/>
               <w:rPr>
-                <w:rFonts w:ascii="宋体" w:eastAsia="宋体" w:hAnsi="宋体" w:hint="eastAsia"/>
-                <w:szCs w:val="21"/>
-              </w:rPr>
-            </w:pPr>
-            <w:proofErr w:type="spellStart"/>
-            <w:r>
-              <w:rPr>
-                <w:rFonts w:ascii="宋体" w:eastAsia="宋体" w:hAnsi="宋体" w:hint="eastAsia"/>
+                <w:rFonts w:hint="eastAsia" w:ascii="宋体" w:hAnsi="宋体" w:eastAsia="宋体"/>
+                <w:szCs w:val="21"/>
+              </w:rPr>
+            </w:pPr>
+            <w:r>
+              <w:rPr>
+                <w:rFonts w:hint="eastAsia" w:ascii="宋体" w:hAnsi="宋体" w:eastAsia="宋体"/>
                 <w:szCs w:val="21"/>
               </w:rPr>
               <w:t>user_role</w:t>
             </w:r>
-            <w:proofErr w:type="spellEnd"/>
           </w:p>
         </w:tc>
         <w:tc>
@@ -1579,25 +1643,16 @@
               <w:spacing w:line="300" w:lineRule="auto"/>
               <w:jc w:val="center"/>
               <w:rPr>
-                <w:rFonts w:ascii="宋体" w:eastAsia="宋体" w:hAnsi="宋体" w:hint="eastAsia"/>
-                <w:szCs w:val="21"/>
-              </w:rPr>
-            </w:pPr>
-            <w:proofErr w:type="gramStart"/>
-            <w:r>
-              <w:rPr>
-                <w:rFonts w:ascii="宋体" w:eastAsia="宋体" w:hAnsi="宋体"/>
-                <w:szCs w:val="21"/>
-              </w:rPr>
-              <w:t>varchar(</w:t>
-            </w:r>
-            <w:proofErr w:type="gramEnd"/>
-            <w:r>
-              <w:rPr>
-                <w:rFonts w:ascii="宋体" w:eastAsia="宋体" w:hAnsi="宋体"/>
-                <w:szCs w:val="21"/>
-              </w:rPr>
-              <w:t>20)</w:t>
+                <w:rFonts w:hint="eastAsia" w:ascii="宋体" w:hAnsi="宋体" w:eastAsia="宋体"/>
+                <w:szCs w:val="21"/>
+              </w:rPr>
+            </w:pPr>
+            <w:r>
+              <w:rPr>
+                <w:rFonts w:ascii="宋体" w:hAnsi="宋体" w:eastAsia="宋体"/>
+                <w:szCs w:val="21"/>
+              </w:rPr>
+              <w:t>varchar(20)</w:t>
             </w:r>
           </w:p>
         </w:tc>
@@ -1611,13 +1666,13 @@
               <w:spacing w:line="300" w:lineRule="auto"/>
               <w:jc w:val="center"/>
               <w:rPr>
-                <w:rFonts w:ascii="宋体" w:eastAsia="宋体" w:hAnsi="宋体" w:hint="eastAsia"/>
-                <w:szCs w:val="21"/>
-              </w:rPr>
-            </w:pPr>
-            <w:r>
-              <w:rPr>
-                <w:rFonts w:ascii="宋体" w:eastAsia="宋体" w:hAnsi="宋体" w:hint="eastAsia"/>
+                <w:rFonts w:hint="eastAsia" w:ascii="宋体" w:hAnsi="宋体" w:eastAsia="宋体"/>
+                <w:szCs w:val="21"/>
+              </w:rPr>
+            </w:pPr>
+            <w:r>
+              <w:rPr>
+                <w:rFonts w:hint="eastAsia" w:ascii="宋体" w:hAnsi="宋体" w:eastAsia="宋体"/>
                 <w:szCs w:val="21"/>
               </w:rPr>
               <w:t>用户角色</w:t>
@@ -1634,13 +1689,13 @@
               <w:spacing w:line="300" w:lineRule="auto"/>
               <w:jc w:val="center"/>
               <w:rPr>
-                <w:rFonts w:ascii="宋体" w:eastAsia="宋体" w:hAnsi="宋体" w:hint="eastAsia"/>
-                <w:szCs w:val="21"/>
-              </w:rPr>
-            </w:pPr>
-            <w:r>
-              <w:rPr>
-                <w:rFonts w:ascii="宋体" w:eastAsia="宋体" w:hAnsi="宋体" w:hint="eastAsia"/>
+                <w:rFonts w:hint="eastAsia" w:ascii="宋体" w:hAnsi="宋体" w:eastAsia="宋体"/>
+                <w:szCs w:val="21"/>
+              </w:rPr>
+            </w:pPr>
+            <w:r>
+              <w:rPr>
+                <w:rFonts w:hint="eastAsia" w:ascii="宋体" w:hAnsi="宋体" w:eastAsia="宋体"/>
                 <w:szCs w:val="21"/>
               </w:rPr>
               <w:t>NOT NULL，角色</w:t>
@@ -1649,6 +1704,22 @@
         </w:tc>
       </w:tr>
       <w:tr>
+        <w:tblPrEx>
+          <w:tblBorders>
+            <w:top w:val="single" w:color="auto" w:sz="12" w:space="0"/>
+            <w:left w:val="none" w:color="auto" w:sz="0" w:space="0"/>
+            <w:bottom w:val="single" w:color="auto" w:sz="12" w:space="0"/>
+            <w:right w:val="none" w:color="auto" w:sz="0" w:space="0"/>
+            <w:insideH w:val="none" w:color="auto" w:sz="0" w:space="0"/>
+            <w:insideV w:val="none" w:color="auto" w:sz="0" w:space="0"/>
+          </w:tblBorders>
+          <w:tblCellMar>
+            <w:top w:w="0" w:type="dxa"/>
+            <w:left w:w="108" w:type="dxa"/>
+            <w:bottom w:w="0" w:type="dxa"/>
+            <w:right w:w="108" w:type="dxa"/>
+          </w:tblCellMar>
+        </w:tblPrEx>
         <w:tc>
           <w:tcPr>
             <w:tcW w:w="2067" w:type="dxa"/>
@@ -1659,19 +1730,17 @@
               <w:spacing w:line="300" w:lineRule="auto"/>
               <w:jc w:val="center"/>
               <w:rPr>
-                <w:rFonts w:ascii="宋体" w:eastAsia="宋体" w:hAnsi="宋体" w:hint="eastAsia"/>
-                <w:szCs w:val="21"/>
-              </w:rPr>
-            </w:pPr>
-            <w:proofErr w:type="spellStart"/>
-            <w:r>
-              <w:rPr>
-                <w:rFonts w:ascii="宋体" w:eastAsia="宋体" w:hAnsi="宋体"/>
+                <w:rFonts w:hint="eastAsia" w:ascii="宋体" w:hAnsi="宋体" w:eastAsia="宋体"/>
+                <w:szCs w:val="21"/>
+              </w:rPr>
+            </w:pPr>
+            <w:r>
+              <w:rPr>
+                <w:rFonts w:ascii="宋体" w:hAnsi="宋体" w:eastAsia="宋体"/>
                 <w:szCs w:val="21"/>
               </w:rPr>
               <w:t>dept_id</w:t>
             </w:r>
-            <w:proofErr w:type="spellEnd"/>
           </w:p>
         </w:tc>
         <w:tc>
@@ -1684,13 +1753,13 @@
               <w:spacing w:line="300" w:lineRule="auto"/>
               <w:jc w:val="center"/>
               <w:rPr>
-                <w:rFonts w:ascii="宋体" w:eastAsia="宋体" w:hAnsi="宋体" w:hint="eastAsia"/>
-                <w:szCs w:val="21"/>
-              </w:rPr>
-            </w:pPr>
-            <w:r>
-              <w:rPr>
-                <w:rFonts w:ascii="宋体" w:eastAsia="宋体" w:hAnsi="宋体" w:hint="eastAsia"/>
+                <w:rFonts w:hint="eastAsia" w:ascii="宋体" w:hAnsi="宋体" w:eastAsia="宋体"/>
+                <w:szCs w:val="21"/>
+              </w:rPr>
+            </w:pPr>
+            <w:r>
+              <w:rPr>
+                <w:rFonts w:hint="eastAsia" w:ascii="宋体" w:hAnsi="宋体" w:eastAsia="宋体"/>
                 <w:szCs w:val="21"/>
               </w:rPr>
               <w:t>int</w:t>
@@ -1707,13 +1776,13 @@
               <w:spacing w:line="300" w:lineRule="auto"/>
               <w:jc w:val="center"/>
               <w:rPr>
-                <w:rFonts w:ascii="宋体" w:eastAsia="宋体" w:hAnsi="宋体" w:hint="eastAsia"/>
-                <w:szCs w:val="21"/>
-              </w:rPr>
-            </w:pPr>
-            <w:r>
-              <w:rPr>
-                <w:rFonts w:ascii="宋体" w:eastAsia="宋体" w:hAnsi="宋体" w:hint="eastAsia"/>
+                <w:rFonts w:hint="eastAsia" w:ascii="宋体" w:hAnsi="宋体" w:eastAsia="宋体"/>
+                <w:szCs w:val="21"/>
+              </w:rPr>
+            </w:pPr>
+            <w:r>
+              <w:rPr>
+                <w:rFonts w:hint="eastAsia" w:ascii="宋体" w:hAnsi="宋体" w:eastAsia="宋体"/>
                 <w:szCs w:val="21"/>
               </w:rPr>
               <w:t>所属部门编号</w:t>
@@ -1730,28 +1799,17 @@
               <w:spacing w:line="300" w:lineRule="auto"/>
               <w:jc w:val="center"/>
               <w:rPr>
-                <w:rFonts w:ascii="宋体" w:eastAsia="宋体" w:hAnsi="宋体" w:hint="eastAsia"/>
-                <w:szCs w:val="21"/>
-              </w:rPr>
-            </w:pPr>
-            <w:proofErr w:type="spellStart"/>
-            <w:proofErr w:type="gramStart"/>
-            <w:r>
-              <w:rPr>
-                <w:rFonts w:ascii="宋体" w:eastAsia="宋体" w:hAnsi="宋体"/>
-                <w:szCs w:val="21"/>
-              </w:rPr>
-              <w:t>department.dept</w:t>
-            </w:r>
-            <w:proofErr w:type="gramEnd"/>
-            <w:r>
-              <w:rPr>
-                <w:rFonts w:ascii="宋体" w:eastAsia="宋体" w:hAnsi="宋体"/>
-                <w:szCs w:val="21"/>
-              </w:rPr>
-              <w:t>_id</w:t>
-            </w:r>
-            <w:proofErr w:type="spellEnd"/>
+                <w:rFonts w:hint="eastAsia" w:ascii="宋体" w:hAnsi="宋体" w:eastAsia="宋体"/>
+                <w:szCs w:val="21"/>
+              </w:rPr>
+            </w:pPr>
+            <w:r>
+              <w:rPr>
+                <w:rFonts w:ascii="宋体" w:hAnsi="宋体" w:eastAsia="宋体"/>
+                <w:szCs w:val="21"/>
+              </w:rPr>
+              <w:t>department.dept_id</w:t>
+            </w:r>
           </w:p>
         </w:tc>
       </w:tr>
@@ -1760,47 +1818,29 @@
       <w:pPr>
         <w:adjustRightInd w:val="0"/>
         <w:spacing w:line="300" w:lineRule="auto"/>
-        <w:ind w:firstLineChars="200" w:firstLine="480"/>
-        <w:rPr>
-          <w:rFonts w:ascii="宋体" w:eastAsia="宋体" w:hAnsi="宋体" w:hint="eastAsia"/>
+        <w:ind w:firstLine="480" w:firstLineChars="200"/>
+        <w:rPr>
+          <w:rFonts w:hint="eastAsia" w:ascii="宋体" w:hAnsi="宋体" w:eastAsia="宋体"/>
           <w:sz w:val="24"/>
           <w:szCs w:val="24"/>
         </w:rPr>
       </w:pPr>
       <w:r>
         <w:rPr>
-          <w:rFonts w:ascii="宋体" w:eastAsia="宋体" w:hAnsi="宋体"/>
-          <w:sz w:val="24"/>
-          <w:szCs w:val="24"/>
-        </w:rPr>
-        <w:t>备注：</w:t>
-      </w:r>
-      <w:proofErr w:type="spellStart"/>
-      <w:r>
-        <w:rPr>
-          <w:rFonts w:ascii="宋体" w:eastAsia="宋体" w:hAnsi="宋体"/>
-          <w:sz w:val="24"/>
-          <w:szCs w:val="24"/>
-        </w:rPr>
-        <w:t>user_role</w:t>
-      </w:r>
-      <w:proofErr w:type="spellEnd"/>
-      <w:r>
-        <w:rPr>
-          <w:rFonts w:ascii="宋体" w:eastAsia="宋体" w:hAnsi="宋体"/>
-          <w:sz w:val="24"/>
-          <w:szCs w:val="24"/>
-        </w:rPr>
-        <w:t xml:space="preserve"> 取值为 0、1、2，分别表示管理员、部门经理、员工。</w:t>
+          <w:rFonts w:ascii="宋体" w:hAnsi="宋体" w:eastAsia="宋体"/>
+          <w:sz w:val="24"/>
+          <w:szCs w:val="24"/>
+        </w:rPr>
+        <w:t>备注：user_role 取值为 0、1、2，分别表示管理员、部门经理、员工。</w:t>
       </w:r>
     </w:p>
     <w:p>
       <w:pPr>
         <w:adjustRightInd w:val="0"/>
         <w:spacing w:line="300" w:lineRule="auto"/>
-        <w:ind w:firstLineChars="200" w:firstLine="480"/>
-        <w:rPr>
-          <w:rFonts w:ascii="宋体" w:eastAsia="宋体" w:hAnsi="宋体" w:hint="eastAsia"/>
+        <w:ind w:firstLine="480" w:firstLineChars="200"/>
+        <w:rPr>
+          <w:rFonts w:hint="eastAsia" w:ascii="宋体" w:hAnsi="宋体" w:eastAsia="宋体"/>
           <w:sz w:val="24"/>
           <w:szCs w:val="24"/>
         </w:rPr>
@@ -1810,16 +1850,16 @@
       <w:pPr>
         <w:adjustRightInd w:val="0"/>
         <w:spacing w:line="300" w:lineRule="auto"/>
-        <w:ind w:firstLineChars="200" w:firstLine="480"/>
-        <w:rPr>
-          <w:rFonts w:ascii="宋体" w:eastAsia="宋体" w:hAnsi="宋体"/>
+        <w:ind w:firstLine="480" w:firstLineChars="200"/>
+        <w:rPr>
+          <w:rFonts w:ascii="宋体" w:hAnsi="宋体" w:eastAsia="宋体"/>
           <w:sz w:val="24"/>
           <w:szCs w:val="24"/>
         </w:rPr>
       </w:pPr>
       <w:r>
         <w:rPr>
-          <w:rFonts w:ascii="宋体" w:eastAsia="宋体" w:hAnsi="宋体" w:hint="eastAsia"/>
+          <w:rFonts w:hint="eastAsia" w:ascii="宋体" w:hAnsi="宋体" w:eastAsia="宋体"/>
           <w:sz w:val="24"/>
           <w:szCs w:val="24"/>
         </w:rPr>
@@ -1827,7 +1867,7 @@
       </w:r>
       <w:r>
         <w:rPr>
-          <w:rFonts w:ascii="宋体" w:eastAsia="宋体" w:hAnsi="宋体"/>
+          <w:rFonts w:ascii="宋体" w:hAnsi="宋体" w:eastAsia="宋体"/>
           <w:sz w:val="24"/>
           <w:szCs w:val="24"/>
         </w:rPr>
@@ -1836,18 +1876,18 @@
     </w:p>
     <w:p>
       <w:pPr>
-        <w:pStyle w:val="ae"/>
+        <w:pStyle w:val="11"/>
         <w:keepNext/>
         <w:jc w:val="center"/>
         <w:rPr>
-          <w:rFonts w:ascii="宋体" w:eastAsia="宋体" w:hAnsi="宋体"/>
+          <w:rFonts w:ascii="宋体" w:hAnsi="宋体" w:eastAsia="宋体"/>
           <w:sz w:val="21"/>
           <w:szCs w:val="21"/>
         </w:rPr>
       </w:pPr>
       <w:r>
         <w:rPr>
-          <w:rFonts w:ascii="宋体" w:eastAsia="宋体" w:hAnsi="宋体" w:hint="eastAsia"/>
+          <w:rFonts w:hint="eastAsia" w:ascii="宋体" w:hAnsi="宋体" w:eastAsia="宋体"/>
           <w:sz w:val="21"/>
           <w:szCs w:val="21"/>
         </w:rPr>
@@ -1855,7 +1895,7 @@
       </w:r>
       <w:r>
         <w:rPr>
-          <w:rFonts w:ascii="宋体" w:eastAsia="宋体" w:hAnsi="宋体" w:hint="eastAsia"/>
+          <w:rFonts w:hint="eastAsia" w:ascii="宋体" w:hAnsi="宋体" w:eastAsia="宋体"/>
           <w:sz w:val="21"/>
           <w:szCs w:val="21"/>
         </w:rPr>
@@ -1863,7 +1903,7 @@
       </w:r>
       <w:r>
         <w:rPr>
-          <w:rFonts w:ascii="宋体" w:eastAsia="宋体" w:hAnsi="宋体" w:hint="eastAsia"/>
+          <w:rFonts w:hint="eastAsia" w:ascii="宋体" w:hAnsi="宋体" w:eastAsia="宋体"/>
           <w:sz w:val="21"/>
           <w:szCs w:val="21"/>
         </w:rPr>
@@ -1871,7 +1911,7 @@
       </w:r>
       <w:r>
         <w:rPr>
-          <w:rFonts w:ascii="宋体" w:eastAsia="宋体" w:hAnsi="宋体" w:hint="eastAsia"/>
+          <w:rFonts w:hint="eastAsia" w:ascii="宋体" w:hAnsi="宋体" w:eastAsia="宋体"/>
           <w:sz w:val="21"/>
           <w:szCs w:val="21"/>
         </w:rPr>
@@ -1879,8 +1919,7 @@
       </w:r>
       <w:r>
         <w:rPr>
-          <w:rFonts w:ascii="宋体" w:eastAsia="宋体" w:hAnsi="宋体" w:hint="eastAsia"/>
-          <w:noProof/>
+          <w:rFonts w:hint="eastAsia" w:ascii="宋体" w:hAnsi="宋体" w:eastAsia="宋体"/>
           <w:sz w:val="21"/>
           <w:szCs w:val="21"/>
         </w:rPr>
@@ -1888,7 +1927,7 @@
       </w:r>
       <w:r>
         <w:rPr>
-          <w:rFonts w:ascii="宋体" w:eastAsia="宋体" w:hAnsi="宋体" w:hint="eastAsia"/>
+          <w:rFonts w:hint="eastAsia" w:ascii="宋体" w:hAnsi="宋体" w:eastAsia="宋体"/>
           <w:sz w:val="21"/>
           <w:szCs w:val="21"/>
         </w:rPr>
@@ -1896,7 +1935,7 @@
       </w:r>
       <w:r>
         <w:rPr>
-          <w:rFonts w:ascii="宋体" w:eastAsia="宋体" w:hAnsi="宋体" w:hint="eastAsia"/>
+          <w:rFonts w:hint="eastAsia" w:ascii="宋体" w:hAnsi="宋体" w:eastAsia="宋体"/>
           <w:sz w:val="21"/>
           <w:szCs w:val="21"/>
         </w:rPr>
@@ -1904,7 +1943,7 @@
       </w:r>
       <w:r>
         <w:rPr>
-          <w:rFonts w:ascii="宋体" w:eastAsia="宋体" w:hAnsi="宋体"/>
+          <w:rFonts w:ascii="宋体" w:hAnsi="宋体" w:eastAsia="宋体"/>
           <w:sz w:val="21"/>
           <w:szCs w:val="21"/>
         </w:rPr>
@@ -1913,17 +1952,24 @@
     </w:p>
     <w:tbl>
       <w:tblPr>
-        <w:tblStyle w:val="af"/>
+        <w:tblStyle w:val="16"/>
         <w:tblW w:w="0" w:type="auto"/>
+        <w:tblInd w:w="0" w:type="dxa"/>
         <w:tblBorders>
-          <w:top w:val="single" w:sz="12" w:space="0" w:color="auto"/>
-          <w:left w:val="none" w:sz="0" w:space="0" w:color="auto"/>
-          <w:bottom w:val="single" w:sz="12" w:space="0" w:color="auto"/>
-          <w:right w:val="none" w:sz="0" w:space="0" w:color="auto"/>
-          <w:insideH w:val="none" w:sz="0" w:space="0" w:color="auto"/>
-          <w:insideV w:val="none" w:sz="0" w:space="0" w:color="auto"/>
+          <w:top w:val="single" w:color="auto" w:sz="12" w:space="0"/>
+          <w:left w:val="none" w:color="auto" w:sz="0" w:space="0"/>
+          <w:bottom w:val="single" w:color="auto" w:sz="12" w:space="0"/>
+          <w:right w:val="none" w:color="auto" w:sz="0" w:space="0"/>
+          <w:insideH w:val="none" w:color="auto" w:sz="0" w:space="0"/>
+          <w:insideV w:val="none" w:color="auto" w:sz="0" w:space="0"/>
         </w:tblBorders>
-        <w:tblLook w:val="04A0" w:firstRow="1" w:lastRow="0" w:firstColumn="1" w:lastColumn="0" w:noHBand="0" w:noVBand="1"/>
+        <w:tblLayout w:type="autofit"/>
+        <w:tblCellMar>
+          <w:top w:w="0" w:type="dxa"/>
+          <w:left w:w="108" w:type="dxa"/>
+          <w:bottom w:w="0" w:type="dxa"/>
+          <w:right w:w="108" w:type="dxa"/>
+        </w:tblCellMar>
       </w:tblPr>
       <w:tblGrid>
         <w:gridCol w:w="2050"/>
@@ -1932,12 +1978,28 @@
         <w:gridCol w:w="2376"/>
       </w:tblGrid>
       <w:tr>
+        <w:tblPrEx>
+          <w:tblBorders>
+            <w:top w:val="single" w:color="auto" w:sz="12" w:space="0"/>
+            <w:left w:val="none" w:color="auto" w:sz="0" w:space="0"/>
+            <w:bottom w:val="single" w:color="auto" w:sz="12" w:space="0"/>
+            <w:right w:val="none" w:color="auto" w:sz="0" w:space="0"/>
+            <w:insideH w:val="none" w:color="auto" w:sz="0" w:space="0"/>
+            <w:insideV w:val="none" w:color="auto" w:sz="0" w:space="0"/>
+          </w:tblBorders>
+          <w:tblCellMar>
+            <w:top w:w="0" w:type="dxa"/>
+            <w:left w:w="108" w:type="dxa"/>
+            <w:bottom w:w="0" w:type="dxa"/>
+            <w:right w:w="108" w:type="dxa"/>
+          </w:tblCellMar>
+        </w:tblPrEx>
         <w:tc>
           <w:tcPr>
             <w:tcW w:w="2050" w:type="dxa"/>
             <w:tcBorders>
-              <w:top w:val="single" w:sz="12" w:space="0" w:color="auto"/>
-              <w:bottom w:val="single" w:sz="4" w:space="0" w:color="auto"/>
+              <w:top w:val="single" w:color="auto" w:sz="12" w:space="0"/>
+              <w:bottom w:val="single" w:color="auto" w:sz="4" w:space="0"/>
             </w:tcBorders>
           </w:tcPr>
           <w:p>
@@ -1946,13 +2008,13 @@
               <w:spacing w:line="300" w:lineRule="auto"/>
               <w:jc w:val="center"/>
               <w:rPr>
-                <w:rFonts w:ascii="宋体" w:eastAsia="宋体" w:hAnsi="宋体" w:hint="eastAsia"/>
-                <w:szCs w:val="21"/>
-              </w:rPr>
-            </w:pPr>
-            <w:r>
-              <w:rPr>
-                <w:rFonts w:ascii="宋体" w:eastAsia="宋体" w:hAnsi="宋体" w:hint="eastAsia"/>
+                <w:rFonts w:hint="eastAsia" w:ascii="宋体" w:hAnsi="宋体" w:eastAsia="宋体"/>
+                <w:szCs w:val="21"/>
+              </w:rPr>
+            </w:pPr>
+            <w:r>
+              <w:rPr>
+                <w:rFonts w:hint="eastAsia" w:ascii="宋体" w:hAnsi="宋体" w:eastAsia="宋体"/>
                 <w:szCs w:val="21"/>
               </w:rPr>
               <w:t>字段名</w:t>
@@ -1963,8 +2025,8 @@
           <w:tcPr>
             <w:tcW w:w="2017" w:type="dxa"/>
             <w:tcBorders>
-              <w:top w:val="single" w:sz="12" w:space="0" w:color="auto"/>
-              <w:bottom w:val="single" w:sz="4" w:space="0" w:color="auto"/>
+              <w:top w:val="single" w:color="auto" w:sz="12" w:space="0"/>
+              <w:bottom w:val="single" w:color="auto" w:sz="4" w:space="0"/>
             </w:tcBorders>
           </w:tcPr>
           <w:p>
@@ -1973,13 +2035,13 @@
               <w:spacing w:line="300" w:lineRule="auto"/>
               <w:jc w:val="center"/>
               <w:rPr>
-                <w:rFonts w:ascii="宋体" w:eastAsia="宋体" w:hAnsi="宋体" w:hint="eastAsia"/>
-                <w:szCs w:val="21"/>
-              </w:rPr>
-            </w:pPr>
-            <w:r>
-              <w:rPr>
-                <w:rFonts w:ascii="宋体" w:eastAsia="宋体" w:hAnsi="宋体" w:hint="eastAsia"/>
+                <w:rFonts w:hint="eastAsia" w:ascii="宋体" w:hAnsi="宋体" w:eastAsia="宋体"/>
+                <w:szCs w:val="21"/>
+              </w:rPr>
+            </w:pPr>
+            <w:r>
+              <w:rPr>
+                <w:rFonts w:hint="eastAsia" w:ascii="宋体" w:hAnsi="宋体" w:eastAsia="宋体"/>
                 <w:szCs w:val="21"/>
               </w:rPr>
               <w:t>类型</w:t>
@@ -1990,8 +2052,8 @@
           <w:tcPr>
             <w:tcW w:w="1853" w:type="dxa"/>
             <w:tcBorders>
-              <w:top w:val="single" w:sz="12" w:space="0" w:color="auto"/>
-              <w:bottom w:val="single" w:sz="4" w:space="0" w:color="auto"/>
+              <w:top w:val="single" w:color="auto" w:sz="12" w:space="0"/>
+              <w:bottom w:val="single" w:color="auto" w:sz="4" w:space="0"/>
             </w:tcBorders>
           </w:tcPr>
           <w:p>
@@ -2000,13 +2062,13 @@
               <w:spacing w:line="300" w:lineRule="auto"/>
               <w:jc w:val="center"/>
               <w:rPr>
-                <w:rFonts w:ascii="宋体" w:eastAsia="宋体" w:hAnsi="宋体" w:hint="eastAsia"/>
-                <w:szCs w:val="21"/>
-              </w:rPr>
-            </w:pPr>
-            <w:r>
-              <w:rPr>
-                <w:rFonts w:ascii="宋体" w:eastAsia="宋体" w:hAnsi="宋体" w:hint="eastAsia"/>
+                <w:rFonts w:hint="eastAsia" w:ascii="宋体" w:hAnsi="宋体" w:eastAsia="宋体"/>
+                <w:szCs w:val="21"/>
+              </w:rPr>
+            </w:pPr>
+            <w:r>
+              <w:rPr>
+                <w:rFonts w:hint="eastAsia" w:ascii="宋体" w:hAnsi="宋体" w:eastAsia="宋体"/>
                 <w:szCs w:val="21"/>
               </w:rPr>
               <w:t>含义</w:t>
@@ -2017,8 +2079,8 @@
           <w:tcPr>
             <w:tcW w:w="2376" w:type="dxa"/>
             <w:tcBorders>
-              <w:top w:val="single" w:sz="12" w:space="0" w:color="auto"/>
-              <w:bottom w:val="single" w:sz="4" w:space="0" w:color="auto"/>
+              <w:top w:val="single" w:color="auto" w:sz="12" w:space="0"/>
+              <w:bottom w:val="single" w:color="auto" w:sz="4" w:space="0"/>
             </w:tcBorders>
           </w:tcPr>
           <w:p>
@@ -2027,13 +2089,13 @@
               <w:spacing w:line="300" w:lineRule="auto"/>
               <w:jc w:val="center"/>
               <w:rPr>
-                <w:rFonts w:ascii="宋体" w:eastAsia="宋体" w:hAnsi="宋体" w:hint="eastAsia"/>
-                <w:szCs w:val="21"/>
-              </w:rPr>
-            </w:pPr>
-            <w:r>
-              <w:rPr>
-                <w:rFonts w:ascii="宋体" w:eastAsia="宋体" w:hAnsi="宋体"/>
+                <w:rFonts w:hint="eastAsia" w:ascii="宋体" w:hAnsi="宋体" w:eastAsia="宋体"/>
+                <w:szCs w:val="21"/>
+              </w:rPr>
+            </w:pPr>
+            <w:r>
+              <w:rPr>
+                <w:rFonts w:ascii="宋体" w:hAnsi="宋体" w:eastAsia="宋体"/>
                 <w:szCs w:val="21"/>
               </w:rPr>
               <w:t>约束/备注</w:t>
@@ -2042,11 +2104,27 @@
         </w:tc>
       </w:tr>
       <w:tr>
+        <w:tblPrEx>
+          <w:tblBorders>
+            <w:top w:val="single" w:color="auto" w:sz="12" w:space="0"/>
+            <w:left w:val="none" w:color="auto" w:sz="0" w:space="0"/>
+            <w:bottom w:val="single" w:color="auto" w:sz="12" w:space="0"/>
+            <w:right w:val="none" w:color="auto" w:sz="0" w:space="0"/>
+            <w:insideH w:val="none" w:color="auto" w:sz="0" w:space="0"/>
+            <w:insideV w:val="none" w:color="auto" w:sz="0" w:space="0"/>
+          </w:tblBorders>
+          <w:tblCellMar>
+            <w:top w:w="0" w:type="dxa"/>
+            <w:left w:w="108" w:type="dxa"/>
+            <w:bottom w:w="0" w:type="dxa"/>
+            <w:right w:w="108" w:type="dxa"/>
+          </w:tblCellMar>
+        </w:tblPrEx>
         <w:tc>
           <w:tcPr>
             <w:tcW w:w="2050" w:type="dxa"/>
             <w:tcBorders>
-              <w:top w:val="single" w:sz="4" w:space="0" w:color="auto"/>
+              <w:top w:val="single" w:color="auto" w:sz="4" w:space="0"/>
             </w:tcBorders>
           </w:tcPr>
           <w:p>
@@ -2055,26 +2133,24 @@
               <w:spacing w:line="300" w:lineRule="auto"/>
               <w:jc w:val="center"/>
               <w:rPr>
-                <w:rFonts w:ascii="宋体" w:eastAsia="宋体" w:hAnsi="宋体" w:hint="eastAsia"/>
-                <w:szCs w:val="21"/>
-              </w:rPr>
-            </w:pPr>
-            <w:proofErr w:type="spellStart"/>
-            <w:r>
-              <w:rPr>
-                <w:rFonts w:ascii="宋体" w:eastAsia="宋体" w:hAnsi="宋体"/>
+                <w:rFonts w:hint="eastAsia" w:ascii="宋体" w:hAnsi="宋体" w:eastAsia="宋体"/>
+                <w:szCs w:val="21"/>
+              </w:rPr>
+            </w:pPr>
+            <w:r>
+              <w:rPr>
+                <w:rFonts w:ascii="宋体" w:hAnsi="宋体" w:eastAsia="宋体"/>
                 <w:szCs w:val="21"/>
               </w:rPr>
               <w:t>project_id</w:t>
             </w:r>
-            <w:proofErr w:type="spellEnd"/>
           </w:p>
         </w:tc>
         <w:tc>
           <w:tcPr>
             <w:tcW w:w="2017" w:type="dxa"/>
             <w:tcBorders>
-              <w:top w:val="single" w:sz="4" w:space="0" w:color="auto"/>
+              <w:top w:val="single" w:color="auto" w:sz="4" w:space="0"/>
             </w:tcBorders>
           </w:tcPr>
           <w:p>
@@ -2083,13 +2159,13 @@
               <w:spacing w:line="300" w:lineRule="auto"/>
               <w:jc w:val="center"/>
               <w:rPr>
-                <w:rFonts w:ascii="宋体" w:eastAsia="宋体" w:hAnsi="宋体" w:hint="eastAsia"/>
-                <w:szCs w:val="21"/>
-              </w:rPr>
-            </w:pPr>
-            <w:r>
-              <w:rPr>
-                <w:rFonts w:ascii="宋体" w:eastAsia="宋体" w:hAnsi="宋体" w:hint="eastAsia"/>
+                <w:rFonts w:hint="eastAsia" w:ascii="宋体" w:hAnsi="宋体" w:eastAsia="宋体"/>
+                <w:szCs w:val="21"/>
+              </w:rPr>
+            </w:pPr>
+            <w:r>
+              <w:rPr>
+                <w:rFonts w:hint="eastAsia" w:ascii="宋体" w:hAnsi="宋体" w:eastAsia="宋体"/>
                 <w:szCs w:val="21"/>
               </w:rPr>
               <w:t>int</w:t>
@@ -2100,7 +2176,7 @@
           <w:tcPr>
             <w:tcW w:w="1853" w:type="dxa"/>
             <w:tcBorders>
-              <w:top w:val="single" w:sz="4" w:space="0" w:color="auto"/>
+              <w:top w:val="single" w:color="auto" w:sz="4" w:space="0"/>
             </w:tcBorders>
           </w:tcPr>
           <w:p>
@@ -2109,13 +2185,13 @@
               <w:spacing w:line="300" w:lineRule="auto"/>
               <w:jc w:val="center"/>
               <w:rPr>
-                <w:rFonts w:ascii="宋体" w:eastAsia="宋体" w:hAnsi="宋体" w:hint="eastAsia"/>
-                <w:szCs w:val="21"/>
-              </w:rPr>
-            </w:pPr>
-            <w:r>
-              <w:rPr>
-                <w:rFonts w:ascii="宋体" w:eastAsia="宋体" w:hAnsi="宋体"/>
+                <w:rFonts w:hint="eastAsia" w:ascii="宋体" w:hAnsi="宋体" w:eastAsia="宋体"/>
+                <w:szCs w:val="21"/>
+              </w:rPr>
+            </w:pPr>
+            <w:r>
+              <w:rPr>
+                <w:rFonts w:ascii="宋体" w:hAnsi="宋体" w:eastAsia="宋体"/>
                 <w:szCs w:val="21"/>
               </w:rPr>
               <w:t>项目编号</w:t>
@@ -2126,7 +2202,7 @@
           <w:tcPr>
             <w:tcW w:w="2376" w:type="dxa"/>
             <w:tcBorders>
-              <w:top w:val="single" w:sz="4" w:space="0" w:color="auto"/>
+              <w:top w:val="single" w:color="auto" w:sz="4" w:space="0"/>
             </w:tcBorders>
           </w:tcPr>
           <w:p>
@@ -2135,13 +2211,13 @@
               <w:spacing w:line="300" w:lineRule="auto"/>
               <w:jc w:val="center"/>
               <w:rPr>
-                <w:rFonts w:ascii="宋体" w:eastAsia="宋体" w:hAnsi="宋体" w:hint="eastAsia"/>
-                <w:szCs w:val="21"/>
-              </w:rPr>
-            </w:pPr>
-            <w:r>
-              <w:rPr>
-                <w:rFonts w:ascii="宋体" w:eastAsia="宋体" w:hAnsi="宋体"/>
+                <w:rFonts w:hint="eastAsia" w:ascii="宋体" w:hAnsi="宋体" w:eastAsia="宋体"/>
+                <w:szCs w:val="21"/>
+              </w:rPr>
+            </w:pPr>
+            <w:r>
+              <w:rPr>
+                <w:rFonts w:ascii="宋体" w:hAnsi="宋体" w:eastAsia="宋体"/>
                 <w:szCs w:val="21"/>
               </w:rPr>
               <w:t>主键，自增</w:t>
@@ -2150,6 +2226,22 @@
         </w:tc>
       </w:tr>
       <w:tr>
+        <w:tblPrEx>
+          <w:tblBorders>
+            <w:top w:val="single" w:color="auto" w:sz="12" w:space="0"/>
+            <w:left w:val="none" w:color="auto" w:sz="0" w:space="0"/>
+            <w:bottom w:val="single" w:color="auto" w:sz="12" w:space="0"/>
+            <w:right w:val="none" w:color="auto" w:sz="0" w:space="0"/>
+            <w:insideH w:val="none" w:color="auto" w:sz="0" w:space="0"/>
+            <w:insideV w:val="none" w:color="auto" w:sz="0" w:space="0"/>
+          </w:tblBorders>
+          <w:tblCellMar>
+            <w:top w:w="0" w:type="dxa"/>
+            <w:left w:w="108" w:type="dxa"/>
+            <w:bottom w:w="0" w:type="dxa"/>
+            <w:right w:w="108" w:type="dxa"/>
+          </w:tblCellMar>
+        </w:tblPrEx>
         <w:tc>
           <w:tcPr>
             <w:tcW w:w="2050" w:type="dxa"/>
@@ -2160,19 +2252,17 @@
               <w:spacing w:line="300" w:lineRule="auto"/>
               <w:jc w:val="center"/>
               <w:rPr>
-                <w:rFonts w:ascii="宋体" w:eastAsia="宋体" w:hAnsi="宋体" w:hint="eastAsia"/>
-                <w:szCs w:val="21"/>
-              </w:rPr>
-            </w:pPr>
-            <w:proofErr w:type="spellStart"/>
-            <w:r>
-              <w:rPr>
-                <w:rFonts w:ascii="宋体" w:eastAsia="宋体" w:hAnsi="宋体"/>
+                <w:rFonts w:hint="eastAsia" w:ascii="宋体" w:hAnsi="宋体" w:eastAsia="宋体"/>
+                <w:szCs w:val="21"/>
+              </w:rPr>
+            </w:pPr>
+            <w:r>
+              <w:rPr>
+                <w:rFonts w:ascii="宋体" w:hAnsi="宋体" w:eastAsia="宋体"/>
                 <w:szCs w:val="21"/>
               </w:rPr>
               <w:t>project_name</w:t>
             </w:r>
-            <w:proofErr w:type="spellEnd"/>
           </w:p>
         </w:tc>
         <w:tc>
@@ -2185,25 +2275,16 @@
               <w:spacing w:line="300" w:lineRule="auto"/>
               <w:jc w:val="center"/>
               <w:rPr>
-                <w:rFonts w:ascii="宋体" w:eastAsia="宋体" w:hAnsi="宋体" w:hint="eastAsia"/>
-                <w:szCs w:val="21"/>
-              </w:rPr>
-            </w:pPr>
-            <w:proofErr w:type="gramStart"/>
-            <w:r>
-              <w:rPr>
-                <w:rFonts w:ascii="宋体" w:eastAsia="宋体" w:hAnsi="宋体"/>
-                <w:szCs w:val="21"/>
-              </w:rPr>
-              <w:t>varchar(</w:t>
-            </w:r>
-            <w:proofErr w:type="gramEnd"/>
-            <w:r>
-              <w:rPr>
-                <w:rFonts w:ascii="宋体" w:eastAsia="宋体" w:hAnsi="宋体"/>
-                <w:szCs w:val="21"/>
-              </w:rPr>
-              <w:t>100)</w:t>
+                <w:rFonts w:hint="eastAsia" w:ascii="宋体" w:hAnsi="宋体" w:eastAsia="宋体"/>
+                <w:szCs w:val="21"/>
+              </w:rPr>
+            </w:pPr>
+            <w:r>
+              <w:rPr>
+                <w:rFonts w:ascii="宋体" w:hAnsi="宋体" w:eastAsia="宋体"/>
+                <w:szCs w:val="21"/>
+              </w:rPr>
+              <w:t>varchar(100)</w:t>
             </w:r>
           </w:p>
         </w:tc>
@@ -2217,13 +2298,13 @@
               <w:spacing w:line="300" w:lineRule="auto"/>
               <w:jc w:val="center"/>
               <w:rPr>
-                <w:rFonts w:ascii="宋体" w:eastAsia="宋体" w:hAnsi="宋体" w:hint="eastAsia"/>
-                <w:szCs w:val="21"/>
-              </w:rPr>
-            </w:pPr>
-            <w:r>
-              <w:rPr>
-                <w:rFonts w:ascii="宋体" w:eastAsia="宋体" w:hAnsi="宋体" w:hint="eastAsia"/>
+                <w:rFonts w:hint="eastAsia" w:ascii="宋体" w:hAnsi="宋体" w:eastAsia="宋体"/>
+                <w:szCs w:val="21"/>
+              </w:rPr>
+            </w:pPr>
+            <w:r>
+              <w:rPr>
+                <w:rFonts w:hint="eastAsia" w:ascii="宋体" w:hAnsi="宋体" w:eastAsia="宋体"/>
                 <w:szCs w:val="21"/>
               </w:rPr>
               <w:t>项目名称</w:t>
@@ -2240,13 +2321,13 @@
               <w:spacing w:line="300" w:lineRule="auto"/>
               <w:jc w:val="center"/>
               <w:rPr>
-                <w:rFonts w:ascii="宋体" w:eastAsia="宋体" w:hAnsi="宋体" w:hint="eastAsia"/>
-                <w:szCs w:val="21"/>
-              </w:rPr>
-            </w:pPr>
-            <w:r>
-              <w:rPr>
-                <w:rFonts w:ascii="宋体" w:eastAsia="宋体" w:hAnsi="宋体" w:hint="eastAsia"/>
+                <w:rFonts w:hint="eastAsia" w:ascii="宋体" w:hAnsi="宋体" w:eastAsia="宋体"/>
+                <w:szCs w:val="21"/>
+              </w:rPr>
+            </w:pPr>
+            <w:r>
+              <w:rPr>
+                <w:rFonts w:hint="eastAsia" w:ascii="宋体" w:hAnsi="宋体" w:eastAsia="宋体"/>
                 <w:szCs w:val="21"/>
               </w:rPr>
               <w:t>NOT NULL</w:t>
@@ -2255,6 +2336,22 @@
         </w:tc>
       </w:tr>
       <w:tr>
+        <w:tblPrEx>
+          <w:tblBorders>
+            <w:top w:val="single" w:color="auto" w:sz="12" w:space="0"/>
+            <w:left w:val="none" w:color="auto" w:sz="0" w:space="0"/>
+            <w:bottom w:val="single" w:color="auto" w:sz="12" w:space="0"/>
+            <w:right w:val="none" w:color="auto" w:sz="0" w:space="0"/>
+            <w:insideH w:val="none" w:color="auto" w:sz="0" w:space="0"/>
+            <w:insideV w:val="none" w:color="auto" w:sz="0" w:space="0"/>
+          </w:tblBorders>
+          <w:tblCellMar>
+            <w:top w:w="0" w:type="dxa"/>
+            <w:left w:w="108" w:type="dxa"/>
+            <w:bottom w:w="0" w:type="dxa"/>
+            <w:right w:w="108" w:type="dxa"/>
+          </w:tblCellMar>
+        </w:tblPrEx>
         <w:tc>
           <w:tcPr>
             <w:tcW w:w="2050" w:type="dxa"/>
@@ -2265,19 +2362,17 @@
               <w:spacing w:line="300" w:lineRule="auto"/>
               <w:jc w:val="center"/>
               <w:rPr>
-                <w:rFonts w:ascii="宋体" w:eastAsia="宋体" w:hAnsi="宋体" w:hint="eastAsia"/>
-                <w:szCs w:val="21"/>
-              </w:rPr>
-            </w:pPr>
-            <w:proofErr w:type="spellStart"/>
-            <w:r>
-              <w:rPr>
-                <w:rFonts w:ascii="宋体" w:eastAsia="宋体" w:hAnsi="宋体"/>
+                <w:rFonts w:hint="eastAsia" w:ascii="宋体" w:hAnsi="宋体" w:eastAsia="宋体"/>
+                <w:szCs w:val="21"/>
+              </w:rPr>
+            </w:pPr>
+            <w:r>
+              <w:rPr>
+                <w:rFonts w:ascii="宋体" w:hAnsi="宋体" w:eastAsia="宋体"/>
                 <w:szCs w:val="21"/>
               </w:rPr>
               <w:t>project_status</w:t>
             </w:r>
-            <w:proofErr w:type="spellEnd"/>
           </w:p>
         </w:tc>
         <w:tc>
@@ -2290,13 +2385,13 @@
               <w:spacing w:line="300" w:lineRule="auto"/>
               <w:jc w:val="center"/>
               <w:rPr>
-                <w:rFonts w:ascii="宋体" w:eastAsia="宋体" w:hAnsi="宋体" w:hint="eastAsia"/>
-                <w:szCs w:val="21"/>
-              </w:rPr>
-            </w:pPr>
-            <w:r>
-              <w:rPr>
-                <w:rFonts w:ascii="宋体" w:eastAsia="宋体" w:hAnsi="宋体" w:hint="eastAsia"/>
+                <w:rFonts w:hint="eastAsia" w:ascii="宋体" w:hAnsi="宋体" w:eastAsia="宋体"/>
+                <w:szCs w:val="21"/>
+              </w:rPr>
+            </w:pPr>
+            <w:r>
+              <w:rPr>
+                <w:rFonts w:hint="eastAsia" w:ascii="宋体" w:hAnsi="宋体" w:eastAsia="宋体"/>
                 <w:szCs w:val="21"/>
               </w:rPr>
               <w:t>int</w:t>
@@ -2313,13 +2408,13 @@
               <w:spacing w:line="300" w:lineRule="auto"/>
               <w:jc w:val="center"/>
               <w:rPr>
-                <w:rFonts w:ascii="宋体" w:eastAsia="宋体" w:hAnsi="宋体" w:hint="eastAsia"/>
-                <w:szCs w:val="21"/>
-              </w:rPr>
-            </w:pPr>
-            <w:r>
-              <w:rPr>
-                <w:rFonts w:ascii="宋体" w:eastAsia="宋体" w:hAnsi="宋体" w:hint="eastAsia"/>
+                <w:rFonts w:hint="eastAsia" w:ascii="宋体" w:hAnsi="宋体" w:eastAsia="宋体"/>
+                <w:szCs w:val="21"/>
+              </w:rPr>
+            </w:pPr>
+            <w:r>
+              <w:rPr>
+                <w:rFonts w:hint="eastAsia" w:ascii="宋体" w:hAnsi="宋体" w:eastAsia="宋体"/>
                 <w:szCs w:val="21"/>
               </w:rPr>
               <w:t>项目状态</w:t>
@@ -2336,13 +2431,13 @@
               <w:spacing w:line="300" w:lineRule="auto"/>
               <w:jc w:val="center"/>
               <w:rPr>
-                <w:rFonts w:ascii="宋体" w:eastAsia="宋体" w:hAnsi="宋体" w:hint="eastAsia"/>
-                <w:szCs w:val="21"/>
-              </w:rPr>
-            </w:pPr>
-            <w:r>
-              <w:rPr>
-                <w:rFonts w:ascii="宋体" w:eastAsia="宋体" w:hAnsi="宋体" w:hint="eastAsia"/>
+                <w:rFonts w:hint="eastAsia" w:ascii="宋体" w:hAnsi="宋体" w:eastAsia="宋体"/>
+                <w:szCs w:val="21"/>
+              </w:rPr>
+            </w:pPr>
+            <w:r>
+              <w:rPr>
+                <w:rFonts w:hint="eastAsia" w:ascii="宋体" w:hAnsi="宋体" w:eastAsia="宋体"/>
                 <w:szCs w:val="21"/>
               </w:rPr>
               <w:t>NOT NULL</w:t>
@@ -2351,6 +2446,22 @@
         </w:tc>
       </w:tr>
       <w:tr>
+        <w:tblPrEx>
+          <w:tblBorders>
+            <w:top w:val="single" w:color="auto" w:sz="12" w:space="0"/>
+            <w:left w:val="none" w:color="auto" w:sz="0" w:space="0"/>
+            <w:bottom w:val="single" w:color="auto" w:sz="12" w:space="0"/>
+            <w:right w:val="none" w:color="auto" w:sz="0" w:space="0"/>
+            <w:insideH w:val="none" w:color="auto" w:sz="0" w:space="0"/>
+            <w:insideV w:val="none" w:color="auto" w:sz="0" w:space="0"/>
+          </w:tblBorders>
+          <w:tblCellMar>
+            <w:top w:w="0" w:type="dxa"/>
+            <w:left w:w="108" w:type="dxa"/>
+            <w:bottom w:w="0" w:type="dxa"/>
+            <w:right w:w="108" w:type="dxa"/>
+          </w:tblCellMar>
+        </w:tblPrEx>
         <w:tc>
           <w:tcPr>
             <w:tcW w:w="2050" w:type="dxa"/>
@@ -2361,19 +2472,17 @@
               <w:spacing w:line="300" w:lineRule="auto"/>
               <w:jc w:val="center"/>
               <w:rPr>
-                <w:rFonts w:ascii="宋体" w:eastAsia="宋体" w:hAnsi="宋体" w:hint="eastAsia"/>
-                <w:szCs w:val="21"/>
-              </w:rPr>
-            </w:pPr>
-            <w:proofErr w:type="spellStart"/>
-            <w:r>
-              <w:rPr>
-                <w:rFonts w:ascii="宋体" w:eastAsia="宋体" w:hAnsi="宋体"/>
+                <w:rFonts w:hint="eastAsia" w:ascii="宋体" w:hAnsi="宋体" w:eastAsia="宋体"/>
+                <w:szCs w:val="21"/>
+              </w:rPr>
+            </w:pPr>
+            <w:r>
+              <w:rPr>
+                <w:rFonts w:ascii="宋体" w:hAnsi="宋体" w:eastAsia="宋体"/>
                 <w:szCs w:val="21"/>
               </w:rPr>
               <w:t>dept_id</w:t>
             </w:r>
-            <w:proofErr w:type="spellEnd"/>
           </w:p>
         </w:tc>
         <w:tc>
@@ -2386,13 +2495,13 @@
               <w:spacing w:line="300" w:lineRule="auto"/>
               <w:jc w:val="center"/>
               <w:rPr>
-                <w:rFonts w:ascii="宋体" w:eastAsia="宋体" w:hAnsi="宋体" w:hint="eastAsia"/>
-                <w:szCs w:val="21"/>
-              </w:rPr>
-            </w:pPr>
-            <w:r>
-              <w:rPr>
-                <w:rFonts w:ascii="宋体" w:eastAsia="宋体" w:hAnsi="宋体" w:hint="eastAsia"/>
+                <w:rFonts w:hint="eastAsia" w:ascii="宋体" w:hAnsi="宋体" w:eastAsia="宋体"/>
+                <w:szCs w:val="21"/>
+              </w:rPr>
+            </w:pPr>
+            <w:r>
+              <w:rPr>
+                <w:rFonts w:hint="eastAsia" w:ascii="宋体" w:hAnsi="宋体" w:eastAsia="宋体"/>
                 <w:szCs w:val="21"/>
               </w:rPr>
               <w:t>int</w:t>
@@ -2409,13 +2518,13 @@
               <w:spacing w:line="300" w:lineRule="auto"/>
               <w:jc w:val="center"/>
               <w:rPr>
-                <w:rFonts w:ascii="宋体" w:eastAsia="宋体" w:hAnsi="宋体" w:hint="eastAsia"/>
-                <w:szCs w:val="21"/>
-              </w:rPr>
-            </w:pPr>
-            <w:r>
-              <w:rPr>
-                <w:rFonts w:ascii="宋体" w:eastAsia="宋体" w:hAnsi="宋体" w:hint="eastAsia"/>
+                <w:rFonts w:hint="eastAsia" w:ascii="宋体" w:hAnsi="宋体" w:eastAsia="宋体"/>
+                <w:szCs w:val="21"/>
+              </w:rPr>
+            </w:pPr>
+            <w:r>
+              <w:rPr>
+                <w:rFonts w:hint="eastAsia" w:ascii="宋体" w:hAnsi="宋体" w:eastAsia="宋体"/>
                 <w:szCs w:val="21"/>
               </w:rPr>
               <w:t>所属部门编号</w:t>
@@ -2432,28 +2541,17 @@
               <w:spacing w:line="300" w:lineRule="auto"/>
               <w:jc w:val="center"/>
               <w:rPr>
-                <w:rFonts w:ascii="宋体" w:eastAsia="宋体" w:hAnsi="宋体" w:hint="eastAsia"/>
-                <w:szCs w:val="21"/>
-              </w:rPr>
-            </w:pPr>
-            <w:proofErr w:type="spellStart"/>
-            <w:proofErr w:type="gramStart"/>
-            <w:r>
-              <w:rPr>
-                <w:rFonts w:ascii="宋体" w:eastAsia="宋体" w:hAnsi="宋体"/>
-                <w:szCs w:val="21"/>
-              </w:rPr>
-              <w:t>department.dept</w:t>
-            </w:r>
-            <w:proofErr w:type="gramEnd"/>
-            <w:r>
-              <w:rPr>
-                <w:rFonts w:ascii="宋体" w:eastAsia="宋体" w:hAnsi="宋体"/>
-                <w:szCs w:val="21"/>
-              </w:rPr>
-              <w:t>_id</w:t>
-            </w:r>
-            <w:proofErr w:type="spellEnd"/>
+                <w:rFonts w:hint="eastAsia" w:ascii="宋体" w:hAnsi="宋体" w:eastAsia="宋体"/>
+                <w:szCs w:val="21"/>
+              </w:rPr>
+            </w:pPr>
+            <w:r>
+              <w:rPr>
+                <w:rFonts w:ascii="宋体" w:hAnsi="宋体" w:eastAsia="宋体"/>
+                <w:szCs w:val="21"/>
+              </w:rPr>
+              <w:t>department.dept_id</w:t>
+            </w:r>
           </w:p>
         </w:tc>
       </w:tr>
@@ -2462,16 +2560,16 @@
       <w:pPr>
         <w:adjustRightInd w:val="0"/>
         <w:spacing w:line="300" w:lineRule="auto"/>
-        <w:ind w:firstLineChars="200" w:firstLine="480"/>
-        <w:rPr>
-          <w:rFonts w:ascii="宋体" w:eastAsia="宋体" w:hAnsi="宋体"/>
+        <w:ind w:firstLine="480" w:firstLineChars="200"/>
+        <w:rPr>
+          <w:rFonts w:ascii="宋体" w:hAnsi="宋体" w:eastAsia="宋体"/>
           <w:sz w:val="24"/>
           <w:szCs w:val="24"/>
         </w:rPr>
       </w:pPr>
       <w:r>
         <w:rPr>
-          <w:rFonts w:ascii="宋体" w:eastAsia="宋体" w:hAnsi="宋体"/>
+          <w:rFonts w:ascii="宋体" w:hAnsi="宋体" w:eastAsia="宋体"/>
           <w:sz w:val="24"/>
           <w:szCs w:val="24"/>
         </w:rPr>
@@ -2479,29 +2577,19 @@
       </w:r>
       <w:r>
         <w:rPr>
-          <w:rFonts w:ascii="宋体" w:eastAsia="宋体" w:hAnsi="宋体" w:hint="eastAsia"/>
+          <w:rFonts w:hint="eastAsia" w:ascii="宋体" w:hAnsi="宋体" w:eastAsia="宋体"/>
           <w:sz w:val="24"/>
           <w:szCs w:val="24"/>
         </w:rPr>
         <w:t>：</w:t>
       </w:r>
-      <w:proofErr w:type="spellStart"/>
-      <w:r>
-        <w:rPr>
-          <w:rFonts w:ascii="宋体" w:eastAsia="宋体" w:hAnsi="宋体"/>
-          <w:sz w:val="24"/>
-          <w:szCs w:val="24"/>
-        </w:rPr>
-        <w:t>project_status</w:t>
-      </w:r>
-      <w:proofErr w:type="spellEnd"/>
-      <w:r>
-        <w:rPr>
-          <w:rFonts w:ascii="宋体" w:eastAsia="宋体" w:hAnsi="宋体"/>
-          <w:sz w:val="24"/>
-          <w:szCs w:val="24"/>
-        </w:rPr>
-        <w:t xml:space="preserve"> 取值为 0、1，分别表示禁用、启用。</w:t>
+      <w:r>
+        <w:rPr>
+          <w:rFonts w:ascii="宋体" w:hAnsi="宋体" w:eastAsia="宋体"/>
+          <w:sz w:val="24"/>
+          <w:szCs w:val="24"/>
+        </w:rPr>
+        <w:t>project_status 取值为 0、1，分别表示禁用、启用。</w:t>
       </w:r>
     </w:p>
     <w:p>
@@ -2509,7 +2597,7 @@
         <w:adjustRightInd w:val="0"/>
         <w:spacing w:line="360" w:lineRule="auto"/>
         <w:rPr>
-          <w:rFonts w:ascii="宋体" w:eastAsia="宋体" w:hAnsi="宋体" w:hint="eastAsia"/>
+          <w:rFonts w:hint="eastAsia" w:ascii="宋体" w:hAnsi="宋体" w:eastAsia="宋体"/>
           <w:sz w:val="24"/>
           <w:szCs w:val="24"/>
         </w:rPr>
@@ -2519,44 +2607,36 @@
       <w:pPr>
         <w:adjustRightInd w:val="0"/>
         <w:spacing w:line="300" w:lineRule="auto"/>
-        <w:ind w:firstLineChars="200" w:firstLine="480"/>
-        <w:rPr>
-          <w:rFonts w:ascii="宋体" w:eastAsia="宋体" w:hAnsi="宋体"/>
+        <w:ind w:firstLine="480" w:firstLineChars="200"/>
+        <w:rPr>
+          <w:rFonts w:ascii="宋体" w:hAnsi="宋体" w:eastAsia="宋体"/>
           <w:sz w:val="24"/>
           <w:szCs w:val="24"/>
         </w:rPr>
       </w:pPr>
       <w:r>
         <w:rPr>
-          <w:rFonts w:ascii="宋体" w:eastAsia="宋体" w:hAnsi="宋体"/>
-          <w:sz w:val="24"/>
-          <w:szCs w:val="24"/>
-        </w:rPr>
-        <w:t>用户项目参与</w:t>
-      </w:r>
-      <w:r>
-        <w:rPr>
-          <w:rFonts w:ascii="宋体" w:eastAsia="宋体" w:hAnsi="宋体"/>
-          <w:sz w:val="24"/>
-          <w:szCs w:val="24"/>
-        </w:rPr>
-        <w:t>表意在记录员工与项目之间的参与关系，用于表示员工被授权参与哪些项目。表中包含授权编号、员工编号、项目编号、授权时间、授权状态等内容，以保证员工只能填报已授权项目的工时，其结构如表 4-4 所示。</w:t>
+          <w:rFonts w:ascii="宋体" w:hAnsi="宋体" w:eastAsia="宋体"/>
+          <w:sz w:val="24"/>
+          <w:szCs w:val="24"/>
+        </w:rPr>
+        <w:t>用户项目参与表意在记录员工与项目之间的参与关系，用于表示员工被授权参与哪些项目。表中包含授权编号、员工编号、项目编号、授权时间、授权状态等内容，以保证员工只能填报已授权项目的工时，其结构如表 4-4 所示。</w:t>
       </w:r>
     </w:p>
     <w:p>
       <w:pPr>
-        <w:pStyle w:val="ae"/>
+        <w:pStyle w:val="11"/>
         <w:keepNext/>
         <w:jc w:val="center"/>
         <w:rPr>
-          <w:rFonts w:ascii="宋体" w:eastAsia="宋体" w:hAnsi="宋体"/>
+          <w:rFonts w:ascii="宋体" w:hAnsi="宋体" w:eastAsia="宋体"/>
           <w:sz w:val="21"/>
           <w:szCs w:val="21"/>
         </w:rPr>
       </w:pPr>
       <w:r>
         <w:rPr>
-          <w:rFonts w:ascii="宋体" w:eastAsia="宋体" w:hAnsi="宋体" w:hint="eastAsia"/>
+          <w:rFonts w:hint="eastAsia" w:ascii="宋体" w:hAnsi="宋体" w:eastAsia="宋体"/>
           <w:sz w:val="21"/>
           <w:szCs w:val="21"/>
         </w:rPr>
@@ -2564,7 +2644,7 @@
       </w:r>
       <w:r>
         <w:rPr>
-          <w:rFonts w:ascii="宋体" w:eastAsia="宋体" w:hAnsi="宋体" w:hint="eastAsia"/>
+          <w:rFonts w:hint="eastAsia" w:ascii="宋体" w:hAnsi="宋体" w:eastAsia="宋体"/>
           <w:sz w:val="21"/>
           <w:szCs w:val="21"/>
         </w:rPr>
@@ -2572,7 +2652,7 @@
       </w:r>
       <w:r>
         <w:rPr>
-          <w:rFonts w:ascii="宋体" w:eastAsia="宋体" w:hAnsi="宋体" w:hint="eastAsia"/>
+          <w:rFonts w:hint="eastAsia" w:ascii="宋体" w:hAnsi="宋体" w:eastAsia="宋体"/>
           <w:sz w:val="21"/>
           <w:szCs w:val="21"/>
         </w:rPr>
@@ -2580,7 +2660,7 @@
       </w:r>
       <w:r>
         <w:rPr>
-          <w:rFonts w:ascii="宋体" w:eastAsia="宋体" w:hAnsi="宋体" w:hint="eastAsia"/>
+          <w:rFonts w:hint="eastAsia" w:ascii="宋体" w:hAnsi="宋体" w:eastAsia="宋体"/>
           <w:sz w:val="21"/>
           <w:szCs w:val="21"/>
         </w:rPr>
@@ -2588,8 +2668,7 @@
       </w:r>
       <w:r>
         <w:rPr>
-          <w:rFonts w:ascii="宋体" w:eastAsia="宋体" w:hAnsi="宋体" w:hint="eastAsia"/>
-          <w:noProof/>
+          <w:rFonts w:hint="eastAsia" w:ascii="宋体" w:hAnsi="宋体" w:eastAsia="宋体"/>
           <w:sz w:val="21"/>
           <w:szCs w:val="21"/>
         </w:rPr>
@@ -2597,7 +2676,7 @@
       </w:r>
       <w:r>
         <w:rPr>
-          <w:rFonts w:ascii="宋体" w:eastAsia="宋体" w:hAnsi="宋体" w:hint="eastAsia"/>
+          <w:rFonts w:hint="eastAsia" w:ascii="宋体" w:hAnsi="宋体" w:eastAsia="宋体"/>
           <w:sz w:val="21"/>
           <w:szCs w:val="21"/>
         </w:rPr>
@@ -2605,7 +2684,7 @@
       </w:r>
       <w:r>
         <w:rPr>
-          <w:rFonts w:ascii="宋体" w:eastAsia="宋体" w:hAnsi="宋体" w:hint="eastAsia"/>
+          <w:rFonts w:hint="eastAsia" w:ascii="宋体" w:hAnsi="宋体" w:eastAsia="宋体"/>
           <w:sz w:val="21"/>
           <w:szCs w:val="21"/>
         </w:rPr>
@@ -2613,36 +2692,33 @@
       </w:r>
       <w:r>
         <w:rPr>
-          <w:rFonts w:ascii="宋体" w:eastAsia="宋体" w:hAnsi="宋体"/>
+          <w:rFonts w:ascii="宋体" w:hAnsi="宋体" w:eastAsia="宋体"/>
           <w:sz w:val="21"/>
           <w:szCs w:val="21"/>
         </w:rPr>
-        <w:t>用户项目参与表</w:t>
-      </w:r>
-      <w:proofErr w:type="spellStart"/>
-      <w:r>
-        <w:rPr>
-          <w:rFonts w:ascii="宋体" w:eastAsia="宋体" w:hAnsi="宋体"/>
-          <w:sz w:val="21"/>
-          <w:szCs w:val="21"/>
-        </w:rPr>
-        <w:t>user_project</w:t>
-      </w:r>
-      <w:proofErr w:type="spellEnd"/>
+        <w:t>用户项目参与表user_project</w:t>
+      </w:r>
     </w:p>
     <w:tbl>
       <w:tblPr>
-        <w:tblStyle w:val="af"/>
+        <w:tblStyle w:val="16"/>
         <w:tblW w:w="0" w:type="auto"/>
+        <w:tblInd w:w="0" w:type="dxa"/>
         <w:tblBorders>
-          <w:top w:val="single" w:sz="12" w:space="0" w:color="auto"/>
-          <w:left w:val="none" w:sz="0" w:space="0" w:color="auto"/>
-          <w:bottom w:val="single" w:sz="12" w:space="0" w:color="auto"/>
-          <w:right w:val="none" w:sz="0" w:space="0" w:color="auto"/>
-          <w:insideH w:val="none" w:sz="0" w:space="0" w:color="auto"/>
-          <w:insideV w:val="none" w:sz="0" w:space="0" w:color="auto"/>
+          <w:top w:val="single" w:color="auto" w:sz="12" w:space="0"/>
+          <w:left w:val="none" w:color="auto" w:sz="0" w:space="0"/>
+          <w:bottom w:val="single" w:color="auto" w:sz="12" w:space="0"/>
+          <w:right w:val="none" w:color="auto" w:sz="0" w:space="0"/>
+          <w:insideH w:val="none" w:color="auto" w:sz="0" w:space="0"/>
+          <w:insideV w:val="none" w:color="auto" w:sz="0" w:space="0"/>
         </w:tblBorders>
-        <w:tblLook w:val="04A0" w:firstRow="1" w:lastRow="0" w:firstColumn="1" w:lastColumn="0" w:noHBand="0" w:noVBand="1"/>
+        <w:tblLayout w:type="autofit"/>
+        <w:tblCellMar>
+          <w:top w:w="0" w:type="dxa"/>
+          <w:left w:w="108" w:type="dxa"/>
+          <w:bottom w:w="0" w:type="dxa"/>
+          <w:right w:w="108" w:type="dxa"/>
+        </w:tblCellMar>
       </w:tblPr>
       <w:tblGrid>
         <w:gridCol w:w="2106"/>
@@ -2651,12 +2727,28 @@
         <w:gridCol w:w="2106"/>
       </w:tblGrid>
       <w:tr>
+        <w:tblPrEx>
+          <w:tblBorders>
+            <w:top w:val="single" w:color="auto" w:sz="12" w:space="0"/>
+            <w:left w:val="none" w:color="auto" w:sz="0" w:space="0"/>
+            <w:bottom w:val="single" w:color="auto" w:sz="12" w:space="0"/>
+            <w:right w:val="none" w:color="auto" w:sz="0" w:space="0"/>
+            <w:insideH w:val="none" w:color="auto" w:sz="0" w:space="0"/>
+            <w:insideV w:val="none" w:color="auto" w:sz="0" w:space="0"/>
+          </w:tblBorders>
+          <w:tblCellMar>
+            <w:top w:w="0" w:type="dxa"/>
+            <w:left w:w="108" w:type="dxa"/>
+            <w:bottom w:w="0" w:type="dxa"/>
+            <w:right w:w="108" w:type="dxa"/>
+          </w:tblCellMar>
+        </w:tblPrEx>
         <w:tc>
           <w:tcPr>
             <w:tcW w:w="2106" w:type="dxa"/>
             <w:tcBorders>
-              <w:top w:val="single" w:sz="12" w:space="0" w:color="auto"/>
-              <w:bottom w:val="single" w:sz="4" w:space="0" w:color="auto"/>
+              <w:top w:val="single" w:color="auto" w:sz="12" w:space="0"/>
+              <w:bottom w:val="single" w:color="auto" w:sz="4" w:space="0"/>
             </w:tcBorders>
           </w:tcPr>
           <w:p>
@@ -2665,13 +2757,13 @@
               <w:spacing w:line="300" w:lineRule="auto"/>
               <w:jc w:val="center"/>
               <w:rPr>
-                <w:rFonts w:ascii="宋体" w:eastAsia="宋体" w:hAnsi="宋体" w:hint="eastAsia"/>
-                <w:szCs w:val="21"/>
-              </w:rPr>
-            </w:pPr>
-            <w:r>
-              <w:rPr>
-                <w:rFonts w:ascii="宋体" w:eastAsia="宋体" w:hAnsi="宋体" w:hint="eastAsia"/>
+                <w:rFonts w:hint="eastAsia" w:ascii="宋体" w:hAnsi="宋体" w:eastAsia="宋体"/>
+                <w:szCs w:val="21"/>
+              </w:rPr>
+            </w:pPr>
+            <w:r>
+              <w:rPr>
+                <w:rFonts w:hint="eastAsia" w:ascii="宋体" w:hAnsi="宋体" w:eastAsia="宋体"/>
                 <w:szCs w:val="21"/>
               </w:rPr>
               <w:t>字段名</w:t>
@@ -2682,8 +2774,8 @@
           <w:tcPr>
             <w:tcW w:w="2050" w:type="dxa"/>
             <w:tcBorders>
-              <w:top w:val="single" w:sz="12" w:space="0" w:color="auto"/>
-              <w:bottom w:val="single" w:sz="4" w:space="0" w:color="auto"/>
+              <w:top w:val="single" w:color="auto" w:sz="12" w:space="0"/>
+              <w:bottom w:val="single" w:color="auto" w:sz="4" w:space="0"/>
             </w:tcBorders>
           </w:tcPr>
           <w:p>
@@ -2692,13 +2784,13 @@
               <w:spacing w:line="300" w:lineRule="auto"/>
               <w:jc w:val="center"/>
               <w:rPr>
-                <w:rFonts w:ascii="宋体" w:eastAsia="宋体" w:hAnsi="宋体" w:hint="eastAsia"/>
-                <w:szCs w:val="21"/>
-              </w:rPr>
-            </w:pPr>
-            <w:r>
-              <w:rPr>
-                <w:rFonts w:ascii="宋体" w:eastAsia="宋体" w:hAnsi="宋体" w:hint="eastAsia"/>
+                <w:rFonts w:hint="eastAsia" w:ascii="宋体" w:hAnsi="宋体" w:eastAsia="宋体"/>
+                <w:szCs w:val="21"/>
+              </w:rPr>
+            </w:pPr>
+            <w:r>
+              <w:rPr>
+                <w:rFonts w:hint="eastAsia" w:ascii="宋体" w:hAnsi="宋体" w:eastAsia="宋体"/>
                 <w:szCs w:val="21"/>
               </w:rPr>
               <w:t>类型</w:t>
@@ -2709,8 +2801,8 @@
           <w:tcPr>
             <w:tcW w:w="2034" w:type="dxa"/>
             <w:tcBorders>
-              <w:top w:val="single" w:sz="12" w:space="0" w:color="auto"/>
-              <w:bottom w:val="single" w:sz="4" w:space="0" w:color="auto"/>
+              <w:top w:val="single" w:color="auto" w:sz="12" w:space="0"/>
+              <w:bottom w:val="single" w:color="auto" w:sz="4" w:space="0"/>
             </w:tcBorders>
           </w:tcPr>
           <w:p>
@@ -2719,13 +2811,13 @@
               <w:spacing w:line="300" w:lineRule="auto"/>
               <w:jc w:val="center"/>
               <w:rPr>
-                <w:rFonts w:ascii="宋体" w:eastAsia="宋体" w:hAnsi="宋体" w:hint="eastAsia"/>
-                <w:szCs w:val="21"/>
-              </w:rPr>
-            </w:pPr>
-            <w:r>
-              <w:rPr>
-                <w:rFonts w:ascii="宋体" w:eastAsia="宋体" w:hAnsi="宋体" w:hint="eastAsia"/>
+                <w:rFonts w:hint="eastAsia" w:ascii="宋体" w:hAnsi="宋体" w:eastAsia="宋体"/>
+                <w:szCs w:val="21"/>
+              </w:rPr>
+            </w:pPr>
+            <w:r>
+              <w:rPr>
+                <w:rFonts w:hint="eastAsia" w:ascii="宋体" w:hAnsi="宋体" w:eastAsia="宋体"/>
                 <w:szCs w:val="21"/>
               </w:rPr>
               <w:t>含义</w:t>
@@ -2736,8 +2828,8 @@
           <w:tcPr>
             <w:tcW w:w="2106" w:type="dxa"/>
             <w:tcBorders>
-              <w:top w:val="single" w:sz="12" w:space="0" w:color="auto"/>
-              <w:bottom w:val="single" w:sz="4" w:space="0" w:color="auto"/>
+              <w:top w:val="single" w:color="auto" w:sz="12" w:space="0"/>
+              <w:bottom w:val="single" w:color="auto" w:sz="4" w:space="0"/>
             </w:tcBorders>
           </w:tcPr>
           <w:p>
@@ -2746,13 +2838,13 @@
               <w:spacing w:line="300" w:lineRule="auto"/>
               <w:jc w:val="center"/>
               <w:rPr>
-                <w:rFonts w:ascii="宋体" w:eastAsia="宋体" w:hAnsi="宋体" w:hint="eastAsia"/>
-                <w:szCs w:val="21"/>
-              </w:rPr>
-            </w:pPr>
-            <w:r>
-              <w:rPr>
-                <w:rFonts w:ascii="宋体" w:eastAsia="宋体" w:hAnsi="宋体"/>
+                <w:rFonts w:hint="eastAsia" w:ascii="宋体" w:hAnsi="宋体" w:eastAsia="宋体"/>
+                <w:szCs w:val="21"/>
+              </w:rPr>
+            </w:pPr>
+            <w:r>
+              <w:rPr>
+                <w:rFonts w:ascii="宋体" w:hAnsi="宋体" w:eastAsia="宋体"/>
                 <w:szCs w:val="21"/>
               </w:rPr>
               <w:t>约束/备注</w:t>
@@ -2761,11 +2853,27 @@
         </w:tc>
       </w:tr>
       <w:tr>
+        <w:tblPrEx>
+          <w:tblBorders>
+            <w:top w:val="single" w:color="auto" w:sz="12" w:space="0"/>
+            <w:left w:val="none" w:color="auto" w:sz="0" w:space="0"/>
+            <w:bottom w:val="single" w:color="auto" w:sz="12" w:space="0"/>
+            <w:right w:val="none" w:color="auto" w:sz="0" w:space="0"/>
+            <w:insideH w:val="none" w:color="auto" w:sz="0" w:space="0"/>
+            <w:insideV w:val="none" w:color="auto" w:sz="0" w:space="0"/>
+          </w:tblBorders>
+          <w:tblCellMar>
+            <w:top w:w="0" w:type="dxa"/>
+            <w:left w:w="108" w:type="dxa"/>
+            <w:bottom w:w="0" w:type="dxa"/>
+            <w:right w:w="108" w:type="dxa"/>
+          </w:tblCellMar>
+        </w:tblPrEx>
         <w:tc>
           <w:tcPr>
             <w:tcW w:w="2106" w:type="dxa"/>
             <w:tcBorders>
-              <w:top w:val="single" w:sz="4" w:space="0" w:color="auto"/>
+              <w:top w:val="single" w:color="auto" w:sz="4" w:space="0"/>
             </w:tcBorders>
           </w:tcPr>
           <w:p>
@@ -2774,26 +2882,24 @@
               <w:spacing w:line="300" w:lineRule="auto"/>
               <w:jc w:val="center"/>
               <w:rPr>
-                <w:rFonts w:ascii="宋体" w:eastAsia="宋体" w:hAnsi="宋体" w:hint="eastAsia"/>
-                <w:szCs w:val="21"/>
-              </w:rPr>
-            </w:pPr>
-            <w:proofErr w:type="spellStart"/>
-            <w:r>
-              <w:rPr>
-                <w:rFonts w:ascii="宋体" w:eastAsia="宋体" w:hAnsi="宋体"/>
+                <w:rFonts w:hint="eastAsia" w:ascii="宋体" w:hAnsi="宋体" w:eastAsia="宋体"/>
+                <w:szCs w:val="21"/>
+              </w:rPr>
+            </w:pPr>
+            <w:r>
+              <w:rPr>
+                <w:rFonts w:ascii="宋体" w:hAnsi="宋体" w:eastAsia="宋体"/>
                 <w:szCs w:val="21"/>
               </w:rPr>
               <w:t>auth_id</w:t>
             </w:r>
-            <w:proofErr w:type="spellEnd"/>
           </w:p>
         </w:tc>
         <w:tc>
           <w:tcPr>
             <w:tcW w:w="2050" w:type="dxa"/>
             <w:tcBorders>
-              <w:top w:val="single" w:sz="4" w:space="0" w:color="auto"/>
+              <w:top w:val="single" w:color="auto" w:sz="4" w:space="0"/>
             </w:tcBorders>
           </w:tcPr>
           <w:p>
@@ -2802,13 +2908,13 @@
               <w:spacing w:line="300" w:lineRule="auto"/>
               <w:jc w:val="center"/>
               <w:rPr>
-                <w:rFonts w:ascii="宋体" w:eastAsia="宋体" w:hAnsi="宋体" w:hint="eastAsia"/>
-                <w:szCs w:val="21"/>
-              </w:rPr>
-            </w:pPr>
-            <w:r>
-              <w:rPr>
-                <w:rFonts w:ascii="宋体" w:eastAsia="宋体" w:hAnsi="宋体" w:hint="eastAsia"/>
+                <w:rFonts w:hint="eastAsia" w:ascii="宋体" w:hAnsi="宋体" w:eastAsia="宋体"/>
+                <w:szCs w:val="21"/>
+              </w:rPr>
+            </w:pPr>
+            <w:r>
+              <w:rPr>
+                <w:rFonts w:hint="eastAsia" w:ascii="宋体" w:hAnsi="宋体" w:eastAsia="宋体"/>
                 <w:szCs w:val="21"/>
               </w:rPr>
               <w:t>int</w:t>
@@ -2819,7 +2925,7 @@
           <w:tcPr>
             <w:tcW w:w="2034" w:type="dxa"/>
             <w:tcBorders>
-              <w:top w:val="single" w:sz="4" w:space="0" w:color="auto"/>
+              <w:top w:val="single" w:color="auto" w:sz="4" w:space="0"/>
             </w:tcBorders>
           </w:tcPr>
           <w:p>
@@ -2828,13 +2934,13 @@
               <w:spacing w:line="300" w:lineRule="auto"/>
               <w:jc w:val="center"/>
               <w:rPr>
-                <w:rFonts w:ascii="宋体" w:eastAsia="宋体" w:hAnsi="宋体" w:hint="eastAsia"/>
-                <w:szCs w:val="21"/>
-              </w:rPr>
-            </w:pPr>
-            <w:r>
-              <w:rPr>
-                <w:rFonts w:ascii="宋体" w:eastAsia="宋体" w:hAnsi="宋体"/>
+                <w:rFonts w:hint="eastAsia" w:ascii="宋体" w:hAnsi="宋体" w:eastAsia="宋体"/>
+                <w:szCs w:val="21"/>
+              </w:rPr>
+            </w:pPr>
+            <w:r>
+              <w:rPr>
+                <w:rFonts w:ascii="宋体" w:hAnsi="宋体" w:eastAsia="宋体"/>
                 <w:szCs w:val="21"/>
               </w:rPr>
               <w:t>授权编号</w:t>
@@ -2845,7 +2951,7 @@
           <w:tcPr>
             <w:tcW w:w="2106" w:type="dxa"/>
             <w:tcBorders>
-              <w:top w:val="single" w:sz="4" w:space="0" w:color="auto"/>
+              <w:top w:val="single" w:color="auto" w:sz="4" w:space="0"/>
             </w:tcBorders>
           </w:tcPr>
           <w:p>
@@ -2854,13 +2960,13 @@
               <w:spacing w:line="300" w:lineRule="auto"/>
               <w:jc w:val="center"/>
               <w:rPr>
-                <w:rFonts w:ascii="宋体" w:eastAsia="宋体" w:hAnsi="宋体" w:hint="eastAsia"/>
-                <w:szCs w:val="21"/>
-              </w:rPr>
-            </w:pPr>
-            <w:r>
-              <w:rPr>
-                <w:rFonts w:ascii="宋体" w:eastAsia="宋体" w:hAnsi="宋体"/>
+                <w:rFonts w:hint="eastAsia" w:ascii="宋体" w:hAnsi="宋体" w:eastAsia="宋体"/>
+                <w:szCs w:val="21"/>
+              </w:rPr>
+            </w:pPr>
+            <w:r>
+              <w:rPr>
+                <w:rFonts w:ascii="宋体" w:hAnsi="宋体" w:eastAsia="宋体"/>
                 <w:szCs w:val="21"/>
               </w:rPr>
               <w:t>主键，自增</w:t>
@@ -2869,6 +2975,22 @@
         </w:tc>
       </w:tr>
       <w:tr>
+        <w:tblPrEx>
+          <w:tblBorders>
+            <w:top w:val="single" w:color="auto" w:sz="12" w:space="0"/>
+            <w:left w:val="none" w:color="auto" w:sz="0" w:space="0"/>
+            <w:bottom w:val="single" w:color="auto" w:sz="12" w:space="0"/>
+            <w:right w:val="none" w:color="auto" w:sz="0" w:space="0"/>
+            <w:insideH w:val="none" w:color="auto" w:sz="0" w:space="0"/>
+            <w:insideV w:val="none" w:color="auto" w:sz="0" w:space="0"/>
+          </w:tblBorders>
+          <w:tblCellMar>
+            <w:top w:w="0" w:type="dxa"/>
+            <w:left w:w="108" w:type="dxa"/>
+            <w:bottom w:w="0" w:type="dxa"/>
+            <w:right w:w="108" w:type="dxa"/>
+          </w:tblCellMar>
+        </w:tblPrEx>
         <w:tc>
           <w:tcPr>
             <w:tcW w:w="2106" w:type="dxa"/>
@@ -2879,20 +3001,17 @@
               <w:spacing w:line="300" w:lineRule="auto"/>
               <w:jc w:val="center"/>
               <w:rPr>
-                <w:rFonts w:ascii="宋体" w:eastAsia="宋体" w:hAnsi="宋体" w:hint="eastAsia"/>
-                <w:szCs w:val="21"/>
-              </w:rPr>
-            </w:pPr>
-            <w:proofErr w:type="spellStart"/>
-            <w:r>
-              <w:rPr>
-                <w:rFonts w:ascii="宋体" w:eastAsia="宋体" w:hAnsi="宋体"/>
-                <w:szCs w:val="21"/>
-              </w:rPr>
-              <w:lastRenderedPageBreak/>
+                <w:rFonts w:hint="eastAsia" w:ascii="宋体" w:hAnsi="宋体" w:eastAsia="宋体"/>
+                <w:szCs w:val="21"/>
+              </w:rPr>
+            </w:pPr>
+            <w:r>
+              <w:rPr>
+                <w:rFonts w:ascii="宋体" w:hAnsi="宋体" w:eastAsia="宋体"/>
+                <w:szCs w:val="21"/>
+              </w:rPr>
               <w:t>user_id</w:t>
             </w:r>
-            <w:proofErr w:type="spellEnd"/>
           </w:p>
         </w:tc>
         <w:tc>
@@ -2905,13 +3024,13 @@
               <w:spacing w:line="300" w:lineRule="auto"/>
               <w:jc w:val="center"/>
               <w:rPr>
-                <w:rFonts w:ascii="宋体" w:eastAsia="宋体" w:hAnsi="宋体" w:hint="eastAsia"/>
-                <w:szCs w:val="21"/>
-              </w:rPr>
-            </w:pPr>
-            <w:r>
-              <w:rPr>
-                <w:rFonts w:ascii="宋体" w:eastAsia="宋体" w:hAnsi="宋体" w:hint="eastAsia"/>
+                <w:rFonts w:hint="eastAsia" w:ascii="宋体" w:hAnsi="宋体" w:eastAsia="宋体"/>
+                <w:szCs w:val="21"/>
+              </w:rPr>
+            </w:pPr>
+            <w:r>
+              <w:rPr>
+                <w:rFonts w:hint="eastAsia" w:ascii="宋体" w:hAnsi="宋体" w:eastAsia="宋体"/>
                 <w:szCs w:val="21"/>
               </w:rPr>
               <w:t>int</w:t>
@@ -2928,13 +3047,13 @@
               <w:spacing w:line="300" w:lineRule="auto"/>
               <w:jc w:val="center"/>
               <w:rPr>
-                <w:rFonts w:ascii="宋体" w:eastAsia="宋体" w:hAnsi="宋体" w:hint="eastAsia"/>
-                <w:szCs w:val="21"/>
-              </w:rPr>
-            </w:pPr>
-            <w:r>
-              <w:rPr>
-                <w:rFonts w:ascii="宋体" w:eastAsia="宋体" w:hAnsi="宋体"/>
+                <w:rFonts w:hint="eastAsia" w:ascii="宋体" w:hAnsi="宋体" w:eastAsia="宋体"/>
+                <w:szCs w:val="21"/>
+              </w:rPr>
+            </w:pPr>
+            <w:r>
+              <w:rPr>
+                <w:rFonts w:ascii="宋体" w:hAnsi="宋体" w:eastAsia="宋体"/>
                 <w:szCs w:val="21"/>
               </w:rPr>
               <w:t>用户编号</w:t>
@@ -2951,23 +3070,37 @@
               <w:spacing w:line="300" w:lineRule="auto"/>
               <w:jc w:val="center"/>
               <w:rPr>
-                <w:rFonts w:ascii="宋体" w:eastAsia="宋体" w:hAnsi="宋体" w:hint="eastAsia"/>
-                <w:szCs w:val="21"/>
-              </w:rPr>
-            </w:pPr>
-            <w:proofErr w:type="spellStart"/>
-            <w:r>
-              <w:rPr>
-                <w:rFonts w:ascii="宋体" w:eastAsia="宋体" w:hAnsi="宋体"/>
+                <w:rFonts w:hint="eastAsia" w:ascii="宋体" w:hAnsi="宋体" w:eastAsia="宋体"/>
+                <w:szCs w:val="21"/>
+              </w:rPr>
+            </w:pPr>
+            <w:r>
+              <w:rPr>
+                <w:rFonts w:ascii="宋体" w:hAnsi="宋体" w:eastAsia="宋体"/>
                 <w:szCs w:val="21"/>
               </w:rPr>
               <w:t>user.user_id</w:t>
             </w:r>
-            <w:proofErr w:type="spellEnd"/>
           </w:p>
         </w:tc>
       </w:tr>
       <w:tr>
+        <w:tblPrEx>
+          <w:tblBorders>
+            <w:top w:val="single" w:color="auto" w:sz="12" w:space="0"/>
+            <w:left w:val="none" w:color="auto" w:sz="0" w:space="0"/>
+            <w:bottom w:val="single" w:color="auto" w:sz="12" w:space="0"/>
+            <w:right w:val="none" w:color="auto" w:sz="0" w:space="0"/>
+            <w:insideH w:val="none" w:color="auto" w:sz="0" w:space="0"/>
+            <w:insideV w:val="none" w:color="auto" w:sz="0" w:space="0"/>
+          </w:tblBorders>
+          <w:tblCellMar>
+            <w:top w:w="0" w:type="dxa"/>
+            <w:left w:w="108" w:type="dxa"/>
+            <w:bottom w:w="0" w:type="dxa"/>
+            <w:right w:w="108" w:type="dxa"/>
+          </w:tblCellMar>
+        </w:tblPrEx>
         <w:tc>
           <w:tcPr>
             <w:tcW w:w="2106" w:type="dxa"/>
@@ -2978,19 +3111,17 @@
               <w:spacing w:line="300" w:lineRule="auto"/>
               <w:jc w:val="center"/>
               <w:rPr>
-                <w:rFonts w:ascii="宋体" w:eastAsia="宋体" w:hAnsi="宋体" w:hint="eastAsia"/>
-                <w:szCs w:val="21"/>
-              </w:rPr>
-            </w:pPr>
-            <w:proofErr w:type="spellStart"/>
-            <w:r>
-              <w:rPr>
-                <w:rFonts w:ascii="宋体" w:eastAsia="宋体" w:hAnsi="宋体"/>
+                <w:rFonts w:hint="eastAsia" w:ascii="宋体" w:hAnsi="宋体" w:eastAsia="宋体"/>
+                <w:szCs w:val="21"/>
+              </w:rPr>
+            </w:pPr>
+            <w:r>
+              <w:rPr>
+                <w:rFonts w:ascii="宋体" w:hAnsi="宋体" w:eastAsia="宋体"/>
                 <w:szCs w:val="21"/>
               </w:rPr>
               <w:t>project_id</w:t>
             </w:r>
-            <w:proofErr w:type="spellEnd"/>
           </w:p>
         </w:tc>
         <w:tc>
@@ -3003,13 +3134,13 @@
               <w:spacing w:line="300" w:lineRule="auto"/>
               <w:jc w:val="center"/>
               <w:rPr>
-                <w:rFonts w:ascii="宋体" w:eastAsia="宋体" w:hAnsi="宋体" w:hint="eastAsia"/>
-                <w:szCs w:val="21"/>
-              </w:rPr>
-            </w:pPr>
-            <w:r>
-              <w:rPr>
-                <w:rFonts w:ascii="宋体" w:eastAsia="宋体" w:hAnsi="宋体" w:hint="eastAsia"/>
+                <w:rFonts w:hint="eastAsia" w:ascii="宋体" w:hAnsi="宋体" w:eastAsia="宋体"/>
+                <w:szCs w:val="21"/>
+              </w:rPr>
+            </w:pPr>
+            <w:r>
+              <w:rPr>
+                <w:rFonts w:hint="eastAsia" w:ascii="宋体" w:hAnsi="宋体" w:eastAsia="宋体"/>
                 <w:szCs w:val="21"/>
               </w:rPr>
               <w:t>int</w:t>
@@ -3026,13 +3157,13 @@
               <w:spacing w:line="300" w:lineRule="auto"/>
               <w:jc w:val="center"/>
               <w:rPr>
-                <w:rFonts w:ascii="宋体" w:eastAsia="宋体" w:hAnsi="宋体" w:hint="eastAsia"/>
-                <w:szCs w:val="21"/>
-              </w:rPr>
-            </w:pPr>
-            <w:r>
-              <w:rPr>
-                <w:rFonts w:ascii="宋体" w:eastAsia="宋体" w:hAnsi="宋体"/>
+                <w:rFonts w:hint="eastAsia" w:ascii="宋体" w:hAnsi="宋体" w:eastAsia="宋体"/>
+                <w:szCs w:val="21"/>
+              </w:rPr>
+            </w:pPr>
+            <w:r>
+              <w:rPr>
+                <w:rFonts w:ascii="宋体" w:hAnsi="宋体" w:eastAsia="宋体"/>
                 <w:szCs w:val="21"/>
               </w:rPr>
               <w:t>项目编号</w:t>
@@ -3049,32 +3180,37 @@
               <w:spacing w:line="300" w:lineRule="auto"/>
               <w:jc w:val="center"/>
               <w:rPr>
-                <w:rFonts w:ascii="宋体" w:eastAsia="宋体" w:hAnsi="宋体" w:hint="eastAsia"/>
-                <w:szCs w:val="21"/>
-              </w:rPr>
-            </w:pPr>
-            <w:proofErr w:type="spellStart"/>
-            <w:proofErr w:type="gramStart"/>
-            <w:r>
-              <w:rPr>
-                <w:rFonts w:ascii="宋体" w:eastAsia="宋体" w:hAnsi="宋体"/>
-                <w:szCs w:val="21"/>
-              </w:rPr>
-              <w:t>project.project</w:t>
-            </w:r>
-            <w:proofErr w:type="gramEnd"/>
-            <w:r>
-              <w:rPr>
-                <w:rFonts w:ascii="宋体" w:eastAsia="宋体" w:hAnsi="宋体"/>
-                <w:szCs w:val="21"/>
-              </w:rPr>
-              <w:t>_id</w:t>
-            </w:r>
-            <w:proofErr w:type="spellEnd"/>
+                <w:rFonts w:hint="eastAsia" w:ascii="宋体" w:hAnsi="宋体" w:eastAsia="宋体"/>
+                <w:szCs w:val="21"/>
+              </w:rPr>
+            </w:pPr>
+            <w:r>
+              <w:rPr>
+                <w:rFonts w:ascii="宋体" w:hAnsi="宋体" w:eastAsia="宋体"/>
+                <w:szCs w:val="21"/>
+              </w:rPr>
+              <w:t>project.project_id</w:t>
+            </w:r>
           </w:p>
         </w:tc>
       </w:tr>
       <w:tr>
+        <w:tblPrEx>
+          <w:tblBorders>
+            <w:top w:val="single" w:color="auto" w:sz="12" w:space="0"/>
+            <w:left w:val="none" w:color="auto" w:sz="0" w:space="0"/>
+            <w:bottom w:val="single" w:color="auto" w:sz="12" w:space="0"/>
+            <w:right w:val="none" w:color="auto" w:sz="0" w:space="0"/>
+            <w:insideH w:val="none" w:color="auto" w:sz="0" w:space="0"/>
+            <w:insideV w:val="none" w:color="auto" w:sz="0" w:space="0"/>
+          </w:tblBorders>
+          <w:tblCellMar>
+            <w:top w:w="0" w:type="dxa"/>
+            <w:left w:w="108" w:type="dxa"/>
+            <w:bottom w:w="0" w:type="dxa"/>
+            <w:right w:w="108" w:type="dxa"/>
+          </w:tblCellMar>
+        </w:tblPrEx>
         <w:tc>
           <w:tcPr>
             <w:tcW w:w="2106" w:type="dxa"/>
@@ -3085,19 +3221,17 @@
               <w:spacing w:line="300" w:lineRule="auto"/>
               <w:jc w:val="center"/>
               <w:rPr>
-                <w:rFonts w:ascii="宋体" w:eastAsia="宋体" w:hAnsi="宋体" w:hint="eastAsia"/>
-                <w:szCs w:val="21"/>
-              </w:rPr>
-            </w:pPr>
-            <w:proofErr w:type="spellStart"/>
-            <w:r>
-              <w:rPr>
-                <w:rFonts w:ascii="宋体" w:eastAsia="宋体" w:hAnsi="宋体"/>
+                <w:rFonts w:hint="eastAsia" w:ascii="宋体" w:hAnsi="宋体" w:eastAsia="宋体"/>
+                <w:szCs w:val="21"/>
+              </w:rPr>
+            </w:pPr>
+            <w:r>
+              <w:rPr>
+                <w:rFonts w:ascii="宋体" w:hAnsi="宋体" w:eastAsia="宋体"/>
                 <w:szCs w:val="21"/>
               </w:rPr>
               <w:t>auth_time</w:t>
             </w:r>
-            <w:proofErr w:type="spellEnd"/>
           </w:p>
         </w:tc>
         <w:tc>
@@ -3110,13 +3244,13 @@
               <w:spacing w:line="300" w:lineRule="auto"/>
               <w:jc w:val="center"/>
               <w:rPr>
-                <w:rFonts w:ascii="宋体" w:eastAsia="宋体" w:hAnsi="宋体" w:hint="eastAsia"/>
-                <w:szCs w:val="21"/>
-              </w:rPr>
-            </w:pPr>
-            <w:r>
-              <w:rPr>
-                <w:rFonts w:ascii="宋体" w:eastAsia="宋体" w:hAnsi="宋体"/>
+                <w:rFonts w:hint="eastAsia" w:ascii="宋体" w:hAnsi="宋体" w:eastAsia="宋体"/>
+                <w:szCs w:val="21"/>
+              </w:rPr>
+            </w:pPr>
+            <w:r>
+              <w:rPr>
+                <w:rFonts w:ascii="宋体" w:hAnsi="宋体" w:eastAsia="宋体"/>
                 <w:szCs w:val="21"/>
               </w:rPr>
               <w:t>datetime</w:t>
@@ -3133,13 +3267,13 @@
               <w:spacing w:line="300" w:lineRule="auto"/>
               <w:jc w:val="center"/>
               <w:rPr>
-                <w:rFonts w:ascii="宋体" w:eastAsia="宋体" w:hAnsi="宋体" w:hint="eastAsia"/>
-                <w:szCs w:val="21"/>
-              </w:rPr>
-            </w:pPr>
-            <w:r>
-              <w:rPr>
-                <w:rFonts w:ascii="宋体" w:eastAsia="宋体" w:hAnsi="宋体"/>
+                <w:rFonts w:hint="eastAsia" w:ascii="宋体" w:hAnsi="宋体" w:eastAsia="宋体"/>
+                <w:szCs w:val="21"/>
+              </w:rPr>
+            </w:pPr>
+            <w:r>
+              <w:rPr>
+                <w:rFonts w:ascii="宋体" w:hAnsi="宋体" w:eastAsia="宋体"/>
                 <w:szCs w:val="21"/>
               </w:rPr>
               <w:t>授权时间</w:t>
@@ -3156,13 +3290,13 @@
               <w:spacing w:line="300" w:lineRule="auto"/>
               <w:jc w:val="center"/>
               <w:rPr>
-                <w:rFonts w:ascii="宋体" w:eastAsia="宋体" w:hAnsi="宋体" w:hint="eastAsia"/>
-                <w:szCs w:val="21"/>
-              </w:rPr>
-            </w:pPr>
-            <w:r>
-              <w:rPr>
-                <w:rFonts w:ascii="宋体" w:eastAsia="宋体" w:hAnsi="宋体" w:hint="eastAsia"/>
+                <w:rFonts w:hint="eastAsia" w:ascii="宋体" w:hAnsi="宋体" w:eastAsia="宋体"/>
+                <w:szCs w:val="21"/>
+              </w:rPr>
+            </w:pPr>
+            <w:r>
+              <w:rPr>
+                <w:rFonts w:hint="eastAsia" w:ascii="宋体" w:hAnsi="宋体" w:eastAsia="宋体"/>
                 <w:szCs w:val="21"/>
               </w:rPr>
               <w:t>NOT NULL</w:t>
@@ -3171,6 +3305,22 @@
         </w:tc>
       </w:tr>
       <w:tr>
+        <w:tblPrEx>
+          <w:tblBorders>
+            <w:top w:val="single" w:color="auto" w:sz="12" w:space="0"/>
+            <w:left w:val="none" w:color="auto" w:sz="0" w:space="0"/>
+            <w:bottom w:val="single" w:color="auto" w:sz="12" w:space="0"/>
+            <w:right w:val="none" w:color="auto" w:sz="0" w:space="0"/>
+            <w:insideH w:val="none" w:color="auto" w:sz="0" w:space="0"/>
+            <w:insideV w:val="none" w:color="auto" w:sz="0" w:space="0"/>
+          </w:tblBorders>
+          <w:tblCellMar>
+            <w:top w:w="0" w:type="dxa"/>
+            <w:left w:w="108" w:type="dxa"/>
+            <w:bottom w:w="0" w:type="dxa"/>
+            <w:right w:w="108" w:type="dxa"/>
+          </w:tblCellMar>
+        </w:tblPrEx>
         <w:tc>
           <w:tcPr>
             <w:tcW w:w="2106" w:type="dxa"/>
@@ -3181,19 +3331,17 @@
               <w:spacing w:line="300" w:lineRule="auto"/>
               <w:jc w:val="center"/>
               <w:rPr>
-                <w:rFonts w:ascii="宋体" w:eastAsia="宋体" w:hAnsi="宋体" w:hint="eastAsia"/>
-                <w:szCs w:val="21"/>
-              </w:rPr>
-            </w:pPr>
-            <w:proofErr w:type="spellStart"/>
-            <w:r>
-              <w:rPr>
-                <w:rFonts w:ascii="宋体" w:eastAsia="宋体" w:hAnsi="宋体"/>
+                <w:rFonts w:hint="eastAsia" w:ascii="宋体" w:hAnsi="宋体" w:eastAsia="宋体"/>
+                <w:szCs w:val="21"/>
+              </w:rPr>
+            </w:pPr>
+            <w:r>
+              <w:rPr>
+                <w:rFonts w:ascii="宋体" w:hAnsi="宋体" w:eastAsia="宋体"/>
                 <w:szCs w:val="21"/>
               </w:rPr>
               <w:t>auth_status</w:t>
             </w:r>
-            <w:proofErr w:type="spellEnd"/>
           </w:p>
         </w:tc>
         <w:tc>
@@ -3206,13 +3354,13 @@
               <w:spacing w:line="300" w:lineRule="auto"/>
               <w:jc w:val="center"/>
               <w:rPr>
-                <w:rFonts w:ascii="宋体" w:eastAsia="宋体" w:hAnsi="宋体" w:hint="eastAsia"/>
-                <w:szCs w:val="21"/>
-              </w:rPr>
-            </w:pPr>
-            <w:r>
-              <w:rPr>
-                <w:rFonts w:ascii="宋体" w:eastAsia="宋体" w:hAnsi="宋体" w:hint="eastAsia"/>
+                <w:rFonts w:hint="eastAsia" w:ascii="宋体" w:hAnsi="宋体" w:eastAsia="宋体"/>
+                <w:szCs w:val="21"/>
+              </w:rPr>
+            </w:pPr>
+            <w:r>
+              <w:rPr>
+                <w:rFonts w:hint="eastAsia" w:ascii="宋体" w:hAnsi="宋体" w:eastAsia="宋体"/>
                 <w:szCs w:val="21"/>
               </w:rPr>
               <w:t>int</w:t>
@@ -3229,13 +3377,13 @@
               <w:spacing w:line="300" w:lineRule="auto"/>
               <w:jc w:val="center"/>
               <w:rPr>
-                <w:rFonts w:ascii="宋体" w:eastAsia="宋体" w:hAnsi="宋体" w:hint="eastAsia"/>
-                <w:szCs w:val="21"/>
-              </w:rPr>
-            </w:pPr>
-            <w:r>
-              <w:rPr>
-                <w:rFonts w:ascii="宋体" w:eastAsia="宋体" w:hAnsi="宋体"/>
+                <w:rFonts w:hint="eastAsia" w:ascii="宋体" w:hAnsi="宋体" w:eastAsia="宋体"/>
+                <w:szCs w:val="21"/>
+              </w:rPr>
+            </w:pPr>
+            <w:r>
+              <w:rPr>
+                <w:rFonts w:ascii="宋体" w:hAnsi="宋体" w:eastAsia="宋体"/>
                 <w:szCs w:val="21"/>
               </w:rPr>
               <w:t>授权状态</w:t>
@@ -3252,13 +3400,13 @@
               <w:spacing w:line="300" w:lineRule="auto"/>
               <w:jc w:val="center"/>
               <w:rPr>
-                <w:rFonts w:ascii="宋体" w:eastAsia="宋体" w:hAnsi="宋体" w:hint="eastAsia"/>
-                <w:szCs w:val="21"/>
-              </w:rPr>
-            </w:pPr>
-            <w:r>
-              <w:rPr>
-                <w:rFonts w:ascii="宋体" w:eastAsia="宋体" w:hAnsi="宋体" w:hint="eastAsia"/>
+                <w:rFonts w:hint="eastAsia" w:ascii="宋体" w:hAnsi="宋体" w:eastAsia="宋体"/>
+                <w:szCs w:val="21"/>
+              </w:rPr>
+            </w:pPr>
+            <w:r>
+              <w:rPr>
+                <w:rFonts w:hint="eastAsia" w:ascii="宋体" w:hAnsi="宋体" w:eastAsia="宋体"/>
                 <w:szCs w:val="21"/>
               </w:rPr>
               <w:t>NOT NULL</w:t>
@@ -3267,6 +3415,22 @@
         </w:tc>
       </w:tr>
       <w:tr>
+        <w:tblPrEx>
+          <w:tblBorders>
+            <w:top w:val="single" w:color="auto" w:sz="12" w:space="0"/>
+            <w:left w:val="none" w:color="auto" w:sz="0" w:space="0"/>
+            <w:bottom w:val="single" w:color="auto" w:sz="12" w:space="0"/>
+            <w:right w:val="none" w:color="auto" w:sz="0" w:space="0"/>
+            <w:insideH w:val="none" w:color="auto" w:sz="0" w:space="0"/>
+            <w:insideV w:val="none" w:color="auto" w:sz="0" w:space="0"/>
+          </w:tblBorders>
+          <w:tblCellMar>
+            <w:top w:w="0" w:type="dxa"/>
+            <w:left w:w="108" w:type="dxa"/>
+            <w:bottom w:w="0" w:type="dxa"/>
+            <w:right w:w="108" w:type="dxa"/>
+          </w:tblCellMar>
+        </w:tblPrEx>
         <w:tc>
           <w:tcPr>
             <w:tcW w:w="2106" w:type="dxa"/>
@@ -3277,19 +3441,17 @@
               <w:spacing w:line="300" w:lineRule="auto"/>
               <w:jc w:val="center"/>
               <w:rPr>
-                <w:rFonts w:ascii="宋体" w:eastAsia="宋体" w:hAnsi="宋体" w:hint="eastAsia"/>
-                <w:szCs w:val="21"/>
-              </w:rPr>
-            </w:pPr>
-            <w:proofErr w:type="spellStart"/>
-            <w:r>
-              <w:rPr>
-                <w:rFonts w:ascii="宋体" w:eastAsia="宋体" w:hAnsi="宋体"/>
+                <w:rFonts w:hint="eastAsia" w:ascii="宋体" w:hAnsi="宋体" w:eastAsia="宋体"/>
+                <w:szCs w:val="21"/>
+              </w:rPr>
+            </w:pPr>
+            <w:r>
+              <w:rPr>
+                <w:rFonts w:ascii="宋体" w:hAnsi="宋体" w:eastAsia="宋体"/>
                 <w:szCs w:val="21"/>
               </w:rPr>
               <w:t>user_id</w:t>
             </w:r>
-            <w:proofErr w:type="spellEnd"/>
           </w:p>
         </w:tc>
         <w:tc>
@@ -3302,13 +3464,13 @@
               <w:spacing w:line="300" w:lineRule="auto"/>
               <w:jc w:val="center"/>
               <w:rPr>
-                <w:rFonts w:ascii="宋体" w:eastAsia="宋体" w:hAnsi="宋体" w:hint="eastAsia"/>
-                <w:szCs w:val="21"/>
-              </w:rPr>
-            </w:pPr>
-            <w:r>
-              <w:rPr>
-                <w:rFonts w:ascii="宋体" w:eastAsia="宋体" w:hAnsi="宋体" w:hint="eastAsia"/>
+                <w:rFonts w:hint="eastAsia" w:ascii="宋体" w:hAnsi="宋体" w:eastAsia="宋体"/>
+                <w:szCs w:val="21"/>
+              </w:rPr>
+            </w:pPr>
+            <w:r>
+              <w:rPr>
+                <w:rFonts w:hint="eastAsia" w:ascii="宋体" w:hAnsi="宋体" w:eastAsia="宋体"/>
                 <w:szCs w:val="21"/>
               </w:rPr>
               <w:t>int</w:t>
@@ -3325,13 +3487,13 @@
               <w:spacing w:line="300" w:lineRule="auto"/>
               <w:jc w:val="center"/>
               <w:rPr>
-                <w:rFonts w:ascii="宋体" w:eastAsia="宋体" w:hAnsi="宋体" w:hint="eastAsia"/>
-                <w:szCs w:val="21"/>
-              </w:rPr>
-            </w:pPr>
-            <w:r>
-              <w:rPr>
-                <w:rFonts w:ascii="宋体" w:eastAsia="宋体" w:hAnsi="宋体"/>
+                <w:rFonts w:hint="eastAsia" w:ascii="宋体" w:hAnsi="宋体" w:eastAsia="宋体"/>
+                <w:szCs w:val="21"/>
+              </w:rPr>
+            </w:pPr>
+            <w:r>
+              <w:rPr>
+                <w:rFonts w:ascii="宋体" w:hAnsi="宋体" w:eastAsia="宋体"/>
                 <w:szCs w:val="21"/>
               </w:rPr>
               <w:t>用户编号</w:t>
@@ -3348,23 +3510,37 @@
               <w:spacing w:line="300" w:lineRule="auto"/>
               <w:jc w:val="center"/>
               <w:rPr>
-                <w:rFonts w:ascii="宋体" w:eastAsia="宋体" w:hAnsi="宋体" w:hint="eastAsia"/>
-                <w:szCs w:val="21"/>
-              </w:rPr>
-            </w:pPr>
-            <w:proofErr w:type="spellStart"/>
-            <w:r>
-              <w:rPr>
-                <w:rFonts w:ascii="宋体" w:eastAsia="宋体" w:hAnsi="宋体"/>
+                <w:rFonts w:hint="eastAsia" w:ascii="宋体" w:hAnsi="宋体" w:eastAsia="宋体"/>
+                <w:szCs w:val="21"/>
+              </w:rPr>
+            </w:pPr>
+            <w:r>
+              <w:rPr>
+                <w:rFonts w:ascii="宋体" w:hAnsi="宋体" w:eastAsia="宋体"/>
                 <w:szCs w:val="21"/>
               </w:rPr>
               <w:t>user.user_id</w:t>
             </w:r>
-            <w:proofErr w:type="spellEnd"/>
           </w:p>
         </w:tc>
       </w:tr>
       <w:tr>
+        <w:tblPrEx>
+          <w:tblBorders>
+            <w:top w:val="single" w:color="auto" w:sz="12" w:space="0"/>
+            <w:left w:val="none" w:color="auto" w:sz="0" w:space="0"/>
+            <w:bottom w:val="single" w:color="auto" w:sz="12" w:space="0"/>
+            <w:right w:val="none" w:color="auto" w:sz="0" w:space="0"/>
+            <w:insideH w:val="none" w:color="auto" w:sz="0" w:space="0"/>
+            <w:insideV w:val="none" w:color="auto" w:sz="0" w:space="0"/>
+          </w:tblBorders>
+          <w:tblCellMar>
+            <w:top w:w="0" w:type="dxa"/>
+            <w:left w:w="108" w:type="dxa"/>
+            <w:bottom w:w="0" w:type="dxa"/>
+            <w:right w:w="108" w:type="dxa"/>
+          </w:tblCellMar>
+        </w:tblPrEx>
         <w:tc>
           <w:tcPr>
             <w:tcW w:w="2106" w:type="dxa"/>
@@ -3375,19 +3551,17 @@
               <w:spacing w:line="300" w:lineRule="auto"/>
               <w:jc w:val="center"/>
               <w:rPr>
-                <w:rFonts w:ascii="宋体" w:eastAsia="宋体" w:hAnsi="宋体"/>
-                <w:szCs w:val="21"/>
-              </w:rPr>
-            </w:pPr>
-            <w:proofErr w:type="spellStart"/>
-            <w:r>
-              <w:rPr>
-                <w:rFonts w:ascii="宋体" w:eastAsia="宋体" w:hAnsi="宋体"/>
+                <w:rFonts w:ascii="宋体" w:hAnsi="宋体" w:eastAsia="宋体"/>
+                <w:szCs w:val="21"/>
+              </w:rPr>
+            </w:pPr>
+            <w:r>
+              <w:rPr>
+                <w:rFonts w:ascii="宋体" w:hAnsi="宋体" w:eastAsia="宋体"/>
                 <w:szCs w:val="21"/>
               </w:rPr>
               <w:t>project_id</w:t>
             </w:r>
-            <w:proofErr w:type="spellEnd"/>
           </w:p>
         </w:tc>
         <w:tc>
@@ -3400,13 +3574,13 @@
               <w:spacing w:line="300" w:lineRule="auto"/>
               <w:jc w:val="center"/>
               <w:rPr>
-                <w:rFonts w:ascii="宋体" w:eastAsia="宋体" w:hAnsi="宋体" w:hint="eastAsia"/>
-                <w:szCs w:val="21"/>
-              </w:rPr>
-            </w:pPr>
-            <w:r>
-              <w:rPr>
-                <w:rFonts w:ascii="宋体" w:eastAsia="宋体" w:hAnsi="宋体" w:hint="eastAsia"/>
+                <w:rFonts w:hint="eastAsia" w:ascii="宋体" w:hAnsi="宋体" w:eastAsia="宋体"/>
+                <w:szCs w:val="21"/>
+              </w:rPr>
+            </w:pPr>
+            <w:r>
+              <w:rPr>
+                <w:rFonts w:hint="eastAsia" w:ascii="宋体" w:hAnsi="宋体" w:eastAsia="宋体"/>
                 <w:szCs w:val="21"/>
               </w:rPr>
               <w:t>int</w:t>
@@ -3423,13 +3597,13 @@
               <w:spacing w:line="300" w:lineRule="auto"/>
               <w:jc w:val="center"/>
               <w:rPr>
-                <w:rFonts w:ascii="宋体" w:eastAsia="宋体" w:hAnsi="宋体"/>
-                <w:szCs w:val="21"/>
-              </w:rPr>
-            </w:pPr>
-            <w:r>
-              <w:rPr>
-                <w:rFonts w:ascii="宋体" w:eastAsia="宋体" w:hAnsi="宋体"/>
+                <w:rFonts w:ascii="宋体" w:hAnsi="宋体" w:eastAsia="宋体"/>
+                <w:szCs w:val="21"/>
+              </w:rPr>
+            </w:pPr>
+            <w:r>
+              <w:rPr>
+                <w:rFonts w:ascii="宋体" w:hAnsi="宋体" w:eastAsia="宋体"/>
                 <w:szCs w:val="21"/>
               </w:rPr>
               <w:t>项目编号</w:t>
@@ -3446,28 +3620,17 @@
               <w:spacing w:line="300" w:lineRule="auto"/>
               <w:jc w:val="center"/>
               <w:rPr>
-                <w:rFonts w:ascii="宋体" w:eastAsia="宋体" w:hAnsi="宋体"/>
-                <w:szCs w:val="21"/>
-              </w:rPr>
-            </w:pPr>
-            <w:proofErr w:type="spellStart"/>
-            <w:proofErr w:type="gramStart"/>
-            <w:r>
-              <w:rPr>
-                <w:rFonts w:ascii="宋体" w:eastAsia="宋体" w:hAnsi="宋体"/>
-                <w:szCs w:val="21"/>
-              </w:rPr>
-              <w:t>project.project</w:t>
-            </w:r>
-            <w:proofErr w:type="gramEnd"/>
-            <w:r>
-              <w:rPr>
-                <w:rFonts w:ascii="宋体" w:eastAsia="宋体" w:hAnsi="宋体"/>
-                <w:szCs w:val="21"/>
-              </w:rPr>
-              <w:t>_id</w:t>
-            </w:r>
-            <w:proofErr w:type="spellEnd"/>
+                <w:rFonts w:ascii="宋体" w:hAnsi="宋体" w:eastAsia="宋体"/>
+                <w:szCs w:val="21"/>
+              </w:rPr>
+            </w:pPr>
+            <w:r>
+              <w:rPr>
+                <w:rFonts w:ascii="宋体" w:hAnsi="宋体" w:eastAsia="宋体"/>
+                <w:szCs w:val="21"/>
+              </w:rPr>
+              <w:t>project.project_id</w:t>
+            </w:r>
           </w:p>
         </w:tc>
       </w:tr>
@@ -3476,58 +3639,40 @@
       <w:pPr>
         <w:adjustRightInd w:val="0"/>
         <w:spacing w:line="300" w:lineRule="auto"/>
-        <w:ind w:firstLineChars="200" w:firstLine="480"/>
-        <w:rPr>
-          <w:rFonts w:ascii="宋体" w:eastAsia="宋体" w:hAnsi="宋体" w:hint="eastAsia"/>
+        <w:ind w:firstLine="480" w:firstLineChars="200"/>
+        <w:rPr>
+          <w:rFonts w:hint="eastAsia" w:ascii="宋体" w:hAnsi="宋体" w:eastAsia="宋体"/>
           <w:sz w:val="24"/>
           <w:szCs w:val="24"/>
         </w:rPr>
       </w:pPr>
       <w:r>
         <w:rPr>
-          <w:rFonts w:ascii="宋体" w:eastAsia="宋体" w:hAnsi="宋体" w:hint="eastAsia"/>
-          <w:sz w:val="24"/>
-          <w:szCs w:val="24"/>
-        </w:rPr>
-        <w:t>备注</w:t>
-      </w:r>
-      <w:r>
-        <w:rPr>
-          <w:rFonts w:ascii="宋体" w:eastAsia="宋体" w:hAnsi="宋体" w:hint="eastAsia"/>
-          <w:sz w:val="24"/>
-          <w:szCs w:val="24"/>
-        </w:rPr>
-        <w:t>：</w:t>
-      </w:r>
-      <w:proofErr w:type="spellStart"/>
-      <w:r>
-        <w:rPr>
-          <w:rFonts w:ascii="宋体" w:eastAsia="宋体" w:hAnsi="宋体"/>
+          <w:rFonts w:hint="eastAsia" w:ascii="宋体" w:hAnsi="宋体" w:eastAsia="宋体"/>
+          <w:sz w:val="24"/>
+          <w:szCs w:val="24"/>
+        </w:rPr>
+        <w:t>备注：</w:t>
+      </w:r>
+      <w:r>
+        <w:rPr>
+          <w:rFonts w:ascii="宋体" w:hAnsi="宋体" w:eastAsia="宋体"/>
           <w:sz w:val="24"/>
           <w:szCs w:val="24"/>
         </w:rPr>
         <w:t>auth_status</w:t>
       </w:r>
-      <w:proofErr w:type="spellEnd"/>
-      <w:r>
-        <w:rPr>
-          <w:rFonts w:ascii="宋体" w:eastAsia="宋体" w:hAnsi="宋体" w:hint="eastAsia"/>
-          <w:sz w:val="24"/>
-          <w:szCs w:val="24"/>
-        </w:rPr>
-        <w:t>取值</w:t>
-      </w:r>
-      <w:r>
-        <w:rPr>
-          <w:rFonts w:ascii="宋体" w:eastAsia="宋体" w:hAnsi="宋体" w:hint="eastAsia"/>
-          <w:sz w:val="24"/>
-          <w:szCs w:val="24"/>
-        </w:rPr>
-        <w:t>为</w:t>
-      </w:r>
-      <w:r>
-        <w:rPr>
-          <w:rFonts w:ascii="宋体" w:eastAsia="宋体" w:hAnsi="宋体"/>
+      <w:r>
+        <w:rPr>
+          <w:rFonts w:hint="eastAsia" w:ascii="宋体" w:hAnsi="宋体" w:eastAsia="宋体"/>
+          <w:sz w:val="24"/>
+          <w:szCs w:val="24"/>
+        </w:rPr>
+        <w:t>取值为</w:t>
+      </w:r>
+      <w:r>
+        <w:rPr>
+          <w:rFonts w:ascii="宋体" w:hAnsi="宋体" w:eastAsia="宋体"/>
           <w:sz w:val="24"/>
           <w:szCs w:val="24"/>
         </w:rPr>
@@ -3535,7 +3680,7 @@
       </w:r>
       <w:r>
         <w:rPr>
-          <w:rFonts w:ascii="宋体" w:eastAsia="宋体" w:hAnsi="宋体" w:hint="eastAsia"/>
+          <w:rFonts w:hint="eastAsia" w:ascii="宋体" w:hAnsi="宋体" w:eastAsia="宋体"/>
           <w:sz w:val="24"/>
           <w:szCs w:val="24"/>
         </w:rPr>
@@ -3543,7 +3688,7 @@
       </w:r>
       <w:r>
         <w:rPr>
-          <w:rFonts w:ascii="宋体" w:eastAsia="宋体" w:hAnsi="宋体"/>
+          <w:rFonts w:ascii="宋体" w:hAnsi="宋体" w:eastAsia="宋体"/>
           <w:sz w:val="24"/>
           <w:szCs w:val="24"/>
         </w:rPr>
@@ -3551,7 +3696,7 @@
       </w:r>
       <w:r>
         <w:rPr>
-          <w:rFonts w:ascii="宋体" w:eastAsia="宋体" w:hAnsi="宋体" w:hint="eastAsia"/>
+          <w:rFonts w:hint="eastAsia" w:ascii="宋体" w:hAnsi="宋体" w:eastAsia="宋体"/>
           <w:sz w:val="24"/>
           <w:szCs w:val="24"/>
         </w:rPr>
@@ -3559,7 +3704,7 @@
       </w:r>
       <w:r>
         <w:rPr>
-          <w:rFonts w:ascii="宋体" w:eastAsia="宋体" w:hAnsi="宋体"/>
+          <w:rFonts w:ascii="宋体" w:hAnsi="宋体" w:eastAsia="宋体"/>
           <w:sz w:val="24"/>
           <w:szCs w:val="24"/>
         </w:rPr>
@@ -3567,7 +3712,7 @@
       </w:r>
       <w:r>
         <w:rPr>
-          <w:rFonts w:ascii="宋体" w:eastAsia="宋体" w:hAnsi="宋体" w:hint="eastAsia"/>
+          <w:rFonts w:hint="eastAsia" w:ascii="宋体" w:hAnsi="宋体" w:eastAsia="宋体"/>
           <w:sz w:val="24"/>
           <w:szCs w:val="24"/>
         </w:rPr>
@@ -3575,7 +3720,7 @@
       </w:r>
       <w:r>
         <w:rPr>
-          <w:rFonts w:ascii="宋体" w:eastAsia="宋体" w:hAnsi="宋体"/>
+          <w:rFonts w:ascii="宋体" w:hAnsi="宋体" w:eastAsia="宋体"/>
           <w:sz w:val="24"/>
           <w:szCs w:val="24"/>
         </w:rPr>
@@ -3583,47 +3728,36 @@
       </w:r>
       <w:r>
         <w:rPr>
-          <w:rFonts w:ascii="宋体" w:eastAsia="宋体" w:hAnsi="宋体" w:hint="eastAsia"/>
+          <w:rFonts w:hint="eastAsia" w:ascii="宋体" w:hAnsi="宋体" w:eastAsia="宋体"/>
           <w:sz w:val="24"/>
           <w:szCs w:val="24"/>
         </w:rPr>
         <w:t>；</w:t>
       </w:r>
-      <w:proofErr w:type="spellStart"/>
-      <w:r>
-        <w:rPr>
-          <w:rFonts w:ascii="宋体" w:eastAsia="宋体" w:hAnsi="宋体"/>
+      <w:r>
+        <w:rPr>
+          <w:rFonts w:ascii="宋体" w:hAnsi="宋体" w:eastAsia="宋体"/>
           <w:szCs w:val="21"/>
         </w:rPr>
         <w:t>user_id</w:t>
       </w:r>
-      <w:proofErr w:type="spellEnd"/>
-      <w:r>
-        <w:rPr>
-          <w:rFonts w:ascii="宋体" w:eastAsia="宋体" w:hAnsi="宋体" w:hint="eastAsia"/>
+      <w:r>
+        <w:rPr>
+          <w:rFonts w:hint="eastAsia" w:ascii="宋体" w:hAnsi="宋体" w:eastAsia="宋体"/>
           <w:szCs w:val="21"/>
         </w:rPr>
         <w:t>+</w:t>
       </w:r>
       <w:r>
         <w:rPr>
-          <w:rFonts w:ascii="宋体" w:eastAsia="宋体" w:hAnsi="宋体"/>
+          <w:rFonts w:ascii="宋体" w:hAnsi="宋体" w:eastAsia="宋体"/>
           <w:szCs w:val="21"/>
         </w:rPr>
-        <w:t xml:space="preserve"> </w:t>
-      </w:r>
-      <w:proofErr w:type="spellStart"/>
-      <w:r>
-        <w:rPr>
-          <w:rFonts w:ascii="宋体" w:eastAsia="宋体" w:hAnsi="宋体"/>
-          <w:szCs w:val="21"/>
-        </w:rPr>
-        <w:t>project_id</w:t>
-      </w:r>
-      <w:proofErr w:type="spellEnd"/>
-      <w:r>
-        <w:rPr>
-          <w:rFonts w:ascii="宋体" w:eastAsia="宋体" w:hAnsi="宋体"/>
+        <w:t xml:space="preserve"> project_id</w:t>
+      </w:r>
+      <w:r>
+        <w:rPr>
+          <w:rFonts w:ascii="宋体" w:hAnsi="宋体" w:eastAsia="宋体"/>
           <w:sz w:val="24"/>
           <w:szCs w:val="24"/>
         </w:rPr>
@@ -3635,7 +3769,7 @@
         <w:adjustRightInd w:val="0"/>
         <w:spacing w:line="360" w:lineRule="auto"/>
         <w:rPr>
-          <w:rFonts w:ascii="宋体" w:eastAsia="宋体" w:hAnsi="宋体" w:hint="eastAsia"/>
+          <w:rFonts w:hint="eastAsia" w:ascii="宋体" w:hAnsi="宋体" w:eastAsia="宋体"/>
           <w:sz w:val="24"/>
           <w:szCs w:val="24"/>
         </w:rPr>
@@ -3645,16 +3779,16 @@
       <w:pPr>
         <w:adjustRightInd w:val="0"/>
         <w:spacing w:line="300" w:lineRule="auto"/>
-        <w:ind w:firstLineChars="200" w:firstLine="480"/>
-        <w:rPr>
-          <w:rFonts w:ascii="宋体" w:eastAsia="宋体" w:hAnsi="宋体"/>
+        <w:ind w:firstLine="480" w:firstLineChars="200"/>
+        <w:rPr>
+          <w:rFonts w:ascii="宋体" w:hAnsi="宋体" w:eastAsia="宋体"/>
           <w:sz w:val="24"/>
           <w:szCs w:val="24"/>
         </w:rPr>
       </w:pPr>
       <w:r>
         <w:rPr>
-          <w:rFonts w:ascii="宋体" w:eastAsia="宋体" w:hAnsi="宋体" w:hint="eastAsia"/>
+          <w:rFonts w:hint="eastAsia" w:ascii="宋体" w:hAnsi="宋体" w:eastAsia="宋体"/>
           <w:sz w:val="24"/>
           <w:szCs w:val="24"/>
         </w:rPr>
@@ -3662,7 +3796,7 @@
       </w:r>
       <w:r>
         <w:rPr>
-          <w:rFonts w:ascii="宋体" w:eastAsia="宋体" w:hAnsi="宋体"/>
+          <w:rFonts w:ascii="宋体" w:hAnsi="宋体" w:eastAsia="宋体"/>
           <w:sz w:val="24"/>
           <w:szCs w:val="24"/>
         </w:rPr>
@@ -3671,112 +3805,100 @@
     </w:p>
     <w:p>
       <w:pPr>
-        <w:pStyle w:val="ae"/>
+        <w:pStyle w:val="11"/>
         <w:keepNext/>
         <w:jc w:val="center"/>
         <w:rPr>
-          <w:rFonts w:ascii="宋体" w:eastAsia="宋体" w:hAnsi="宋体"/>
+          <w:rFonts w:ascii="宋体" w:hAnsi="宋体" w:eastAsia="宋体"/>
           <w:sz w:val="21"/>
           <w:szCs w:val="21"/>
         </w:rPr>
       </w:pPr>
       <w:r>
         <w:rPr>
-          <w:rFonts w:ascii="宋体" w:eastAsia="宋体" w:hAnsi="宋体" w:hint="eastAsia"/>
+          <w:rFonts w:hint="eastAsia" w:ascii="宋体" w:hAnsi="宋体" w:eastAsia="宋体"/>
           <w:sz w:val="21"/>
           <w:szCs w:val="21"/>
         </w:rPr>
-        <w:t xml:space="preserve">表 </w:t>
-      </w:r>
-      <w:r>
-        <w:rPr>
-          <w:rFonts w:ascii="宋体" w:eastAsia="宋体" w:hAnsi="宋体" w:hint="eastAsia"/>
+        <w:t>表 4-</w:t>
+      </w:r>
+      <w:r>
+        <w:rPr>
+          <w:rFonts w:hint="eastAsia" w:ascii="宋体" w:hAnsi="宋体" w:eastAsia="宋体"/>
           <w:sz w:val="21"/>
           <w:szCs w:val="21"/>
         </w:rPr>
-        <w:t>4-</w:t>
-      </w:r>
-      <w:r>
-        <w:rPr>
-          <w:rFonts w:ascii="宋体" w:eastAsia="宋体" w:hAnsi="宋体" w:hint="eastAsia"/>
+        <w:fldChar w:fldCharType="begin"/>
+      </w:r>
+      <w:r>
+        <w:rPr>
+          <w:rFonts w:hint="eastAsia" w:ascii="宋体" w:hAnsi="宋体" w:eastAsia="宋体"/>
           <w:sz w:val="21"/>
           <w:szCs w:val="21"/>
         </w:rPr>
-        <w:fldChar w:fldCharType="begin"/>
-      </w:r>
-      <w:r>
-        <w:rPr>
-          <w:rFonts w:ascii="宋体" w:eastAsia="宋体" w:hAnsi="宋体" w:hint="eastAsia"/>
+        <w:instrText xml:space="preserve"> SEQ 表 \* ARABIC </w:instrText>
+      </w:r>
+      <w:r>
+        <w:rPr>
+          <w:rFonts w:hint="eastAsia" w:ascii="宋体" w:hAnsi="宋体" w:eastAsia="宋体"/>
           <w:sz w:val="21"/>
           <w:szCs w:val="21"/>
         </w:rPr>
-        <w:instrText xml:space="preserve"> SEQ 表 \* ARABIC </w:instrText>
-      </w:r>
-      <w:r>
-        <w:rPr>
-          <w:rFonts w:ascii="宋体" w:eastAsia="宋体" w:hAnsi="宋体" w:hint="eastAsia"/>
+        <w:fldChar w:fldCharType="separate"/>
+      </w:r>
+      <w:r>
+        <w:rPr>
+          <w:rFonts w:hint="eastAsia" w:ascii="宋体" w:hAnsi="宋体" w:eastAsia="宋体"/>
           <w:sz w:val="21"/>
           <w:szCs w:val="21"/>
         </w:rPr>
-        <w:fldChar w:fldCharType="separate"/>
-      </w:r>
-      <w:r>
-        <w:rPr>
-          <w:rFonts w:ascii="宋体" w:eastAsia="宋体" w:hAnsi="宋体" w:hint="eastAsia"/>
-          <w:noProof/>
+        <w:t>5</w:t>
+      </w:r>
+      <w:r>
+        <w:rPr>
+          <w:rFonts w:hint="eastAsia" w:ascii="宋体" w:hAnsi="宋体" w:eastAsia="宋体"/>
           <w:sz w:val="21"/>
           <w:szCs w:val="21"/>
         </w:rPr>
-        <w:t>5</w:t>
-      </w:r>
-      <w:r>
-        <w:rPr>
-          <w:rFonts w:ascii="宋体" w:eastAsia="宋体" w:hAnsi="宋体" w:hint="eastAsia"/>
+        <w:fldChar w:fldCharType="end"/>
+      </w:r>
+      <w:r>
+        <w:rPr>
+          <w:rFonts w:hint="eastAsia" w:ascii="宋体" w:hAnsi="宋体" w:eastAsia="宋体"/>
           <w:sz w:val="21"/>
           <w:szCs w:val="21"/>
         </w:rPr>
-        <w:fldChar w:fldCharType="end"/>
-      </w:r>
-      <w:r>
-        <w:rPr>
-          <w:rFonts w:ascii="宋体" w:eastAsia="宋体" w:hAnsi="宋体" w:hint="eastAsia"/>
+        <w:t xml:space="preserve"> </w:t>
+      </w:r>
+      <w:r>
+        <w:rPr>
+          <w:rFonts w:ascii="宋体" w:hAnsi="宋体" w:eastAsia="宋体"/>
           <w:sz w:val="21"/>
           <w:szCs w:val="21"/>
         </w:rPr>
-        <w:t xml:space="preserve"> </w:t>
-      </w:r>
-      <w:r>
-        <w:rPr>
-          <w:rFonts w:ascii="宋体" w:eastAsia="宋体" w:hAnsi="宋体"/>
-          <w:sz w:val="21"/>
-          <w:szCs w:val="21"/>
-        </w:rPr>
-        <w:t xml:space="preserve">工时申报单表 </w:t>
-      </w:r>
-      <w:proofErr w:type="spellStart"/>
-      <w:r>
-        <w:rPr>
-          <w:rFonts w:ascii="宋体" w:eastAsia="宋体" w:hAnsi="宋体"/>
-          <w:sz w:val="21"/>
-          <w:szCs w:val="21"/>
-        </w:rPr>
-        <w:t>work_time_apply</w:t>
-      </w:r>
-      <w:proofErr w:type="spellEnd"/>
+        <w:t>工时申报单表 work_time_apply</w:t>
+      </w:r>
     </w:p>
     <w:tbl>
       <w:tblPr>
-        <w:tblStyle w:val="af"/>
+        <w:tblStyle w:val="16"/>
         <w:tblW w:w="0" w:type="auto"/>
+        <w:tblInd w:w="0" w:type="dxa"/>
         <w:tblBorders>
-          <w:top w:val="single" w:sz="12" w:space="0" w:color="auto"/>
-          <w:left w:val="none" w:sz="0" w:space="0" w:color="auto"/>
-          <w:bottom w:val="single" w:sz="12" w:space="0" w:color="auto"/>
-          <w:right w:val="none" w:sz="0" w:space="0" w:color="auto"/>
-          <w:insideH w:val="none" w:sz="0" w:space="0" w:color="auto"/>
-          <w:insideV w:val="none" w:sz="0" w:space="0" w:color="auto"/>
+          <w:top w:val="single" w:color="auto" w:sz="12" w:space="0"/>
+          <w:left w:val="none" w:color="auto" w:sz="0" w:space="0"/>
+          <w:bottom w:val="single" w:color="auto" w:sz="12" w:space="0"/>
+          <w:right w:val="none" w:color="auto" w:sz="0" w:space="0"/>
+          <w:insideH w:val="none" w:color="auto" w:sz="0" w:space="0"/>
+          <w:insideV w:val="none" w:color="auto" w:sz="0" w:space="0"/>
         </w:tblBorders>
-        <w:tblLook w:val="04A0" w:firstRow="1" w:lastRow="0" w:firstColumn="1" w:lastColumn="0" w:noHBand="0" w:noVBand="1"/>
+        <w:tblLayout w:type="autofit"/>
+        <w:tblCellMar>
+          <w:top w:w="0" w:type="dxa"/>
+          <w:left w:w="108" w:type="dxa"/>
+          <w:bottom w:w="0" w:type="dxa"/>
+          <w:right w:w="108" w:type="dxa"/>
+        </w:tblCellMar>
       </w:tblPr>
       <w:tblGrid>
         <w:gridCol w:w="2065"/>
@@ -3785,12 +3907,28 @@
         <w:gridCol w:w="2106"/>
       </w:tblGrid>
       <w:tr>
+        <w:tblPrEx>
+          <w:tblBorders>
+            <w:top w:val="single" w:color="auto" w:sz="12" w:space="0"/>
+            <w:left w:val="none" w:color="auto" w:sz="0" w:space="0"/>
+            <w:bottom w:val="single" w:color="auto" w:sz="12" w:space="0"/>
+            <w:right w:val="none" w:color="auto" w:sz="0" w:space="0"/>
+            <w:insideH w:val="none" w:color="auto" w:sz="0" w:space="0"/>
+            <w:insideV w:val="none" w:color="auto" w:sz="0" w:space="0"/>
+          </w:tblBorders>
+          <w:tblCellMar>
+            <w:top w:w="0" w:type="dxa"/>
+            <w:left w:w="108" w:type="dxa"/>
+            <w:bottom w:w="0" w:type="dxa"/>
+            <w:right w:w="108" w:type="dxa"/>
+          </w:tblCellMar>
+        </w:tblPrEx>
         <w:tc>
           <w:tcPr>
             <w:tcW w:w="2065" w:type="dxa"/>
             <w:tcBorders>
-              <w:top w:val="single" w:sz="12" w:space="0" w:color="auto"/>
-              <w:bottom w:val="single" w:sz="4" w:space="0" w:color="auto"/>
+              <w:top w:val="single" w:color="auto" w:sz="12" w:space="0"/>
+              <w:bottom w:val="single" w:color="auto" w:sz="4" w:space="0"/>
             </w:tcBorders>
           </w:tcPr>
           <w:p>
@@ -3799,13 +3937,13 @@
               <w:spacing w:line="300" w:lineRule="auto"/>
               <w:jc w:val="center"/>
               <w:rPr>
-                <w:rFonts w:ascii="宋体" w:eastAsia="宋体" w:hAnsi="宋体" w:hint="eastAsia"/>
-                <w:szCs w:val="21"/>
-              </w:rPr>
-            </w:pPr>
-            <w:r>
-              <w:rPr>
-                <w:rFonts w:ascii="宋体" w:eastAsia="宋体" w:hAnsi="宋体" w:hint="eastAsia"/>
+                <w:rFonts w:hint="eastAsia" w:ascii="宋体" w:hAnsi="宋体" w:eastAsia="宋体"/>
+                <w:szCs w:val="21"/>
+              </w:rPr>
+            </w:pPr>
+            <w:r>
+              <w:rPr>
+                <w:rFonts w:hint="eastAsia" w:ascii="宋体" w:hAnsi="宋体" w:eastAsia="宋体"/>
                 <w:szCs w:val="21"/>
               </w:rPr>
               <w:t>字段名</w:t>
@@ -3816,8 +3954,8 @@
           <w:tcPr>
             <w:tcW w:w="2068" w:type="dxa"/>
             <w:tcBorders>
-              <w:top w:val="single" w:sz="12" w:space="0" w:color="auto"/>
-              <w:bottom w:val="single" w:sz="4" w:space="0" w:color="auto"/>
+              <w:top w:val="single" w:color="auto" w:sz="12" w:space="0"/>
+              <w:bottom w:val="single" w:color="auto" w:sz="4" w:space="0"/>
             </w:tcBorders>
           </w:tcPr>
           <w:p>
@@ -3826,13 +3964,13 @@
               <w:spacing w:line="300" w:lineRule="auto"/>
               <w:jc w:val="center"/>
               <w:rPr>
-                <w:rFonts w:ascii="宋体" w:eastAsia="宋体" w:hAnsi="宋体" w:hint="eastAsia"/>
-                <w:szCs w:val="21"/>
-              </w:rPr>
-            </w:pPr>
-            <w:r>
-              <w:rPr>
-                <w:rFonts w:ascii="宋体" w:eastAsia="宋体" w:hAnsi="宋体" w:hint="eastAsia"/>
+                <w:rFonts w:hint="eastAsia" w:ascii="宋体" w:hAnsi="宋体" w:eastAsia="宋体"/>
+                <w:szCs w:val="21"/>
+              </w:rPr>
+            </w:pPr>
+            <w:r>
+              <w:rPr>
+                <w:rFonts w:hint="eastAsia" w:ascii="宋体" w:hAnsi="宋体" w:eastAsia="宋体"/>
                 <w:szCs w:val="21"/>
               </w:rPr>
               <w:t>类型</w:t>
@@ -3843,8 +3981,8 @@
           <w:tcPr>
             <w:tcW w:w="2057" w:type="dxa"/>
             <w:tcBorders>
-              <w:top w:val="single" w:sz="12" w:space="0" w:color="auto"/>
-              <w:bottom w:val="single" w:sz="4" w:space="0" w:color="auto"/>
+              <w:top w:val="single" w:color="auto" w:sz="12" w:space="0"/>
+              <w:bottom w:val="single" w:color="auto" w:sz="4" w:space="0"/>
             </w:tcBorders>
           </w:tcPr>
           <w:p>
@@ -3853,13 +3991,13 @@
               <w:spacing w:line="300" w:lineRule="auto"/>
               <w:jc w:val="center"/>
               <w:rPr>
-                <w:rFonts w:ascii="宋体" w:eastAsia="宋体" w:hAnsi="宋体" w:hint="eastAsia"/>
-                <w:szCs w:val="21"/>
-              </w:rPr>
-            </w:pPr>
-            <w:r>
-              <w:rPr>
-                <w:rFonts w:ascii="宋体" w:eastAsia="宋体" w:hAnsi="宋体" w:hint="eastAsia"/>
+                <w:rFonts w:hint="eastAsia" w:ascii="宋体" w:hAnsi="宋体" w:eastAsia="宋体"/>
+                <w:szCs w:val="21"/>
+              </w:rPr>
+            </w:pPr>
+            <w:r>
+              <w:rPr>
+                <w:rFonts w:hint="eastAsia" w:ascii="宋体" w:hAnsi="宋体" w:eastAsia="宋体"/>
                 <w:szCs w:val="21"/>
               </w:rPr>
               <w:t>含义</w:t>
@@ -3870,8 +4008,8 @@
           <w:tcPr>
             <w:tcW w:w="2106" w:type="dxa"/>
             <w:tcBorders>
-              <w:top w:val="single" w:sz="12" w:space="0" w:color="auto"/>
-              <w:bottom w:val="single" w:sz="4" w:space="0" w:color="auto"/>
+              <w:top w:val="single" w:color="auto" w:sz="12" w:space="0"/>
+              <w:bottom w:val="single" w:color="auto" w:sz="4" w:space="0"/>
             </w:tcBorders>
           </w:tcPr>
           <w:p>
@@ -3880,13 +4018,13 @@
               <w:spacing w:line="300" w:lineRule="auto"/>
               <w:jc w:val="center"/>
               <w:rPr>
-                <w:rFonts w:ascii="宋体" w:eastAsia="宋体" w:hAnsi="宋体" w:hint="eastAsia"/>
-                <w:szCs w:val="21"/>
-              </w:rPr>
-            </w:pPr>
-            <w:r>
-              <w:rPr>
-                <w:rFonts w:ascii="宋体" w:eastAsia="宋体" w:hAnsi="宋体"/>
+                <w:rFonts w:hint="eastAsia" w:ascii="宋体" w:hAnsi="宋体" w:eastAsia="宋体"/>
+                <w:szCs w:val="21"/>
+              </w:rPr>
+            </w:pPr>
+            <w:r>
+              <w:rPr>
+                <w:rFonts w:ascii="宋体" w:hAnsi="宋体" w:eastAsia="宋体"/>
                 <w:szCs w:val="21"/>
               </w:rPr>
               <w:t>约束/备注</w:t>
@@ -3895,11 +4033,27 @@
         </w:tc>
       </w:tr>
       <w:tr>
+        <w:tblPrEx>
+          <w:tblBorders>
+            <w:top w:val="single" w:color="auto" w:sz="12" w:space="0"/>
+            <w:left w:val="none" w:color="auto" w:sz="0" w:space="0"/>
+            <w:bottom w:val="single" w:color="auto" w:sz="12" w:space="0"/>
+            <w:right w:val="none" w:color="auto" w:sz="0" w:space="0"/>
+            <w:insideH w:val="none" w:color="auto" w:sz="0" w:space="0"/>
+            <w:insideV w:val="none" w:color="auto" w:sz="0" w:space="0"/>
+          </w:tblBorders>
+          <w:tblCellMar>
+            <w:top w:w="0" w:type="dxa"/>
+            <w:left w:w="108" w:type="dxa"/>
+            <w:bottom w:w="0" w:type="dxa"/>
+            <w:right w:w="108" w:type="dxa"/>
+          </w:tblCellMar>
+        </w:tblPrEx>
         <w:tc>
           <w:tcPr>
             <w:tcW w:w="2065" w:type="dxa"/>
             <w:tcBorders>
-              <w:top w:val="single" w:sz="4" w:space="0" w:color="auto"/>
+              <w:top w:val="single" w:color="auto" w:sz="4" w:space="0"/>
             </w:tcBorders>
           </w:tcPr>
           <w:p>
@@ -3908,26 +4062,24 @@
               <w:spacing w:line="300" w:lineRule="auto"/>
               <w:jc w:val="center"/>
               <w:rPr>
-                <w:rFonts w:ascii="宋体" w:eastAsia="宋体" w:hAnsi="宋体" w:hint="eastAsia"/>
-                <w:szCs w:val="21"/>
-              </w:rPr>
-            </w:pPr>
-            <w:proofErr w:type="spellStart"/>
-            <w:r>
-              <w:rPr>
-                <w:rFonts w:ascii="宋体" w:eastAsia="宋体" w:hAnsi="宋体"/>
+                <w:rFonts w:hint="eastAsia" w:ascii="宋体" w:hAnsi="宋体" w:eastAsia="宋体"/>
+                <w:szCs w:val="21"/>
+              </w:rPr>
+            </w:pPr>
+            <w:r>
+              <w:rPr>
+                <w:rFonts w:ascii="宋体" w:hAnsi="宋体" w:eastAsia="宋体"/>
                 <w:szCs w:val="21"/>
               </w:rPr>
               <w:t>work_id</w:t>
             </w:r>
-            <w:proofErr w:type="spellEnd"/>
           </w:p>
         </w:tc>
         <w:tc>
           <w:tcPr>
             <w:tcW w:w="2068" w:type="dxa"/>
             <w:tcBorders>
-              <w:top w:val="single" w:sz="4" w:space="0" w:color="auto"/>
+              <w:top w:val="single" w:color="auto" w:sz="4" w:space="0"/>
             </w:tcBorders>
           </w:tcPr>
           <w:p>
@@ -3936,13 +4088,13 @@
               <w:spacing w:line="300" w:lineRule="auto"/>
               <w:jc w:val="center"/>
               <w:rPr>
-                <w:rFonts w:ascii="宋体" w:eastAsia="宋体" w:hAnsi="宋体" w:hint="eastAsia"/>
-                <w:szCs w:val="21"/>
-              </w:rPr>
-            </w:pPr>
-            <w:r>
-              <w:rPr>
-                <w:rFonts w:ascii="宋体" w:eastAsia="宋体" w:hAnsi="宋体" w:hint="eastAsia"/>
+                <w:rFonts w:hint="eastAsia" w:ascii="宋体" w:hAnsi="宋体" w:eastAsia="宋体"/>
+                <w:szCs w:val="21"/>
+              </w:rPr>
+            </w:pPr>
+            <w:r>
+              <w:rPr>
+                <w:rFonts w:hint="eastAsia" w:ascii="宋体" w:hAnsi="宋体" w:eastAsia="宋体"/>
                 <w:szCs w:val="21"/>
               </w:rPr>
               <w:t>int</w:t>
@@ -3953,7 +4105,7 @@
           <w:tcPr>
             <w:tcW w:w="2057" w:type="dxa"/>
             <w:tcBorders>
-              <w:top w:val="single" w:sz="4" w:space="0" w:color="auto"/>
+              <w:top w:val="single" w:color="auto" w:sz="4" w:space="0"/>
             </w:tcBorders>
           </w:tcPr>
           <w:p>
@@ -3962,13 +4114,13 @@
               <w:spacing w:line="300" w:lineRule="auto"/>
               <w:jc w:val="center"/>
               <w:rPr>
-                <w:rFonts w:ascii="宋体" w:eastAsia="宋体" w:hAnsi="宋体" w:hint="eastAsia"/>
-                <w:szCs w:val="21"/>
-              </w:rPr>
-            </w:pPr>
-            <w:r>
-              <w:rPr>
-                <w:rFonts w:ascii="宋体" w:eastAsia="宋体" w:hAnsi="宋体"/>
+                <w:rFonts w:hint="eastAsia" w:ascii="宋体" w:hAnsi="宋体" w:eastAsia="宋体"/>
+                <w:szCs w:val="21"/>
+              </w:rPr>
+            </w:pPr>
+            <w:r>
+              <w:rPr>
+                <w:rFonts w:ascii="宋体" w:hAnsi="宋体" w:eastAsia="宋体"/>
                 <w:szCs w:val="21"/>
               </w:rPr>
               <w:t>工时编号</w:t>
@@ -3979,7 +4131,7 @@
           <w:tcPr>
             <w:tcW w:w="2106" w:type="dxa"/>
             <w:tcBorders>
-              <w:top w:val="single" w:sz="4" w:space="0" w:color="auto"/>
+              <w:top w:val="single" w:color="auto" w:sz="4" w:space="0"/>
             </w:tcBorders>
           </w:tcPr>
           <w:p>
@@ -3988,13 +4140,13 @@
               <w:spacing w:line="300" w:lineRule="auto"/>
               <w:jc w:val="center"/>
               <w:rPr>
-                <w:rFonts w:ascii="宋体" w:eastAsia="宋体" w:hAnsi="宋体" w:hint="eastAsia"/>
-                <w:szCs w:val="21"/>
-              </w:rPr>
-            </w:pPr>
-            <w:r>
-              <w:rPr>
-                <w:rFonts w:ascii="宋体" w:eastAsia="宋体" w:hAnsi="宋体"/>
+                <w:rFonts w:hint="eastAsia" w:ascii="宋体" w:hAnsi="宋体" w:eastAsia="宋体"/>
+                <w:szCs w:val="21"/>
+              </w:rPr>
+            </w:pPr>
+            <w:r>
+              <w:rPr>
+                <w:rFonts w:ascii="宋体" w:hAnsi="宋体" w:eastAsia="宋体"/>
                 <w:szCs w:val="21"/>
               </w:rPr>
               <w:t>主键，自增</w:t>
@@ -4003,6 +4155,22 @@
         </w:tc>
       </w:tr>
       <w:tr>
+        <w:tblPrEx>
+          <w:tblBorders>
+            <w:top w:val="single" w:color="auto" w:sz="12" w:space="0"/>
+            <w:left w:val="none" w:color="auto" w:sz="0" w:space="0"/>
+            <w:bottom w:val="single" w:color="auto" w:sz="12" w:space="0"/>
+            <w:right w:val="none" w:color="auto" w:sz="0" w:space="0"/>
+            <w:insideH w:val="none" w:color="auto" w:sz="0" w:space="0"/>
+            <w:insideV w:val="none" w:color="auto" w:sz="0" w:space="0"/>
+          </w:tblBorders>
+          <w:tblCellMar>
+            <w:top w:w="0" w:type="dxa"/>
+            <w:left w:w="108" w:type="dxa"/>
+            <w:bottom w:w="0" w:type="dxa"/>
+            <w:right w:w="108" w:type="dxa"/>
+          </w:tblCellMar>
+        </w:tblPrEx>
         <w:tc>
           <w:tcPr>
             <w:tcW w:w="2065" w:type="dxa"/>
@@ -4013,19 +4181,17 @@
               <w:spacing w:line="300" w:lineRule="auto"/>
               <w:jc w:val="center"/>
               <w:rPr>
-                <w:rFonts w:ascii="宋体" w:eastAsia="宋体" w:hAnsi="宋体" w:hint="eastAsia"/>
-                <w:szCs w:val="21"/>
-              </w:rPr>
-            </w:pPr>
-            <w:proofErr w:type="spellStart"/>
-            <w:r>
-              <w:rPr>
-                <w:rFonts w:ascii="宋体" w:eastAsia="宋体" w:hAnsi="宋体"/>
+                <w:rFonts w:hint="eastAsia" w:ascii="宋体" w:hAnsi="宋体" w:eastAsia="宋体"/>
+                <w:szCs w:val="21"/>
+              </w:rPr>
+            </w:pPr>
+            <w:r>
+              <w:rPr>
+                <w:rFonts w:ascii="宋体" w:hAnsi="宋体" w:eastAsia="宋体"/>
                 <w:szCs w:val="21"/>
               </w:rPr>
               <w:t>user_id</w:t>
             </w:r>
-            <w:proofErr w:type="spellEnd"/>
           </w:p>
         </w:tc>
         <w:tc>
@@ -4038,13 +4204,13 @@
               <w:spacing w:line="300" w:lineRule="auto"/>
               <w:jc w:val="center"/>
               <w:rPr>
-                <w:rFonts w:ascii="宋体" w:eastAsia="宋体" w:hAnsi="宋体" w:hint="eastAsia"/>
-                <w:szCs w:val="21"/>
-              </w:rPr>
-            </w:pPr>
-            <w:r>
-              <w:rPr>
-                <w:rFonts w:ascii="宋体" w:eastAsia="宋体" w:hAnsi="宋体" w:hint="eastAsia"/>
+                <w:rFonts w:hint="eastAsia" w:ascii="宋体" w:hAnsi="宋体" w:eastAsia="宋体"/>
+                <w:szCs w:val="21"/>
+              </w:rPr>
+            </w:pPr>
+            <w:r>
+              <w:rPr>
+                <w:rFonts w:hint="eastAsia" w:ascii="宋体" w:hAnsi="宋体" w:eastAsia="宋体"/>
                 <w:szCs w:val="21"/>
               </w:rPr>
               <w:t>int</w:t>
@@ -4061,13 +4227,13 @@
               <w:spacing w:line="300" w:lineRule="auto"/>
               <w:jc w:val="center"/>
               <w:rPr>
-                <w:rFonts w:ascii="宋体" w:eastAsia="宋体" w:hAnsi="宋体" w:hint="eastAsia"/>
-                <w:szCs w:val="21"/>
-              </w:rPr>
-            </w:pPr>
-            <w:r>
-              <w:rPr>
-                <w:rFonts w:ascii="宋体" w:eastAsia="宋体" w:hAnsi="宋体"/>
+                <w:rFonts w:hint="eastAsia" w:ascii="宋体" w:hAnsi="宋体" w:eastAsia="宋体"/>
+                <w:szCs w:val="21"/>
+              </w:rPr>
+            </w:pPr>
+            <w:r>
+              <w:rPr>
+                <w:rFonts w:ascii="宋体" w:hAnsi="宋体" w:eastAsia="宋体"/>
                 <w:szCs w:val="21"/>
               </w:rPr>
               <w:t>用户编号</w:t>
@@ -4084,23 +4250,37 @@
               <w:spacing w:line="300" w:lineRule="auto"/>
               <w:jc w:val="center"/>
               <w:rPr>
-                <w:rFonts w:ascii="宋体" w:eastAsia="宋体" w:hAnsi="宋体" w:hint="eastAsia"/>
-                <w:szCs w:val="21"/>
-              </w:rPr>
-            </w:pPr>
-            <w:proofErr w:type="spellStart"/>
-            <w:r>
-              <w:rPr>
-                <w:rFonts w:ascii="宋体" w:eastAsia="宋体" w:hAnsi="宋体"/>
+                <w:rFonts w:hint="eastAsia" w:ascii="宋体" w:hAnsi="宋体" w:eastAsia="宋体"/>
+                <w:szCs w:val="21"/>
+              </w:rPr>
+            </w:pPr>
+            <w:r>
+              <w:rPr>
+                <w:rFonts w:ascii="宋体" w:hAnsi="宋体" w:eastAsia="宋体"/>
                 <w:szCs w:val="21"/>
               </w:rPr>
               <w:t>user.user_id</w:t>
             </w:r>
-            <w:proofErr w:type="spellEnd"/>
           </w:p>
         </w:tc>
       </w:tr>
       <w:tr>
+        <w:tblPrEx>
+          <w:tblBorders>
+            <w:top w:val="single" w:color="auto" w:sz="12" w:space="0"/>
+            <w:left w:val="none" w:color="auto" w:sz="0" w:space="0"/>
+            <w:bottom w:val="single" w:color="auto" w:sz="12" w:space="0"/>
+            <w:right w:val="none" w:color="auto" w:sz="0" w:space="0"/>
+            <w:insideH w:val="none" w:color="auto" w:sz="0" w:space="0"/>
+            <w:insideV w:val="none" w:color="auto" w:sz="0" w:space="0"/>
+          </w:tblBorders>
+          <w:tblCellMar>
+            <w:top w:w="0" w:type="dxa"/>
+            <w:left w:w="108" w:type="dxa"/>
+            <w:bottom w:w="0" w:type="dxa"/>
+            <w:right w:w="108" w:type="dxa"/>
+          </w:tblCellMar>
+        </w:tblPrEx>
         <w:tc>
           <w:tcPr>
             <w:tcW w:w="2065" w:type="dxa"/>
@@ -4111,19 +4291,17 @@
               <w:spacing w:line="300" w:lineRule="auto"/>
               <w:jc w:val="center"/>
               <w:rPr>
-                <w:rFonts w:ascii="宋体" w:eastAsia="宋体" w:hAnsi="宋体" w:hint="eastAsia"/>
-                <w:szCs w:val="21"/>
-              </w:rPr>
-            </w:pPr>
-            <w:proofErr w:type="spellStart"/>
-            <w:r>
-              <w:rPr>
-                <w:rFonts w:ascii="宋体" w:eastAsia="宋体" w:hAnsi="宋体"/>
+                <w:rFonts w:hint="eastAsia" w:ascii="宋体" w:hAnsi="宋体" w:eastAsia="宋体"/>
+                <w:szCs w:val="21"/>
+              </w:rPr>
+            </w:pPr>
+            <w:r>
+              <w:rPr>
+                <w:rFonts w:ascii="宋体" w:hAnsi="宋体" w:eastAsia="宋体"/>
                 <w:szCs w:val="21"/>
               </w:rPr>
               <w:t>project_id</w:t>
             </w:r>
-            <w:proofErr w:type="spellEnd"/>
           </w:p>
         </w:tc>
         <w:tc>
@@ -4136,13 +4314,13 @@
               <w:spacing w:line="300" w:lineRule="auto"/>
               <w:jc w:val="center"/>
               <w:rPr>
-                <w:rFonts w:ascii="宋体" w:eastAsia="宋体" w:hAnsi="宋体" w:hint="eastAsia"/>
-                <w:szCs w:val="21"/>
-              </w:rPr>
-            </w:pPr>
-            <w:r>
-              <w:rPr>
-                <w:rFonts w:ascii="宋体" w:eastAsia="宋体" w:hAnsi="宋体" w:hint="eastAsia"/>
+                <w:rFonts w:hint="eastAsia" w:ascii="宋体" w:hAnsi="宋体" w:eastAsia="宋体"/>
+                <w:szCs w:val="21"/>
+              </w:rPr>
+            </w:pPr>
+            <w:r>
+              <w:rPr>
+                <w:rFonts w:hint="eastAsia" w:ascii="宋体" w:hAnsi="宋体" w:eastAsia="宋体"/>
                 <w:szCs w:val="21"/>
               </w:rPr>
               <w:t>int</w:t>
@@ -4159,13 +4337,13 @@
               <w:spacing w:line="300" w:lineRule="auto"/>
               <w:jc w:val="center"/>
               <w:rPr>
-                <w:rFonts w:ascii="宋体" w:eastAsia="宋体" w:hAnsi="宋体" w:hint="eastAsia"/>
-                <w:szCs w:val="21"/>
-              </w:rPr>
-            </w:pPr>
-            <w:r>
-              <w:rPr>
-                <w:rFonts w:ascii="宋体" w:eastAsia="宋体" w:hAnsi="宋体"/>
+                <w:rFonts w:hint="eastAsia" w:ascii="宋体" w:hAnsi="宋体" w:eastAsia="宋体"/>
+                <w:szCs w:val="21"/>
+              </w:rPr>
+            </w:pPr>
+            <w:r>
+              <w:rPr>
+                <w:rFonts w:ascii="宋体" w:hAnsi="宋体" w:eastAsia="宋体"/>
                 <w:szCs w:val="21"/>
               </w:rPr>
               <w:t>项目编号</w:t>
@@ -4182,32 +4360,37 @@
               <w:spacing w:line="300" w:lineRule="auto"/>
               <w:jc w:val="center"/>
               <w:rPr>
-                <w:rFonts w:ascii="宋体" w:eastAsia="宋体" w:hAnsi="宋体" w:hint="eastAsia"/>
-                <w:szCs w:val="21"/>
-              </w:rPr>
-            </w:pPr>
-            <w:proofErr w:type="spellStart"/>
-            <w:proofErr w:type="gramStart"/>
-            <w:r>
-              <w:rPr>
-                <w:rFonts w:ascii="宋体" w:eastAsia="宋体" w:hAnsi="宋体"/>
-                <w:szCs w:val="21"/>
-              </w:rPr>
-              <w:t>project.project</w:t>
-            </w:r>
-            <w:proofErr w:type="gramEnd"/>
-            <w:r>
-              <w:rPr>
-                <w:rFonts w:ascii="宋体" w:eastAsia="宋体" w:hAnsi="宋体"/>
-                <w:szCs w:val="21"/>
-              </w:rPr>
-              <w:t>_id</w:t>
-            </w:r>
-            <w:proofErr w:type="spellEnd"/>
+                <w:rFonts w:hint="eastAsia" w:ascii="宋体" w:hAnsi="宋体" w:eastAsia="宋体"/>
+                <w:szCs w:val="21"/>
+              </w:rPr>
+            </w:pPr>
+            <w:r>
+              <w:rPr>
+                <w:rFonts w:ascii="宋体" w:hAnsi="宋体" w:eastAsia="宋体"/>
+                <w:szCs w:val="21"/>
+              </w:rPr>
+              <w:t>project.project_id</w:t>
+            </w:r>
           </w:p>
         </w:tc>
       </w:tr>
       <w:tr>
+        <w:tblPrEx>
+          <w:tblBorders>
+            <w:top w:val="single" w:color="auto" w:sz="12" w:space="0"/>
+            <w:left w:val="none" w:color="auto" w:sz="0" w:space="0"/>
+            <w:bottom w:val="single" w:color="auto" w:sz="12" w:space="0"/>
+            <w:right w:val="none" w:color="auto" w:sz="0" w:space="0"/>
+            <w:insideH w:val="none" w:color="auto" w:sz="0" w:space="0"/>
+            <w:insideV w:val="none" w:color="auto" w:sz="0" w:space="0"/>
+          </w:tblBorders>
+          <w:tblCellMar>
+            <w:top w:w="0" w:type="dxa"/>
+            <w:left w:w="108" w:type="dxa"/>
+            <w:bottom w:w="0" w:type="dxa"/>
+            <w:right w:w="108" w:type="dxa"/>
+          </w:tblCellMar>
+        </w:tblPrEx>
         <w:tc>
           <w:tcPr>
             <w:tcW w:w="2065" w:type="dxa"/>
@@ -4218,19 +4401,17 @@
               <w:spacing w:line="300" w:lineRule="auto"/>
               <w:jc w:val="center"/>
               <w:rPr>
-                <w:rFonts w:ascii="宋体" w:eastAsia="宋体" w:hAnsi="宋体" w:hint="eastAsia"/>
-                <w:szCs w:val="21"/>
-              </w:rPr>
-            </w:pPr>
-            <w:proofErr w:type="spellStart"/>
-            <w:r>
-              <w:rPr>
-                <w:rFonts w:ascii="宋体" w:eastAsia="宋体" w:hAnsi="宋体"/>
+                <w:rFonts w:hint="eastAsia" w:ascii="宋体" w:hAnsi="宋体" w:eastAsia="宋体"/>
+                <w:szCs w:val="21"/>
+              </w:rPr>
+            </w:pPr>
+            <w:r>
+              <w:rPr>
+                <w:rFonts w:ascii="宋体" w:hAnsi="宋体" w:eastAsia="宋体"/>
                 <w:szCs w:val="21"/>
               </w:rPr>
               <w:t>work_date</w:t>
             </w:r>
-            <w:proofErr w:type="spellEnd"/>
           </w:p>
         </w:tc>
         <w:tc>
@@ -4243,13 +4424,13 @@
               <w:spacing w:line="300" w:lineRule="auto"/>
               <w:jc w:val="center"/>
               <w:rPr>
-                <w:rFonts w:ascii="宋体" w:eastAsia="宋体" w:hAnsi="宋体" w:hint="eastAsia"/>
-                <w:szCs w:val="21"/>
-              </w:rPr>
-            </w:pPr>
-            <w:r>
-              <w:rPr>
-                <w:rFonts w:ascii="宋体" w:eastAsia="宋体" w:hAnsi="宋体" w:hint="eastAsia"/>
+                <w:rFonts w:hint="eastAsia" w:ascii="宋体" w:hAnsi="宋体" w:eastAsia="宋体"/>
+                <w:szCs w:val="21"/>
+              </w:rPr>
+            </w:pPr>
+            <w:r>
+              <w:rPr>
+                <w:rFonts w:hint="eastAsia" w:ascii="宋体" w:hAnsi="宋体" w:eastAsia="宋体"/>
                 <w:szCs w:val="21"/>
               </w:rPr>
               <w:t>date</w:t>
@@ -4266,13 +4447,13 @@
               <w:spacing w:line="300" w:lineRule="auto"/>
               <w:jc w:val="center"/>
               <w:rPr>
-                <w:rFonts w:ascii="宋体" w:eastAsia="宋体" w:hAnsi="宋体" w:hint="eastAsia"/>
-                <w:szCs w:val="21"/>
-              </w:rPr>
-            </w:pPr>
-            <w:r>
-              <w:rPr>
-                <w:rFonts w:ascii="宋体" w:eastAsia="宋体" w:hAnsi="宋体"/>
+                <w:rFonts w:hint="eastAsia" w:ascii="宋体" w:hAnsi="宋体" w:eastAsia="宋体"/>
+                <w:szCs w:val="21"/>
+              </w:rPr>
+            </w:pPr>
+            <w:r>
+              <w:rPr>
+                <w:rFonts w:ascii="宋体" w:hAnsi="宋体" w:eastAsia="宋体"/>
                 <w:szCs w:val="21"/>
               </w:rPr>
               <w:t>工作日期</w:t>
@@ -4289,13 +4470,13 @@
               <w:spacing w:line="300" w:lineRule="auto"/>
               <w:jc w:val="center"/>
               <w:rPr>
-                <w:rFonts w:ascii="宋体" w:eastAsia="宋体" w:hAnsi="宋体" w:hint="eastAsia"/>
-                <w:szCs w:val="21"/>
-              </w:rPr>
-            </w:pPr>
-            <w:r>
-              <w:rPr>
-                <w:rFonts w:ascii="宋体" w:eastAsia="宋体" w:hAnsi="宋体" w:hint="eastAsia"/>
+                <w:rFonts w:hint="eastAsia" w:ascii="宋体" w:hAnsi="宋体" w:eastAsia="宋体"/>
+                <w:szCs w:val="21"/>
+              </w:rPr>
+            </w:pPr>
+            <w:r>
+              <w:rPr>
+                <w:rFonts w:hint="eastAsia" w:ascii="宋体" w:hAnsi="宋体" w:eastAsia="宋体"/>
                 <w:szCs w:val="21"/>
               </w:rPr>
               <w:t>NOT NULL</w:t>
@@ -4304,6 +4485,22 @@
         </w:tc>
       </w:tr>
       <w:tr>
+        <w:tblPrEx>
+          <w:tblBorders>
+            <w:top w:val="single" w:color="auto" w:sz="12" w:space="0"/>
+            <w:left w:val="none" w:color="auto" w:sz="0" w:space="0"/>
+            <w:bottom w:val="single" w:color="auto" w:sz="12" w:space="0"/>
+            <w:right w:val="none" w:color="auto" w:sz="0" w:space="0"/>
+            <w:insideH w:val="none" w:color="auto" w:sz="0" w:space="0"/>
+            <w:insideV w:val="none" w:color="auto" w:sz="0" w:space="0"/>
+          </w:tblBorders>
+          <w:tblCellMar>
+            <w:top w:w="0" w:type="dxa"/>
+            <w:left w:w="108" w:type="dxa"/>
+            <w:bottom w:w="0" w:type="dxa"/>
+            <w:right w:w="108" w:type="dxa"/>
+          </w:tblCellMar>
+        </w:tblPrEx>
         <w:tc>
           <w:tcPr>
             <w:tcW w:w="2065" w:type="dxa"/>
@@ -4314,19 +4511,17 @@
               <w:spacing w:line="300" w:lineRule="auto"/>
               <w:jc w:val="center"/>
               <w:rPr>
-                <w:rFonts w:ascii="宋体" w:eastAsia="宋体" w:hAnsi="宋体" w:hint="eastAsia"/>
-                <w:szCs w:val="21"/>
-              </w:rPr>
-            </w:pPr>
-            <w:proofErr w:type="spellStart"/>
-            <w:r>
-              <w:rPr>
-                <w:rFonts w:ascii="宋体" w:eastAsia="宋体" w:hAnsi="宋体"/>
+                <w:rFonts w:hint="eastAsia" w:ascii="宋体" w:hAnsi="宋体" w:eastAsia="宋体"/>
+                <w:szCs w:val="21"/>
+              </w:rPr>
+            </w:pPr>
+            <w:r>
+              <w:rPr>
+                <w:rFonts w:ascii="宋体" w:hAnsi="宋体" w:eastAsia="宋体"/>
                 <w:szCs w:val="21"/>
               </w:rPr>
               <w:t>work_hours</w:t>
             </w:r>
-            <w:proofErr w:type="spellEnd"/>
           </w:p>
         </w:tc>
         <w:tc>
@@ -4339,25 +4534,16 @@
               <w:spacing w:line="300" w:lineRule="auto"/>
               <w:jc w:val="center"/>
               <w:rPr>
-                <w:rFonts w:ascii="宋体" w:eastAsia="宋体" w:hAnsi="宋体" w:hint="eastAsia"/>
-                <w:szCs w:val="21"/>
-              </w:rPr>
-            </w:pPr>
-            <w:proofErr w:type="gramStart"/>
-            <w:r>
-              <w:rPr>
-                <w:rFonts w:ascii="宋体" w:eastAsia="宋体" w:hAnsi="宋体"/>
-                <w:szCs w:val="21"/>
-              </w:rPr>
-              <w:t>decimal(</w:t>
-            </w:r>
-            <w:proofErr w:type="gramEnd"/>
-            <w:r>
-              <w:rPr>
-                <w:rFonts w:ascii="宋体" w:eastAsia="宋体" w:hAnsi="宋体"/>
-                <w:szCs w:val="21"/>
-              </w:rPr>
-              <w:t>4,1)</w:t>
+                <w:rFonts w:hint="eastAsia" w:ascii="宋体" w:hAnsi="宋体" w:eastAsia="宋体"/>
+                <w:szCs w:val="21"/>
+              </w:rPr>
+            </w:pPr>
+            <w:r>
+              <w:rPr>
+                <w:rFonts w:ascii="宋体" w:hAnsi="宋体" w:eastAsia="宋体"/>
+                <w:szCs w:val="21"/>
+              </w:rPr>
+              <w:t>decimal(4,1)</w:t>
             </w:r>
           </w:p>
         </w:tc>
@@ -4371,13 +4557,13 @@
               <w:spacing w:line="300" w:lineRule="auto"/>
               <w:jc w:val="center"/>
               <w:rPr>
-                <w:rFonts w:ascii="宋体" w:eastAsia="宋体" w:hAnsi="宋体" w:hint="eastAsia"/>
-                <w:szCs w:val="21"/>
-              </w:rPr>
-            </w:pPr>
-            <w:r>
-              <w:rPr>
-                <w:rFonts w:ascii="宋体" w:eastAsia="宋体" w:hAnsi="宋体"/>
+                <w:rFonts w:hint="eastAsia" w:ascii="宋体" w:hAnsi="宋体" w:eastAsia="宋体"/>
+                <w:szCs w:val="21"/>
+              </w:rPr>
+            </w:pPr>
+            <w:r>
+              <w:rPr>
+                <w:rFonts w:ascii="宋体" w:hAnsi="宋体" w:eastAsia="宋体"/>
                 <w:szCs w:val="21"/>
               </w:rPr>
               <w:t>工时数</w:t>
@@ -4394,13 +4580,13 @@
               <w:spacing w:line="300" w:lineRule="auto"/>
               <w:jc w:val="center"/>
               <w:rPr>
-                <w:rFonts w:ascii="宋体" w:eastAsia="宋体" w:hAnsi="宋体" w:hint="eastAsia"/>
-                <w:szCs w:val="21"/>
-              </w:rPr>
-            </w:pPr>
-            <w:r>
-              <w:rPr>
-                <w:rFonts w:ascii="宋体" w:eastAsia="宋体" w:hAnsi="宋体" w:hint="eastAsia"/>
+                <w:rFonts w:hint="eastAsia" w:ascii="宋体" w:hAnsi="宋体" w:eastAsia="宋体"/>
+                <w:szCs w:val="21"/>
+              </w:rPr>
+            </w:pPr>
+            <w:r>
+              <w:rPr>
+                <w:rFonts w:hint="eastAsia" w:ascii="宋体" w:hAnsi="宋体" w:eastAsia="宋体"/>
                 <w:szCs w:val="21"/>
               </w:rPr>
               <w:t>NOT NULL</w:t>
@@ -4409,6 +4595,22 @@
         </w:tc>
       </w:tr>
       <w:tr>
+        <w:tblPrEx>
+          <w:tblBorders>
+            <w:top w:val="single" w:color="auto" w:sz="12" w:space="0"/>
+            <w:left w:val="none" w:color="auto" w:sz="0" w:space="0"/>
+            <w:bottom w:val="single" w:color="auto" w:sz="12" w:space="0"/>
+            <w:right w:val="none" w:color="auto" w:sz="0" w:space="0"/>
+            <w:insideH w:val="none" w:color="auto" w:sz="0" w:space="0"/>
+            <w:insideV w:val="none" w:color="auto" w:sz="0" w:space="0"/>
+          </w:tblBorders>
+          <w:tblCellMar>
+            <w:top w:w="0" w:type="dxa"/>
+            <w:left w:w="108" w:type="dxa"/>
+            <w:bottom w:w="0" w:type="dxa"/>
+            <w:right w:w="108" w:type="dxa"/>
+          </w:tblCellMar>
+        </w:tblPrEx>
         <w:tc>
           <w:tcPr>
             <w:tcW w:w="2065" w:type="dxa"/>
@@ -4419,19 +4621,17 @@
               <w:spacing w:line="300" w:lineRule="auto"/>
               <w:jc w:val="center"/>
               <w:rPr>
-                <w:rFonts w:ascii="宋体" w:eastAsia="宋体" w:hAnsi="宋体" w:hint="eastAsia"/>
-                <w:szCs w:val="21"/>
-              </w:rPr>
-            </w:pPr>
-            <w:proofErr w:type="spellStart"/>
-            <w:r>
-              <w:rPr>
-                <w:rFonts w:ascii="宋体" w:eastAsia="宋体" w:hAnsi="宋体"/>
+                <w:rFonts w:hint="eastAsia" w:ascii="宋体" w:hAnsi="宋体" w:eastAsia="宋体"/>
+                <w:szCs w:val="21"/>
+              </w:rPr>
+            </w:pPr>
+            <w:r>
+              <w:rPr>
+                <w:rFonts w:ascii="宋体" w:hAnsi="宋体" w:eastAsia="宋体"/>
                 <w:szCs w:val="21"/>
               </w:rPr>
               <w:t>work_desc</w:t>
             </w:r>
-            <w:proofErr w:type="spellEnd"/>
           </w:p>
         </w:tc>
         <w:tc>
@@ -4444,25 +4644,16 @@
               <w:spacing w:line="300" w:lineRule="auto"/>
               <w:jc w:val="center"/>
               <w:rPr>
-                <w:rFonts w:ascii="宋体" w:eastAsia="宋体" w:hAnsi="宋体" w:hint="eastAsia"/>
-                <w:szCs w:val="21"/>
-              </w:rPr>
-            </w:pPr>
-            <w:proofErr w:type="gramStart"/>
-            <w:r>
-              <w:rPr>
-                <w:rFonts w:ascii="宋体" w:eastAsia="宋体" w:hAnsi="宋体"/>
-                <w:szCs w:val="21"/>
-              </w:rPr>
-              <w:t>varchar(</w:t>
-            </w:r>
-            <w:proofErr w:type="gramEnd"/>
-            <w:r>
-              <w:rPr>
-                <w:rFonts w:ascii="宋体" w:eastAsia="宋体" w:hAnsi="宋体"/>
-                <w:szCs w:val="21"/>
-              </w:rPr>
-              <w:t>500)</w:t>
+                <w:rFonts w:hint="eastAsia" w:ascii="宋体" w:hAnsi="宋体" w:eastAsia="宋体"/>
+                <w:szCs w:val="21"/>
+              </w:rPr>
+            </w:pPr>
+            <w:r>
+              <w:rPr>
+                <w:rFonts w:ascii="宋体" w:hAnsi="宋体" w:eastAsia="宋体"/>
+                <w:szCs w:val="21"/>
+              </w:rPr>
+              <w:t>varchar(500)</w:t>
             </w:r>
           </w:p>
         </w:tc>
@@ -4476,13 +4667,13 @@
               <w:spacing w:line="300" w:lineRule="auto"/>
               <w:jc w:val="center"/>
               <w:rPr>
-                <w:rFonts w:ascii="宋体" w:eastAsia="宋体" w:hAnsi="宋体" w:hint="eastAsia"/>
-                <w:szCs w:val="21"/>
-              </w:rPr>
-            </w:pPr>
-            <w:r>
-              <w:rPr>
-                <w:rFonts w:ascii="宋体" w:eastAsia="宋体" w:hAnsi="宋体"/>
+                <w:rFonts w:hint="eastAsia" w:ascii="宋体" w:hAnsi="宋体" w:eastAsia="宋体"/>
+                <w:szCs w:val="21"/>
+              </w:rPr>
+            </w:pPr>
+            <w:r>
+              <w:rPr>
+                <w:rFonts w:ascii="宋体" w:hAnsi="宋体" w:eastAsia="宋体"/>
                 <w:szCs w:val="21"/>
               </w:rPr>
               <w:t>工作描述</w:t>
@@ -4498,7 +4689,7 @@
               <w:adjustRightInd w:val="0"/>
               <w:spacing w:line="300" w:lineRule="auto"/>
               <w:rPr>
-                <w:rFonts w:ascii="宋体" w:eastAsia="宋体" w:hAnsi="宋体" w:hint="eastAsia"/>
+                <w:rFonts w:hint="eastAsia" w:ascii="宋体" w:hAnsi="宋体" w:eastAsia="宋体"/>
                 <w:szCs w:val="21"/>
               </w:rPr>
             </w:pPr>
@@ -4506,6 +4697,22 @@
         </w:tc>
       </w:tr>
       <w:tr>
+        <w:tblPrEx>
+          <w:tblBorders>
+            <w:top w:val="single" w:color="auto" w:sz="12" w:space="0"/>
+            <w:left w:val="none" w:color="auto" w:sz="0" w:space="0"/>
+            <w:bottom w:val="single" w:color="auto" w:sz="12" w:space="0"/>
+            <w:right w:val="none" w:color="auto" w:sz="0" w:space="0"/>
+            <w:insideH w:val="none" w:color="auto" w:sz="0" w:space="0"/>
+            <w:insideV w:val="none" w:color="auto" w:sz="0" w:space="0"/>
+          </w:tblBorders>
+          <w:tblCellMar>
+            <w:top w:w="0" w:type="dxa"/>
+            <w:left w:w="108" w:type="dxa"/>
+            <w:bottom w:w="0" w:type="dxa"/>
+            <w:right w:w="108" w:type="dxa"/>
+          </w:tblCellMar>
+        </w:tblPrEx>
         <w:tc>
           <w:tcPr>
             <w:tcW w:w="2065" w:type="dxa"/>
@@ -4516,13 +4723,13 @@
               <w:spacing w:line="300" w:lineRule="auto"/>
               <w:jc w:val="center"/>
               <w:rPr>
-                <w:rFonts w:ascii="宋体" w:eastAsia="宋体" w:hAnsi="宋体" w:hint="eastAsia"/>
-                <w:szCs w:val="21"/>
-              </w:rPr>
-            </w:pPr>
-            <w:r>
-              <w:rPr>
-                <w:rFonts w:ascii="宋体" w:eastAsia="宋体" w:hAnsi="宋体"/>
+                <w:rFonts w:hint="eastAsia" w:ascii="宋体" w:hAnsi="宋体" w:eastAsia="宋体"/>
+                <w:szCs w:val="21"/>
+              </w:rPr>
+            </w:pPr>
+            <w:r>
+              <w:rPr>
+                <w:rFonts w:ascii="宋体" w:hAnsi="宋体" w:eastAsia="宋体"/>
                 <w:szCs w:val="21"/>
               </w:rPr>
               <w:t>status</w:t>
@@ -4539,13 +4746,13 @@
               <w:spacing w:line="300" w:lineRule="auto"/>
               <w:jc w:val="center"/>
               <w:rPr>
-                <w:rFonts w:ascii="宋体" w:eastAsia="宋体" w:hAnsi="宋体" w:hint="eastAsia"/>
-                <w:szCs w:val="21"/>
-              </w:rPr>
-            </w:pPr>
-            <w:r>
-              <w:rPr>
-                <w:rFonts w:ascii="宋体" w:eastAsia="宋体" w:hAnsi="宋体" w:hint="eastAsia"/>
+                <w:rFonts w:hint="eastAsia" w:ascii="宋体" w:hAnsi="宋体" w:eastAsia="宋体"/>
+                <w:szCs w:val="21"/>
+              </w:rPr>
+            </w:pPr>
+            <w:r>
+              <w:rPr>
+                <w:rFonts w:hint="eastAsia" w:ascii="宋体" w:hAnsi="宋体" w:eastAsia="宋体"/>
                 <w:szCs w:val="21"/>
               </w:rPr>
               <w:t>int</w:t>
@@ -4562,13 +4769,13 @@
               <w:spacing w:line="300" w:lineRule="auto"/>
               <w:jc w:val="center"/>
               <w:rPr>
-                <w:rFonts w:ascii="宋体" w:eastAsia="宋体" w:hAnsi="宋体" w:hint="eastAsia"/>
-                <w:szCs w:val="21"/>
-              </w:rPr>
-            </w:pPr>
-            <w:r>
-              <w:rPr>
-                <w:rFonts w:ascii="宋体" w:eastAsia="宋体" w:hAnsi="宋体"/>
+                <w:rFonts w:hint="eastAsia" w:ascii="宋体" w:hAnsi="宋体" w:eastAsia="宋体"/>
+                <w:szCs w:val="21"/>
+              </w:rPr>
+            </w:pPr>
+            <w:r>
+              <w:rPr>
+                <w:rFonts w:ascii="宋体" w:hAnsi="宋体" w:eastAsia="宋体"/>
                 <w:szCs w:val="21"/>
               </w:rPr>
               <w:t>工时状态</w:t>
@@ -4585,13 +4792,125 @@
               <w:spacing w:line="300" w:lineRule="auto"/>
               <w:jc w:val="center"/>
               <w:rPr>
-                <w:rFonts w:ascii="宋体" w:eastAsia="宋体" w:hAnsi="宋体" w:hint="eastAsia"/>
-                <w:szCs w:val="21"/>
-              </w:rPr>
-            </w:pPr>
-            <w:r>
-              <w:rPr>
-                <w:rFonts w:ascii="宋体" w:eastAsia="宋体" w:hAnsi="宋体" w:hint="eastAsia"/>
+                <w:rFonts w:hint="eastAsia" w:ascii="宋体" w:hAnsi="宋体" w:eastAsia="宋体"/>
+                <w:szCs w:val="21"/>
+              </w:rPr>
+            </w:pPr>
+            <w:r>
+              <w:rPr>
+                <w:rFonts w:hint="eastAsia" w:ascii="宋体" w:hAnsi="宋体" w:eastAsia="宋体"/>
+                <w:szCs w:val="21"/>
+              </w:rPr>
+              <w:t>NOT NULL</w:t>
+            </w:r>
+          </w:p>
+        </w:tc>
+      </w:tr>
+      <w:tr>
+        <w:tblPrEx>
+          <w:tblBorders>
+            <w:top w:val="single" w:color="auto" w:sz="12" w:space="0"/>
+            <w:left w:val="none" w:color="auto" w:sz="0" w:space="0"/>
+            <w:bottom w:val="single" w:color="auto" w:sz="12" w:space="0"/>
+            <w:right w:val="none" w:color="auto" w:sz="0" w:space="0"/>
+            <w:insideH w:val="none" w:color="auto" w:sz="0" w:space="0"/>
+            <w:insideV w:val="none" w:color="auto" w:sz="0" w:space="0"/>
+          </w:tblBorders>
+          <w:tblCellMar>
+            <w:top w:w="0" w:type="dxa"/>
+            <w:left w:w="108" w:type="dxa"/>
+            <w:bottom w:w="0" w:type="dxa"/>
+            <w:right w:w="108" w:type="dxa"/>
+          </w:tblCellMar>
+        </w:tblPrEx>
+        <w:tc>
+          <w:tcPr>
+            <w:tcW w:w="2065" w:type="dxa"/>
+          </w:tcPr>
+          <w:p>
+            <w:pPr>
+              <w:adjustRightInd w:val="0"/>
+              <w:spacing w:line="300" w:lineRule="auto"/>
+              <w:jc w:val="center"/>
+              <w:rPr>
+                <w:rFonts w:ascii="宋体" w:hAnsi="宋体" w:eastAsia="宋体"/>
+                <w:szCs w:val="21"/>
+              </w:rPr>
+            </w:pPr>
+            <w:r>
+              <w:rPr>
+                <w:rFonts w:hint="eastAsia" w:ascii="宋体" w:hAnsi="宋体" w:eastAsia="宋体"/>
+                <w:szCs w:val="21"/>
+              </w:rPr>
+              <w:t>is_deleted</w:t>
+            </w:r>
+          </w:p>
+        </w:tc>
+        <w:tc>
+          <w:tcPr>
+            <w:tcW w:w="2068" w:type="dxa"/>
+          </w:tcPr>
+          <w:p>
+            <w:pPr>
+              <w:adjustRightInd w:val="0"/>
+              <w:spacing w:line="300" w:lineRule="auto"/>
+              <w:jc w:val="center"/>
+              <w:rPr>
+                <w:rFonts w:hint="default" w:ascii="宋体" w:hAnsi="宋体" w:eastAsia="宋体"/>
+                <w:szCs w:val="21"/>
+                <w:lang w:val="en-US" w:eastAsia="zh-CN"/>
+              </w:rPr>
+            </w:pPr>
+            <w:r>
+              <w:rPr>
+                <w:rFonts w:hint="eastAsia" w:ascii="宋体" w:hAnsi="宋体" w:eastAsia="宋体"/>
+                <w:szCs w:val="21"/>
+                <w:lang w:val="en-US" w:eastAsia="zh-CN"/>
+              </w:rPr>
+              <w:t>int</w:t>
+            </w:r>
+          </w:p>
+        </w:tc>
+        <w:tc>
+          <w:tcPr>
+            <w:tcW w:w="2057" w:type="dxa"/>
+          </w:tcPr>
+          <w:p>
+            <w:pPr>
+              <w:adjustRightInd w:val="0"/>
+              <w:spacing w:line="300" w:lineRule="auto"/>
+              <w:jc w:val="center"/>
+              <w:rPr>
+                <w:rFonts w:ascii="宋体" w:hAnsi="宋体" w:eastAsia="宋体"/>
+                <w:szCs w:val="21"/>
+              </w:rPr>
+            </w:pPr>
+            <w:r>
+              <w:rPr>
+                <w:rFonts w:hint="eastAsia" w:ascii="宋体" w:hAnsi="宋体" w:eastAsia="宋体"/>
+                <w:szCs w:val="21"/>
+              </w:rPr>
+              <w:t>删除标记</w:t>
+            </w:r>
+          </w:p>
+        </w:tc>
+        <w:tc>
+          <w:tcPr>
+            <w:tcW w:w="2106" w:type="dxa"/>
+          </w:tcPr>
+          <w:p>
+            <w:pPr>
+              <w:adjustRightInd w:val="0"/>
+              <w:spacing w:line="300" w:lineRule="auto"/>
+              <w:jc w:val="center"/>
+              <w:rPr>
+                <w:rFonts w:hint="eastAsia" w:ascii="宋体" w:hAnsi="宋体" w:eastAsia="宋体"/>
+                <w:szCs w:val="21"/>
+              </w:rPr>
+            </w:pPr>
+            <w:r>
+              <w:rPr>
+                <w:rFonts w:hint="eastAsia" w:ascii="宋体" w:hAnsi="宋体" w:eastAsia="宋体"/>
                 <w:szCs w:val="21"/>
               </w:rPr>
               <w:t>NOT NULL</w:t>
@@ -4604,68 +4923,49 @@
       <w:pPr>
         <w:adjustRightInd w:val="0"/>
         <w:spacing w:line="300" w:lineRule="auto"/>
-        <w:ind w:firstLineChars="200" w:firstLine="480"/>
-        <w:rPr>
-          <w:rFonts w:ascii="宋体" w:eastAsia="宋体" w:hAnsi="宋体" w:hint="eastAsia"/>
-          <w:sz w:val="24"/>
-          <w:szCs w:val="24"/>
+        <w:ind w:firstLine="480" w:firstLineChars="200"/>
+        <w:rPr>
+          <w:rFonts w:hint="eastAsia" w:ascii="宋体" w:hAnsi="宋体" w:eastAsia="宋体"/>
+          <w:sz w:val="24"/>
+          <w:szCs w:val="24"/>
+          <w:lang w:val="en-US" w:eastAsia="zh-CN"/>
         </w:rPr>
       </w:pPr>
       <w:r>
         <w:rPr>
-          <w:rFonts w:ascii="宋体" w:eastAsia="宋体" w:hAnsi="宋体" w:hint="eastAsia"/>
+          <w:rFonts w:hint="eastAsia" w:ascii="宋体" w:hAnsi="宋体" w:eastAsia="宋体"/>
           <w:sz w:val="24"/>
           <w:szCs w:val="24"/>
         </w:rPr>
         <w:t>备注：</w:t>
       </w:r>
-      <w:proofErr w:type="spellStart"/>
-      <w:r>
-        <w:rPr>
-          <w:rFonts w:ascii="宋体" w:eastAsia="宋体" w:hAnsi="宋体"/>
-          <w:sz w:val="24"/>
-          <w:szCs w:val="24"/>
-        </w:rPr>
-        <w:t>work_date</w:t>
-      </w:r>
-      <w:proofErr w:type="spellEnd"/>
-      <w:r>
-        <w:rPr>
-          <w:rFonts w:ascii="宋体" w:eastAsia="宋体" w:hAnsi="宋体"/>
-          <w:sz w:val="24"/>
-          <w:szCs w:val="24"/>
-        </w:rPr>
-        <w:t xml:space="preserve"> 不能晚于当前日期</w:t>
-      </w:r>
-      <w:r>
-        <w:rPr>
-          <w:rFonts w:ascii="宋体" w:eastAsia="宋体" w:hAnsi="宋体" w:hint="eastAsia"/>
+      <w:r>
+        <w:rPr>
+          <w:rFonts w:ascii="宋体" w:hAnsi="宋体" w:eastAsia="宋体"/>
+          <w:sz w:val="24"/>
+          <w:szCs w:val="24"/>
+        </w:rPr>
+        <w:t>work_date 不能晚于当前日期</w:t>
+      </w:r>
+      <w:r>
+        <w:rPr>
+          <w:rFonts w:hint="eastAsia" w:ascii="宋体" w:hAnsi="宋体" w:eastAsia="宋体"/>
           <w:sz w:val="24"/>
           <w:szCs w:val="24"/>
         </w:rPr>
         <w:t>；</w:t>
       </w:r>
-      <w:proofErr w:type="spellStart"/>
-      <w:r>
-        <w:rPr>
-          <w:rFonts w:ascii="宋体" w:eastAsia="宋体" w:hAnsi="宋体"/>
-          <w:sz w:val="24"/>
-          <w:szCs w:val="24"/>
-        </w:rPr>
-        <w:t>work_hours</w:t>
-      </w:r>
-      <w:proofErr w:type="spellEnd"/>
-      <w:r>
-        <w:rPr>
-          <w:rFonts w:ascii="宋体" w:eastAsia="宋体" w:hAnsi="宋体"/>
-          <w:sz w:val="24"/>
-          <w:szCs w:val="24"/>
-        </w:rPr>
-        <w:t xml:space="preserve"> 按 0.5 小时粒度填写</w:t>
-      </w:r>
-      <w:r>
-        <w:rPr>
-          <w:rFonts w:ascii="宋体" w:eastAsia="宋体" w:hAnsi="宋体" w:hint="eastAsia"/>
+      <w:r>
+        <w:rPr>
+          <w:rFonts w:ascii="宋体" w:hAnsi="宋体" w:eastAsia="宋体"/>
+          <w:sz w:val="24"/>
+          <w:szCs w:val="24"/>
+        </w:rPr>
+        <w:t>work_hours 按 0.5 小时粒度填写</w:t>
+      </w:r>
+      <w:r>
+        <w:rPr>
+          <w:rFonts w:hint="eastAsia" w:ascii="宋体" w:hAnsi="宋体" w:eastAsia="宋体"/>
           <w:sz w:val="24"/>
           <w:szCs w:val="24"/>
         </w:rPr>
@@ -4673,20 +4973,57 @@
       </w:r>
       <w:r>
         <w:rPr>
-          <w:rFonts w:ascii="宋体" w:eastAsia="宋体" w:hAnsi="宋体"/>
-          <w:sz w:val="24"/>
-          <w:szCs w:val="24"/>
-        </w:rPr>
-        <w:t>status 取值为 0、1、2、3，分别表示草稿、待审批、审批通过、已驳回。</w:t>
+          <w:rFonts w:ascii="宋体" w:hAnsi="宋体" w:eastAsia="宋体"/>
+          <w:sz w:val="24"/>
+          <w:szCs w:val="24"/>
+        </w:rPr>
+        <w:t>status 取值为 0、1、2、3，分别表示草稿、待审批、审</w:t>
+      </w:r>
+      <w:bookmarkStart w:id="0" w:name="_GoBack"/>
+      <w:bookmarkEnd w:id="0"/>
+      <w:r>
+        <w:rPr>
+          <w:rFonts w:ascii="宋体" w:hAnsi="宋体" w:eastAsia="宋体"/>
+          <w:sz w:val="24"/>
+          <w:szCs w:val="24"/>
+        </w:rPr>
+        <w:t>批通过、已驳回</w:t>
+      </w:r>
+      <w:r>
+        <w:rPr>
+          <w:rFonts w:hint="eastAsia" w:ascii="宋体" w:hAnsi="宋体" w:eastAsia="宋体"/>
+          <w:sz w:val="24"/>
+          <w:szCs w:val="24"/>
+          <w:lang w:eastAsia="zh-CN"/>
+        </w:rPr>
+        <w:t>；is_deleted</w:t>
+      </w:r>
+      <w:r>
+        <w:rPr>
+          <w:rFonts w:hint="eastAsia" w:ascii="宋体" w:hAnsi="宋体" w:eastAsia="宋体"/>
+          <w:sz w:val="24"/>
+          <w:szCs w:val="24"/>
+          <w:lang w:val="en-US" w:eastAsia="zh-CN"/>
+        </w:rPr>
+        <w:t>中</w:t>
+      </w:r>
+      <w:r>
+        <w:rPr>
+          <w:rFonts w:hint="eastAsia" w:ascii="宋体" w:hAnsi="宋体" w:eastAsia="宋体"/>
+          <w:sz w:val="24"/>
+          <w:szCs w:val="24"/>
+          <w:lang w:eastAsia="zh-CN"/>
+        </w:rPr>
+        <w:t>0表示未删除，1表示已删除。</w:t>
       </w:r>
     </w:p>
     <w:p>
       <w:pPr>
         <w:adjustRightInd w:val="0"/>
         <w:spacing w:line="300" w:lineRule="auto"/>
-        <w:ind w:firstLineChars="200" w:firstLine="480"/>
-        <w:rPr>
-          <w:rFonts w:ascii="宋体" w:eastAsia="宋体" w:hAnsi="宋体" w:hint="eastAsia"/>
+        <w:ind w:firstLine="480" w:firstLineChars="200"/>
+        <w:rPr>
+          <w:rFonts w:hint="eastAsia" w:ascii="宋体" w:hAnsi="宋体" w:eastAsia="宋体"/>
           <w:sz w:val="24"/>
           <w:szCs w:val="24"/>
         </w:rPr>
@@ -4696,16 +5033,16 @@
       <w:pPr>
         <w:adjustRightInd w:val="0"/>
         <w:spacing w:line="300" w:lineRule="auto"/>
-        <w:ind w:firstLineChars="200" w:firstLine="480"/>
-        <w:rPr>
-          <w:rFonts w:ascii="宋体" w:eastAsia="宋体" w:hAnsi="宋体"/>
+        <w:ind w:firstLine="480" w:firstLineChars="200"/>
+        <w:rPr>
+          <w:rFonts w:ascii="宋体" w:hAnsi="宋体" w:eastAsia="宋体"/>
           <w:sz w:val="24"/>
           <w:szCs w:val="24"/>
         </w:rPr>
       </w:pPr>
       <w:r>
         <w:rPr>
-          <w:rFonts w:ascii="宋体" w:eastAsia="宋体" w:hAnsi="宋体" w:hint="eastAsia"/>
+          <w:rFonts w:hint="eastAsia" w:ascii="宋体" w:hAnsi="宋体" w:eastAsia="宋体"/>
           <w:sz w:val="24"/>
           <w:szCs w:val="24"/>
         </w:rPr>
@@ -4713,7 +5050,7 @@
       </w:r>
       <w:r>
         <w:rPr>
-          <w:rFonts w:ascii="宋体" w:eastAsia="宋体" w:hAnsi="宋体"/>
+          <w:rFonts w:ascii="宋体" w:hAnsi="宋体" w:eastAsia="宋体"/>
           <w:sz w:val="24"/>
           <w:szCs w:val="24"/>
         </w:rPr>
@@ -4722,112 +5059,100 @@
     </w:p>
     <w:p>
       <w:pPr>
-        <w:pStyle w:val="ae"/>
+        <w:pStyle w:val="11"/>
         <w:keepNext/>
         <w:jc w:val="center"/>
         <w:rPr>
-          <w:rFonts w:ascii="宋体" w:eastAsia="宋体" w:hAnsi="宋体"/>
+          <w:rFonts w:ascii="宋体" w:hAnsi="宋体" w:eastAsia="宋体"/>
           <w:sz w:val="21"/>
           <w:szCs w:val="21"/>
         </w:rPr>
       </w:pPr>
       <w:r>
         <w:rPr>
-          <w:rFonts w:ascii="宋体" w:eastAsia="宋体" w:hAnsi="宋体" w:hint="eastAsia"/>
+          <w:rFonts w:hint="eastAsia" w:ascii="宋体" w:hAnsi="宋体" w:eastAsia="宋体"/>
           <w:sz w:val="21"/>
           <w:szCs w:val="21"/>
         </w:rPr>
-        <w:t xml:space="preserve">表 </w:t>
-      </w:r>
-      <w:r>
-        <w:rPr>
-          <w:rFonts w:ascii="宋体" w:eastAsia="宋体" w:hAnsi="宋体" w:hint="eastAsia"/>
+        <w:t>表 4-</w:t>
+      </w:r>
+      <w:r>
+        <w:rPr>
+          <w:rFonts w:hint="eastAsia" w:ascii="宋体" w:hAnsi="宋体" w:eastAsia="宋体"/>
           <w:sz w:val="21"/>
           <w:szCs w:val="21"/>
         </w:rPr>
-        <w:t>4-</w:t>
-      </w:r>
-      <w:r>
-        <w:rPr>
-          <w:rFonts w:ascii="宋体" w:eastAsia="宋体" w:hAnsi="宋体" w:hint="eastAsia"/>
+        <w:fldChar w:fldCharType="begin"/>
+      </w:r>
+      <w:r>
+        <w:rPr>
+          <w:rFonts w:hint="eastAsia" w:ascii="宋体" w:hAnsi="宋体" w:eastAsia="宋体"/>
           <w:sz w:val="21"/>
           <w:szCs w:val="21"/>
         </w:rPr>
-        <w:fldChar w:fldCharType="begin"/>
-      </w:r>
-      <w:r>
-        <w:rPr>
-          <w:rFonts w:ascii="宋体" w:eastAsia="宋体" w:hAnsi="宋体" w:hint="eastAsia"/>
+        <w:instrText xml:space="preserve"> SEQ 表 \* ARABIC </w:instrText>
+      </w:r>
+      <w:r>
+        <w:rPr>
+          <w:rFonts w:hint="eastAsia" w:ascii="宋体" w:hAnsi="宋体" w:eastAsia="宋体"/>
           <w:sz w:val="21"/>
           <w:szCs w:val="21"/>
         </w:rPr>
-        <w:instrText xml:space="preserve"> SEQ 表 \* ARABIC </w:instrText>
-      </w:r>
-      <w:r>
-        <w:rPr>
-          <w:rFonts w:ascii="宋体" w:eastAsia="宋体" w:hAnsi="宋体" w:hint="eastAsia"/>
+        <w:fldChar w:fldCharType="separate"/>
+      </w:r>
+      <w:r>
+        <w:rPr>
+          <w:rFonts w:hint="eastAsia" w:ascii="宋体" w:hAnsi="宋体" w:eastAsia="宋体"/>
           <w:sz w:val="21"/>
           <w:szCs w:val="21"/>
         </w:rPr>
-        <w:fldChar w:fldCharType="separate"/>
-      </w:r>
-      <w:r>
-        <w:rPr>
-          <w:rFonts w:ascii="宋体" w:eastAsia="宋体" w:hAnsi="宋体" w:hint="eastAsia"/>
-          <w:noProof/>
+        <w:t>6</w:t>
+      </w:r>
+      <w:r>
+        <w:rPr>
+          <w:rFonts w:hint="eastAsia" w:ascii="宋体" w:hAnsi="宋体" w:eastAsia="宋体"/>
           <w:sz w:val="21"/>
           <w:szCs w:val="21"/>
         </w:rPr>
-        <w:t>6</w:t>
-      </w:r>
-      <w:r>
-        <w:rPr>
-          <w:rFonts w:ascii="宋体" w:eastAsia="宋体" w:hAnsi="宋体" w:hint="eastAsia"/>
+        <w:fldChar w:fldCharType="end"/>
+      </w:r>
+      <w:r>
+        <w:rPr>
+          <w:rFonts w:hint="eastAsia" w:ascii="宋体" w:hAnsi="宋体" w:eastAsia="宋体"/>
           <w:sz w:val="21"/>
           <w:szCs w:val="21"/>
         </w:rPr>
-        <w:fldChar w:fldCharType="end"/>
-      </w:r>
-      <w:r>
-        <w:rPr>
-          <w:rFonts w:ascii="宋体" w:eastAsia="宋体" w:hAnsi="宋体" w:hint="eastAsia"/>
+        <w:t xml:space="preserve"> </w:t>
+      </w:r>
+      <w:r>
+        <w:rPr>
+          <w:rFonts w:ascii="宋体" w:hAnsi="宋体" w:eastAsia="宋体"/>
           <w:sz w:val="21"/>
           <w:szCs w:val="21"/>
         </w:rPr>
-        <w:t xml:space="preserve"> </w:t>
-      </w:r>
-      <w:r>
-        <w:rPr>
-          <w:rFonts w:ascii="宋体" w:eastAsia="宋体" w:hAnsi="宋体"/>
-          <w:sz w:val="21"/>
-          <w:szCs w:val="21"/>
-        </w:rPr>
-        <w:t xml:space="preserve">工时操作日志表 </w:t>
-      </w:r>
-      <w:proofErr w:type="spellStart"/>
-      <w:r>
-        <w:rPr>
-          <w:rFonts w:ascii="宋体" w:eastAsia="宋体" w:hAnsi="宋体"/>
-          <w:sz w:val="21"/>
-          <w:szCs w:val="21"/>
-        </w:rPr>
-        <w:t>work_time_log</w:t>
-      </w:r>
-      <w:proofErr w:type="spellEnd"/>
+        <w:t>工时操作日志表 work_time_log</w:t>
+      </w:r>
     </w:p>
     <w:tbl>
       <w:tblPr>
-        <w:tblStyle w:val="af"/>
+        <w:tblStyle w:val="16"/>
         <w:tblW w:w="0" w:type="auto"/>
+        <w:tblInd w:w="0" w:type="dxa"/>
         <w:tblBorders>
-          <w:top w:val="single" w:sz="12" w:space="0" w:color="auto"/>
-          <w:left w:val="none" w:sz="0" w:space="0" w:color="auto"/>
-          <w:bottom w:val="single" w:sz="12" w:space="0" w:color="auto"/>
-          <w:right w:val="none" w:sz="0" w:space="0" w:color="auto"/>
-          <w:insideH w:val="none" w:sz="0" w:space="0" w:color="auto"/>
-          <w:insideV w:val="none" w:sz="0" w:space="0" w:color="auto"/>
+          <w:top w:val="single" w:color="auto" w:sz="12" w:space="0"/>
+          <w:left w:val="none" w:color="auto" w:sz="0" w:space="0"/>
+          <w:bottom w:val="single" w:color="auto" w:sz="12" w:space="0"/>
+          <w:right w:val="none" w:color="auto" w:sz="0" w:space="0"/>
+          <w:insideH w:val="none" w:color="auto" w:sz="0" w:space="0"/>
+          <w:insideV w:val="none" w:color="auto" w:sz="0" w:space="0"/>
         </w:tblBorders>
-        <w:tblLook w:val="04A0" w:firstRow="1" w:lastRow="0" w:firstColumn="1" w:lastColumn="0" w:noHBand="0" w:noVBand="1"/>
+        <w:tblLayout w:type="autofit"/>
+        <w:tblCellMar>
+          <w:top w:w="0" w:type="dxa"/>
+          <w:left w:w="108" w:type="dxa"/>
+          <w:bottom w:w="0" w:type="dxa"/>
+          <w:right w:w="108" w:type="dxa"/>
+        </w:tblCellMar>
       </w:tblPr>
       <w:tblGrid>
         <w:gridCol w:w="2074"/>
@@ -4836,12 +5161,28 @@
         <w:gridCol w:w="2074"/>
       </w:tblGrid>
       <w:tr>
+        <w:tblPrEx>
+          <w:tblBorders>
+            <w:top w:val="single" w:color="auto" w:sz="12" w:space="0"/>
+            <w:left w:val="none" w:color="auto" w:sz="0" w:space="0"/>
+            <w:bottom w:val="single" w:color="auto" w:sz="12" w:space="0"/>
+            <w:right w:val="none" w:color="auto" w:sz="0" w:space="0"/>
+            <w:insideH w:val="none" w:color="auto" w:sz="0" w:space="0"/>
+            <w:insideV w:val="none" w:color="auto" w:sz="0" w:space="0"/>
+          </w:tblBorders>
+          <w:tblCellMar>
+            <w:top w:w="0" w:type="dxa"/>
+            <w:left w:w="108" w:type="dxa"/>
+            <w:bottom w:w="0" w:type="dxa"/>
+            <w:right w:w="108" w:type="dxa"/>
+          </w:tblCellMar>
+        </w:tblPrEx>
         <w:tc>
           <w:tcPr>
             <w:tcW w:w="2074" w:type="dxa"/>
             <w:tcBorders>
-              <w:top w:val="single" w:sz="12" w:space="0" w:color="auto"/>
-              <w:bottom w:val="single" w:sz="4" w:space="0" w:color="auto"/>
+              <w:top w:val="single" w:color="auto" w:sz="12" w:space="0"/>
+              <w:bottom w:val="single" w:color="auto" w:sz="4" w:space="0"/>
             </w:tcBorders>
           </w:tcPr>
           <w:p>
@@ -4850,13 +5191,13 @@
               <w:spacing w:line="300" w:lineRule="auto"/>
               <w:jc w:val="center"/>
               <w:rPr>
-                <w:rFonts w:ascii="宋体" w:eastAsia="宋体" w:hAnsi="宋体" w:hint="eastAsia"/>
-                <w:szCs w:val="21"/>
-              </w:rPr>
-            </w:pPr>
-            <w:r>
-              <w:rPr>
-                <w:rFonts w:ascii="宋体" w:eastAsia="宋体" w:hAnsi="宋体" w:hint="eastAsia"/>
+                <w:rFonts w:hint="eastAsia" w:ascii="宋体" w:hAnsi="宋体" w:eastAsia="宋体"/>
+                <w:szCs w:val="21"/>
+              </w:rPr>
+            </w:pPr>
+            <w:r>
+              <w:rPr>
+                <w:rFonts w:hint="eastAsia" w:ascii="宋体" w:hAnsi="宋体" w:eastAsia="宋体"/>
                 <w:szCs w:val="21"/>
               </w:rPr>
               <w:t>字段名</w:t>
@@ -4867,8 +5208,8 @@
           <w:tcPr>
             <w:tcW w:w="2074" w:type="dxa"/>
             <w:tcBorders>
-              <w:top w:val="single" w:sz="12" w:space="0" w:color="auto"/>
-              <w:bottom w:val="single" w:sz="4" w:space="0" w:color="auto"/>
+              <w:top w:val="single" w:color="auto" w:sz="12" w:space="0"/>
+              <w:bottom w:val="single" w:color="auto" w:sz="4" w:space="0"/>
             </w:tcBorders>
           </w:tcPr>
           <w:p>
@@ -4877,13 +5218,13 @@
               <w:spacing w:line="300" w:lineRule="auto"/>
               <w:jc w:val="center"/>
               <w:rPr>
-                <w:rFonts w:ascii="宋体" w:eastAsia="宋体" w:hAnsi="宋体" w:hint="eastAsia"/>
-                <w:szCs w:val="21"/>
-              </w:rPr>
-            </w:pPr>
-            <w:r>
-              <w:rPr>
-                <w:rFonts w:ascii="宋体" w:eastAsia="宋体" w:hAnsi="宋体" w:hint="eastAsia"/>
+                <w:rFonts w:hint="eastAsia" w:ascii="宋体" w:hAnsi="宋体" w:eastAsia="宋体"/>
+                <w:szCs w:val="21"/>
+              </w:rPr>
+            </w:pPr>
+            <w:r>
+              <w:rPr>
+                <w:rFonts w:hint="eastAsia" w:ascii="宋体" w:hAnsi="宋体" w:eastAsia="宋体"/>
                 <w:szCs w:val="21"/>
               </w:rPr>
               <w:t>类型</w:t>
@@ -4894,8 +5235,8 @@
           <w:tcPr>
             <w:tcW w:w="2074" w:type="dxa"/>
             <w:tcBorders>
-              <w:top w:val="single" w:sz="12" w:space="0" w:color="auto"/>
-              <w:bottom w:val="single" w:sz="4" w:space="0" w:color="auto"/>
+              <w:top w:val="single" w:color="auto" w:sz="12" w:space="0"/>
+              <w:bottom w:val="single" w:color="auto" w:sz="4" w:space="0"/>
             </w:tcBorders>
           </w:tcPr>
           <w:p>
@@ -4904,13 +5245,13 @@
               <w:spacing w:line="300" w:lineRule="auto"/>
               <w:jc w:val="center"/>
               <w:rPr>
-                <w:rFonts w:ascii="宋体" w:eastAsia="宋体" w:hAnsi="宋体" w:hint="eastAsia"/>
-                <w:szCs w:val="21"/>
-              </w:rPr>
-            </w:pPr>
-            <w:r>
-              <w:rPr>
-                <w:rFonts w:ascii="宋体" w:eastAsia="宋体" w:hAnsi="宋体" w:hint="eastAsia"/>
+                <w:rFonts w:hint="eastAsia" w:ascii="宋体" w:hAnsi="宋体" w:eastAsia="宋体"/>
+                <w:szCs w:val="21"/>
+              </w:rPr>
+            </w:pPr>
+            <w:r>
+              <w:rPr>
+                <w:rFonts w:hint="eastAsia" w:ascii="宋体" w:hAnsi="宋体" w:eastAsia="宋体"/>
                 <w:szCs w:val="21"/>
               </w:rPr>
               <w:t>含义</w:t>
@@ -4921,8 +5262,8 @@
           <w:tcPr>
             <w:tcW w:w="2074" w:type="dxa"/>
             <w:tcBorders>
-              <w:top w:val="single" w:sz="12" w:space="0" w:color="auto"/>
-              <w:bottom w:val="single" w:sz="4" w:space="0" w:color="auto"/>
+              <w:top w:val="single" w:color="auto" w:sz="12" w:space="0"/>
+              <w:bottom w:val="single" w:color="auto" w:sz="4" w:space="0"/>
             </w:tcBorders>
           </w:tcPr>
           <w:p>
@@ -4931,13 +5272,13 @@
               <w:spacing w:line="300" w:lineRule="auto"/>
               <w:jc w:val="center"/>
               <w:rPr>
-                <w:rFonts w:ascii="宋体" w:eastAsia="宋体" w:hAnsi="宋体" w:hint="eastAsia"/>
-                <w:szCs w:val="21"/>
-              </w:rPr>
-            </w:pPr>
-            <w:r>
-              <w:rPr>
-                <w:rFonts w:ascii="宋体" w:eastAsia="宋体" w:hAnsi="宋体"/>
+                <w:rFonts w:hint="eastAsia" w:ascii="宋体" w:hAnsi="宋体" w:eastAsia="宋体"/>
+                <w:szCs w:val="21"/>
+              </w:rPr>
+            </w:pPr>
+            <w:r>
+              <w:rPr>
+                <w:rFonts w:ascii="宋体" w:hAnsi="宋体" w:eastAsia="宋体"/>
                 <w:szCs w:val="21"/>
               </w:rPr>
               <w:t>约束/备注</w:t>
@@ -4946,11 +5287,27 @@
         </w:tc>
       </w:tr>
       <w:tr>
+        <w:tblPrEx>
+          <w:tblBorders>
+            <w:top w:val="single" w:color="auto" w:sz="12" w:space="0"/>
+            <w:left w:val="none" w:color="auto" w:sz="0" w:space="0"/>
+            <w:bottom w:val="single" w:color="auto" w:sz="12" w:space="0"/>
+            <w:right w:val="none" w:color="auto" w:sz="0" w:space="0"/>
+            <w:insideH w:val="none" w:color="auto" w:sz="0" w:space="0"/>
+            <w:insideV w:val="none" w:color="auto" w:sz="0" w:space="0"/>
+          </w:tblBorders>
+          <w:tblCellMar>
+            <w:top w:w="0" w:type="dxa"/>
+            <w:left w:w="108" w:type="dxa"/>
+            <w:bottom w:w="0" w:type="dxa"/>
+            <w:right w:w="108" w:type="dxa"/>
+          </w:tblCellMar>
+        </w:tblPrEx>
         <w:tc>
           <w:tcPr>
             <w:tcW w:w="2074" w:type="dxa"/>
             <w:tcBorders>
-              <w:top w:val="single" w:sz="4" w:space="0" w:color="auto"/>
+              <w:top w:val="single" w:color="auto" w:sz="4" w:space="0"/>
             </w:tcBorders>
           </w:tcPr>
           <w:p>
@@ -4959,26 +5316,24 @@
               <w:spacing w:line="300" w:lineRule="auto"/>
               <w:jc w:val="center"/>
               <w:rPr>
-                <w:rFonts w:ascii="宋体" w:eastAsia="宋体" w:hAnsi="宋体" w:hint="eastAsia"/>
-                <w:szCs w:val="21"/>
-              </w:rPr>
-            </w:pPr>
-            <w:proofErr w:type="spellStart"/>
-            <w:r>
-              <w:rPr>
-                <w:rFonts w:ascii="宋体" w:eastAsia="宋体" w:hAnsi="宋体"/>
+                <w:rFonts w:hint="eastAsia" w:ascii="宋体" w:hAnsi="宋体" w:eastAsia="宋体"/>
+                <w:szCs w:val="21"/>
+              </w:rPr>
+            </w:pPr>
+            <w:r>
+              <w:rPr>
+                <w:rFonts w:ascii="宋体" w:hAnsi="宋体" w:eastAsia="宋体"/>
                 <w:szCs w:val="21"/>
               </w:rPr>
               <w:t>log_id</w:t>
             </w:r>
-            <w:proofErr w:type="spellEnd"/>
           </w:p>
         </w:tc>
         <w:tc>
           <w:tcPr>
             <w:tcW w:w="2074" w:type="dxa"/>
             <w:tcBorders>
-              <w:top w:val="single" w:sz="4" w:space="0" w:color="auto"/>
+              <w:top w:val="single" w:color="auto" w:sz="4" w:space="0"/>
             </w:tcBorders>
           </w:tcPr>
           <w:p>
@@ -4987,13 +5342,13 @@
               <w:spacing w:line="300" w:lineRule="auto"/>
               <w:jc w:val="center"/>
               <w:rPr>
-                <w:rFonts w:ascii="宋体" w:eastAsia="宋体" w:hAnsi="宋体" w:hint="eastAsia"/>
-                <w:szCs w:val="21"/>
-              </w:rPr>
-            </w:pPr>
-            <w:r>
-              <w:rPr>
-                <w:rFonts w:ascii="宋体" w:eastAsia="宋体" w:hAnsi="宋体" w:hint="eastAsia"/>
+                <w:rFonts w:hint="eastAsia" w:ascii="宋体" w:hAnsi="宋体" w:eastAsia="宋体"/>
+                <w:szCs w:val="21"/>
+              </w:rPr>
+            </w:pPr>
+            <w:r>
+              <w:rPr>
+                <w:rFonts w:hint="eastAsia" w:ascii="宋体" w:hAnsi="宋体" w:eastAsia="宋体"/>
                 <w:szCs w:val="21"/>
               </w:rPr>
               <w:t>int</w:t>
@@ -5004,7 +5359,7 @@
           <w:tcPr>
             <w:tcW w:w="2074" w:type="dxa"/>
             <w:tcBorders>
-              <w:top w:val="single" w:sz="4" w:space="0" w:color="auto"/>
+              <w:top w:val="single" w:color="auto" w:sz="4" w:space="0"/>
             </w:tcBorders>
           </w:tcPr>
           <w:p>
@@ -5013,13 +5368,13 @@
               <w:spacing w:line="300" w:lineRule="auto"/>
               <w:jc w:val="center"/>
               <w:rPr>
-                <w:rFonts w:ascii="宋体" w:eastAsia="宋体" w:hAnsi="宋体" w:hint="eastAsia"/>
-                <w:szCs w:val="21"/>
-              </w:rPr>
-            </w:pPr>
-            <w:r>
-              <w:rPr>
-                <w:rFonts w:ascii="宋体" w:eastAsia="宋体" w:hAnsi="宋体"/>
+                <w:rFonts w:hint="eastAsia" w:ascii="宋体" w:hAnsi="宋体" w:eastAsia="宋体"/>
+                <w:szCs w:val="21"/>
+              </w:rPr>
+            </w:pPr>
+            <w:r>
+              <w:rPr>
+                <w:rFonts w:ascii="宋体" w:hAnsi="宋体" w:eastAsia="宋体"/>
                 <w:szCs w:val="21"/>
               </w:rPr>
               <w:t>日志编号</w:t>
@@ -5030,7 +5385,7 @@
           <w:tcPr>
             <w:tcW w:w="2074" w:type="dxa"/>
             <w:tcBorders>
-              <w:top w:val="single" w:sz="4" w:space="0" w:color="auto"/>
+              <w:top w:val="single" w:color="auto" w:sz="4" w:space="0"/>
             </w:tcBorders>
           </w:tcPr>
           <w:p>
@@ -5039,13 +5394,13 @@
               <w:spacing w:line="300" w:lineRule="auto"/>
               <w:jc w:val="center"/>
               <w:rPr>
-                <w:rFonts w:ascii="宋体" w:eastAsia="宋体" w:hAnsi="宋体" w:hint="eastAsia"/>
-                <w:szCs w:val="21"/>
-              </w:rPr>
-            </w:pPr>
-            <w:r>
-              <w:rPr>
-                <w:rFonts w:ascii="宋体" w:eastAsia="宋体" w:hAnsi="宋体"/>
+                <w:rFonts w:hint="eastAsia" w:ascii="宋体" w:hAnsi="宋体" w:eastAsia="宋体"/>
+                <w:szCs w:val="21"/>
+              </w:rPr>
+            </w:pPr>
+            <w:r>
+              <w:rPr>
+                <w:rFonts w:ascii="宋体" w:hAnsi="宋体" w:eastAsia="宋体"/>
                 <w:szCs w:val="21"/>
               </w:rPr>
               <w:t>主键，自增</w:t>
@@ -5054,6 +5409,22 @@
         </w:tc>
       </w:tr>
       <w:tr>
+        <w:tblPrEx>
+          <w:tblBorders>
+            <w:top w:val="single" w:color="auto" w:sz="12" w:space="0"/>
+            <w:left w:val="none" w:color="auto" w:sz="0" w:space="0"/>
+            <w:bottom w:val="single" w:color="auto" w:sz="12" w:space="0"/>
+            <w:right w:val="none" w:color="auto" w:sz="0" w:space="0"/>
+            <w:insideH w:val="none" w:color="auto" w:sz="0" w:space="0"/>
+            <w:insideV w:val="none" w:color="auto" w:sz="0" w:space="0"/>
+          </w:tblBorders>
+          <w:tblCellMar>
+            <w:top w:w="0" w:type="dxa"/>
+            <w:left w:w="108" w:type="dxa"/>
+            <w:bottom w:w="0" w:type="dxa"/>
+            <w:right w:w="108" w:type="dxa"/>
+          </w:tblCellMar>
+        </w:tblPrEx>
         <w:tc>
           <w:tcPr>
             <w:tcW w:w="2074" w:type="dxa"/>
@@ -5064,19 +5435,17 @@
               <w:spacing w:line="300" w:lineRule="auto"/>
               <w:jc w:val="center"/>
               <w:rPr>
-                <w:rFonts w:ascii="宋体" w:eastAsia="宋体" w:hAnsi="宋体" w:hint="eastAsia"/>
-                <w:szCs w:val="21"/>
-              </w:rPr>
-            </w:pPr>
-            <w:proofErr w:type="spellStart"/>
-            <w:r>
-              <w:rPr>
-                <w:rFonts w:ascii="宋体" w:eastAsia="宋体" w:hAnsi="宋体"/>
+                <w:rFonts w:hint="eastAsia" w:ascii="宋体" w:hAnsi="宋体" w:eastAsia="宋体"/>
+                <w:szCs w:val="21"/>
+              </w:rPr>
+            </w:pPr>
+            <w:r>
+              <w:rPr>
+                <w:rFonts w:ascii="宋体" w:hAnsi="宋体" w:eastAsia="宋体"/>
                 <w:szCs w:val="21"/>
               </w:rPr>
               <w:t>work_id</w:t>
             </w:r>
-            <w:proofErr w:type="spellEnd"/>
           </w:p>
         </w:tc>
         <w:tc>
@@ -5089,13 +5458,13 @@
               <w:spacing w:line="300" w:lineRule="auto"/>
               <w:jc w:val="center"/>
               <w:rPr>
-                <w:rFonts w:ascii="宋体" w:eastAsia="宋体" w:hAnsi="宋体" w:hint="eastAsia"/>
-                <w:szCs w:val="21"/>
-              </w:rPr>
-            </w:pPr>
-            <w:r>
-              <w:rPr>
-                <w:rFonts w:ascii="宋体" w:eastAsia="宋体" w:hAnsi="宋体" w:hint="eastAsia"/>
+                <w:rFonts w:hint="eastAsia" w:ascii="宋体" w:hAnsi="宋体" w:eastAsia="宋体"/>
+                <w:szCs w:val="21"/>
+              </w:rPr>
+            </w:pPr>
+            <w:r>
+              <w:rPr>
+                <w:rFonts w:hint="eastAsia" w:ascii="宋体" w:hAnsi="宋体" w:eastAsia="宋体"/>
                 <w:szCs w:val="21"/>
               </w:rPr>
               <w:t>int</w:t>
@@ -5112,13 +5481,13 @@
               <w:spacing w:line="300" w:lineRule="auto"/>
               <w:jc w:val="center"/>
               <w:rPr>
-                <w:rFonts w:ascii="宋体" w:eastAsia="宋体" w:hAnsi="宋体" w:hint="eastAsia"/>
-                <w:szCs w:val="21"/>
-              </w:rPr>
-            </w:pPr>
-            <w:r>
-              <w:rPr>
-                <w:rFonts w:ascii="宋体" w:eastAsia="宋体" w:hAnsi="宋体"/>
+                <w:rFonts w:hint="eastAsia" w:ascii="宋体" w:hAnsi="宋体" w:eastAsia="宋体"/>
+                <w:szCs w:val="21"/>
+              </w:rPr>
+            </w:pPr>
+            <w:r>
+              <w:rPr>
+                <w:rFonts w:ascii="宋体" w:hAnsi="宋体" w:eastAsia="宋体"/>
                 <w:szCs w:val="21"/>
               </w:rPr>
               <w:t>工时编号</w:t>
@@ -5135,39 +5504,37 @@
               <w:spacing w:line="300" w:lineRule="auto"/>
               <w:jc w:val="center"/>
               <w:rPr>
-                <w:rFonts w:ascii="宋体" w:eastAsia="宋体" w:hAnsi="宋体" w:hint="eastAsia"/>
-                <w:szCs w:val="21"/>
-              </w:rPr>
-            </w:pPr>
-            <w:proofErr w:type="spellStart"/>
-            <w:r>
-              <w:rPr>
-                <w:rFonts w:ascii="宋体" w:eastAsia="宋体" w:hAnsi="宋体"/>
-                <w:szCs w:val="21"/>
-              </w:rPr>
-              <w:t>w_t_</w:t>
-            </w:r>
-            <w:proofErr w:type="gramStart"/>
-            <w:r>
-              <w:rPr>
-                <w:rFonts w:ascii="宋体" w:eastAsia="宋体" w:hAnsi="宋体"/>
-                <w:szCs w:val="21"/>
-              </w:rPr>
-              <w:t>apply.work</w:t>
-            </w:r>
-            <w:proofErr w:type="gramEnd"/>
-            <w:r>
-              <w:rPr>
-                <w:rFonts w:ascii="宋体" w:eastAsia="宋体" w:hAnsi="宋体"/>
-                <w:szCs w:val="21"/>
-              </w:rPr>
-              <w:t>_id</w:t>
-            </w:r>
-            <w:proofErr w:type="spellEnd"/>
+                <w:rFonts w:hint="eastAsia" w:ascii="宋体" w:hAnsi="宋体" w:eastAsia="宋体"/>
+                <w:szCs w:val="21"/>
+              </w:rPr>
+            </w:pPr>
+            <w:r>
+              <w:rPr>
+                <w:rFonts w:ascii="宋体" w:hAnsi="宋体" w:eastAsia="宋体"/>
+                <w:szCs w:val="21"/>
+              </w:rPr>
+              <w:t>w_t_apply.work_id</w:t>
+            </w:r>
           </w:p>
         </w:tc>
       </w:tr>
       <w:tr>
+        <w:tblPrEx>
+          <w:tblBorders>
+            <w:top w:val="single" w:color="auto" w:sz="12" w:space="0"/>
+            <w:left w:val="none" w:color="auto" w:sz="0" w:space="0"/>
+            <w:bottom w:val="single" w:color="auto" w:sz="12" w:space="0"/>
+            <w:right w:val="none" w:color="auto" w:sz="0" w:space="0"/>
+            <w:insideH w:val="none" w:color="auto" w:sz="0" w:space="0"/>
+            <w:insideV w:val="none" w:color="auto" w:sz="0" w:space="0"/>
+          </w:tblBorders>
+          <w:tblCellMar>
+            <w:top w:w="0" w:type="dxa"/>
+            <w:left w:w="108" w:type="dxa"/>
+            <w:bottom w:w="0" w:type="dxa"/>
+            <w:right w:w="108" w:type="dxa"/>
+          </w:tblCellMar>
+        </w:tblPrEx>
         <w:tc>
           <w:tcPr>
             <w:tcW w:w="2074" w:type="dxa"/>
@@ -5178,19 +5545,17 @@
               <w:spacing w:line="300" w:lineRule="auto"/>
               <w:jc w:val="center"/>
               <w:rPr>
-                <w:rFonts w:ascii="宋体" w:eastAsia="宋体" w:hAnsi="宋体" w:hint="eastAsia"/>
-                <w:szCs w:val="21"/>
-              </w:rPr>
-            </w:pPr>
-            <w:proofErr w:type="spellStart"/>
-            <w:r>
-              <w:rPr>
-                <w:rFonts w:ascii="宋体" w:eastAsia="宋体" w:hAnsi="宋体"/>
+                <w:rFonts w:hint="eastAsia" w:ascii="宋体" w:hAnsi="宋体" w:eastAsia="宋体"/>
+                <w:szCs w:val="21"/>
+              </w:rPr>
+            </w:pPr>
+            <w:r>
+              <w:rPr>
+                <w:rFonts w:ascii="宋体" w:hAnsi="宋体" w:eastAsia="宋体"/>
                 <w:szCs w:val="21"/>
               </w:rPr>
               <w:t>operation_type</w:t>
             </w:r>
-            <w:proofErr w:type="spellEnd"/>
           </w:p>
         </w:tc>
         <w:tc>
@@ -5203,13 +5568,13 @@
               <w:spacing w:line="300" w:lineRule="auto"/>
               <w:jc w:val="center"/>
               <w:rPr>
-                <w:rFonts w:ascii="宋体" w:eastAsia="宋体" w:hAnsi="宋体" w:hint="eastAsia"/>
-                <w:szCs w:val="21"/>
-              </w:rPr>
-            </w:pPr>
-            <w:r>
-              <w:rPr>
-                <w:rFonts w:ascii="宋体" w:eastAsia="宋体" w:hAnsi="宋体" w:hint="eastAsia"/>
+                <w:rFonts w:hint="eastAsia" w:ascii="宋体" w:hAnsi="宋体" w:eastAsia="宋体"/>
+                <w:szCs w:val="21"/>
+              </w:rPr>
+            </w:pPr>
+            <w:r>
+              <w:rPr>
+                <w:rFonts w:hint="eastAsia" w:ascii="宋体" w:hAnsi="宋体" w:eastAsia="宋体"/>
                 <w:szCs w:val="21"/>
               </w:rPr>
               <w:t>int</w:t>
@@ -5226,13 +5591,13 @@
               <w:spacing w:line="300" w:lineRule="auto"/>
               <w:jc w:val="center"/>
               <w:rPr>
-                <w:rFonts w:ascii="宋体" w:eastAsia="宋体" w:hAnsi="宋体" w:hint="eastAsia"/>
-                <w:szCs w:val="21"/>
-              </w:rPr>
-            </w:pPr>
-            <w:r>
-              <w:rPr>
-                <w:rFonts w:ascii="宋体" w:eastAsia="宋体" w:hAnsi="宋体"/>
+                <w:rFonts w:hint="eastAsia" w:ascii="宋体" w:hAnsi="宋体" w:eastAsia="宋体"/>
+                <w:szCs w:val="21"/>
+              </w:rPr>
+            </w:pPr>
+            <w:r>
+              <w:rPr>
+                <w:rFonts w:ascii="宋体" w:hAnsi="宋体" w:eastAsia="宋体"/>
                 <w:szCs w:val="21"/>
               </w:rPr>
               <w:t>操作类型</w:t>
@@ -5249,13 +5614,13 @@
               <w:spacing w:line="300" w:lineRule="auto"/>
               <w:jc w:val="center"/>
               <w:rPr>
-                <w:rFonts w:ascii="宋体" w:eastAsia="宋体" w:hAnsi="宋体" w:hint="eastAsia"/>
-                <w:szCs w:val="21"/>
-              </w:rPr>
-            </w:pPr>
-            <w:r>
-              <w:rPr>
-                <w:rFonts w:ascii="宋体" w:eastAsia="宋体" w:hAnsi="宋体" w:hint="eastAsia"/>
+                <w:rFonts w:hint="eastAsia" w:ascii="宋体" w:hAnsi="宋体" w:eastAsia="宋体"/>
+                <w:szCs w:val="21"/>
+              </w:rPr>
+            </w:pPr>
+            <w:r>
+              <w:rPr>
+                <w:rFonts w:hint="eastAsia" w:ascii="宋体" w:hAnsi="宋体" w:eastAsia="宋体"/>
                 <w:szCs w:val="21"/>
               </w:rPr>
               <w:t>NOT NULL</w:t>
@@ -5264,6 +5629,22 @@
         </w:tc>
       </w:tr>
       <w:tr>
+        <w:tblPrEx>
+          <w:tblBorders>
+            <w:top w:val="single" w:color="auto" w:sz="12" w:space="0"/>
+            <w:left w:val="none" w:color="auto" w:sz="0" w:space="0"/>
+            <w:bottom w:val="single" w:color="auto" w:sz="12" w:space="0"/>
+            <w:right w:val="none" w:color="auto" w:sz="0" w:space="0"/>
+            <w:insideH w:val="none" w:color="auto" w:sz="0" w:space="0"/>
+            <w:insideV w:val="none" w:color="auto" w:sz="0" w:space="0"/>
+          </w:tblBorders>
+          <w:tblCellMar>
+            <w:top w:w="0" w:type="dxa"/>
+            <w:left w:w="108" w:type="dxa"/>
+            <w:bottom w:w="0" w:type="dxa"/>
+            <w:right w:w="108" w:type="dxa"/>
+          </w:tblCellMar>
+        </w:tblPrEx>
         <w:tc>
           <w:tcPr>
             <w:tcW w:w="2074" w:type="dxa"/>
@@ -5274,19 +5655,17 @@
               <w:spacing w:line="300" w:lineRule="auto"/>
               <w:jc w:val="center"/>
               <w:rPr>
-                <w:rFonts w:ascii="宋体" w:eastAsia="宋体" w:hAnsi="宋体" w:hint="eastAsia"/>
-                <w:szCs w:val="21"/>
-              </w:rPr>
-            </w:pPr>
-            <w:proofErr w:type="spellStart"/>
-            <w:r>
-              <w:rPr>
-                <w:rFonts w:ascii="宋体" w:eastAsia="宋体" w:hAnsi="宋体"/>
+                <w:rFonts w:hint="eastAsia" w:ascii="宋体" w:hAnsi="宋体" w:eastAsia="宋体"/>
+                <w:szCs w:val="21"/>
+              </w:rPr>
+            </w:pPr>
+            <w:r>
+              <w:rPr>
+                <w:rFonts w:ascii="宋体" w:hAnsi="宋体" w:eastAsia="宋体"/>
                 <w:szCs w:val="21"/>
               </w:rPr>
               <w:t>operation_time</w:t>
             </w:r>
-            <w:proofErr w:type="spellEnd"/>
           </w:p>
         </w:tc>
         <w:tc>
@@ -5299,13 +5678,13 @@
               <w:spacing w:line="300" w:lineRule="auto"/>
               <w:jc w:val="center"/>
               <w:rPr>
-                <w:rFonts w:ascii="宋体" w:eastAsia="宋体" w:hAnsi="宋体" w:hint="eastAsia"/>
-                <w:szCs w:val="21"/>
-              </w:rPr>
-            </w:pPr>
-            <w:r>
-              <w:rPr>
-                <w:rFonts w:ascii="宋体" w:eastAsia="宋体" w:hAnsi="宋体"/>
+                <w:rFonts w:hint="eastAsia" w:ascii="宋体" w:hAnsi="宋体" w:eastAsia="宋体"/>
+                <w:szCs w:val="21"/>
+              </w:rPr>
+            </w:pPr>
+            <w:r>
+              <w:rPr>
+                <w:rFonts w:ascii="宋体" w:hAnsi="宋体" w:eastAsia="宋体"/>
                 <w:szCs w:val="21"/>
               </w:rPr>
               <w:t>datetime</w:t>
@@ -5322,13 +5701,13 @@
               <w:spacing w:line="300" w:lineRule="auto"/>
               <w:jc w:val="center"/>
               <w:rPr>
-                <w:rFonts w:ascii="宋体" w:eastAsia="宋体" w:hAnsi="宋体" w:hint="eastAsia"/>
-                <w:szCs w:val="21"/>
-              </w:rPr>
-            </w:pPr>
-            <w:r>
-              <w:rPr>
-                <w:rFonts w:ascii="宋体" w:eastAsia="宋体" w:hAnsi="宋体"/>
+                <w:rFonts w:hint="eastAsia" w:ascii="宋体" w:hAnsi="宋体" w:eastAsia="宋体"/>
+                <w:szCs w:val="21"/>
+              </w:rPr>
+            </w:pPr>
+            <w:r>
+              <w:rPr>
+                <w:rFonts w:ascii="宋体" w:hAnsi="宋体" w:eastAsia="宋体"/>
                 <w:szCs w:val="21"/>
               </w:rPr>
               <w:t>操作时间</w:t>
@@ -5345,13 +5724,13 @@
               <w:spacing w:line="300" w:lineRule="auto"/>
               <w:jc w:val="center"/>
               <w:rPr>
-                <w:rFonts w:ascii="宋体" w:eastAsia="宋体" w:hAnsi="宋体" w:hint="eastAsia"/>
-                <w:szCs w:val="21"/>
-              </w:rPr>
-            </w:pPr>
-            <w:r>
-              <w:rPr>
-                <w:rFonts w:ascii="宋体" w:eastAsia="宋体" w:hAnsi="宋体" w:hint="eastAsia"/>
+                <w:rFonts w:hint="eastAsia" w:ascii="宋体" w:hAnsi="宋体" w:eastAsia="宋体"/>
+                <w:szCs w:val="21"/>
+              </w:rPr>
+            </w:pPr>
+            <w:r>
+              <w:rPr>
+                <w:rFonts w:hint="eastAsia" w:ascii="宋体" w:hAnsi="宋体" w:eastAsia="宋体"/>
                 <w:szCs w:val="21"/>
               </w:rPr>
               <w:t>NOT NULL</w:t>
@@ -5360,6 +5739,22 @@
         </w:tc>
       </w:tr>
       <w:tr>
+        <w:tblPrEx>
+          <w:tblBorders>
+            <w:top w:val="single" w:color="auto" w:sz="12" w:space="0"/>
+            <w:left w:val="none" w:color="auto" w:sz="0" w:space="0"/>
+            <w:bottom w:val="single" w:color="auto" w:sz="12" w:space="0"/>
+            <w:right w:val="none" w:color="auto" w:sz="0" w:space="0"/>
+            <w:insideH w:val="none" w:color="auto" w:sz="0" w:space="0"/>
+            <w:insideV w:val="none" w:color="auto" w:sz="0" w:space="0"/>
+          </w:tblBorders>
+          <w:tblCellMar>
+            <w:top w:w="0" w:type="dxa"/>
+            <w:left w:w="108" w:type="dxa"/>
+            <w:bottom w:w="0" w:type="dxa"/>
+            <w:right w:w="108" w:type="dxa"/>
+          </w:tblCellMar>
+        </w:tblPrEx>
         <w:tc>
           <w:tcPr>
             <w:tcW w:w="2074" w:type="dxa"/>
@@ -5370,20 +5765,17 @@
               <w:spacing w:line="300" w:lineRule="auto"/>
               <w:jc w:val="center"/>
               <w:rPr>
-                <w:rFonts w:ascii="宋体" w:eastAsia="宋体" w:hAnsi="宋体" w:hint="eastAsia"/>
-                <w:szCs w:val="21"/>
-              </w:rPr>
-            </w:pPr>
-            <w:proofErr w:type="spellStart"/>
-            <w:r>
-              <w:rPr>
-                <w:rFonts w:ascii="宋体" w:eastAsia="宋体" w:hAnsi="宋体"/>
-                <w:szCs w:val="21"/>
-              </w:rPr>
-              <w:lastRenderedPageBreak/>
+                <w:rFonts w:hint="eastAsia" w:ascii="宋体" w:hAnsi="宋体" w:eastAsia="宋体"/>
+                <w:szCs w:val="21"/>
+              </w:rPr>
+            </w:pPr>
+            <w:r>
+              <w:rPr>
+                <w:rFonts w:ascii="宋体" w:hAnsi="宋体" w:eastAsia="宋体"/>
+                <w:szCs w:val="21"/>
+              </w:rPr>
               <w:t>operator_id</w:t>
             </w:r>
-            <w:proofErr w:type="spellEnd"/>
           </w:p>
         </w:tc>
         <w:tc>
@@ -5396,13 +5788,13 @@
               <w:spacing w:line="300" w:lineRule="auto"/>
               <w:jc w:val="center"/>
               <w:rPr>
-                <w:rFonts w:ascii="宋体" w:eastAsia="宋体" w:hAnsi="宋体" w:hint="eastAsia"/>
-                <w:szCs w:val="21"/>
-              </w:rPr>
-            </w:pPr>
-            <w:r>
-              <w:rPr>
-                <w:rFonts w:ascii="宋体" w:eastAsia="宋体" w:hAnsi="宋体" w:hint="eastAsia"/>
+                <w:rFonts w:hint="eastAsia" w:ascii="宋体" w:hAnsi="宋体" w:eastAsia="宋体"/>
+                <w:szCs w:val="21"/>
+              </w:rPr>
+            </w:pPr>
+            <w:r>
+              <w:rPr>
+                <w:rFonts w:hint="eastAsia" w:ascii="宋体" w:hAnsi="宋体" w:eastAsia="宋体"/>
                 <w:szCs w:val="21"/>
               </w:rPr>
               <w:t>int</w:t>
@@ -5419,13 +5811,13 @@
               <w:spacing w:line="300" w:lineRule="auto"/>
               <w:jc w:val="center"/>
               <w:rPr>
-                <w:rFonts w:ascii="宋体" w:eastAsia="宋体" w:hAnsi="宋体" w:hint="eastAsia"/>
-                <w:szCs w:val="21"/>
-              </w:rPr>
-            </w:pPr>
-            <w:r>
-              <w:rPr>
-                <w:rFonts w:ascii="宋体" w:eastAsia="宋体" w:hAnsi="宋体"/>
+                <w:rFonts w:hint="eastAsia" w:ascii="宋体" w:hAnsi="宋体" w:eastAsia="宋体"/>
+                <w:szCs w:val="21"/>
+              </w:rPr>
+            </w:pPr>
+            <w:r>
+              <w:rPr>
+                <w:rFonts w:ascii="宋体" w:hAnsi="宋体" w:eastAsia="宋体"/>
                 <w:szCs w:val="21"/>
               </w:rPr>
               <w:t>操作人编号</w:t>
@@ -5442,23 +5834,37 @@
               <w:spacing w:line="300" w:lineRule="auto"/>
               <w:jc w:val="center"/>
               <w:rPr>
-                <w:rFonts w:ascii="宋体" w:eastAsia="宋体" w:hAnsi="宋体" w:hint="eastAsia"/>
-                <w:szCs w:val="21"/>
-              </w:rPr>
-            </w:pPr>
-            <w:proofErr w:type="spellStart"/>
-            <w:r>
-              <w:rPr>
-                <w:rFonts w:ascii="宋体" w:eastAsia="宋体" w:hAnsi="宋体"/>
+                <w:rFonts w:hint="eastAsia" w:ascii="宋体" w:hAnsi="宋体" w:eastAsia="宋体"/>
+                <w:szCs w:val="21"/>
+              </w:rPr>
+            </w:pPr>
+            <w:r>
+              <w:rPr>
+                <w:rFonts w:ascii="宋体" w:hAnsi="宋体" w:eastAsia="宋体"/>
                 <w:szCs w:val="21"/>
               </w:rPr>
               <w:t>user.user_id</w:t>
             </w:r>
-            <w:proofErr w:type="spellEnd"/>
           </w:p>
         </w:tc>
       </w:tr>
       <w:tr>
+        <w:tblPrEx>
+          <w:tblBorders>
+            <w:top w:val="single" w:color="auto" w:sz="12" w:space="0"/>
+            <w:left w:val="none" w:color="auto" w:sz="0" w:space="0"/>
+            <w:bottom w:val="single" w:color="auto" w:sz="12" w:space="0"/>
+            <w:right w:val="none" w:color="auto" w:sz="0" w:space="0"/>
+            <w:insideH w:val="none" w:color="auto" w:sz="0" w:space="0"/>
+            <w:insideV w:val="none" w:color="auto" w:sz="0" w:space="0"/>
+          </w:tblBorders>
+          <w:tblCellMar>
+            <w:top w:w="0" w:type="dxa"/>
+            <w:left w:w="108" w:type="dxa"/>
+            <w:bottom w:w="0" w:type="dxa"/>
+            <w:right w:w="108" w:type="dxa"/>
+          </w:tblCellMar>
+        </w:tblPrEx>
         <w:tc>
           <w:tcPr>
             <w:tcW w:w="2074" w:type="dxa"/>
@@ -5469,19 +5875,17 @@
               <w:spacing w:line="300" w:lineRule="auto"/>
               <w:jc w:val="center"/>
               <w:rPr>
-                <w:rFonts w:ascii="宋体" w:eastAsia="宋体" w:hAnsi="宋体" w:hint="eastAsia"/>
-                <w:szCs w:val="21"/>
-              </w:rPr>
-            </w:pPr>
-            <w:proofErr w:type="spellStart"/>
-            <w:r>
-              <w:rPr>
-                <w:rFonts w:ascii="宋体" w:eastAsia="宋体" w:hAnsi="宋体"/>
+                <w:rFonts w:hint="eastAsia" w:ascii="宋体" w:hAnsi="宋体" w:eastAsia="宋体"/>
+                <w:szCs w:val="21"/>
+              </w:rPr>
+            </w:pPr>
+            <w:r>
+              <w:rPr>
+                <w:rFonts w:ascii="宋体" w:hAnsi="宋体" w:eastAsia="宋体"/>
                 <w:szCs w:val="21"/>
               </w:rPr>
               <w:t>operation_desc</w:t>
             </w:r>
-            <w:proofErr w:type="spellEnd"/>
           </w:p>
         </w:tc>
         <w:tc>
@@ -5494,25 +5898,16 @@
               <w:spacing w:line="300" w:lineRule="auto"/>
               <w:jc w:val="center"/>
               <w:rPr>
-                <w:rFonts w:ascii="宋体" w:eastAsia="宋体" w:hAnsi="宋体" w:hint="eastAsia"/>
-                <w:szCs w:val="21"/>
-              </w:rPr>
-            </w:pPr>
-            <w:proofErr w:type="gramStart"/>
-            <w:r>
-              <w:rPr>
-                <w:rFonts w:ascii="宋体" w:eastAsia="宋体" w:hAnsi="宋体"/>
-                <w:szCs w:val="21"/>
-              </w:rPr>
-              <w:t>varchar(</w:t>
-            </w:r>
-            <w:proofErr w:type="gramEnd"/>
-            <w:r>
-              <w:rPr>
-                <w:rFonts w:ascii="宋体" w:eastAsia="宋体" w:hAnsi="宋体"/>
-                <w:szCs w:val="21"/>
-              </w:rPr>
-              <w:t>500)</w:t>
+                <w:rFonts w:hint="eastAsia" w:ascii="宋体" w:hAnsi="宋体" w:eastAsia="宋体"/>
+                <w:szCs w:val="21"/>
+              </w:rPr>
+            </w:pPr>
+            <w:r>
+              <w:rPr>
+                <w:rFonts w:ascii="宋体" w:hAnsi="宋体" w:eastAsia="宋体"/>
+                <w:szCs w:val="21"/>
+              </w:rPr>
+              <w:t>varchar(500)</w:t>
             </w:r>
           </w:p>
         </w:tc>
@@ -5526,13 +5921,13 @@
               <w:spacing w:line="300" w:lineRule="auto"/>
               <w:jc w:val="center"/>
               <w:rPr>
-                <w:rFonts w:ascii="宋体" w:eastAsia="宋体" w:hAnsi="宋体" w:hint="eastAsia"/>
-                <w:szCs w:val="21"/>
-              </w:rPr>
-            </w:pPr>
-            <w:r>
-              <w:rPr>
-                <w:rFonts w:ascii="宋体" w:eastAsia="宋体" w:hAnsi="宋体"/>
+                <w:rFonts w:hint="eastAsia" w:ascii="宋体" w:hAnsi="宋体" w:eastAsia="宋体"/>
+                <w:szCs w:val="21"/>
+              </w:rPr>
+            </w:pPr>
+            <w:r>
+              <w:rPr>
+                <w:rFonts w:ascii="宋体" w:hAnsi="宋体" w:eastAsia="宋体"/>
                 <w:szCs w:val="21"/>
               </w:rPr>
               <w:t>操作说明</w:t>
@@ -5549,7 +5944,7 @@
               <w:spacing w:line="300" w:lineRule="auto"/>
               <w:jc w:val="center"/>
               <w:rPr>
-                <w:rFonts w:ascii="宋体" w:eastAsia="宋体" w:hAnsi="宋体" w:hint="eastAsia"/>
+                <w:rFonts w:hint="eastAsia" w:ascii="宋体" w:hAnsi="宋体" w:eastAsia="宋体"/>
                 <w:szCs w:val="21"/>
               </w:rPr>
             </w:pPr>
@@ -5561,34 +5956,32 @@
       <w:pPr>
         <w:adjustRightInd w:val="0"/>
         <w:spacing w:line="300" w:lineRule="auto"/>
-        <w:ind w:firstLineChars="200" w:firstLine="480"/>
-        <w:rPr>
-          <w:rFonts w:ascii="宋体" w:eastAsia="宋体" w:hAnsi="宋体" w:hint="eastAsia"/>
+        <w:ind w:firstLine="480" w:firstLineChars="200"/>
+        <w:rPr>
+          <w:rFonts w:hint="eastAsia" w:ascii="宋体" w:hAnsi="宋体" w:eastAsia="宋体"/>
           <w:sz w:val="24"/>
           <w:szCs w:val="24"/>
         </w:rPr>
       </w:pPr>
       <w:r>
         <w:rPr>
-          <w:rFonts w:ascii="宋体" w:eastAsia="宋体" w:hAnsi="宋体" w:hint="eastAsia"/>
+          <w:rFonts w:hint="eastAsia" w:ascii="宋体" w:hAnsi="宋体" w:eastAsia="宋体"/>
           <w:sz w:val="24"/>
           <w:szCs w:val="24"/>
         </w:rPr>
         <w:t>备注：</w:t>
       </w:r>
-      <w:proofErr w:type="spellStart"/>
-      <w:r>
-        <w:rPr>
-          <w:rFonts w:ascii="宋体" w:eastAsia="宋体" w:hAnsi="宋体"/>
+      <w:r>
+        <w:rPr>
+          <w:rFonts w:ascii="宋体" w:hAnsi="宋体" w:eastAsia="宋体"/>
           <w:sz w:val="24"/>
           <w:szCs w:val="24"/>
         </w:rPr>
         <w:t>operation_type</w:t>
       </w:r>
-      <w:proofErr w:type="spellEnd"/>
-      <w:r>
-        <w:rPr>
-          <w:rFonts w:ascii="宋体" w:eastAsia="宋体" w:hAnsi="宋体" w:hint="eastAsia"/>
+      <w:r>
+        <w:rPr>
+          <w:rFonts w:hint="eastAsia" w:ascii="宋体" w:hAnsi="宋体" w:eastAsia="宋体"/>
           <w:sz w:val="24"/>
           <w:szCs w:val="24"/>
         </w:rPr>
@@ -5596,7 +5989,7 @@
       </w:r>
       <w:r>
         <w:rPr>
-          <w:rFonts w:ascii="宋体" w:eastAsia="宋体" w:hAnsi="宋体"/>
+          <w:rFonts w:ascii="宋体" w:hAnsi="宋体" w:eastAsia="宋体"/>
           <w:sz w:val="24"/>
           <w:szCs w:val="24"/>
         </w:rPr>
@@ -5604,7 +5997,7 @@
       </w:r>
       <w:r>
         <w:rPr>
-          <w:rFonts w:ascii="宋体" w:eastAsia="宋体" w:hAnsi="宋体" w:hint="eastAsia"/>
+          <w:rFonts w:hint="eastAsia" w:ascii="宋体" w:hAnsi="宋体" w:eastAsia="宋体"/>
           <w:sz w:val="24"/>
           <w:szCs w:val="24"/>
         </w:rPr>
@@ -5612,7 +6005,7 @@
       </w:r>
       <w:r>
         <w:rPr>
-          <w:rFonts w:ascii="宋体" w:eastAsia="宋体" w:hAnsi="宋体"/>
+          <w:rFonts w:ascii="宋体" w:hAnsi="宋体" w:eastAsia="宋体"/>
           <w:sz w:val="24"/>
           <w:szCs w:val="24"/>
         </w:rPr>
@@ -5620,7 +6013,7 @@
       </w:r>
       <w:r>
         <w:rPr>
-          <w:rFonts w:ascii="宋体" w:eastAsia="宋体" w:hAnsi="宋体" w:hint="eastAsia"/>
+          <w:rFonts w:hint="eastAsia" w:ascii="宋体" w:hAnsi="宋体" w:eastAsia="宋体"/>
           <w:sz w:val="24"/>
           <w:szCs w:val="24"/>
         </w:rPr>
@@ -5628,7 +6021,7 @@
       </w:r>
       <w:r>
         <w:rPr>
-          <w:rFonts w:ascii="宋体" w:eastAsia="宋体" w:hAnsi="宋体"/>
+          <w:rFonts w:ascii="宋体" w:hAnsi="宋体" w:eastAsia="宋体"/>
           <w:sz w:val="24"/>
           <w:szCs w:val="24"/>
         </w:rPr>
@@ -5636,7 +6029,7 @@
       </w:r>
       <w:r>
         <w:rPr>
-          <w:rFonts w:ascii="宋体" w:eastAsia="宋体" w:hAnsi="宋体" w:hint="eastAsia"/>
+          <w:rFonts w:hint="eastAsia" w:ascii="宋体" w:hAnsi="宋体" w:eastAsia="宋体"/>
           <w:sz w:val="24"/>
           <w:szCs w:val="24"/>
         </w:rPr>
@@ -5644,7 +6037,7 @@
       </w:r>
       <w:r>
         <w:rPr>
-          <w:rFonts w:ascii="宋体" w:eastAsia="宋体" w:hAnsi="宋体"/>
+          <w:rFonts w:ascii="宋体" w:hAnsi="宋体" w:eastAsia="宋体"/>
           <w:sz w:val="24"/>
           <w:szCs w:val="24"/>
         </w:rPr>
@@ -5652,7 +6045,7 @@
       </w:r>
       <w:r>
         <w:rPr>
-          <w:rFonts w:ascii="宋体" w:eastAsia="宋体" w:hAnsi="宋体" w:hint="eastAsia"/>
+          <w:rFonts w:hint="eastAsia" w:ascii="宋体" w:hAnsi="宋体" w:eastAsia="宋体"/>
           <w:sz w:val="24"/>
           <w:szCs w:val="24"/>
         </w:rPr>
@@ -5660,7 +6053,7 @@
       </w:r>
       <w:r>
         <w:rPr>
-          <w:rFonts w:ascii="宋体" w:eastAsia="宋体" w:hAnsi="宋体"/>
+          <w:rFonts w:ascii="宋体" w:hAnsi="宋体" w:eastAsia="宋体"/>
           <w:sz w:val="24"/>
           <w:szCs w:val="24"/>
         </w:rPr>
@@ -5668,33 +6061,23 @@
       </w:r>
       <w:r>
         <w:rPr>
-          <w:rFonts w:ascii="宋体" w:eastAsia="宋体" w:hAnsi="宋体" w:hint="eastAsia"/>
+          <w:rFonts w:hint="eastAsia" w:ascii="宋体" w:hAnsi="宋体" w:eastAsia="宋体"/>
           <w:sz w:val="24"/>
           <w:szCs w:val="24"/>
         </w:rPr>
         <w:t>；</w:t>
       </w:r>
-      <w:proofErr w:type="spellStart"/>
-      <w:r>
-        <w:rPr>
-          <w:rFonts w:ascii="宋体" w:eastAsia="宋体" w:hAnsi="宋体"/>
-          <w:sz w:val="24"/>
-          <w:szCs w:val="24"/>
-        </w:rPr>
-        <w:t>operation_desc</w:t>
-      </w:r>
-      <w:proofErr w:type="spellEnd"/>
-      <w:r>
-        <w:rPr>
-          <w:rFonts w:ascii="宋体" w:eastAsia="宋体" w:hAnsi="宋体"/>
-          <w:sz w:val="24"/>
-          <w:szCs w:val="24"/>
-        </w:rPr>
-        <w:t>可为空，如驳回原因、修改说明</w:t>
-      </w:r>
-      <w:r>
-        <w:rPr>
-          <w:rFonts w:ascii="宋体" w:eastAsia="宋体" w:hAnsi="宋体" w:hint="eastAsia"/>
+      <w:r>
+        <w:rPr>
+          <w:rFonts w:ascii="宋体" w:hAnsi="宋体" w:eastAsia="宋体"/>
+          <w:sz w:val="24"/>
+          <w:szCs w:val="24"/>
+        </w:rPr>
+        <w:t>operation_desc可为空，如驳回原因、修改说明</w:t>
+      </w:r>
+      <w:r>
+        <w:rPr>
+          <w:rFonts w:hint="eastAsia" w:ascii="宋体" w:hAnsi="宋体" w:eastAsia="宋体"/>
           <w:sz w:val="24"/>
           <w:szCs w:val="24"/>
         </w:rPr>
@@ -5704,421 +6087,299 @@
     <w:sectPr>
       <w:pgSz w:w="11906" w:h="16838"/>
       <w:pgMar w:top="1440" w:right="1800" w:bottom="1440" w:left="1800" w:header="851" w:footer="992" w:gutter="0"/>
-      <w:cols w:space="425"/>
-      <w:docGrid w:type="lines" w:linePitch="312"/>
+      <w:cols w:space="425" w:num="1"/>
+      <w:docGrid w:type="lines" w:linePitch="312" w:charSpace="0"/>
     </w:sectPr>
   </w:body>
 </w:document>
 </file>
 
 <file path=word/styles.xml><?xml version="1.0" encoding="utf-8"?>
-<w:styles xmlns:mc="http://schemas.openxmlformats.org/markup-compatibility/2006" xmlns:r="http://schemas.openxmlformats.org/officeDocument/2006/relationships" xmlns:w="http://schemas.openxmlformats.org/wordprocessingml/2006/main" xmlns:w14="http://schemas.microsoft.com/office/word/2010/wordml" xmlns:w15="http://schemas.microsoft.com/office/word/2012/wordml" xmlns:w16cex="http://schemas.microsoft.com/office/word/2018/wordml/cex" xmlns:w16cid="http://schemas.microsoft.com/office/word/2016/wordml/cid" xmlns:w16="http://schemas.microsoft.com/office/word/2018/wordml" xmlns:w16du="http://schemas.microsoft.com/office/word/2023/wordml/word16du" xmlns:w16sdtdh="http://schemas.microsoft.com/office/word/2020/wordml/sdtdatahash" xmlns:w16sdtfl="http://schemas.microsoft.com/office/word/2024/wordml/sdtformatlock" xmlns:w16se="http://schemas.microsoft.com/office/word/2015/wordml/symex" mc:Ignorable="w14 w15 w16se w16cid w16 w16cex w16sdtdh w16sdtfl w16du">
+<w:styles xmlns:mc="http://schemas.openxmlformats.org/markup-compatibility/2006" xmlns:o="urn:schemas-microsoft-com:office:office" xmlns:r="http://schemas.openxmlformats.org/officeDocument/2006/relationships" xmlns:m="http://schemas.openxmlformats.org/officeDocument/2006/math" xmlns:v="urn:schemas-microsoft-com:vml" xmlns:w="http://schemas.openxmlformats.org/wordprocessingml/2006/main" xmlns:w14="http://schemas.microsoft.com/office/word/2010/wordml" xmlns:w10="urn:schemas-microsoft-com:office:word" xmlns:sl="http://schemas.openxmlformats.org/schemaLibrary/2006/main" xmlns:wpsCustomData="http://www.wps.cn/officeDocument/2013/wpsCustomData" mc:Ignorable="w14">
   <w:docDefaults>
     <w:rPrDefault>
       <w:rPr>
-        <w:rFonts w:asciiTheme="minorHAnsi" w:eastAsiaTheme="minorEastAsia" w:hAnsiTheme="minorHAnsi" w:cstheme="minorBidi"/>
-        <w:kern w:val="2"/>
-        <w:sz w:val="21"/>
-        <w:szCs w:val="22"/>
-        <w:lang w:val="en-US" w:eastAsia="zh-CN" w:bidi="ar-SA"/>
+        <w:rFonts w:ascii="Times New Roman" w:hAnsi="Times New Roman" w:eastAsia="宋体" w:cs="Times New Roman"/>
       </w:rPr>
     </w:rPrDefault>
     <w:pPrDefault/>
   </w:docDefaults>
-  <w:latentStyles w:defLockedState="0" w:defUIPriority="99" w:defSemiHidden="0" w:defUnhideWhenUsed="0" w:defQFormat="0" w:count="376">
-    <w:lsdException w:name="Normal" w:uiPriority="0" w:qFormat="1"/>
-    <w:lsdException w:name="heading 1" w:uiPriority="9" w:qFormat="1"/>
-    <w:lsdException w:name="heading 2" w:semiHidden="1" w:uiPriority="9" w:unhideWhenUsed="1" w:qFormat="1"/>
-    <w:lsdException w:name="heading 3" w:semiHidden="1" w:uiPriority="9" w:unhideWhenUsed="1" w:qFormat="1"/>
-    <w:lsdException w:name="heading 4" w:semiHidden="1" w:uiPriority="9" w:unhideWhenUsed="1" w:qFormat="1"/>
-    <w:lsdException w:name="heading 5" w:semiHidden="1" w:uiPriority="9" w:unhideWhenUsed="1" w:qFormat="1"/>
-    <w:lsdException w:name="heading 6" w:semiHidden="1" w:uiPriority="9" w:unhideWhenUsed="1" w:qFormat="1"/>
-    <w:lsdException w:name="heading 7" w:semiHidden="1" w:uiPriority="9" w:unhideWhenUsed="1" w:qFormat="1"/>
-    <w:lsdException w:name="heading 8" w:semiHidden="1" w:uiPriority="9" w:unhideWhenUsed="1" w:qFormat="1"/>
-    <w:lsdException w:name="heading 9" w:semiHidden="1" w:uiPriority="9" w:unhideWhenUsed="1" w:qFormat="1"/>
-    <w:lsdException w:name="index 1" w:semiHidden="1" w:unhideWhenUsed="1"/>
-    <w:lsdException w:name="index 2" w:semiHidden="1" w:unhideWhenUsed="1"/>
-    <w:lsdException w:name="index 3" w:semiHidden="1" w:unhideWhenUsed="1"/>
-    <w:lsdException w:name="index 4" w:semiHidden="1" w:unhideWhenUsed="1"/>
-    <w:lsdException w:name="index 5" w:semiHidden="1" w:unhideWhenUsed="1"/>
-    <w:lsdException w:name="index 6" w:semiHidden="1" w:unhideWhenUsed="1"/>
-    <w:lsdException w:name="index 7" w:semiHidden="1" w:unhideWhenUsed="1"/>
-    <w:lsdException w:name="index 8" w:semiHidden="1" w:unhideWhenUsed="1"/>
-    <w:lsdException w:name="index 9" w:semiHidden="1" w:unhideWhenUsed="1"/>
-    <w:lsdException w:name="toc 1" w:semiHidden="1" w:uiPriority="39" w:unhideWhenUsed="1"/>
-    <w:lsdException w:name="toc 2" w:semiHidden="1" w:uiPriority="39" w:unhideWhenUsed="1"/>
-    <w:lsdException w:name="toc 3" w:semiHidden="1" w:uiPriority="39" w:unhideWhenUsed="1"/>
-    <w:lsdException w:name="toc 4" w:semiHidden="1" w:uiPriority="39" w:unhideWhenUsed="1"/>
-    <w:lsdException w:name="toc 5" w:semiHidden="1" w:uiPriority="39" w:unhideWhenUsed="1"/>
-    <w:lsdException w:name="toc 6" w:semiHidden="1" w:uiPriority="39" w:unhideWhenUsed="1"/>
-    <w:lsdException w:name="toc 7" w:semiHidden="1" w:uiPriority="39" w:unhideWhenUsed="1"/>
-    <w:lsdException w:name="toc 8" w:semiHidden="1" w:uiPriority="39" w:unhideWhenUsed="1"/>
-    <w:lsdException w:name="toc 9" w:semiHidden="1" w:uiPriority="39" w:unhideWhenUsed="1"/>
-    <w:lsdException w:name="Normal Indent" w:semiHidden="1" w:unhideWhenUsed="1"/>
-    <w:lsdException w:name="footnote text" w:semiHidden="1" w:unhideWhenUsed="1"/>
-    <w:lsdException w:name="annotation text" w:semiHidden="1" w:unhideWhenUsed="1"/>
-    <w:lsdException w:name="header" w:semiHidden="1" w:unhideWhenUsed="1"/>
-    <w:lsdException w:name="footer" w:semiHidden="1" w:unhideWhenUsed="1"/>
-    <w:lsdException w:name="index heading" w:semiHidden="1" w:unhideWhenUsed="1"/>
-    <w:lsdException w:name="caption" w:semiHidden="1" w:uiPriority="35" w:unhideWhenUsed="1" w:qFormat="1"/>
-    <w:lsdException w:name="table of figures" w:semiHidden="1" w:unhideWhenUsed="1"/>
-    <w:lsdException w:name="envelope address" w:semiHidden="1" w:unhideWhenUsed="1"/>
-    <w:lsdException w:name="envelope return" w:semiHidden="1" w:unhideWhenUsed="1"/>
-    <w:lsdException w:name="footnote reference" w:semiHidden="1" w:unhideWhenUsed="1"/>
-    <w:lsdException w:name="annotation reference" w:semiHidden="1" w:unhideWhenUsed="1"/>
-    <w:lsdException w:name="line number" w:semiHidden="1" w:unhideWhenUsed="1"/>
-    <w:lsdException w:name="page number" w:semiHidden="1" w:unhideWhenUsed="1"/>
-    <w:lsdException w:name="endnote reference" w:semiHidden="1" w:unhideWhenUsed="1"/>
-    <w:lsdException w:name="endnote text" w:semiHidden="1" w:unhideWhenUsed="1"/>
-    <w:lsdException w:name="table of authorities" w:semiHidden="1" w:unhideWhenUsed="1"/>
-    <w:lsdException w:name="macro" w:semiHidden="1" w:unhideWhenUsed="1"/>
-    <w:lsdException w:name="toa heading" w:semiHidden="1" w:unhideWhenUsed="1"/>
-    <w:lsdException w:name="List" w:semiHidden="1" w:unhideWhenUsed="1"/>
-    <w:lsdException w:name="List Bullet" w:semiHidden="1" w:unhideWhenUsed="1"/>
-    <w:lsdException w:name="List Number" w:semiHidden="1" w:unhideWhenUsed="1"/>
-    <w:lsdException w:name="List 2" w:semiHidden="1" w:unhideWhenUsed="1"/>
-    <w:lsdException w:name="List 3" w:semiHidden="1" w:unhideWhenUsed="1"/>
-    <w:lsdException w:name="List 4" w:semiHidden="1" w:unhideWhenUsed="1"/>
-    <w:lsdException w:name="List 5" w:semiHidden="1" w:unhideWhenUsed="1"/>
-    <w:lsdException w:name="List Bullet 2" w:semiHidden="1" w:unhideWhenUsed="1"/>
-    <w:lsdException w:name="List Bullet 3" w:semiHidden="1" w:unhideWhenUsed="1"/>
-    <w:lsdException w:name="List Bullet 4" w:semiHidden="1" w:unhideWhenUsed="1"/>
-    <w:lsdException w:name="List Bullet 5" w:semiHidden="1" w:unhideWhenUsed="1"/>
-    <w:lsdException w:name="List Number 2" w:semiHidden="1" w:unhideWhenUsed="1"/>
-    <w:lsdException w:name="List Number 3" w:semiHidden="1" w:unhideWhenUsed="1"/>
-    <w:lsdException w:name="List Number 4" w:semiHidden="1" w:unhideWhenUsed="1"/>
-    <w:lsdException w:name="List Number 5" w:semiHidden="1" w:unhideWhenUsed="1"/>
-    <w:lsdException w:name="Title" w:uiPriority="10" w:qFormat="1"/>
-    <w:lsdException w:name="Closing" w:semiHidden="1" w:unhideWhenUsed="1"/>
-    <w:lsdException w:name="Signature" w:semiHidden="1" w:unhideWhenUsed="1"/>
-    <w:lsdException w:name="Default Paragraph Font" w:semiHidden="1" w:uiPriority="1" w:unhideWhenUsed="1"/>
-    <w:lsdException w:name="Body Text" w:semiHidden="1" w:unhideWhenUsed="1"/>
-    <w:lsdException w:name="Body Text Indent" w:semiHidden="1" w:unhideWhenUsed="1"/>
-    <w:lsdException w:name="List Continue" w:semiHidden="1" w:unhideWhenUsed="1"/>
-    <w:lsdException w:name="List Continue 2" w:semiHidden="1" w:unhideWhenUsed="1"/>
-    <w:lsdException w:name="List Continue 3" w:semiHidden="1" w:unhideWhenUsed="1"/>
-    <w:lsdException w:name="List Continue 4" w:semiHidden="1" w:unhideWhenUsed="1"/>
-    <w:lsdException w:name="List Continue 5" w:semiHidden="1" w:unhideWhenUsed="1"/>
-    <w:lsdException w:name="Message Header" w:semiHidden="1" w:unhideWhenUsed="1"/>
-    <w:lsdException w:name="Subtitle" w:uiPriority="11" w:qFormat="1"/>
-    <w:lsdException w:name="Salutation" w:semiHidden="1" w:unhideWhenUsed="1"/>
-    <w:lsdException w:name="Date" w:semiHidden="1" w:unhideWhenUsed="1"/>
-    <w:lsdException w:name="Body Text First Indent" w:semiHidden="1" w:unhideWhenUsed="1"/>
-    <w:lsdException w:name="Body Text First Indent 2" w:semiHidden="1" w:unhideWhenUsed="1"/>
-    <w:lsdException w:name="Note Heading" w:semiHidden="1" w:unhideWhenUsed="1"/>
-    <w:lsdException w:name="Body Text 2" w:semiHidden="1" w:unhideWhenUsed="1"/>
-    <w:lsdException w:name="Body Text 3" w:semiHidden="1" w:unhideWhenUsed="1"/>
-    <w:lsdException w:name="Body Text Indent 2" w:semiHidden="1" w:unhideWhenUsed="1"/>
-    <w:lsdException w:name="Body Text Indent 3" w:semiHidden="1" w:unhideWhenUsed="1"/>
-    <w:lsdException w:name="Block Text" w:semiHidden="1" w:unhideWhenUsed="1"/>
-    <w:lsdException w:name="Hyperlink" w:semiHidden="1" w:unhideWhenUsed="1"/>
-    <w:lsdException w:name="FollowedHyperlink" w:semiHidden="1" w:unhideWhenUsed="1"/>
-    <w:lsdException w:name="Strong" w:uiPriority="22" w:qFormat="1"/>
-    <w:lsdException w:name="Emphasis" w:uiPriority="20" w:qFormat="1"/>
-    <w:lsdException w:name="Document Map" w:semiHidden="1" w:unhideWhenUsed="1"/>
-    <w:lsdException w:name="Plain Text" w:semiHidden="1" w:unhideWhenUsed="1"/>
-    <w:lsdException w:name="E-mail Signature" w:semiHidden="1" w:unhideWhenUsed="1"/>
-    <w:lsdException w:name="HTML Top of Form" w:semiHidden="1" w:unhideWhenUsed="1"/>
-    <w:lsdException w:name="HTML Bottom of Form" w:semiHidden="1" w:unhideWhenUsed="1"/>
-    <w:lsdException w:name="Normal (Web)" w:semiHidden="1" w:unhideWhenUsed="1"/>
-    <w:lsdException w:name="HTML Acronym" w:semiHidden="1" w:unhideWhenUsed="1"/>
-    <w:lsdException w:name="HTML Address" w:semiHidden="1" w:unhideWhenUsed="1"/>
-    <w:lsdException w:name="HTML Cite" w:semiHidden="1" w:unhideWhenUsed="1"/>
-    <w:lsdException w:name="HTML Code" w:semiHidden="1" w:unhideWhenUsed="1"/>
-    <w:lsdException w:name="HTML Definition" w:semiHidden="1" w:unhideWhenUsed="1"/>
-    <w:lsdException w:name="HTML Keyboard" w:semiHidden="1" w:unhideWhenUsed="1"/>
-    <w:lsdException w:name="HTML Preformatted" w:semiHidden="1" w:unhideWhenUsed="1"/>
-    <w:lsdException w:name="HTML Sample" w:semiHidden="1" w:unhideWhenUsed="1"/>
-    <w:lsdException w:name="HTML Typewriter" w:semiHidden="1" w:unhideWhenUsed="1"/>
-    <w:lsdException w:name="HTML Variable" w:semiHidden="1" w:unhideWhenUsed="1"/>
-    <w:lsdException w:name="Normal Table" w:semiHidden="1" w:unhideWhenUsed="1"/>
-    <w:lsdException w:name="annotation subject" w:semiHidden="1" w:unhideWhenUsed="1"/>
-    <w:lsdException w:name="No List" w:semiHidden="1" w:unhideWhenUsed="1"/>
-    <w:lsdException w:name="Outline List 1" w:semiHidden="1" w:unhideWhenUsed="1"/>
-    <w:lsdException w:name="Outline List 2" w:semiHidden="1" w:unhideWhenUsed="1"/>
-    <w:lsdException w:name="Outline List 3" w:semiHidden="1" w:unhideWhenUsed="1"/>
-    <w:lsdException w:name="Table Simple 1" w:semiHidden="1" w:unhideWhenUsed="1"/>
-    <w:lsdException w:name="Table Simple 2" w:semiHidden="1" w:unhideWhenUsed="1"/>
-    <w:lsdException w:name="Table Simple 3" w:semiHidden="1" w:unhideWhenUsed="1"/>
-    <w:lsdException w:name="Table Classic 1" w:semiHidden="1" w:unhideWhenUsed="1"/>
-    <w:lsdException w:name="Table Classic 2" w:semiHidden="1" w:unhideWhenUsed="1"/>
-    <w:lsdException w:name="Table Classic 3" w:semiHidden="1" w:unhideWhenUsed="1"/>
-    <w:lsdException w:name="Table Classic 4" w:semiHidden="1" w:unhideWhenUsed="1"/>
-    <w:lsdException w:name="Table Colorful 1" w:semiHidden="1" w:unhideWhenUsed="1"/>
-    <w:lsdException w:name="Table Colorful 2" w:semiHidden="1" w:unhideWhenUsed="1"/>
-    <w:lsdException w:name="Table Colorful 3" w:semiHidden="1" w:unhideWhenUsed="1"/>
-    <w:lsdException w:name="Table Columns 1" w:semiHidden="1" w:unhideWhenUsed="1"/>
-    <w:lsdException w:name="Table Columns 2" w:semiHidden="1" w:unhideWhenUsed="1"/>
-    <w:lsdException w:name="Table Columns 3" w:semiHidden="1" w:unhideWhenUsed="1"/>
-    <w:lsdException w:name="Table Columns 4" w:semiHidden="1" w:unhideWhenUsed="1"/>
-    <w:lsdException w:name="Table Columns 5" w:semiHidden="1" w:unhideWhenUsed="1"/>
-    <w:lsdException w:name="Table Grid 1" w:semiHidden="1" w:unhideWhenUsed="1"/>
-    <w:lsdException w:name="Table Grid 2" w:semiHidden="1" w:unhideWhenUsed="1"/>
-    <w:lsdException w:name="Table Grid 3" w:semiHidden="1" w:unhideWhenUsed="1"/>
-    <w:lsdException w:name="Table Grid 4" w:semiHidden="1" w:unhideWhenUsed="1"/>
-    <w:lsdException w:name="Table Grid 5" w:semiHidden="1" w:unhideWhenUsed="1"/>
-    <w:lsdException w:name="Table Grid 6" w:semiHidden="1" w:unhideWhenUsed="1"/>
-    <w:lsdException w:name="Table Grid 7" w:semiHidden="1" w:unhideWhenUsed="1"/>
-    <w:lsdException w:name="Table Grid 8" w:semiHidden="1" w:unhideWhenUsed="1"/>
-    <w:lsdException w:name="Table List 1" w:semiHidden="1" w:unhideWhenUsed="1"/>
-    <w:lsdException w:name="Table List 2" w:semiHidden="1" w:unhideWhenUsed="1"/>
-    <w:lsdException w:name="Table List 3" w:semiHidden="1" w:unhideWhenUsed="1"/>
-    <w:lsdException w:name="Table List 4" w:semiHidden="1" w:unhideWhenUsed="1"/>
-    <w:lsdException w:name="Table List 5" w:semiHidden="1" w:unhideWhenUsed="1"/>
-    <w:lsdException w:name="Table List 6" w:semiHidden="1" w:unhideWhenUsed="1"/>
-    <w:lsdException w:name="Table List 7" w:semiHidden="1" w:unhideWhenUsed="1"/>
-    <w:lsdException w:name="Table List 8" w:semiHidden="1" w:unhideWhenUsed="1"/>
-    <w:lsdException w:name="Table 3D effects 1" w:semiHidden="1" w:unhideWhenUsed="1"/>
-    <w:lsdException w:name="Table 3D effects 2" w:semiHidden="1" w:unhideWhenUsed="1"/>
-    <w:lsdException w:name="Table 3D effects 3" w:semiHidden="1" w:unhideWhenUsed="1"/>
-    <w:lsdException w:name="Table Contemporary" w:semiHidden="1" w:unhideWhenUsed="1"/>
-    <w:lsdException w:name="Table Elegant" w:semiHidden="1" w:unhideWhenUsed="1"/>
-    <w:lsdException w:name="Table Professional" w:semiHidden="1" w:unhideWhenUsed="1"/>
-    <w:lsdException w:name="Table Subtle 1" w:semiHidden="1" w:unhideWhenUsed="1"/>
-    <w:lsdException w:name="Table Subtle 2" w:semiHidden="1" w:unhideWhenUsed="1"/>
-    <w:lsdException w:name="Table Web 1" w:semiHidden="1" w:unhideWhenUsed="1"/>
-    <w:lsdException w:name="Table Web 2" w:semiHidden="1" w:unhideWhenUsed="1"/>
-    <w:lsdException w:name="Table Web 3" w:semiHidden="1" w:unhideWhenUsed="1"/>
-    <w:lsdException w:name="Balloon Text" w:semiHidden="1" w:unhideWhenUsed="1"/>
-    <w:lsdException w:name="Table Grid" w:uiPriority="39"/>
-    <w:lsdException w:name="Table Theme" w:semiHidden="1" w:unhideWhenUsed="1"/>
-    <w:lsdException w:name="Placeholder Text" w:semiHidden="1"/>
-    <w:lsdException w:name="No Spacing" w:uiPriority="1" w:qFormat="1"/>
-    <w:lsdException w:name="Light Shading" w:uiPriority="60"/>
-    <w:lsdException w:name="Light List" w:uiPriority="61"/>
-    <w:lsdException w:name="Light Grid" w:uiPriority="62"/>
-    <w:lsdException w:name="Medium Shading 1" w:uiPriority="63"/>
-    <w:lsdException w:name="Medium Shading 2" w:uiPriority="64"/>
-    <w:lsdException w:name="Medium List 1" w:uiPriority="65"/>
-    <w:lsdException w:name="Medium List 2" w:uiPriority="66"/>
-    <w:lsdException w:name="Medium Grid 1" w:uiPriority="67"/>
-    <w:lsdException w:name="Medium Grid 2" w:uiPriority="68"/>
-    <w:lsdException w:name="Medium Grid 3" w:uiPriority="69"/>
-    <w:lsdException w:name="Dark List" w:uiPriority="70"/>
-    <w:lsdException w:name="Colorful Shading" w:uiPriority="71"/>
-    <w:lsdException w:name="Colorful List" w:uiPriority="72"/>
-    <w:lsdException w:name="Colorful Grid" w:uiPriority="73"/>
-    <w:lsdException w:name="Light Shading Accent 1" w:uiPriority="60"/>
-    <w:lsdException w:name="Light List Accent 1" w:uiPriority="61"/>
-    <w:lsdException w:name="Light Grid Accent 1" w:uiPriority="62"/>
-    <w:lsdException w:name="Medium Shading 1 Accent 1" w:uiPriority="63"/>
-    <w:lsdException w:name="Medium Shading 2 Accent 1" w:uiPriority="64"/>
-    <w:lsdException w:name="Medium List 1 Accent 1" w:uiPriority="65"/>
-    <w:lsdException w:name="Revision" w:semiHidden="1"/>
-    <w:lsdException w:name="List Paragraph" w:uiPriority="34" w:qFormat="1"/>
-    <w:lsdException w:name="Quote" w:uiPriority="29" w:qFormat="1"/>
-    <w:lsdException w:name="Intense Quote" w:uiPriority="30" w:qFormat="1"/>
-    <w:lsdException w:name="Medium List 2 Accent 1" w:uiPriority="66"/>
-    <w:lsdException w:name="Medium Grid 1 Accent 1" w:uiPriority="67"/>
-    <w:lsdException w:name="Medium Grid 2 Accent 1" w:uiPriority="68"/>
-    <w:lsdException w:name="Medium Grid 3 Accent 1" w:uiPriority="69"/>
-    <w:lsdException w:name="Dark List Accent 1" w:uiPriority="70"/>
-    <w:lsdException w:name="Colorful Shading Accent 1" w:uiPriority="71"/>
-    <w:lsdException w:name="Colorful List Accent 1" w:uiPriority="72"/>
-    <w:lsdException w:name="Colorful Grid Accent 1" w:uiPriority="73"/>
-    <w:lsdException w:name="Light Shading Accent 2" w:uiPriority="60"/>
-    <w:lsdException w:name="Light List Accent 2" w:uiPriority="61"/>
-    <w:lsdException w:name="Light Grid Accent 2" w:uiPriority="62"/>
-    <w:lsdException w:name="Medium Shading 1 Accent 2" w:uiPriority="63"/>
-    <w:lsdException w:name="Medium Shading 2 Accent 2" w:uiPriority="64"/>
-    <w:lsdException w:name="Medium List 1 Accent 2" w:uiPriority="65"/>
-    <w:lsdException w:name="Medium List 2 Accent 2" w:uiPriority="66"/>
-    <w:lsdException w:name="Medium Grid 1 Accent 2" w:uiPriority="67"/>
-    <w:lsdException w:name="Medium Grid 2 Accent 2" w:uiPriority="68"/>
-    <w:lsdException w:name="Medium Grid 3 Accent 2" w:uiPriority="69"/>
-    <w:lsdException w:name="Dark List Accent 2" w:uiPriority="70"/>
-    <w:lsdException w:name="Colorful Shading Accent 2" w:uiPriority="71"/>
-    <w:lsdException w:name="Colorful List Accent 2" w:uiPriority="72"/>
-    <w:lsdException w:name="Colorful Grid Accent 2" w:uiPriority="73"/>
-    <w:lsdException w:name="Light Shading Accent 3" w:uiPriority="60"/>
-    <w:lsdException w:name="Light List Accent 3" w:uiPriority="61"/>
-    <w:lsdException w:name="Light Grid Accent 3" w:uiPriority="62"/>
-    <w:lsdException w:name="Medium Shading 1 Accent 3" w:uiPriority="63"/>
-    <w:lsdException w:name="Medium Shading 2 Accent 3" w:uiPriority="64"/>
-    <w:lsdException w:name="Medium List 1 Accent 3" w:uiPriority="65"/>
-    <w:lsdException w:name="Medium List 2 Accent 3" w:uiPriority="66"/>
-    <w:lsdException w:name="Medium Grid 1 Accent 3" w:uiPriority="67"/>
-    <w:lsdException w:name="Medium Grid 2 Accent 3" w:uiPriority="68"/>
-    <w:lsdException w:name="Medium Grid 3 Accent 3" w:uiPriority="69"/>
-    <w:lsdException w:name="Dark List Accent 3" w:uiPriority="70"/>
-    <w:lsdException w:name="Colorful Shading Accent 3" w:uiPriority="71"/>
-    <w:lsdException w:name="Colorful List Accent 3" w:uiPriority="72"/>
-    <w:lsdException w:name="Colorful Grid Accent 3" w:uiPriority="73"/>
-    <w:lsdException w:name="Light Shading Accent 4" w:uiPriority="60"/>
-    <w:lsdException w:name="Light List Accent 4" w:uiPriority="61"/>
-    <w:lsdException w:name="Light Grid Accent 4" w:uiPriority="62"/>
-    <w:lsdException w:name="Medium Shading 1 Accent 4" w:uiPriority="63"/>
-    <w:lsdException w:name="Medium Shading 2 Accent 4" w:uiPriority="64"/>
-    <w:lsdException w:name="Medium List 1 Accent 4" w:uiPriority="65"/>
-    <w:lsdException w:name="Medium List 2 Accent 4" w:uiPriority="66"/>
-    <w:lsdException w:name="Medium Grid 1 Accent 4" w:uiPriority="67"/>
-    <w:lsdException w:name="Medium Grid 2 Accent 4" w:uiPriority="68"/>
-    <w:lsdException w:name="Medium Grid 3 Accent 4" w:uiPriority="69"/>
-    <w:lsdException w:name="Dark List Accent 4" w:uiPriority="70"/>
-    <w:lsdException w:name="Colorful Shading Accent 4" w:uiPriority="71"/>
-    <w:lsdException w:name="Colorful List Accent 4" w:uiPriority="72"/>
-    <w:lsdException w:name="Colorful Grid Accent 4" w:uiPriority="73"/>
-    <w:lsdException w:name="Light Shading Accent 5" w:uiPriority="60"/>
-    <w:lsdException w:name="Light List Accent 5" w:uiPriority="61"/>
-    <w:lsdException w:name="Light Grid Accent 5" w:uiPriority="62"/>
-    <w:lsdException w:name="Medium Shading 1 Accent 5" w:uiPriority="63"/>
-    <w:lsdException w:name="Medium Shading 2 Accent 5" w:uiPriority="64"/>
-    <w:lsdException w:name="Medium List 1 Accent 5" w:uiPriority="65"/>
-    <w:lsdException w:name="Medium List 2 Accent 5" w:uiPriority="66"/>
-    <w:lsdException w:name="Medium Grid 1 Accent 5" w:uiPriority="67"/>
-    <w:lsdException w:name="Medium Grid 2 Accent 5" w:uiPriority="68"/>
-    <w:lsdException w:name="Medium Grid 3 Accent 5" w:uiPriority="69"/>
-    <w:lsdException w:name="Dark List Accent 5" w:uiPriority="70"/>
-    <w:lsdException w:name="Colorful Shading Accent 5" w:uiPriority="71"/>
-    <w:lsdException w:name="Colorful List Accent 5" w:uiPriority="72"/>
-    <w:lsdException w:name="Colorful Grid Accent 5" w:uiPriority="73"/>
-    <w:lsdException w:name="Light Shading Accent 6" w:uiPriority="60"/>
-    <w:lsdException w:name="Light List Accent 6" w:uiPriority="61"/>
-    <w:lsdException w:name="Light Grid Accent 6" w:uiPriority="62"/>
-    <w:lsdException w:name="Medium Shading 1 Accent 6" w:uiPriority="63"/>
-    <w:lsdException w:name="Medium Shading 2 Accent 6" w:uiPriority="64"/>
-    <w:lsdException w:name="Medium List 1 Accent 6" w:uiPriority="65"/>
-    <w:lsdException w:name="Medium List 2 Accent 6" w:uiPriority="66"/>
-    <w:lsdException w:name="Medium Grid 1 Accent 6" w:uiPriority="67"/>
-    <w:lsdException w:name="Medium Grid 2 Accent 6" w:uiPriority="68"/>
-    <w:lsdException w:name="Medium Grid 3 Accent 6" w:uiPriority="69"/>
-    <w:lsdException w:name="Dark List Accent 6" w:uiPriority="70"/>
-    <w:lsdException w:name="Colorful Shading Accent 6" w:uiPriority="71"/>
-    <w:lsdException w:name="Colorful List Accent 6" w:uiPriority="72"/>
-    <w:lsdException w:name="Colorful Grid Accent 6" w:uiPriority="73"/>
-    <w:lsdException w:name="Subtle Emphasis" w:uiPriority="19" w:qFormat="1"/>
-    <w:lsdException w:name="Intense Emphasis" w:uiPriority="21" w:qFormat="1"/>
-    <w:lsdException w:name="Subtle Reference" w:uiPriority="31" w:qFormat="1"/>
-    <w:lsdException w:name="Intense Reference" w:uiPriority="32" w:qFormat="1"/>
-    <w:lsdException w:name="Book Title" w:uiPriority="33" w:qFormat="1"/>
-    <w:lsdException w:name="Bibliography" w:semiHidden="1" w:uiPriority="37" w:unhideWhenUsed="1"/>
-    <w:lsdException w:name="TOC Heading" w:semiHidden="1" w:uiPriority="39" w:unhideWhenUsed="1" w:qFormat="1"/>
-    <w:lsdException w:name="Plain Table 1" w:uiPriority="41"/>
-    <w:lsdException w:name="Plain Table 2" w:uiPriority="42"/>
-    <w:lsdException w:name="Plain Table 3" w:uiPriority="43"/>
-    <w:lsdException w:name="Plain Table 4" w:uiPriority="44"/>
-    <w:lsdException w:name="Plain Table 5" w:uiPriority="45"/>
-    <w:lsdException w:name="Grid Table Light" w:uiPriority="40"/>
-    <w:lsdException w:name="Grid Table 1 Light" w:uiPriority="46"/>
-    <w:lsdException w:name="Grid Table 2" w:uiPriority="47"/>
-    <w:lsdException w:name="Grid Table 3" w:uiPriority="48"/>
-    <w:lsdException w:name="Grid Table 4" w:uiPriority="49"/>
-    <w:lsdException w:name="Grid Table 5 Dark" w:uiPriority="50"/>
-    <w:lsdException w:name="Grid Table 6 Colorful" w:uiPriority="51"/>
-    <w:lsdException w:name="Grid Table 7 Colorful" w:uiPriority="52"/>
-    <w:lsdException w:name="Grid Table 1 Light Accent 1" w:uiPriority="46"/>
-    <w:lsdException w:name="Grid Table 2 Accent 1" w:uiPriority="47"/>
-    <w:lsdException w:name="Grid Table 3 Accent 1" w:uiPriority="48"/>
-    <w:lsdException w:name="Grid Table 4 Accent 1" w:uiPriority="49"/>
-    <w:lsdException w:name="Grid Table 5 Dark Accent 1" w:uiPriority="50"/>
-    <w:lsdException w:name="Grid Table 6 Colorful Accent 1" w:uiPriority="51"/>
-    <w:lsdException w:name="Grid Table 7 Colorful Accent 1" w:uiPriority="52"/>
-    <w:lsdException w:name="Grid Table 1 Light Accent 2" w:uiPriority="46"/>
-    <w:lsdException w:name="Grid Table 2 Accent 2" w:uiPriority="47"/>
-    <w:lsdException w:name="Grid Table 3 Accent 2" w:uiPriority="48"/>
-    <w:lsdException w:name="Grid Table 4 Accent 2" w:uiPriority="49"/>
-    <w:lsdException w:name="Grid Table 5 Dark Accent 2" w:uiPriority="50"/>
-    <w:lsdException w:name="Grid Table 6 Colorful Accent 2" w:uiPriority="51"/>
-    <w:lsdException w:name="Grid Table 7 Colorful Accent 2" w:uiPriority="52"/>
-    <w:lsdException w:name="Grid Table 1 Light Accent 3" w:uiPriority="46"/>
-    <w:lsdException w:name="Grid Table 2 Accent 3" w:uiPriority="47"/>
-    <w:lsdException w:name="Grid Table 3 Accent 3" w:uiPriority="48"/>
-    <w:lsdException w:name="Grid Table 4 Accent 3" w:uiPriority="49"/>
-    <w:lsdException w:name="Grid Table 5 Dark Accent 3" w:uiPriority="50"/>
-    <w:lsdException w:name="Grid Table 6 Colorful Accent 3" w:uiPriority="51"/>
-    <w:lsdException w:name="Grid Table 7 Colorful Accent 3" w:uiPriority="52"/>
-    <w:lsdException w:name="Grid Table 1 Light Accent 4" w:uiPriority="46"/>
-    <w:lsdException w:name="Grid Table 2 Accent 4" w:uiPriority="47"/>
-    <w:lsdException w:name="Grid Table 3 Accent 4" w:uiPriority="48"/>
-    <w:lsdException w:name="Grid Table 4 Accent 4" w:uiPriority="49"/>
-    <w:lsdException w:name="Grid Table 5 Dark Accent 4" w:uiPriority="50"/>
-    <w:lsdException w:name="Grid Table 6 Colorful Accent 4" w:uiPriority="51"/>
-    <w:lsdException w:name="Grid Table 7 Colorful Accent 4" w:uiPriority="52"/>
-    <w:lsdException w:name="Grid Table 1 Light Accent 5" w:uiPriority="46"/>
-    <w:lsdException w:name="Grid Table 2 Accent 5" w:uiPriority="47"/>
-    <w:lsdException w:name="Grid Table 3 Accent 5" w:uiPriority="48"/>
-    <w:lsdException w:name="Grid Table 4 Accent 5" w:uiPriority="49"/>
-    <w:lsdException w:name="Grid Table 5 Dark Accent 5" w:uiPriority="50"/>
-    <w:lsdException w:name="Grid Table 6 Colorful Accent 5" w:uiPriority="51"/>
-    <w:lsdException w:name="Grid Table 7 Colorful Accent 5" w:uiPriority="52"/>
-    <w:lsdException w:name="Grid Table 1 Light Accent 6" w:uiPriority="46"/>
-    <w:lsdException w:name="Grid Table 2 Accent 6" w:uiPriority="47"/>
-    <w:lsdException w:name="Grid Table 3 Accent 6" w:uiPriority="48"/>
-    <w:lsdException w:name="Grid Table 4 Accent 6" w:uiPriority="49"/>
-    <w:lsdException w:name="Grid Table 5 Dark Accent 6" w:uiPriority="50"/>
-    <w:lsdException w:name="Grid Table 6 Colorful Accent 6" w:uiPriority="51"/>
-    <w:lsdException w:name="Grid Table 7 Colorful Accent 6" w:uiPriority="52"/>
-    <w:lsdException w:name="List Table 1 Light" w:uiPriority="46"/>
-    <w:lsdException w:name="List Table 2" w:uiPriority="47"/>
-    <w:lsdException w:name="List Table 3" w:uiPriority="48"/>
-    <w:lsdException w:name="List Table 4" w:uiPriority="49"/>
-    <w:lsdException w:name="List Table 5 Dark" w:uiPriority="50"/>
-    <w:lsdException w:name="List Table 6 Colorful" w:uiPriority="51"/>
-    <w:lsdException w:name="List Table 7 Colorful" w:uiPriority="52"/>
-    <w:lsdException w:name="List Table 1 Light Accent 1" w:uiPriority="46"/>
-    <w:lsdException w:name="List Table 2 Accent 1" w:uiPriority="47"/>
-    <w:lsdException w:name="List Table 3 Accent 1" w:uiPriority="48"/>
-    <w:lsdException w:name="List Table 4 Accent 1" w:uiPriority="49"/>
-    <w:lsdException w:name="List Table 5 Dark Accent 1" w:uiPriority="50"/>
-    <w:lsdException w:name="List Table 6 Colorful Accent 1" w:uiPriority="51"/>
-    <w:lsdException w:name="List Table 7 Colorful Accent 1" w:uiPriority="52"/>
-    <w:lsdException w:name="List Table 1 Light Accent 2" w:uiPriority="46"/>
-    <w:lsdException w:name="List Table 2 Accent 2" w:uiPriority="47"/>
-    <w:lsdException w:name="List Table 3 Accent 2" w:uiPriority="48"/>
-    <w:lsdException w:name="List Table 4 Accent 2" w:uiPriority="49"/>
-    <w:lsdException w:name="List Table 5 Dark Accent 2" w:uiPriority="50"/>
-    <w:lsdException w:name="List Table 6 Colorful Accent 2" w:uiPriority="51"/>
-    <w:lsdException w:name="List Table 7 Colorful Accent 2" w:uiPriority="52"/>
-    <w:lsdException w:name="List Table 1 Light Accent 3" w:uiPriority="46"/>
-    <w:lsdException w:name="List Table 2 Accent 3" w:uiPriority="47"/>
-    <w:lsdException w:name="List Table 3 Accent 3" w:uiPriority="48"/>
-    <w:lsdException w:name="List Table 4 Accent 3" w:uiPriority="49"/>
-    <w:lsdException w:name="List Table 5 Dark Accent 3" w:uiPriority="50"/>
-    <w:lsdException w:name="List Table 6 Colorful Accent 3" w:uiPriority="51"/>
-    <w:lsdException w:name="List Table 7 Colorful Accent 3" w:uiPriority="52"/>
-    <w:lsdException w:name="List Table 1 Light Accent 4" w:uiPriority="46"/>
-    <w:lsdException w:name="List Table 2 Accent 4" w:uiPriority="47"/>
-    <w:lsdException w:name="List Table 3 Accent 4" w:uiPriority="48"/>
-    <w:lsdException w:name="List Table 4 Accent 4" w:uiPriority="49"/>
-    <w:lsdException w:name="List Table 5 Dark Accent 4" w:uiPriority="50"/>
-    <w:lsdException w:name="List Table 6 Colorful Accent 4" w:uiPriority="51"/>
-    <w:lsdException w:name="List Table 7 Colorful Accent 4" w:uiPriority="52"/>
-    <w:lsdException w:name="List Table 1 Light Accent 5" w:uiPriority="46"/>
-    <w:lsdException w:name="List Table 2 Accent 5" w:uiPriority="47"/>
-    <w:lsdException w:name="List Table 3 Accent 5" w:uiPriority="48"/>
-    <w:lsdException w:name="List Table 4 Accent 5" w:uiPriority="49"/>
-    <w:lsdException w:name="List Table 5 Dark Accent 5" w:uiPriority="50"/>
-    <w:lsdException w:name="List Table 6 Colorful Accent 5" w:uiPriority="51"/>
-    <w:lsdException w:name="List Table 7 Colorful Accent 5" w:uiPriority="52"/>
-    <w:lsdException w:name="List Table 1 Light Accent 6" w:uiPriority="46"/>
-    <w:lsdException w:name="List Table 2 Accent 6" w:uiPriority="47"/>
-    <w:lsdException w:name="List Table 3 Accent 6" w:uiPriority="48"/>
-    <w:lsdException w:name="List Table 4 Accent 6" w:uiPriority="49"/>
-    <w:lsdException w:name="List Table 5 Dark Accent 6" w:uiPriority="50"/>
-    <w:lsdException w:name="List Table 6 Colorful Accent 6" w:uiPriority="51"/>
-    <w:lsdException w:name="List Table 7 Colorful Accent 6" w:uiPriority="52"/>
-    <w:lsdException w:name="Mention" w:semiHidden="1" w:unhideWhenUsed="1"/>
-    <w:lsdException w:name="Smart Hyperlink" w:semiHidden="1" w:unhideWhenUsed="1"/>
-    <w:lsdException w:name="Hashtag" w:semiHidden="1" w:unhideWhenUsed="1"/>
-    <w:lsdException w:name="Unresolved Mention" w:semiHidden="1" w:unhideWhenUsed="1"/>
-    <w:lsdException w:name="Smart Link" w:semiHidden="1" w:unhideWhenUsed="1"/>
+  <w:latentStyles w:count="260" w:defQFormat="0" w:defUnhideWhenUsed="1" w:defSemiHidden="1" w:defUIPriority="99" w:defLockedState="0">
+    <w:lsdException w:qFormat="1" w:unhideWhenUsed="0" w:uiPriority="0" w:semiHidden="0" w:name="Normal"/>
+    <w:lsdException w:qFormat="1" w:unhideWhenUsed="0" w:uiPriority="9" w:semiHidden="0" w:name="heading 1"/>
+    <w:lsdException w:qFormat="1" w:uiPriority="9" w:name="heading 2"/>
+    <w:lsdException w:qFormat="1" w:uiPriority="9" w:name="heading 3"/>
+    <w:lsdException w:qFormat="1" w:uiPriority="9" w:name="heading 4"/>
+    <w:lsdException w:qFormat="1" w:uiPriority="9" w:name="heading 5"/>
+    <w:lsdException w:qFormat="1" w:uiPriority="9" w:name="heading 6"/>
+    <w:lsdException w:qFormat="1" w:uiPriority="9" w:name="heading 7"/>
+    <w:lsdException w:qFormat="1" w:uiPriority="9" w:name="heading 8"/>
+    <w:lsdException w:qFormat="1" w:uiPriority="9" w:name="heading 9"/>
+    <w:lsdException w:uiPriority="99" w:name="index 1"/>
+    <w:lsdException w:uiPriority="99" w:name="index 2"/>
+    <w:lsdException w:uiPriority="99" w:name="index 3"/>
+    <w:lsdException w:uiPriority="99" w:name="index 4"/>
+    <w:lsdException w:uiPriority="99" w:name="index 5"/>
+    <w:lsdException w:uiPriority="99" w:name="index 6"/>
+    <w:lsdException w:uiPriority="99" w:name="index 7"/>
+    <w:lsdException w:uiPriority="99" w:name="index 8"/>
+    <w:lsdException w:uiPriority="99" w:name="index 9"/>
+    <w:lsdException w:uiPriority="39" w:name="toc 1"/>
+    <w:lsdException w:uiPriority="39" w:name="toc 2"/>
+    <w:lsdException w:uiPriority="39" w:name="toc 3"/>
+    <w:lsdException w:uiPriority="39" w:name="toc 4"/>
+    <w:lsdException w:uiPriority="39" w:name="toc 5"/>
+    <w:lsdException w:uiPriority="39" w:name="toc 6"/>
+    <w:lsdException w:uiPriority="39" w:name="toc 7"/>
+    <w:lsdException w:uiPriority="39" w:name="toc 8"/>
+    <w:lsdException w:uiPriority="39" w:name="toc 9"/>
+    <w:lsdException w:uiPriority="99" w:name="Normal Indent"/>
+    <w:lsdException w:uiPriority="99" w:name="footnote text"/>
+    <w:lsdException w:uiPriority="99" w:name="annotation text"/>
+    <w:lsdException w:uiPriority="99" w:name="header"/>
+    <w:lsdException w:uiPriority="99" w:name="footer"/>
+    <w:lsdException w:uiPriority="99" w:name="index heading"/>
+    <w:lsdException w:qFormat="1" w:uiPriority="35" w:semiHidden="0" w:name="caption"/>
+    <w:lsdException w:uiPriority="99" w:name="table of figures"/>
+    <w:lsdException w:uiPriority="99" w:name="envelope address"/>
+    <w:lsdException w:uiPriority="99" w:name="envelope return"/>
+    <w:lsdException w:uiPriority="99" w:name="footnote reference"/>
+    <w:lsdException w:uiPriority="99" w:name="annotation reference"/>
+    <w:lsdException w:uiPriority="99" w:name="line number"/>
+    <w:lsdException w:uiPriority="99" w:name="page number"/>
+    <w:lsdException w:uiPriority="99" w:name="endnote reference"/>
+    <w:lsdException w:uiPriority="99" w:name="endnote text"/>
+    <w:lsdException w:uiPriority="99" w:name="table of authorities"/>
+    <w:lsdException w:uiPriority="99" w:name="macro"/>
+    <w:lsdException w:uiPriority="99" w:name="toa heading"/>
+    <w:lsdException w:uiPriority="99" w:name="List"/>
+    <w:lsdException w:uiPriority="99" w:name="List Bullet"/>
+    <w:lsdException w:uiPriority="99" w:name="List Number"/>
+    <w:lsdException w:uiPriority="99" w:name="List 2"/>
+    <w:lsdException w:uiPriority="99" w:name="List 3"/>
+    <w:lsdException w:uiPriority="99" w:name="List 4"/>
+    <w:lsdException w:uiPriority="99" w:name="List 5"/>
+    <w:lsdException w:uiPriority="99" w:name="List Bullet 2"/>
+    <w:lsdException w:uiPriority="99" w:name="List Bullet 3"/>
+    <w:lsdException w:uiPriority="99" w:name="List Bullet 4"/>
+    <w:lsdException w:uiPriority="99" w:name="List Bullet 5"/>
+    <w:lsdException w:uiPriority="99" w:name="List Number 2"/>
+    <w:lsdException w:uiPriority="99" w:name="List Number 3"/>
+    <w:lsdException w:uiPriority="99" w:name="List Number 4"/>
+    <w:lsdException w:uiPriority="99" w:name="List Number 5"/>
+    <w:lsdException w:qFormat="1" w:unhideWhenUsed="0" w:uiPriority="10" w:semiHidden="0" w:name="Title"/>
+    <w:lsdException w:uiPriority="99" w:name="Closing"/>
+    <w:lsdException w:uiPriority="99" w:name="Signature"/>
+    <w:lsdException w:uiPriority="1" w:semiHidden="0" w:name="Default Paragraph Font"/>
+    <w:lsdException w:uiPriority="99" w:name="Body Text"/>
+    <w:lsdException w:uiPriority="99" w:name="Body Text Indent"/>
+    <w:lsdException w:uiPriority="99" w:name="List Continue"/>
+    <w:lsdException w:uiPriority="99" w:name="List Continue 2"/>
+    <w:lsdException w:uiPriority="99" w:name="List Continue 3"/>
+    <w:lsdException w:uiPriority="99" w:name="List Continue 4"/>
+    <w:lsdException w:uiPriority="99" w:name="List Continue 5"/>
+    <w:lsdException w:uiPriority="99" w:name="Message Header"/>
+    <w:lsdException w:qFormat="1" w:unhideWhenUsed="0" w:uiPriority="11" w:semiHidden="0" w:name="Subtitle"/>
+    <w:lsdException w:uiPriority="99" w:name="Salutation"/>
+    <w:lsdException w:uiPriority="99" w:name="Date"/>
+    <w:lsdException w:uiPriority="99" w:name="Body Text First Indent"/>
+    <w:lsdException w:uiPriority="99" w:name="Body Text First Indent 2"/>
+    <w:lsdException w:uiPriority="99" w:name="Note Heading"/>
+    <w:lsdException w:uiPriority="99" w:name="Body Text 2"/>
+    <w:lsdException w:uiPriority="99" w:name="Body Text 3"/>
+    <w:lsdException w:uiPriority="99" w:name="Body Text Indent 2"/>
+    <w:lsdException w:uiPriority="99" w:name="Body Text Indent 3"/>
+    <w:lsdException w:uiPriority="99" w:name="Block Text"/>
+    <w:lsdException w:uiPriority="99" w:name="Hyperlink"/>
+    <w:lsdException w:uiPriority="99" w:name="FollowedHyperlink"/>
+    <w:lsdException w:qFormat="1" w:unhideWhenUsed="0" w:uiPriority="22" w:semiHidden="0" w:name="Strong"/>
+    <w:lsdException w:qFormat="1" w:unhideWhenUsed="0" w:uiPriority="20" w:semiHidden="0" w:name="Emphasis"/>
+    <w:lsdException w:uiPriority="99" w:name="Document Map"/>
+    <w:lsdException w:uiPriority="99" w:name="Plain Text"/>
+    <w:lsdException w:uiPriority="99" w:name="E-mail Signature"/>
+    <w:lsdException w:uiPriority="99" w:name="Normal (Web)"/>
+    <w:lsdException w:uiPriority="99" w:name="HTML Acronym"/>
+    <w:lsdException w:uiPriority="99" w:name="HTML Address"/>
+    <w:lsdException w:uiPriority="99" w:name="HTML Cite"/>
+    <w:lsdException w:uiPriority="99" w:name="HTML Code"/>
+    <w:lsdException w:uiPriority="99" w:name="HTML Definition"/>
+    <w:lsdException w:uiPriority="99" w:name="HTML Keyboard"/>
+    <w:lsdException w:uiPriority="99" w:name="HTML Preformatted"/>
+    <w:lsdException w:uiPriority="99" w:name="HTML Sample"/>
+    <w:lsdException w:uiPriority="99" w:name="HTML Typewriter"/>
+    <w:lsdException w:uiPriority="99" w:name="HTML Variable"/>
+    <w:lsdException w:uiPriority="99" w:name="Normal Table"/>
+    <w:lsdException w:uiPriority="99" w:name="annotation subject"/>
+    <w:lsdException w:uiPriority="99" w:name="Table Simple 1"/>
+    <w:lsdException w:uiPriority="99" w:name="Table Simple 2"/>
+    <w:lsdException w:uiPriority="99" w:name="Table Simple 3"/>
+    <w:lsdException w:uiPriority="99" w:name="Table Classic 1"/>
+    <w:lsdException w:uiPriority="99" w:name="Table Classic 2"/>
+    <w:lsdException w:uiPriority="99" w:name="Table Classic 3"/>
+    <w:lsdException w:uiPriority="99" w:name="Table Classic 4"/>
+    <w:lsdException w:uiPriority="99" w:name="Table Colorful 1"/>
+    <w:lsdException w:uiPriority="99" w:name="Table Colorful 2"/>
+    <w:lsdException w:uiPriority="99" w:name="Table Colorful 3"/>
+    <w:lsdException w:uiPriority="99" w:name="Table Columns 1"/>
+    <w:lsdException w:uiPriority="99" w:name="Table Columns 2"/>
+    <w:lsdException w:uiPriority="99" w:name="Table Columns 3"/>
+    <w:lsdException w:uiPriority="99" w:name="Table Columns 4"/>
+    <w:lsdException w:uiPriority="99" w:name="Table Columns 5"/>
+    <w:lsdException w:uiPriority="99" w:name="Table Grid 1"/>
+    <w:lsdException w:uiPriority="99" w:name="Table Grid 2"/>
+    <w:lsdException w:uiPriority="99" w:name="Table Grid 3"/>
+    <w:lsdException w:uiPriority="99" w:name="Table Grid 4"/>
+    <w:lsdException w:uiPriority="99" w:name="Table Grid 5"/>
+    <w:lsdException w:uiPriority="99" w:name="Table Grid 6"/>
+    <w:lsdException w:uiPriority="99" w:name="Table Grid 7"/>
+    <w:lsdException w:uiPriority="99" w:name="Table Grid 8"/>
+    <w:lsdException w:uiPriority="99" w:name="Table List 1"/>
+    <w:lsdException w:uiPriority="99" w:name="Table List 2"/>
+    <w:lsdException w:uiPriority="99" w:name="Table List 3"/>
+    <w:lsdException w:uiPriority="99" w:name="Table List 4"/>
+    <w:lsdException w:uiPriority="99" w:name="Table List 5"/>
+    <w:lsdException w:uiPriority="99" w:name="Table List 6"/>
+    <w:lsdException w:uiPriority="99" w:name="Table List 7"/>
+    <w:lsdException w:uiPriority="99" w:name="Table List 8"/>
+    <w:lsdException w:uiPriority="99" w:name="Table 3D effects 1"/>
+    <w:lsdException w:uiPriority="99" w:name="Table 3D effects 2"/>
+    <w:lsdException w:uiPriority="99" w:name="Table 3D effects 3"/>
+    <w:lsdException w:uiPriority="99" w:name="Table Contemporary"/>
+    <w:lsdException w:uiPriority="99" w:name="Table Elegant"/>
+    <w:lsdException w:uiPriority="99" w:name="Table Professional"/>
+    <w:lsdException w:uiPriority="99" w:name="Table Subtle 1"/>
+    <w:lsdException w:uiPriority="99" w:name="Table Subtle 2"/>
+    <w:lsdException w:uiPriority="99" w:name="Table Web 1"/>
+    <w:lsdException w:uiPriority="99" w:name="Table Web 2"/>
+    <w:lsdException w:uiPriority="99" w:name="Table Web 3"/>
+    <w:lsdException w:uiPriority="99" w:name="Balloon Text"/>
+    <w:lsdException w:unhideWhenUsed="0" w:uiPriority="39" w:semiHidden="0" w:name="Table Grid"/>
+    <w:lsdException w:uiPriority="99" w:name="Table Theme"/>
+    <w:lsdException w:unhideWhenUsed="0" w:uiPriority="60" w:semiHidden="0" w:name="Light Shading"/>
+    <w:lsdException w:unhideWhenUsed="0" w:uiPriority="61" w:semiHidden="0" w:name="Light List"/>
+    <w:lsdException w:unhideWhenUsed="0" w:uiPriority="62" w:semiHidden="0" w:name="Light Grid"/>
+    <w:lsdException w:unhideWhenUsed="0" w:uiPriority="63" w:semiHidden="0" w:name="Medium Shading 1"/>
+    <w:lsdException w:unhideWhenUsed="0" w:uiPriority="64" w:semiHidden="0" w:name="Medium Shading 2"/>
+    <w:lsdException w:unhideWhenUsed="0" w:uiPriority="65" w:semiHidden="0" w:name="Medium List 1"/>
+    <w:lsdException w:unhideWhenUsed="0" w:uiPriority="66" w:semiHidden="0" w:name="Medium List 2"/>
+    <w:lsdException w:unhideWhenUsed="0" w:uiPriority="67" w:semiHidden="0" w:name="Medium Grid 1"/>
+    <w:lsdException w:unhideWhenUsed="0" w:uiPriority="68" w:semiHidden="0" w:name="Medium Grid 2"/>
+    <w:lsdException w:unhideWhenUsed="0" w:uiPriority="69" w:semiHidden="0" w:name="Medium Grid 3"/>
+    <w:lsdException w:unhideWhenUsed="0" w:uiPriority="70" w:semiHidden="0" w:name="Dark List"/>
+    <w:lsdException w:unhideWhenUsed="0" w:uiPriority="71" w:semiHidden="0" w:name="Colorful Shading"/>
+    <w:lsdException w:unhideWhenUsed="0" w:uiPriority="72" w:semiHidden="0" w:name="Colorful List"/>
+    <w:lsdException w:unhideWhenUsed="0" w:uiPriority="73" w:semiHidden="0" w:name="Colorful Grid"/>
+    <w:lsdException w:unhideWhenUsed="0" w:uiPriority="60" w:semiHidden="0" w:name="Light Shading Accent 1"/>
+    <w:lsdException w:unhideWhenUsed="0" w:uiPriority="61" w:semiHidden="0" w:name="Light List Accent 1"/>
+    <w:lsdException w:unhideWhenUsed="0" w:uiPriority="62" w:semiHidden="0" w:name="Light Grid Accent 1"/>
+    <w:lsdException w:unhideWhenUsed="0" w:uiPriority="63" w:semiHidden="0" w:name="Medium Shading 1 Accent 1"/>
+    <w:lsdException w:unhideWhenUsed="0" w:uiPriority="64" w:semiHidden="0" w:name="Medium Shading 2 Accent 1"/>
+    <w:lsdException w:unhideWhenUsed="0" w:uiPriority="65" w:semiHidden="0" w:name="Medium List 1 Accent 1"/>
+    <w:lsdException w:qFormat="1" w:unhideWhenUsed="0" w:uiPriority="34" w:semiHidden="0" w:name="List Paragraph"/>
+    <w:lsdException w:qFormat="1" w:unhideWhenUsed="0" w:uiPriority="29" w:semiHidden="0" w:name="Quote"/>
+    <w:lsdException w:qFormat="1" w:unhideWhenUsed="0" w:uiPriority="30" w:semiHidden="0" w:name="Intense Quote"/>
+    <w:lsdException w:unhideWhenUsed="0" w:uiPriority="66" w:semiHidden="0" w:name="Medium List 2 Accent 1"/>
+    <w:lsdException w:unhideWhenUsed="0" w:uiPriority="67" w:semiHidden="0" w:name="Medium Grid 1 Accent 1"/>
+    <w:lsdException w:unhideWhenUsed="0" w:uiPriority="68" w:semiHidden="0" w:name="Medium Grid 2 Accent 1"/>
+    <w:lsdException w:unhideWhenUsed="0" w:uiPriority="69" w:semiHidden="0" w:name="Medium Grid 3 Accent 1"/>
+    <w:lsdException w:unhideWhenUsed="0" w:uiPriority="70" w:semiHidden="0" w:name="Dark List Accent 1"/>
+    <w:lsdException w:unhideWhenUsed="0" w:uiPriority="71" w:semiHidden="0" w:name="Colorful Shading Accent 1"/>
+    <w:lsdException w:unhideWhenUsed="0" w:uiPriority="72" w:semiHidden="0" w:name="Colorful List Accent 1"/>
+    <w:lsdException w:unhideWhenUsed="0" w:uiPriority="73" w:semiHidden="0" w:name="Colorful Grid Accent 1"/>
+    <w:lsdException w:unhideWhenUsed="0" w:uiPriority="60" w:semiHidden="0" w:name="Light Shading Accent 2"/>
+    <w:lsdException w:unhideWhenUsed="0" w:uiPriority="61" w:semiHidden="0" w:name="Light List Accent 2"/>
+    <w:lsdException w:unhideWhenUsed="0" w:uiPriority="62" w:semiHidden="0" w:name="Light Grid Accent 2"/>
+    <w:lsdException w:unhideWhenUsed="0" w:uiPriority="63" w:semiHidden="0" w:name="Medium Shading 1 Accent 2"/>
+    <w:lsdException w:unhideWhenUsed="0" w:uiPriority="64" w:semiHidden="0" w:name="Medium Shading 2 Accent 2"/>
+    <w:lsdException w:unhideWhenUsed="0" w:uiPriority="65" w:semiHidden="0" w:name="Medium List 1 Accent 2"/>
+    <w:lsdException w:unhideWhenUsed="0" w:uiPriority="66" w:semiHidden="0" w:name="Medium List 2 Accent 2"/>
+    <w:lsdException w:unhideWhenUsed="0" w:uiPriority="67" w:semiHidden="0" w:name="Medium Grid 1 Accent 2"/>
+    <w:lsdException w:unhideWhenUsed="0" w:uiPriority="68" w:semiHidden="0" w:name="Medium Grid 2 Accent 2"/>
+    <w:lsdException w:unhideWhenUsed="0" w:uiPriority="69" w:semiHidden="0" w:name="Medium Grid 3 Accent 2"/>
+    <w:lsdException w:unhideWhenUsed="0" w:uiPriority="70" w:semiHidden="0" w:name="Dark List Accent 2"/>
+    <w:lsdException w:unhideWhenUsed="0" w:uiPriority="71" w:semiHidden="0" w:name="Colorful Shading Accent 2"/>
+    <w:lsdException w:unhideWhenUsed="0" w:uiPriority="72" w:semiHidden="0" w:name="Colorful List Accent 2"/>
+    <w:lsdException w:unhideWhenUsed="0" w:uiPriority="73" w:semiHidden="0" w:name="Colorful Grid Accent 2"/>
+    <w:lsdException w:unhideWhenUsed="0" w:uiPriority="60" w:semiHidden="0" w:name="Light Shading Accent 3"/>
+    <w:lsdException w:unhideWhenUsed="0" w:uiPriority="61" w:semiHidden="0" w:name="Light List Accent 3"/>
+    <w:lsdException w:unhideWhenUsed="0" w:uiPriority="62" w:semiHidden="0" w:name="Light Grid Accent 3"/>
+    <w:lsdException w:unhideWhenUsed="0" w:uiPriority="63" w:semiHidden="0" w:name="Medium Shading 1 Accent 3"/>
+    <w:lsdException w:unhideWhenUsed="0" w:uiPriority="64" w:semiHidden="0" w:name="Medium Shading 2 Accent 3"/>
+    <w:lsdException w:unhideWhenUsed="0" w:uiPriority="65" w:semiHidden="0" w:name="Medium List 1 Accent 3"/>
+    <w:lsdException w:unhideWhenUsed="0" w:uiPriority="66" w:semiHidden="0" w:name="Medium List 2 Accent 3"/>
+    <w:lsdException w:unhideWhenUsed="0" w:uiPriority="67" w:semiHidden="0" w:name="Medium Grid 1 Accent 3"/>
+    <w:lsdException w:unhideWhenUsed="0" w:uiPriority="68" w:semiHidden="0" w:name="Medium Grid 2 Accent 3"/>
+    <w:lsdException w:unhideWhenUsed="0" w:uiPriority="69" w:semiHidden="0" w:name="Medium Grid 3 Accent 3"/>
+    <w:lsdException w:unhideWhenUsed="0" w:uiPriority="70" w:semiHidden="0" w:name="Dark List Accent 3"/>
+    <w:lsdException w:unhideWhenUsed="0" w:uiPriority="71" w:semiHidden="0" w:name="Colorful Shading Accent 3"/>
+    <w:lsdException w:unhideWhenUsed="0" w:uiPriority="72" w:semiHidden="0" w:name="Colorful List Accent 3"/>
+    <w:lsdException w:unhideWhenUsed="0" w:uiPriority="73" w:semiHidden="0" w:name="Colorful Grid Accent 3"/>
+    <w:lsdException w:unhideWhenUsed="0" w:uiPriority="60" w:semiHidden="0" w:name="Light Shading Accent 4"/>
+    <w:lsdException w:unhideWhenUsed="0" w:uiPriority="61" w:semiHidden="0" w:name="Light List Accent 4"/>
+    <w:lsdException w:unhideWhenUsed="0" w:uiPriority="62" w:semiHidden="0" w:name="Light Grid Accent 4"/>
+    <w:lsdException w:unhideWhenUsed="0" w:uiPriority="63" w:semiHidden="0" w:name="Medium Shading 1 Accent 4"/>
+    <w:lsdException w:unhideWhenUsed="0" w:uiPriority="64" w:semiHidden="0" w:name="Medium Shading 2 Accent 4"/>
+    <w:lsdException w:unhideWhenUsed="0" w:uiPriority="65" w:semiHidden="0" w:name="Medium List 1 Accent 4"/>
+    <w:lsdException w:unhideWhenUsed="0" w:uiPriority="66" w:semiHidden="0" w:name="Medium List 2 Accent 4"/>
+    <w:lsdException w:unhideWhenUsed="0" w:uiPriority="67" w:semiHidden="0" w:name="Medium Grid 1 Accent 4"/>
+    <w:lsdException w:unhideWhenUsed="0" w:uiPriority="68" w:semiHidden="0" w:name="Medium Grid 2 Accent 4"/>
+    <w:lsdException w:unhideWhenUsed="0" w:uiPriority="69" w:semiHidden="0" w:name="Medium Grid 3 Accent 4"/>
+    <w:lsdException w:unhideWhenUsed="0" w:uiPriority="70" w:semiHidden="0" w:name="Dark List Accent 4"/>
+    <w:lsdException w:unhideWhenUsed="0" w:uiPriority="71" w:semiHidden="0" w:name="Colorful Shading Accent 4"/>
+    <w:lsdException w:unhideWhenUsed="0" w:uiPriority="72" w:semiHidden="0" w:name="Colorful List Accent 4"/>
+    <w:lsdException w:unhideWhenUsed="0" w:uiPriority="73" w:semiHidden="0" w:name="Colorful Grid Accent 4"/>
+    <w:lsdException w:unhideWhenUsed="0" w:uiPriority="60" w:semiHidden="0" w:name="Light Shading Accent 5"/>
+    <w:lsdException w:unhideWhenUsed="0" w:uiPriority="61" w:semiHidden="0" w:name="Light List Accent 5"/>
+    <w:lsdException w:unhideWhenUsed="0" w:uiPriority="62" w:semiHidden="0" w:name="Light Grid Accent 5"/>
+    <w:lsdException w:unhideWhenUsed="0" w:uiPriority="63" w:semiHidden="0" w:name="Medium Shading 1 Accent 5"/>
+    <w:lsdException w:unhideWhenUsed="0" w:uiPriority="64" w:semiHidden="0" w:name="Medium Shading 2 Accent 5"/>
+    <w:lsdException w:unhideWhenUsed="0" w:uiPriority="65" w:semiHidden="0" w:name="Medium List 1 Accent 5"/>
+    <w:lsdException w:unhideWhenUsed="0" w:uiPriority="66" w:semiHidden="0" w:name="Medium List 2 Accent 5"/>
+    <w:lsdException w:unhideWhenUsed="0" w:uiPriority="67" w:semiHidden="0" w:name="Medium Grid 1 Accent 5"/>
+    <w:lsdException w:unhideWhenUsed="0" w:uiPriority="68" w:semiHidden="0" w:name="Medium Grid 2 Accent 5"/>
+    <w:lsdException w:unhideWhenUsed="0" w:uiPriority="69" w:semiHidden="0" w:name="Medium Grid 3 Accent 5"/>
+    <w:lsdException w:unhideWhenUsed="0" w:uiPriority="70" w:semiHidden="0" w:name="Dark List Accent 5"/>
+    <w:lsdException w:unhideWhenUsed="0" w:uiPriority="71" w:semiHidden="0" w:name="Colorful Shading Accent 5"/>
+    <w:lsdException w:unhideWhenUsed="0" w:uiPriority="72" w:semiHidden="0" w:name="Colorful List Accent 5"/>
+    <w:lsdException w:unhideWhenUsed="0" w:uiPriority="73" w:semiHidden="0" w:name="Colorful Grid Accent 5"/>
+    <w:lsdException w:unhideWhenUsed="0" w:uiPriority="60" w:semiHidden="0" w:name="Light Shading Accent 6"/>
+    <w:lsdException w:unhideWhenUsed="0" w:uiPriority="61" w:semiHidden="0" w:name="Light List Accent 6"/>
+    <w:lsdException w:unhideWhenUsed="0" w:uiPriority="62" w:semiHidden="0" w:name="Light Grid Accent 6"/>
+    <w:lsdException w:unhideWhenUsed="0" w:uiPriority="63" w:semiHidden="0" w:name="Medium Shading 1 Accent 6"/>
+    <w:lsdException w:unhideWhenUsed="0" w:uiPriority="64" w:semiHidden="0" w:name="Medium Shading 2 Accent 6"/>
+    <w:lsdException w:unhideWhenUsed="0" w:uiPriority="65" w:semiHidden="0" w:name="Medium List 1 Accent 6"/>
+    <w:lsdException w:unhideWhenUsed="0" w:uiPriority="66" w:semiHidden="0" w:name="Medium List 2 Accent 6"/>
+    <w:lsdException w:unhideWhenUsed="0" w:uiPriority="67" w:semiHidden="0" w:name="Medium Grid 1 Accent 6"/>
+    <w:lsdException w:unhideWhenUsed="0" w:uiPriority="68" w:semiHidden="0" w:name="Medium Grid 2 Accent 6"/>
+    <w:lsdException w:unhideWhenUsed="0" w:uiPriority="69" w:semiHidden="0" w:name="Medium Grid 3 Accent 6"/>
+    <w:lsdException w:unhideWhenUsed="0" w:uiPriority="70" w:semiHidden="0" w:name="Dark List Accent 6"/>
+    <w:lsdException w:unhideWhenUsed="0" w:uiPriority="71" w:semiHidden="0" w:name="Colorful Shading Accent 6"/>
+    <w:lsdException w:unhideWhenUsed="0" w:uiPriority="72" w:semiHidden="0" w:name="Colorful List Accent 6"/>
+    <w:lsdException w:unhideWhenUsed="0" w:uiPriority="73" w:semiHidden="0" w:name="Colorful Grid Accent 6"/>
   </w:latentStyles>
-  <w:style w:type="paragraph" w:default="1" w:styleId="a">
+  <w:style w:type="paragraph" w:default="1" w:styleId="1">
     <w:name w:val="Normal"/>
     <w:qFormat/>
+    <w:uiPriority w:val="0"/>
     <w:pPr>
       <w:widowControl w:val="0"/>
       <w:jc w:val="both"/>
     </w:pPr>
+    <w:rPr>
+      <w:rFonts w:asciiTheme="minorHAnsi" w:hAnsiTheme="minorHAnsi" w:eastAsiaTheme="minorEastAsia" w:cstheme="minorBidi"/>
+      <w:kern w:val="2"/>
+      <w:sz w:val="21"/>
+      <w:szCs w:val="22"/>
+      <w:lang w:val="en-US" w:eastAsia="zh-CN" w:bidi="ar-SA"/>
+    </w:rPr>
   </w:style>
-  <w:style w:type="paragraph" w:styleId="1">
+  <w:style w:type="paragraph" w:styleId="2">
     <w:name w:val="heading 1"/>
-    <w:basedOn w:val="a"/>
-    <w:next w:val="a"/>
-    <w:link w:val="10"/>
+    <w:basedOn w:val="1"/>
+    <w:next w:val="1"/>
+    <w:link w:val="19"/>
+    <w:qFormat/>
     <w:uiPriority w:val="9"/>
-    <w:qFormat/>
-    <w:rsid w:val="001E6130"/>
     <w:pPr>
       <w:keepNext/>
       <w:keepLines/>
@@ -6126,22 +6387,21 @@
       <w:outlineLvl w:val="0"/>
     </w:pPr>
     <w:rPr>
-      <w:rFonts w:asciiTheme="majorHAnsi" w:eastAsiaTheme="majorEastAsia" w:hAnsiTheme="majorHAnsi" w:cstheme="majorBidi"/>
-      <w:color w:val="2F5496" w:themeColor="accent1" w:themeShade="BF"/>
+      <w:rFonts w:asciiTheme="majorHAnsi" w:hAnsiTheme="majorHAnsi" w:eastAsiaTheme="majorEastAsia" w:cstheme="majorBidi"/>
+      <w:color w:val="2F5597" w:themeColor="accent1" w:themeShade="BF"/>
       <w:sz w:val="48"/>
       <w:szCs w:val="48"/>
     </w:rPr>
   </w:style>
-  <w:style w:type="paragraph" w:styleId="2">
+  <w:style w:type="paragraph" w:styleId="3">
     <w:name w:val="heading 2"/>
-    <w:basedOn w:val="a"/>
-    <w:next w:val="a"/>
+    <w:basedOn w:val="1"/>
+    <w:next w:val="1"/>
     <w:link w:val="20"/>
-    <w:uiPriority w:val="9"/>
     <w:semiHidden/>
     <w:unhideWhenUsed/>
     <w:qFormat/>
-    <w:rsid w:val="001E6130"/>
+    <w:uiPriority w:val="9"/>
     <w:pPr>
       <w:keepNext/>
       <w:keepLines/>
@@ -6149,22 +6409,21 @@
       <w:outlineLvl w:val="1"/>
     </w:pPr>
     <w:rPr>
-      <w:rFonts w:asciiTheme="majorHAnsi" w:eastAsiaTheme="majorEastAsia" w:hAnsiTheme="majorHAnsi" w:cstheme="majorBidi"/>
-      <w:color w:val="2F5496" w:themeColor="accent1" w:themeShade="BF"/>
+      <w:rFonts w:asciiTheme="majorHAnsi" w:hAnsiTheme="majorHAnsi" w:eastAsiaTheme="majorEastAsia" w:cstheme="majorBidi"/>
+      <w:color w:val="2F5597" w:themeColor="accent1" w:themeShade="BF"/>
       <w:sz w:val="40"/>
       <w:szCs w:val="40"/>
     </w:rPr>
   </w:style>
-  <w:style w:type="paragraph" w:styleId="3">
+  <w:style w:type="paragraph" w:styleId="4">
     <w:name w:val="heading 3"/>
-    <w:basedOn w:val="a"/>
-    <w:next w:val="a"/>
-    <w:link w:val="30"/>
-    <w:uiPriority w:val="9"/>
+    <w:basedOn w:val="1"/>
+    <w:next w:val="1"/>
+    <w:link w:val="21"/>
     <w:semiHidden/>
     <w:unhideWhenUsed/>
     <w:qFormat/>
-    <w:rsid w:val="001E6130"/>
+    <w:uiPriority w:val="9"/>
     <w:pPr>
       <w:keepNext/>
       <w:keepLines/>
@@ -6172,22 +6431,21 @@
       <w:outlineLvl w:val="2"/>
     </w:pPr>
     <w:rPr>
-      <w:rFonts w:asciiTheme="majorHAnsi" w:eastAsiaTheme="majorEastAsia" w:hAnsiTheme="majorHAnsi" w:cstheme="majorBidi"/>
-      <w:color w:val="2F5496" w:themeColor="accent1" w:themeShade="BF"/>
+      <w:rFonts w:asciiTheme="majorHAnsi" w:hAnsiTheme="majorHAnsi" w:eastAsiaTheme="majorEastAsia" w:cstheme="majorBidi"/>
+      <w:color w:val="2F5597" w:themeColor="accent1" w:themeShade="BF"/>
       <w:sz w:val="32"/>
       <w:szCs w:val="32"/>
     </w:rPr>
   </w:style>
-  <w:style w:type="paragraph" w:styleId="4">
+  <w:style w:type="paragraph" w:styleId="5">
     <w:name w:val="heading 4"/>
-    <w:basedOn w:val="a"/>
-    <w:next w:val="a"/>
-    <w:link w:val="40"/>
-    <w:uiPriority w:val="9"/>
+    <w:basedOn w:val="1"/>
+    <w:next w:val="1"/>
+    <w:link w:val="22"/>
     <w:semiHidden/>
     <w:unhideWhenUsed/>
     <w:qFormat/>
-    <w:rsid w:val="001E6130"/>
+    <w:uiPriority w:val="9"/>
     <w:pPr>
       <w:keepNext/>
       <w:keepLines/>
@@ -6196,21 +6454,20 @@
     </w:pPr>
     <w:rPr>
       <w:rFonts w:cstheme="majorBidi"/>
-      <w:color w:val="2F5496" w:themeColor="accent1" w:themeShade="BF"/>
+      <w:color w:val="2F5597" w:themeColor="accent1" w:themeShade="BF"/>
       <w:sz w:val="28"/>
       <w:szCs w:val="28"/>
     </w:rPr>
   </w:style>
-  <w:style w:type="paragraph" w:styleId="5">
+  <w:style w:type="paragraph" w:styleId="6">
     <w:name w:val="heading 5"/>
-    <w:basedOn w:val="a"/>
-    <w:next w:val="a"/>
-    <w:link w:val="50"/>
-    <w:uiPriority w:val="9"/>
+    <w:basedOn w:val="1"/>
+    <w:next w:val="1"/>
+    <w:link w:val="23"/>
     <w:semiHidden/>
     <w:unhideWhenUsed/>
     <w:qFormat/>
-    <w:rsid w:val="001E6130"/>
+    <w:uiPriority w:val="9"/>
     <w:pPr>
       <w:keepNext/>
       <w:keepLines/>
@@ -6219,21 +6476,20 @@
     </w:pPr>
     <w:rPr>
       <w:rFonts w:cstheme="majorBidi"/>
-      <w:color w:val="2F5496" w:themeColor="accent1" w:themeShade="BF"/>
+      <w:color w:val="2F5597" w:themeColor="accent1" w:themeShade="BF"/>
       <w:sz w:val="24"/>
       <w:szCs w:val="24"/>
     </w:rPr>
   </w:style>
-  <w:style w:type="paragraph" w:styleId="6">
+  <w:style w:type="paragraph" w:styleId="7">
     <w:name w:val="heading 6"/>
-    <w:basedOn w:val="a"/>
-    <w:next w:val="a"/>
-    <w:link w:val="60"/>
-    <w:uiPriority w:val="9"/>
+    <w:basedOn w:val="1"/>
+    <w:next w:val="1"/>
+    <w:link w:val="24"/>
     <w:semiHidden/>
     <w:unhideWhenUsed/>
     <w:qFormat/>
-    <w:rsid w:val="001E6130"/>
+    <w:uiPriority w:val="9"/>
     <w:pPr>
       <w:keepNext/>
       <w:keepLines/>
@@ -6244,19 +6500,18 @@
       <w:rFonts w:cstheme="majorBidi"/>
       <w:b/>
       <w:bCs/>
-      <w:color w:val="2F5496" w:themeColor="accent1" w:themeShade="BF"/>
+      <w:color w:val="2F5597" w:themeColor="accent1" w:themeShade="BF"/>
     </w:rPr>
   </w:style>
-  <w:style w:type="paragraph" w:styleId="7">
+  <w:style w:type="paragraph" w:styleId="8">
     <w:name w:val="heading 7"/>
-    <w:basedOn w:val="a"/>
-    <w:next w:val="a"/>
-    <w:link w:val="70"/>
-    <w:uiPriority w:val="9"/>
+    <w:basedOn w:val="1"/>
+    <w:next w:val="1"/>
+    <w:link w:val="25"/>
     <w:semiHidden/>
     <w:unhideWhenUsed/>
     <w:qFormat/>
-    <w:rsid w:val="001E6130"/>
+    <w:uiPriority w:val="9"/>
     <w:pPr>
       <w:keepNext/>
       <w:keepLines/>
@@ -6268,18 +6523,25 @@
       <w:b/>
       <w:bCs/>
       <w:color w:val="595959" w:themeColor="text1" w:themeTint="A6"/>
+      <w14:textFill>
+        <w14:solidFill>
+          <w14:schemeClr w14:val="tx1">
+            <w14:lumMod w14:val="65000"/>
+            <w14:lumOff w14:val="35000"/>
+          </w14:schemeClr>
+        </w14:solidFill>
+      </w14:textFill>
     </w:rPr>
   </w:style>
-  <w:style w:type="paragraph" w:styleId="8">
+  <w:style w:type="paragraph" w:styleId="9">
     <w:name w:val="heading 8"/>
-    <w:basedOn w:val="a"/>
-    <w:next w:val="a"/>
-    <w:link w:val="80"/>
-    <w:uiPriority w:val="9"/>
+    <w:basedOn w:val="1"/>
+    <w:next w:val="1"/>
+    <w:link w:val="26"/>
     <w:semiHidden/>
     <w:unhideWhenUsed/>
     <w:qFormat/>
-    <w:rsid w:val="001E6130"/>
+    <w:uiPriority w:val="9"/>
     <w:pPr>
       <w:keepNext/>
       <w:keepLines/>
@@ -6288,18 +6550,25 @@
     <w:rPr>
       <w:rFonts w:cstheme="majorBidi"/>
       <w:color w:val="595959" w:themeColor="text1" w:themeTint="A6"/>
+      <w14:textFill>
+        <w14:solidFill>
+          <w14:schemeClr w14:val="tx1">
+            <w14:lumMod w14:val="65000"/>
+            <w14:lumOff w14:val="35000"/>
+          </w14:schemeClr>
+        </w14:solidFill>
+      </w14:textFill>
     </w:rPr>
   </w:style>
-  <w:style w:type="paragraph" w:styleId="9">
+  <w:style w:type="paragraph" w:styleId="10">
     <w:name w:val="heading 9"/>
-    <w:basedOn w:val="a"/>
-    <w:next w:val="a"/>
-    <w:link w:val="90"/>
-    <w:uiPriority w:val="9"/>
+    <w:basedOn w:val="1"/>
+    <w:next w:val="1"/>
+    <w:link w:val="27"/>
     <w:semiHidden/>
     <w:unhideWhenUsed/>
     <w:qFormat/>
-    <w:rsid w:val="001E6130"/>
+    <w:uiPriority w:val="9"/>
     <w:pPr>
       <w:keepNext/>
       <w:keepLines/>
@@ -6308,20 +6577,27 @@
     <w:rPr>
       <w:rFonts w:eastAsiaTheme="majorEastAsia" w:cstheme="majorBidi"/>
       <w:color w:val="595959" w:themeColor="text1" w:themeTint="A6"/>
+      <w14:textFill>
+        <w14:solidFill>
+          <w14:schemeClr w14:val="tx1">
+            <w14:lumMod w14:val="65000"/>
+            <w14:lumOff w14:val="35000"/>
+          </w14:schemeClr>
+        </w14:solidFill>
+      </w14:textFill>
     </w:rPr>
   </w:style>
-  <w:style w:type="character" w:default="1" w:styleId="a0">
+  <w:style w:type="character" w:default="1" w:styleId="17">
     <w:name w:val="Default Paragraph Font"/>
+    <w:unhideWhenUsed/>
     <w:uiPriority w:val="1"/>
-    <w:unhideWhenUsed/>
   </w:style>
-  <w:style w:type="table" w:default="1" w:styleId="a1">
+  <w:style w:type="table" w:default="1" w:styleId="15">
     <w:name w:val="Normal Table"/>
-    <w:uiPriority w:val="99"/>
     <w:semiHidden/>
     <w:unhideWhenUsed/>
+    <w:uiPriority w:val="99"/>
     <w:tblPr>
-      <w:tblInd w:w="0" w:type="dxa"/>
       <w:tblCellMar>
         <w:top w:w="0" w:type="dxa"/>
         <w:left w:w="108" w:type="dxa"/>
@@ -6330,213 +6606,282 @@
       </w:tblCellMar>
     </w:tblPr>
   </w:style>
-  <w:style w:type="numbering" w:default="1" w:styleId="a2">
-    <w:name w:val="No List"/>
-    <w:uiPriority w:val="99"/>
+  <w:style w:type="paragraph" w:styleId="11">
+    <w:name w:val="caption"/>
+    <w:basedOn w:val="1"/>
+    <w:next w:val="1"/>
+    <w:unhideWhenUsed/>
+    <w:qFormat/>
+    <w:uiPriority w:val="35"/>
+    <w:rPr>
+      <w:rFonts w:eastAsia="黑体" w:asciiTheme="majorHAnsi" w:hAnsiTheme="majorHAnsi" w:cstheme="majorBidi"/>
+      <w:sz w:val="20"/>
+      <w:szCs w:val="20"/>
+    </w:rPr>
+  </w:style>
+  <w:style w:type="paragraph" w:styleId="12">
+    <w:name w:val="Subtitle"/>
+    <w:basedOn w:val="1"/>
+    <w:next w:val="1"/>
+    <w:link w:val="29"/>
+    <w:qFormat/>
+    <w:uiPriority w:val="11"/>
+    <w:pPr>
+      <w:spacing w:after="160"/>
+      <w:jc w:val="center"/>
+    </w:pPr>
+    <w:rPr>
+      <w:rFonts w:asciiTheme="majorHAnsi" w:hAnsiTheme="majorHAnsi" w:eastAsiaTheme="majorEastAsia" w:cstheme="majorBidi"/>
+      <w:color w:val="595959" w:themeColor="text1" w:themeTint="A6"/>
+      <w:spacing w:val="15"/>
+      <w:sz w:val="28"/>
+      <w:szCs w:val="28"/>
+      <w14:textFill>
+        <w14:solidFill>
+          <w14:schemeClr w14:val="tx1">
+            <w14:lumMod w14:val="65000"/>
+            <w14:lumOff w14:val="35000"/>
+          </w14:schemeClr>
+        </w14:solidFill>
+      </w14:textFill>
+    </w:rPr>
+  </w:style>
+  <w:style w:type="paragraph" w:styleId="13">
+    <w:name w:val="HTML Preformatted"/>
+    <w:basedOn w:val="1"/>
+    <w:link w:val="37"/>
     <w:semiHidden/>
     <w:unhideWhenUsed/>
+    <w:uiPriority w:val="99"/>
+    <w:rPr>
+      <w:rFonts w:ascii="Courier New" w:hAnsi="Courier New" w:cs="Courier New"/>
+      <w:sz w:val="20"/>
+      <w:szCs w:val="20"/>
+    </w:rPr>
   </w:style>
-  <w:style w:type="character" w:customStyle="1" w:styleId="10">
+  <w:style w:type="paragraph" w:styleId="14">
+    <w:name w:val="Title"/>
+    <w:basedOn w:val="1"/>
+    <w:next w:val="1"/>
+    <w:link w:val="28"/>
+    <w:qFormat/>
+    <w:uiPriority w:val="10"/>
+    <w:pPr>
+      <w:spacing w:after="80"/>
+      <w:contextualSpacing/>
+      <w:jc w:val="center"/>
+    </w:pPr>
+    <w:rPr>
+      <w:rFonts w:asciiTheme="majorHAnsi" w:hAnsiTheme="majorHAnsi" w:eastAsiaTheme="majorEastAsia" w:cstheme="majorBidi"/>
+      <w:spacing w:val="-10"/>
+      <w:kern w:val="28"/>
+      <w:sz w:val="56"/>
+      <w:szCs w:val="56"/>
+    </w:rPr>
+  </w:style>
+  <w:style w:type="table" w:styleId="16">
+    <w:name w:val="Table Grid"/>
+    <w:basedOn w:val="15"/>
+    <w:uiPriority w:val="39"/>
+    <w:tblPr>
+      <w:tblBorders>
+        <w:top w:val="single" w:color="auto" w:sz="4" w:space="0"/>
+        <w:left w:val="single" w:color="auto" w:sz="4" w:space="0"/>
+        <w:bottom w:val="single" w:color="auto" w:sz="4" w:space="0"/>
+        <w:right w:val="single" w:color="auto" w:sz="4" w:space="0"/>
+        <w:insideH w:val="single" w:color="auto" w:sz="4" w:space="0"/>
+        <w:insideV w:val="single" w:color="auto" w:sz="4" w:space="0"/>
+      </w:tblBorders>
+    </w:tblPr>
+  </w:style>
+  <w:style w:type="character" w:styleId="18">
+    <w:name w:val="HTML Code"/>
+    <w:basedOn w:val="17"/>
+    <w:semiHidden/>
+    <w:unhideWhenUsed/>
+    <w:uiPriority w:val="99"/>
+    <w:rPr>
+      <w:rFonts w:ascii="Courier New" w:hAnsi="Courier New"/>
+      <w:sz w:val="20"/>
+    </w:rPr>
+  </w:style>
+  <w:style w:type="character" w:customStyle="1" w:styleId="19">
     <w:name w:val="标题 1 字符"/>
-    <w:basedOn w:val="a0"/>
-    <w:link w:val="1"/>
+    <w:basedOn w:val="17"/>
+    <w:link w:val="2"/>
     <w:uiPriority w:val="9"/>
-    <w:rsid w:val="001E6130"/>
     <w:rPr>
-      <w:rFonts w:asciiTheme="majorHAnsi" w:eastAsiaTheme="majorEastAsia" w:hAnsiTheme="majorHAnsi" w:cstheme="majorBidi"/>
-      <w:color w:val="2F5496" w:themeColor="accent1" w:themeShade="BF"/>
+      <w:rFonts w:asciiTheme="majorHAnsi" w:hAnsiTheme="majorHAnsi" w:eastAsiaTheme="majorEastAsia" w:cstheme="majorBidi"/>
+      <w:color w:val="2F5597" w:themeColor="accent1" w:themeShade="BF"/>
       <w:sz w:val="48"/>
       <w:szCs w:val="48"/>
     </w:rPr>
   </w:style>
   <w:style w:type="character" w:customStyle="1" w:styleId="20">
     <w:name w:val="标题 2 字符"/>
-    <w:basedOn w:val="a0"/>
-    <w:link w:val="2"/>
+    <w:basedOn w:val="17"/>
+    <w:link w:val="3"/>
+    <w:semiHidden/>
     <w:uiPriority w:val="9"/>
-    <w:semiHidden/>
-    <w:rsid w:val="001E6130"/>
     <w:rPr>
-      <w:rFonts w:asciiTheme="majorHAnsi" w:eastAsiaTheme="majorEastAsia" w:hAnsiTheme="majorHAnsi" w:cstheme="majorBidi"/>
-      <w:color w:val="2F5496" w:themeColor="accent1" w:themeShade="BF"/>
+      <w:rFonts w:asciiTheme="majorHAnsi" w:hAnsiTheme="majorHAnsi" w:eastAsiaTheme="majorEastAsia" w:cstheme="majorBidi"/>
+      <w:color w:val="2F5597" w:themeColor="accent1" w:themeShade="BF"/>
       <w:sz w:val="40"/>
       <w:szCs w:val="40"/>
     </w:rPr>
   </w:style>
-  <w:style w:type="character" w:customStyle="1" w:styleId="30">
+  <w:style w:type="character" w:customStyle="1" w:styleId="21">
     <w:name w:val="标题 3 字符"/>
-    <w:basedOn w:val="a0"/>
-    <w:link w:val="3"/>
+    <w:basedOn w:val="17"/>
+    <w:link w:val="4"/>
+    <w:semiHidden/>
     <w:uiPriority w:val="9"/>
-    <w:semiHidden/>
-    <w:rsid w:val="001E6130"/>
     <w:rPr>
-      <w:rFonts w:asciiTheme="majorHAnsi" w:eastAsiaTheme="majorEastAsia" w:hAnsiTheme="majorHAnsi" w:cstheme="majorBidi"/>
-      <w:color w:val="2F5496" w:themeColor="accent1" w:themeShade="BF"/>
+      <w:rFonts w:asciiTheme="majorHAnsi" w:hAnsiTheme="majorHAnsi" w:eastAsiaTheme="majorEastAsia" w:cstheme="majorBidi"/>
+      <w:color w:val="2F5597" w:themeColor="accent1" w:themeShade="BF"/>
       <w:sz w:val="32"/>
       <w:szCs w:val="32"/>
     </w:rPr>
   </w:style>
-  <w:style w:type="character" w:customStyle="1" w:styleId="40">
+  <w:style w:type="character" w:customStyle="1" w:styleId="22">
     <w:name w:val="标题 4 字符"/>
-    <w:basedOn w:val="a0"/>
-    <w:link w:val="4"/>
+    <w:basedOn w:val="17"/>
+    <w:link w:val="5"/>
+    <w:semiHidden/>
     <w:uiPriority w:val="9"/>
-    <w:semiHidden/>
-    <w:rsid w:val="001E6130"/>
     <w:rPr>
       <w:rFonts w:cstheme="majorBidi"/>
-      <w:color w:val="2F5496" w:themeColor="accent1" w:themeShade="BF"/>
+      <w:color w:val="2F5597" w:themeColor="accent1" w:themeShade="BF"/>
       <w:sz w:val="28"/>
       <w:szCs w:val="28"/>
     </w:rPr>
   </w:style>
-  <w:style w:type="character" w:customStyle="1" w:styleId="50">
+  <w:style w:type="character" w:customStyle="1" w:styleId="23">
     <w:name w:val="标题 5 字符"/>
-    <w:basedOn w:val="a0"/>
-    <w:link w:val="5"/>
+    <w:basedOn w:val="17"/>
+    <w:link w:val="6"/>
+    <w:semiHidden/>
     <w:uiPriority w:val="9"/>
-    <w:semiHidden/>
-    <w:rsid w:val="001E6130"/>
     <w:rPr>
       <w:rFonts w:cstheme="majorBidi"/>
-      <w:color w:val="2F5496" w:themeColor="accent1" w:themeShade="BF"/>
+      <w:color w:val="2F5597" w:themeColor="accent1" w:themeShade="BF"/>
       <w:sz w:val="24"/>
       <w:szCs w:val="24"/>
     </w:rPr>
   </w:style>
-  <w:style w:type="character" w:customStyle="1" w:styleId="60">
+  <w:style w:type="character" w:customStyle="1" w:styleId="24">
     <w:name w:val="标题 6 字符"/>
-    <w:basedOn w:val="a0"/>
-    <w:link w:val="6"/>
+    <w:basedOn w:val="17"/>
+    <w:link w:val="7"/>
+    <w:semiHidden/>
     <w:uiPriority w:val="9"/>
-    <w:semiHidden/>
-    <w:rsid w:val="001E6130"/>
     <w:rPr>
       <w:rFonts w:cstheme="majorBidi"/>
       <w:b/>
       <w:bCs/>
-      <w:color w:val="2F5496" w:themeColor="accent1" w:themeShade="BF"/>
+      <w:color w:val="2F5597" w:themeColor="accent1" w:themeShade="BF"/>
     </w:rPr>
   </w:style>
-  <w:style w:type="character" w:customStyle="1" w:styleId="70">
+  <w:style w:type="character" w:customStyle="1" w:styleId="25">
     <w:name w:val="标题 7 字符"/>
-    <w:basedOn w:val="a0"/>
-    <w:link w:val="7"/>
+    <w:basedOn w:val="17"/>
+    <w:link w:val="8"/>
+    <w:semiHidden/>
     <w:uiPriority w:val="9"/>
-    <w:semiHidden/>
-    <w:rsid w:val="001E6130"/>
     <w:rPr>
       <w:rFonts w:cstheme="majorBidi"/>
       <w:b/>
       <w:bCs/>
       <w:color w:val="595959" w:themeColor="text1" w:themeTint="A6"/>
+      <w14:textFill>
+        <w14:solidFill>
+          <w14:schemeClr w14:val="tx1">
+            <w14:lumMod w14:val="65000"/>
+            <w14:lumOff w14:val="35000"/>
+          </w14:schemeClr>
+        </w14:solidFill>
+      </w14:textFill>
     </w:rPr>
   </w:style>
-  <w:style w:type="character" w:customStyle="1" w:styleId="80">
+  <w:style w:type="character" w:customStyle="1" w:styleId="26">
     <w:name w:val="标题 8 字符"/>
-    <w:basedOn w:val="a0"/>
-    <w:link w:val="8"/>
+    <w:basedOn w:val="17"/>
+    <w:link w:val="9"/>
+    <w:semiHidden/>
     <w:uiPriority w:val="9"/>
-    <w:semiHidden/>
-    <w:rsid w:val="001E6130"/>
     <w:rPr>
       <w:rFonts w:cstheme="majorBidi"/>
       <w:color w:val="595959" w:themeColor="text1" w:themeTint="A6"/>
+      <w14:textFill>
+        <w14:solidFill>
+          <w14:schemeClr w14:val="tx1">
+            <w14:lumMod w14:val="65000"/>
+            <w14:lumOff w14:val="35000"/>
+          </w14:schemeClr>
+        </w14:solidFill>
+      </w14:textFill>
     </w:rPr>
   </w:style>
-  <w:style w:type="character" w:customStyle="1" w:styleId="90">
+  <w:style w:type="character" w:customStyle="1" w:styleId="27">
     <w:name w:val="标题 9 字符"/>
-    <w:basedOn w:val="a0"/>
-    <w:link w:val="9"/>
+    <w:basedOn w:val="17"/>
+    <w:link w:val="10"/>
+    <w:semiHidden/>
     <w:uiPriority w:val="9"/>
-    <w:semiHidden/>
-    <w:rsid w:val="001E6130"/>
     <w:rPr>
       <w:rFonts w:eastAsiaTheme="majorEastAsia" w:cstheme="majorBidi"/>
       <w:color w:val="595959" w:themeColor="text1" w:themeTint="A6"/>
+      <w14:textFill>
+        <w14:solidFill>
+          <w14:schemeClr w14:val="tx1">
+            <w14:lumMod w14:val="65000"/>
+            <w14:lumOff w14:val="35000"/>
+          </w14:schemeClr>
+        </w14:solidFill>
+      </w14:textFill>
     </w:rPr>
   </w:style>
-  <w:style w:type="paragraph" w:styleId="a3">
-    <w:name w:val="Title"/>
-    <w:basedOn w:val="a"/>
-    <w:next w:val="a"/>
-    <w:link w:val="a4"/>
+  <w:style w:type="character" w:customStyle="1" w:styleId="28">
+    <w:name w:val="标题 字符"/>
+    <w:basedOn w:val="17"/>
+    <w:link w:val="14"/>
     <w:uiPriority w:val="10"/>
-    <w:qFormat/>
-    <w:rsid w:val="001E6130"/>
-    <w:pPr>
-      <w:spacing w:after="80"/>
-      <w:contextualSpacing/>
-      <w:jc w:val="center"/>
-    </w:pPr>
     <w:rPr>
-      <w:rFonts w:asciiTheme="majorHAnsi" w:eastAsiaTheme="majorEastAsia" w:hAnsiTheme="majorHAnsi" w:cstheme="majorBidi"/>
+      <w:rFonts w:asciiTheme="majorHAnsi" w:hAnsiTheme="majorHAnsi" w:eastAsiaTheme="majorEastAsia" w:cstheme="majorBidi"/>
       <w:spacing w:val="-10"/>
       <w:kern w:val="28"/>
       <w:sz w:val="56"/>
       <w:szCs w:val="56"/>
     </w:rPr>
   </w:style>
-  <w:style w:type="character" w:customStyle="1" w:styleId="a4">
-    <w:name w:val="标题 字符"/>
-    <w:basedOn w:val="a0"/>
-    <w:link w:val="a3"/>
-    <w:uiPriority w:val="10"/>
-    <w:rsid w:val="001E6130"/>
+  <w:style w:type="character" w:customStyle="1" w:styleId="29">
+    <w:name w:val="副标题 字符"/>
+    <w:basedOn w:val="17"/>
+    <w:link w:val="12"/>
+    <w:uiPriority w:val="11"/>
     <w:rPr>
-      <w:rFonts w:asciiTheme="majorHAnsi" w:eastAsiaTheme="majorEastAsia" w:hAnsiTheme="majorHAnsi" w:cstheme="majorBidi"/>
-      <w:spacing w:val="-10"/>
-      <w:kern w:val="28"/>
-      <w:sz w:val="56"/>
-      <w:szCs w:val="56"/>
-    </w:rPr>
-  </w:style>
-  <w:style w:type="paragraph" w:styleId="a5">
-    <w:name w:val="Subtitle"/>
-    <w:basedOn w:val="a"/>
-    <w:next w:val="a"/>
-    <w:link w:val="a6"/>
-    <w:uiPriority w:val="11"/>
-    <w:qFormat/>
-    <w:rsid w:val="001E6130"/>
-    <w:pPr>
-      <w:numPr>
-        <w:ilvl w:val="1"/>
-      </w:numPr>
-      <w:spacing w:after="160"/>
-      <w:jc w:val="center"/>
-    </w:pPr>
-    <w:rPr>
-      <w:rFonts w:asciiTheme="majorHAnsi" w:eastAsiaTheme="majorEastAsia" w:hAnsiTheme="majorHAnsi" w:cstheme="majorBidi"/>
+      <w:rFonts w:asciiTheme="majorHAnsi" w:hAnsiTheme="majorHAnsi" w:eastAsiaTheme="majorEastAsia" w:cstheme="majorBidi"/>
       <w:color w:val="595959" w:themeColor="text1" w:themeTint="A6"/>
       <w:spacing w:val="15"/>
       <w:sz w:val="28"/>
       <w:szCs w:val="28"/>
+      <w14:textFill>
+        <w14:solidFill>
+          <w14:schemeClr w14:val="tx1">
+            <w14:lumMod w14:val="65000"/>
+            <w14:lumOff w14:val="35000"/>
+          </w14:schemeClr>
+        </w14:solidFill>
+      </w14:textFill>
     </w:rPr>
   </w:style>
-  <w:style w:type="character" w:customStyle="1" w:styleId="a6">
-    <w:name w:val="副标题 字符"/>
-    <w:basedOn w:val="a0"/>
-    <w:link w:val="a5"/>
-    <w:uiPriority w:val="11"/>
-    <w:rsid w:val="001E6130"/>
-    <w:rPr>
-      <w:rFonts w:asciiTheme="majorHAnsi" w:eastAsiaTheme="majorEastAsia" w:hAnsiTheme="majorHAnsi" w:cstheme="majorBidi"/>
-      <w:color w:val="595959" w:themeColor="text1" w:themeTint="A6"/>
-      <w:spacing w:val="15"/>
-      <w:sz w:val="28"/>
-      <w:szCs w:val="28"/>
-    </w:rPr>
-  </w:style>
-  <w:style w:type="paragraph" w:styleId="a7">
+  <w:style w:type="paragraph" w:styleId="30">
     <w:name w:val="Quote"/>
-    <w:basedOn w:val="a"/>
-    <w:next w:val="a"/>
-    <w:link w:val="a8"/>
+    <w:basedOn w:val="1"/>
+    <w:next w:val="1"/>
+    <w:link w:val="31"/>
+    <w:qFormat/>
     <w:uiPriority w:val="29"/>
-    <w:qFormat/>
-    <w:rsid w:val="001E6130"/>
     <w:pPr>
       <w:spacing w:before="160" w:after="160"/>
       <w:jc w:val="center"/>
@@ -6545,55 +6890,67 @@
       <w:i/>
       <w:iCs/>
       <w:color w:val="404040" w:themeColor="text1" w:themeTint="BF"/>
+      <w14:textFill>
+        <w14:solidFill>
+          <w14:schemeClr w14:val="tx1">
+            <w14:lumMod w14:val="75000"/>
+            <w14:lumOff w14:val="25000"/>
+          </w14:schemeClr>
+        </w14:solidFill>
+      </w14:textFill>
     </w:rPr>
   </w:style>
-  <w:style w:type="character" w:customStyle="1" w:styleId="a8">
+  <w:style w:type="character" w:customStyle="1" w:styleId="31">
     <w:name w:val="引用 字符"/>
-    <w:basedOn w:val="a0"/>
-    <w:link w:val="a7"/>
+    <w:basedOn w:val="17"/>
+    <w:link w:val="30"/>
     <w:uiPriority w:val="29"/>
-    <w:rsid w:val="001E6130"/>
     <w:rPr>
       <w:i/>
       <w:iCs/>
       <w:color w:val="404040" w:themeColor="text1" w:themeTint="BF"/>
+      <w14:textFill>
+        <w14:solidFill>
+          <w14:schemeClr w14:val="tx1">
+            <w14:lumMod w14:val="75000"/>
+            <w14:lumOff w14:val="25000"/>
+          </w14:schemeClr>
+        </w14:solidFill>
+      </w14:textFill>
     </w:rPr>
   </w:style>
-  <w:style w:type="paragraph" w:styleId="a9">
+  <w:style w:type="paragraph" w:styleId="32">
     <w:name w:val="List Paragraph"/>
-    <w:basedOn w:val="a"/>
+    <w:basedOn w:val="1"/>
+    <w:qFormat/>
     <w:uiPriority w:val="34"/>
-    <w:qFormat/>
-    <w:rsid w:val="001E6130"/>
     <w:pPr>
       <w:ind w:left="720"/>
       <w:contextualSpacing/>
     </w:pPr>
   </w:style>
-  <w:style w:type="character" w:styleId="aa">
+  <w:style w:type="character" w:customStyle="1" w:styleId="33">
     <w:name w:val="Intense Emphasis"/>
-    <w:basedOn w:val="a0"/>
+    <w:basedOn w:val="17"/>
+    <w:qFormat/>
     <w:uiPriority w:val="21"/>
-    <w:qFormat/>
-    <w:rsid w:val="001E6130"/>
     <w:rPr>
       <w:i/>
       <w:iCs/>
-      <w:color w:val="2F5496" w:themeColor="accent1" w:themeShade="BF"/>
+      <w:color w:val="2F5597" w:themeColor="accent1" w:themeShade="BF"/>
     </w:rPr>
   </w:style>
-  <w:style w:type="paragraph" w:styleId="ab">
+  <w:style w:type="paragraph" w:styleId="34">
     <w:name w:val="Intense Quote"/>
-    <w:basedOn w:val="a"/>
-    <w:next w:val="a"/>
-    <w:link w:val="ac"/>
+    <w:basedOn w:val="1"/>
+    <w:next w:val="1"/>
+    <w:link w:val="35"/>
+    <w:qFormat/>
     <w:uiPriority w:val="30"/>
-    <w:qFormat/>
-    <w:rsid w:val="001E6130"/>
     <w:pPr>
       <w:pBdr>
-        <w:top w:val="single" w:sz="4" w:space="10" w:color="2F5496" w:themeColor="accent1" w:themeShade="BF"/>
-        <w:bottom w:val="single" w:sz="4" w:space="10" w:color="2F5496" w:themeColor="accent1" w:themeShade="BF"/>
+        <w:top w:val="single" w:color="2F5496" w:themeColor="accent1" w:themeShade="BF" w:sz="4" w:space="10"/>
+        <w:bottom w:val="single" w:color="2F5496" w:themeColor="accent1" w:themeShade="BF" w:sz="4" w:space="10"/>
       </w:pBdr>
       <w:spacing w:before="360" w:after="360"/>
       <w:ind w:left="864" w:right="864"/>
@@ -6602,86 +6959,39 @@
     <w:rPr>
       <w:i/>
       <w:iCs/>
-      <w:color w:val="2F5496" w:themeColor="accent1" w:themeShade="BF"/>
+      <w:color w:val="2F5597" w:themeColor="accent1" w:themeShade="BF"/>
     </w:rPr>
   </w:style>
-  <w:style w:type="character" w:customStyle="1" w:styleId="ac">
+  <w:style w:type="character" w:customStyle="1" w:styleId="35">
     <w:name w:val="明显引用 字符"/>
-    <w:basedOn w:val="a0"/>
-    <w:link w:val="ab"/>
+    <w:basedOn w:val="17"/>
+    <w:link w:val="34"/>
     <w:uiPriority w:val="30"/>
-    <w:rsid w:val="001E6130"/>
     <w:rPr>
       <w:i/>
       <w:iCs/>
-      <w:color w:val="2F5496" w:themeColor="accent1" w:themeShade="BF"/>
+      <w:color w:val="2F5597" w:themeColor="accent1" w:themeShade="BF"/>
     </w:rPr>
   </w:style>
-  <w:style w:type="character" w:styleId="ad">
+  <w:style w:type="character" w:customStyle="1" w:styleId="36">
     <w:name w:val="Intense Reference"/>
-    <w:basedOn w:val="a0"/>
+    <w:basedOn w:val="17"/>
+    <w:qFormat/>
     <w:uiPriority w:val="32"/>
-    <w:qFormat/>
-    <w:rsid w:val="001E6130"/>
     <w:rPr>
       <w:b/>
       <w:bCs/>
       <w:smallCaps/>
-      <w:color w:val="2F5496" w:themeColor="accent1" w:themeShade="BF"/>
+      <w:color w:val="2F5597" w:themeColor="accent1" w:themeShade="BF"/>
       <w:spacing w:val="5"/>
     </w:rPr>
   </w:style>
-  <w:style w:type="paragraph" w:styleId="ae">
-    <w:name w:val="caption"/>
-    <w:basedOn w:val="a"/>
-    <w:next w:val="a"/>
-    <w:uiPriority w:val="35"/>
-    <w:unhideWhenUsed/>
-    <w:qFormat/>
-    <w:rsid w:val="00AC0C45"/>
-    <w:rPr>
-      <w:rFonts w:asciiTheme="majorHAnsi" w:eastAsia="黑体" w:hAnsiTheme="majorHAnsi" w:cstheme="majorBidi"/>
-      <w:sz w:val="20"/>
-      <w:szCs w:val="20"/>
-    </w:rPr>
-  </w:style>
-  <w:style w:type="table" w:styleId="af">
-    <w:name w:val="Table Grid"/>
-    <w:basedOn w:val="a1"/>
-    <w:uiPriority w:val="39"/>
-    <w:rsid w:val="005A69C5"/>
-    <w:tblPr>
-      <w:tblBorders>
-        <w:top w:val="single" w:sz="4" w:space="0" w:color="auto"/>
-        <w:left w:val="single" w:sz="4" w:space="0" w:color="auto"/>
-        <w:bottom w:val="single" w:sz="4" w:space="0" w:color="auto"/>
-        <w:right w:val="single" w:sz="4" w:space="0" w:color="auto"/>
-        <w:insideH w:val="single" w:sz="4" w:space="0" w:color="auto"/>
-        <w:insideV w:val="single" w:sz="4" w:space="0" w:color="auto"/>
-      </w:tblBorders>
-    </w:tblPr>
-  </w:style>
-  <w:style w:type="paragraph" w:styleId="HTML">
-    <w:name w:val="HTML Preformatted"/>
-    <w:basedOn w:val="a"/>
-    <w:link w:val="HTML0"/>
+  <w:style w:type="character" w:customStyle="1" w:styleId="37">
+    <w:name w:val="HTML 预设格式 字符"/>
+    <w:basedOn w:val="17"/>
+    <w:link w:val="13"/>
+    <w:semiHidden/>
     <w:uiPriority w:val="99"/>
-    <w:semiHidden/>
-    <w:unhideWhenUsed/>
-    <w:rsid w:val="005504C4"/>
-    <w:rPr>
-      <w:rFonts w:ascii="Courier New" w:hAnsi="Courier New" w:cs="Courier New"/>
-      <w:sz w:val="20"/>
-      <w:szCs w:val="20"/>
-    </w:rPr>
-  </w:style>
-  <w:style w:type="character" w:customStyle="1" w:styleId="HTML0">
-    <w:name w:val="HTML 预设格式 字符"/>
-    <w:basedOn w:val="a0"/>
-    <w:link w:val="HTML"/>
-    <w:uiPriority w:val="99"/>
-    <w:semiHidden/>
-    <w:rsid w:val="005504C4"/>
     <w:rPr>
       <w:rFonts w:ascii="Courier New" w:hAnsi="Courier New" w:cs="Courier New"/>
       <w:sz w:val="20"/>
@@ -6734,7 +7044,7 @@
     </a:clrScheme>
     <a:fontScheme name="Office">
       <a:majorFont>
-        <a:latin typeface="等线 Light" panose="020F0302020204030204"/>
+        <a:latin typeface="等线 Light"/>
         <a:ea typeface=""/>
         <a:cs typeface=""/>
         <a:font script="Jpan" typeface="游ゴシック Light"/>
@@ -6767,26 +7077,9 @@
         <a:font script="Viet" typeface="Times New Roman"/>
         <a:font script="Uigh" typeface="Microsoft Uighur"/>
         <a:font script="Geor" typeface="Sylfaen"/>
-        <a:font script="Armn" typeface="Arial"/>
-        <a:font script="Bugi" typeface="Leelawadee UI"/>
-        <a:font script="Bopo" typeface="Microsoft JhengHei"/>
-        <a:font script="Java" typeface="Javanese Text"/>
-        <a:font script="Lisu" typeface="Segoe UI"/>
-        <a:font script="Mymr" typeface="Myanmar Text"/>
-        <a:font script="Nkoo" typeface="Ebrima"/>
-        <a:font script="Olck" typeface="Nirmala UI"/>
-        <a:font script="Osma" typeface="Ebrima"/>
-        <a:font script="Phag" typeface="Phagspa"/>
-        <a:font script="Syrn" typeface="Estrangelo Edessa"/>
-        <a:font script="Syrj" typeface="Estrangelo Edessa"/>
-        <a:font script="Syre" typeface="Estrangelo Edessa"/>
-        <a:font script="Sora" typeface="Nirmala UI"/>
-        <a:font script="Tale" typeface="Microsoft Tai Le"/>
-        <a:font script="Talu" typeface="Microsoft New Tai Lue"/>
-        <a:font script="Tfng" typeface="Ebrima"/>
       </a:majorFont>
       <a:minorFont>
-        <a:latin typeface="等线" panose="020F0502020204030204"/>
+        <a:latin typeface="等线"/>
         <a:ea typeface=""/>
         <a:cs typeface=""/>
         <a:font script="Jpan" typeface="游明朝"/>
@@ -6819,23 +7112,6 @@
         <a:font script="Viet" typeface="Arial"/>
         <a:font script="Uigh" typeface="Microsoft Uighur"/>
         <a:font script="Geor" typeface="Sylfaen"/>
-        <a:font script="Armn" typeface="Arial"/>
-        <a:font script="Bugi" typeface="Leelawadee UI"/>
-        <a:font script="Bopo" typeface="Microsoft JhengHei"/>
-        <a:font script="Java" typeface="Javanese Text"/>
-        <a:font script="Lisu" typeface="Segoe UI"/>
-        <a:font script="Mymr" typeface="Myanmar Text"/>
-        <a:font script="Nkoo" typeface="Ebrima"/>
-        <a:font script="Olck" typeface="Nirmala UI"/>
-        <a:font script="Osma" typeface="Ebrima"/>
-        <a:font script="Phag" typeface="Phagspa"/>
-        <a:font script="Syrn" typeface="Estrangelo Edessa"/>
-        <a:font script="Syrj" typeface="Estrangelo Edessa"/>
-        <a:font script="Syre" typeface="Estrangelo Edessa"/>
-        <a:font script="Sora" typeface="Nirmala UI"/>
-        <a:font script="Tale" typeface="Microsoft Tai Le"/>
-        <a:font script="Talu" typeface="Microsoft New Tai Lue"/>
-        <a:font script="Tfng" typeface="Ebrima"/>
       </a:minorFont>
     </a:fontScheme>
     <a:fmtScheme name="Office">
@@ -6977,11 +7253,5 @@
     </a:fmtScheme>
   </a:themeElements>
   <a:objectDefaults/>
-  <a:extraClrSchemeLst/>
-  <a:extLst>
-    <a:ext uri="{05A4C25C-085E-4340-85A3-A5531E510DB2}">
-      <thm15:themeFamily xmlns:thm15="http://schemas.microsoft.com/office/thememl/2012/main" name="Office Theme" id="{62F939B6-93AF-4DB8-9C6B-D6C7DFDC589F}" vid="{4A3C46E8-61CC-4603-A589-7422A47A8E4A}"/>
-    </a:ext>
-  </a:extLst>
 </a:theme>
 </file>